--- a/插件详细手册/14.鼠标/解谜设计-逻辑图形.docx
+++ b/插件详细手册/14.鼠标/解谜设计-逻辑图形.docx
@@ -1,6 +1,6 @@
 
 <file path=word/document.xml><?xml version="1.0" encoding="utf-8"?>
-<w:document xmlns:wpc="http://schemas.microsoft.com/office/word/2010/wordprocessingCanvas" xmlns:cx="http://schemas.microsoft.com/office/drawing/2014/chartex" xmlns:cx1="http://schemas.microsoft.com/office/drawing/2015/9/8/chartex" xmlns:cx2="http://schemas.microsoft.com/office/drawing/2015/10/21/chartex" xmlns:cx3="http://schemas.microsoft.com/office/drawing/2016/5/9/chartex" xmlns:cx4="http://schemas.microsoft.com/office/drawing/2016/5/10/chartex" xmlns:cx5="http://schemas.microsoft.com/office/drawing/2016/5/11/chartex" xmlns:cx6="http://schemas.microsoft.com/office/drawing/2016/5/12/chartex" xmlns:cx7="http://schemas.microsoft.com/office/drawing/2016/5/13/chartex" xmlns:cx8="http://schemas.microsoft.com/office/drawing/2016/5/14/chartex" xmlns:mc="http://schemas.openxmlformats.org/markup-compatibility/2006" xmlns:aink="http://schemas.microsoft.com/office/drawing/2016/ink" xmlns:am3d="http://schemas.microsoft.com/office/drawing/2017/model3d" xmlns:o="urn:schemas-microsoft-com:office:office" xmlns:oel="http://schemas.microsoft.com/office/2019/extlst" xmlns:r="http://schemas.openxmlformats.org/officeDocument/2006/relationships" xmlns:m="http://schemas.openxmlformats.org/officeDocument/2006/math" xmlns:v="urn:schemas-microsoft-com:vml" xmlns:wp14="http://schemas.microsoft.com/office/word/2010/wordprocessingDrawing" xmlns:wp="http://schemas.openxmlformats.org/drawingml/2006/wordprocessingDrawing" xmlns:w10="urn:schemas-microsoft-com:office:word" xmlns:w="http://schemas.openxmlformats.org/wordprocessingml/2006/main" xmlns:w14="http://schemas.microsoft.com/office/word/2010/wordml" xmlns:w15="http://schemas.microsoft.com/office/word/2012/wordml" xmlns:w16cex="http://schemas.microsoft.com/office/word/2018/wordml/cex" xmlns:w16cid="http://schemas.microsoft.com/office/word/2016/wordml/cid" xmlns:w16="http://schemas.microsoft.com/office/word/2018/wordml" xmlns:w16du="http://schemas.microsoft.com/office/word/2023/wordml/word16du" xmlns:w16sdtdh="http://schemas.microsoft.com/office/word/2020/wordml/sdtdatahash" xmlns:w16se="http://schemas.microsoft.com/office/word/2015/wordml/symex" xmlns:wpg="http://schemas.microsoft.com/office/word/2010/wordprocessingGroup" xmlns:wpi="http://schemas.microsoft.com/office/word/2010/wordprocessingInk" xmlns:wne="http://schemas.microsoft.com/office/word/2006/wordml" xmlns:wps="http://schemas.microsoft.com/office/word/2010/wordprocessingShape" mc:Ignorable="w14 w15 w16se w16cid w16 w16cex w16sdtdh w16du wp14">
+<w:document xmlns:wpc="http://schemas.microsoft.com/office/word/2010/wordprocessingCanvas" xmlns:cx="http://schemas.microsoft.com/office/drawing/2014/chartex" xmlns:cx1="http://schemas.microsoft.com/office/drawing/2015/9/8/chartex" xmlns:cx2="http://schemas.microsoft.com/office/drawing/2015/10/21/chartex" xmlns:cx3="http://schemas.microsoft.com/office/drawing/2016/5/9/chartex" xmlns:cx4="http://schemas.microsoft.com/office/drawing/2016/5/10/chartex" xmlns:cx5="http://schemas.microsoft.com/office/drawing/2016/5/11/chartex" xmlns:cx6="http://schemas.microsoft.com/office/drawing/2016/5/12/chartex" xmlns:cx7="http://schemas.microsoft.com/office/drawing/2016/5/13/chartex" xmlns:cx8="http://schemas.microsoft.com/office/drawing/2016/5/14/chartex" xmlns:mc="http://schemas.openxmlformats.org/markup-compatibility/2006" xmlns:aink="http://schemas.microsoft.com/office/drawing/2016/ink" xmlns:am3d="http://schemas.microsoft.com/office/drawing/2017/model3d" xmlns:o="urn:schemas-microsoft-com:office:office" xmlns:oel="http://schemas.microsoft.com/office/2019/extlst" xmlns:r="http://schemas.openxmlformats.org/officeDocument/2006/relationships" xmlns:m="http://schemas.openxmlformats.org/officeDocument/2006/math" xmlns:v="urn:schemas-microsoft-com:vml" xmlns:wp14="http://schemas.microsoft.com/office/word/2010/wordprocessingDrawing" xmlns:wp="http://schemas.openxmlformats.org/drawingml/2006/wordprocessingDrawing" xmlns:w10="urn:schemas-microsoft-com:office:word" xmlns:w="http://schemas.openxmlformats.org/wordprocessingml/2006/main" xmlns:w14="http://schemas.microsoft.com/office/word/2010/wordml" xmlns:w15="http://schemas.microsoft.com/office/word/2012/wordml" xmlns:w16cex="http://schemas.microsoft.com/office/word/2018/wordml/cex" xmlns:w16cid="http://schemas.microsoft.com/office/word/2016/wordml/cid" xmlns:w16="http://schemas.microsoft.com/office/word/2018/wordml" xmlns:w16du="http://schemas.microsoft.com/office/word/2023/wordml/word16du" xmlns:w16sdtdh="http://schemas.microsoft.com/office/word/2020/wordml/sdtdatahash" xmlns:w16sdtfl="http://schemas.microsoft.com/office/word/2024/wordml/sdtformatlock" xmlns:w16se="http://schemas.microsoft.com/office/word/2015/wordml/symex" xmlns:wpg="http://schemas.microsoft.com/office/word/2010/wordprocessingGroup" xmlns:wpi="http://schemas.microsoft.com/office/word/2010/wordprocessingInk" xmlns:wne="http://schemas.microsoft.com/office/word/2006/wordml" xmlns:wps="http://schemas.microsoft.com/office/word/2010/wordprocessingShape" mc:Ignorable="w14 w15 w16se w16cid w16 w16cex w16sdtdh w16sdtfl w16du wp14">
   <w:body>
     <w:p>
       <w:pPr>
@@ -192,17 +192,14 @@
       </w:pPr>
       <w:r>
         <w:rPr>
-          <w:rFonts w:ascii="宋体" w:eastAsia="宋体" w:hAnsi="宋体" w:cs="宋体"/>
+          <w:rFonts w:hint="eastAsia"/>
           <w:noProof/>
-          <w:kern w:val="0"/>
-          <w:sz w:val="24"/>
-          <w:szCs w:val="24"/>
         </w:rPr>
         <w:drawing>
-          <wp:inline distT="0" distB="0" distL="0" distR="0" wp14:anchorId="3FF76422" wp14:editId="4B65555A">
-            <wp:extent cx="5076727" cy="2773680"/>
-            <wp:effectExtent l="0" t="0" r="0" b="7620"/>
-            <wp:docPr id="12" name="图片 12"/>
+          <wp:inline distT="0" distB="0" distL="0" distR="0" wp14:anchorId="32265A84" wp14:editId="6A5817CD">
+            <wp:extent cx="5088043" cy="3197638"/>
+            <wp:effectExtent l="0" t="0" r="0" b="3175"/>
+            <wp:docPr id="1265283642" name="图片 1"/>
             <wp:cNvGraphicFramePr>
               <a:graphicFrameLocks xmlns:a="http://schemas.openxmlformats.org/drawingml/2006/main" noChangeAspect="1"/>
             </wp:cNvGraphicFramePr>
@@ -231,7 +228,7 @@
                   <pic:spPr bwMode="auto">
                     <a:xfrm>
                       <a:off x="0" y="0"/>
-                      <a:ext cx="5077657" cy="2774188"/>
+                      <a:ext cx="5094393" cy="3201629"/>
                     </a:xfrm>
                     <a:prstGeom prst="rect">
                       <a:avLst/>
@@ -723,6 +720,235 @@
           <w:kern w:val="0"/>
           <w:sz w:val="24"/>
           <w:szCs w:val="24"/>
+        </w:rPr>
+        <w:br w:type="page"/>
+      </w:r>
+    </w:p>
+    <w:p>
+      <w:pPr>
+        <w:pStyle w:val="3"/>
+        <w:rPr>
+          <w:rFonts w:hint="eastAsia"/>
+        </w:rPr>
+      </w:pPr>
+      <w:r>
+        <w:rPr>
+          <w:rFonts w:hint="eastAsia"/>
+        </w:rPr>
+        <w:lastRenderedPageBreak/>
+        <w:t>基础工程示例</w:t>
+      </w:r>
+    </w:p>
+    <w:p>
+      <w:pPr>
+        <w:widowControl/>
+        <w:adjustRightInd w:val="0"/>
+        <w:snapToGrid w:val="0"/>
+        <w:jc w:val="left"/>
+        <w:rPr>
+          <w:rFonts w:ascii="Tahoma" w:eastAsia="微软雅黑" w:hAnsi="Tahoma"/>
+          <w:kern w:val="0"/>
+          <w:sz w:val="22"/>
+        </w:rPr>
+      </w:pPr>
+      <w:r>
+        <w:rPr>
+          <w:rFonts w:ascii="Tahoma" w:eastAsia="微软雅黑" w:hAnsi="Tahoma" w:hint="eastAsia"/>
+          <w:kern w:val="0"/>
+          <w:sz w:val="22"/>
+        </w:rPr>
+        <w:t>考虑到示例工程中的插件太多了，群友单独拿出来会遇到各种问题。</w:t>
+      </w:r>
+    </w:p>
+    <w:p>
+      <w:pPr>
+        <w:widowControl/>
+        <w:adjustRightInd w:val="0"/>
+        <w:snapToGrid w:val="0"/>
+        <w:spacing w:after="200"/>
+        <w:jc w:val="left"/>
+        <w:rPr>
+          <w:rFonts w:ascii="Tahoma" w:eastAsia="微软雅黑" w:hAnsi="Tahoma"/>
+          <w:kern w:val="0"/>
+          <w:sz w:val="22"/>
+        </w:rPr>
+      </w:pPr>
+      <w:r>
+        <w:rPr>
+          <w:rFonts w:ascii="Tahoma" w:eastAsia="微软雅黑" w:hAnsi="Tahoma" w:hint="eastAsia"/>
+          <w:kern w:val="0"/>
+          <w:sz w:val="22"/>
+        </w:rPr>
+        <w:t>这里我建立了单独的解谜设计工程，并放入了集合中，方便熟悉用法。</w:t>
+      </w:r>
+    </w:p>
+    <w:tbl>
+      <w:tblPr>
+        <w:tblStyle w:val="af"/>
+        <w:tblW w:w="0" w:type="auto"/>
+        <w:shd w:val="clear" w:color="auto" w:fill="DEEAF6" w:themeFill="accent1" w:themeFillTint="33"/>
+        <w:tblLook w:val="04A0" w:firstRow="1" w:lastRow="0" w:firstColumn="1" w:lastColumn="0" w:noHBand="0" w:noVBand="1"/>
+      </w:tblPr>
+      <w:tblGrid>
+        <w:gridCol w:w="8522"/>
+      </w:tblGrid>
+      <w:tr>
+        <w:tc>
+          <w:tcPr>
+            <w:tcW w:w="8522" w:type="dxa"/>
+            <w:shd w:val="clear" w:color="auto" w:fill="DEEAF6" w:themeFill="accent1" w:themeFillTint="33"/>
+          </w:tcPr>
+          <w:p>
+            <w:pPr>
+              <w:widowControl/>
+              <w:adjustRightInd w:val="0"/>
+              <w:snapToGrid w:val="0"/>
+              <w:jc w:val="left"/>
+              <w:rPr>
+                <w:rFonts w:ascii="Tahoma" w:eastAsia="微软雅黑" w:hAnsi="Tahoma"/>
+                <w:kern w:val="0"/>
+                <w:sz w:val="22"/>
+              </w:rPr>
+            </w:pPr>
+            <w:r>
+              <w:rPr>
+                <w:rFonts w:ascii="Tahoma" w:eastAsia="微软雅黑" w:hAnsi="Tahoma" w:hint="eastAsia"/>
+                <w:kern w:val="0"/>
+                <w:sz w:val="22"/>
+              </w:rPr>
+              <w:t>小型示例工程集合</w:t>
+            </w:r>
+          </w:p>
+          <w:p>
+            <w:pPr>
+              <w:widowControl/>
+              <w:adjustRightInd w:val="0"/>
+              <w:snapToGrid w:val="0"/>
+              <w:jc w:val="left"/>
+              <w:rPr>
+                <w:rFonts w:ascii="Tahoma" w:eastAsia="微软雅黑" w:hAnsi="Tahoma"/>
+                <w:kern w:val="0"/>
+                <w:sz w:val="22"/>
+              </w:rPr>
+            </w:pPr>
+            <w:r>
+              <w:rPr>
+                <w:rFonts w:ascii="Tahoma" w:eastAsia="微软雅黑" w:hAnsi="Tahoma" w:hint="eastAsia"/>
+                <w:kern w:val="0"/>
+                <w:sz w:val="22"/>
+              </w:rPr>
+              <w:t>链接</w:t>
+            </w:r>
+            <w:r>
+              <w:rPr>
+                <w:rFonts w:ascii="Tahoma" w:eastAsia="微软雅黑" w:hAnsi="Tahoma" w:hint="eastAsia"/>
+                <w:kern w:val="0"/>
+                <w:sz w:val="22"/>
+              </w:rPr>
+              <w:t xml:space="preserve">: </w:t>
+            </w:r>
+            <w:hyperlink r:id="rId10" w:history="1">
+              <w:r>
+                <w:rPr>
+                  <w:rStyle w:val="a4"/>
+                  <w:rFonts w:ascii="Tahoma" w:eastAsia="微软雅黑" w:hAnsi="Tahoma" w:hint="eastAsia"/>
+                  <w:kern w:val="0"/>
+                  <w:sz w:val="22"/>
+                </w:rPr>
+                <w:t>https://pan.baidu.com/s/1Z60Fht7alAGZymWOle68PQ</w:t>
+              </w:r>
+            </w:hyperlink>
+            <w:r>
+              <w:rPr>
+                <w:rFonts w:ascii="Tahoma" w:eastAsia="微软雅黑" w:hAnsi="Tahoma" w:hint="eastAsia"/>
+                <w:kern w:val="0"/>
+                <w:sz w:val="22"/>
+              </w:rPr>
+              <w:t xml:space="preserve"> </w:t>
+            </w:r>
+          </w:p>
+          <w:p>
+            <w:pPr>
+              <w:widowControl/>
+              <w:adjustRightInd w:val="0"/>
+              <w:snapToGrid w:val="0"/>
+              <w:jc w:val="left"/>
+              <w:rPr>
+                <w:rFonts w:ascii="Tahoma" w:eastAsia="微软雅黑" w:hAnsi="Tahoma"/>
+                <w:kern w:val="0"/>
+                <w:sz w:val="22"/>
+              </w:rPr>
+            </w:pPr>
+            <w:r>
+              <w:rPr>
+                <w:rFonts w:ascii="Tahoma" w:eastAsia="微软雅黑" w:hAnsi="Tahoma" w:hint="eastAsia"/>
+                <w:kern w:val="0"/>
+                <w:sz w:val="22"/>
+              </w:rPr>
+              <w:t>提取码</w:t>
+            </w:r>
+            <w:r>
+              <w:rPr>
+                <w:rFonts w:ascii="Tahoma" w:eastAsia="微软雅黑" w:hAnsi="Tahoma" w:hint="eastAsia"/>
+                <w:kern w:val="0"/>
+                <w:sz w:val="22"/>
+              </w:rPr>
+              <w:t xml:space="preserve">: 3r5e </w:t>
+            </w:r>
+          </w:p>
+        </w:tc>
+      </w:tr>
+    </w:tbl>
+    <w:p>
+      <w:pPr>
+        <w:widowControl/>
+        <w:adjustRightInd w:val="0"/>
+        <w:jc w:val="left"/>
+        <w:rPr>
+          <w:rFonts w:ascii="Tahoma" w:eastAsia="微软雅黑" w:hAnsi="Tahoma"/>
+          <w:kern w:val="0"/>
+          <w:sz w:val="22"/>
+        </w:rPr>
+      </w:pPr>
+      <w:r>
+        <w:rPr>
+          <w:rFonts w:ascii="Tahoma" w:eastAsia="微软雅黑" w:hAnsi="Tahoma" w:hint="eastAsia"/>
+          <w:kern w:val="0"/>
+          <w:sz w:val="22"/>
+        </w:rPr>
+        <w:t>另外，示例中的插件一直在更新，而打包工程中的插件不一定会同步更新哦。</w:t>
+      </w:r>
+    </w:p>
+    <w:p>
+      <w:pPr>
+        <w:widowControl/>
+        <w:adjustRightInd w:val="0"/>
+        <w:snapToGrid w:val="0"/>
+        <w:jc w:val="left"/>
+        <w:rPr>
+          <w:rFonts w:ascii="Tahoma" w:eastAsia="微软雅黑" w:hAnsi="Tahoma"/>
+          <w:kern w:val="0"/>
+          <w:sz w:val="22"/>
+        </w:rPr>
+      </w:pPr>
+    </w:p>
+    <w:p>
+      <w:pPr>
+        <w:widowControl/>
+        <w:adjustRightInd w:val="0"/>
+        <w:snapToGrid w:val="0"/>
+        <w:jc w:val="left"/>
+        <w:rPr>
+          <w:rFonts w:ascii="Tahoma" w:eastAsia="微软雅黑" w:hAnsi="Tahoma"/>
+          <w:kern w:val="0"/>
+          <w:sz w:val="22"/>
+        </w:rPr>
+      </w:pPr>
+      <w:r>
+        <w:rPr>
+          <w:rFonts w:ascii="Tahoma" w:eastAsia="微软雅黑" w:hAnsi="Tahoma" w:hint="eastAsia"/>
+          <w:kern w:val="0"/>
+          <w:sz w:val="22"/>
         </w:rPr>
         <w:br w:type="page"/>
       </w:r>
@@ -882,7 +1108,7 @@
                     </pic:cNvPicPr>
                   </pic:nvPicPr>
                   <pic:blipFill>
-                    <a:blip r:embed="rId10">
+                    <a:blip r:embed="rId11">
                       <a:extLst>
                         <a:ext uri="{28A0092B-C50C-407E-A947-70E740481C1C}">
                           <a14:useLocalDpi xmlns:a14="http://schemas.microsoft.com/office/drawing/2010/main" val="0"/>
@@ -1128,7 +1354,23 @@
           <w:kern w:val="0"/>
           <w:sz w:val="22"/>
         </w:rPr>
-        <w:t>提示灯（触发器，计数开关插件</w:t>
+        <w:t>提示灯（触发器，</w:t>
+      </w:r>
+      <w:r>
+        <w:rPr>
+          <w:rFonts w:ascii="Tahoma" w:eastAsia="微软雅黑" w:hAnsi="Tahoma" w:hint="eastAsia"/>
+          <w:kern w:val="0"/>
+          <w:sz w:val="22"/>
+        </w:rPr>
+        <w:t>序列</w:t>
+      </w:r>
+      <w:r>
+        <w:rPr>
+          <w:rFonts w:ascii="Tahoma" w:eastAsia="微软雅黑" w:hAnsi="Tahoma" w:hint="eastAsia"/>
+          <w:kern w:val="0"/>
+          <w:sz w:val="22"/>
+        </w:rPr>
+        <w:t>开关插件</w:t>
       </w:r>
       <w:r>
         <w:rPr>
@@ -1144,7 +1386,39 @@
           <w:kern w:val="0"/>
           <w:sz w:val="22"/>
         </w:rPr>
-        <w:t>控制，正确后会有提示音）</w:t>
+        <w:t>控制，</w:t>
+      </w:r>
+      <w:r>
+        <w:rPr>
+          <w:rFonts w:ascii="Tahoma" w:eastAsia="微软雅黑" w:hAnsi="Tahoma" w:hint="eastAsia"/>
+          <w:kern w:val="0"/>
+          <w:sz w:val="22"/>
+        </w:rPr>
+        <w:t>符合特定图形</w:t>
+      </w:r>
+      <w:r>
+        <w:rPr>
+          <w:rFonts w:ascii="Tahoma" w:eastAsia="微软雅黑" w:hAnsi="Tahoma" w:hint="eastAsia"/>
+          <w:kern w:val="0"/>
+          <w:sz w:val="22"/>
+        </w:rPr>
+        <w:t>后</w:t>
+      </w:r>
+      <w:r>
+        <w:rPr>
+          <w:rFonts w:ascii="Tahoma" w:eastAsia="微软雅黑" w:hAnsi="Tahoma" w:hint="eastAsia"/>
+          <w:kern w:val="0"/>
+          <w:sz w:val="22"/>
+        </w:rPr>
+        <w:t>才</w:t>
+      </w:r>
+      <w:r>
+        <w:rPr>
+          <w:rFonts w:ascii="Tahoma" w:eastAsia="微软雅黑" w:hAnsi="Tahoma" w:hint="eastAsia"/>
+          <w:kern w:val="0"/>
+          <w:sz w:val="22"/>
+        </w:rPr>
+        <w:t>会有提示音）</w:t>
       </w:r>
     </w:p>
     <w:p>
@@ -1263,7 +1537,23 @@
           <w:kern w:val="0"/>
           <w:sz w:val="22"/>
         </w:rPr>
-        <w:t>所有砖块的</w:t>
+        <w:t>所有</w:t>
+      </w:r>
+      <w:r>
+        <w:rPr>
+          <w:rFonts w:ascii="Tahoma" w:eastAsia="微软雅黑" w:hAnsi="Tahoma" w:hint="eastAsia"/>
+          <w:kern w:val="0"/>
+          <w:sz w:val="22"/>
+        </w:rPr>
+        <w:t>点击图形</w:t>
+      </w:r>
+      <w:r>
+        <w:rPr>
+          <w:rFonts w:ascii="Tahoma" w:eastAsia="微软雅黑" w:hAnsi="Tahoma" w:hint="eastAsia"/>
+          <w:kern w:val="0"/>
+          <w:sz w:val="22"/>
+        </w:rPr>
+        <w:t>的</w:t>
       </w:r>
       <w:r>
         <w:rPr>
@@ -1326,7 +1616,7 @@
           <w:szCs w:val="24"/>
         </w:rPr>
         <w:drawing>
-          <wp:inline distT="0" distB="0" distL="0" distR="0" wp14:anchorId="03607577" wp14:editId="5278D9B6">
+          <wp:inline distT="0" distB="0" distL="0" distR="0" wp14:anchorId="03607577" wp14:editId="509609C9">
             <wp:extent cx="3848100" cy="2429501"/>
             <wp:effectExtent l="0" t="0" r="0" b="9525"/>
             <wp:docPr id="6" name="图片 6"/>
@@ -1343,7 +1633,7 @@
                     </pic:cNvPicPr>
                   </pic:nvPicPr>
                   <pic:blipFill>
-                    <a:blip r:embed="rId11" cstate="print">
+                    <a:blip r:embed="rId12" cstate="print">
                       <a:extLst>
                         <a:ext uri="{28A0092B-C50C-407E-A947-70E740481C1C}">
                           <a14:useLocalDpi xmlns:a14="http://schemas.microsoft.com/office/drawing/2010/main" val="0"/>
@@ -1677,7 +1967,7 @@
                     </pic:cNvPicPr>
                   </pic:nvPicPr>
                   <pic:blipFill>
-                    <a:blip r:embed="rId12">
+                    <a:blip r:embed="rId13">
                       <a:extLst>
                         <a:ext uri="{28A0092B-C50C-407E-A947-70E740481C1C}">
                           <a14:useLocalDpi xmlns:a14="http://schemas.microsoft.com/office/drawing/2010/main" val="0"/>
@@ -1724,6 +2014,32 @@
     </w:p>
     <w:p>
       <w:pPr>
+        <w:pStyle w:val="4"/>
+        <w:rPr>
+          <w:rFonts w:hint="eastAsia"/>
+        </w:rPr>
+      </w:pPr>
+      <w:r>
+        <w:rPr>
+          <w:rFonts w:hint="eastAsia"/>
+        </w:rPr>
+        <w:t>4</w:t>
+      </w:r>
+      <w:r>
+        <w:rPr>
+          <w:rFonts w:hint="eastAsia"/>
+        </w:rPr>
+        <w:t>）</w:t>
+      </w:r>
+      <w:r>
+        <w:rPr>
+          <w:rFonts w:hint="eastAsia"/>
+        </w:rPr>
+        <w:t>变量与开关</w:t>
+      </w:r>
+    </w:p>
+    <w:p>
+      <w:pPr>
         <w:widowControl/>
         <w:adjustRightInd w:val="0"/>
         <w:snapToGrid w:val="0"/>
@@ -1734,95 +2050,45 @@
           <w:sz w:val="22"/>
         </w:rPr>
       </w:pPr>
-    </w:p>
-    <w:p>
-      <w:pPr>
-        <w:widowControl/>
-        <w:jc w:val="left"/>
-        <w:rPr>
-          <w:rFonts w:ascii="Tahoma" w:eastAsia="微软雅黑" w:hAnsi="Tahoma"/>
-          <w:b/>
-          <w:bCs/>
-          <w:kern w:val="0"/>
-          <w:sz w:val="22"/>
-        </w:rPr>
-      </w:pPr>
-      <w:r>
-        <w:rPr>
-          <w:rFonts w:ascii="Tahoma" w:eastAsia="微软雅黑" w:hAnsi="Tahoma"/>
-          <w:b/>
-          <w:bCs/>
-          <w:kern w:val="0"/>
-          <w:sz w:val="22"/>
-        </w:rPr>
-        <w:br w:type="page"/>
-      </w:r>
-    </w:p>
-    <w:p>
-      <w:pPr>
-        <w:pStyle w:val="2"/>
-        <w:rPr>
-          <w:rFonts w:hint="eastAsia"/>
-        </w:rPr>
-      </w:pPr>
-      <w:r>
-        <w:rPr>
-          <w:rFonts w:hint="eastAsia"/>
-        </w:rPr>
-        <w:lastRenderedPageBreak/>
-        <w:t>逻辑图形</w:t>
-      </w:r>
-      <w:r>
-        <w:rPr>
-          <w:rFonts w:hint="eastAsia"/>
-        </w:rPr>
-        <w:t>-谜题</w:t>
-      </w:r>
-      <w:r>
-        <w:rPr>
-          <w:rFonts w:hint="eastAsia"/>
-        </w:rPr>
-        <w:t>设计</w:t>
-      </w:r>
-    </w:p>
-    <w:p>
-      <w:pPr>
-        <w:pStyle w:val="3"/>
-        <w:rPr>
-          <w:rFonts w:hint="eastAsia"/>
-        </w:rPr>
-      </w:pPr>
-      <w:r>
-        <w:rPr>
-          <w:rFonts w:hint="eastAsia"/>
-        </w:rPr>
-        <w:t>设计</w:t>
-      </w:r>
-      <w:r>
-        <w:rPr>
-          <w:rFonts w:hint="eastAsia"/>
-        </w:rPr>
-        <w:t>简介</w:t>
-      </w:r>
-    </w:p>
-    <w:p>
-      <w:pPr>
-        <w:pStyle w:val="4"/>
-        <w:rPr>
-          <w:rFonts w:hint="eastAsia"/>
-        </w:rPr>
-      </w:pPr>
-      <w:r>
-        <w:rPr>
-          <w:rFonts w:hint="eastAsia"/>
-        </w:rPr>
-        <w:t>1）</w:t>
-      </w:r>
-      <w:r>
-        <w:rPr>
-          <w:rFonts w:hint="eastAsia"/>
-        </w:rPr>
-        <w:t>游戏规则</w:t>
+      <w:r>
+        <w:rPr>
+          <w:rFonts w:ascii="Tahoma" w:eastAsia="微软雅黑" w:hAnsi="Tahoma" w:hint="eastAsia"/>
+          <w:kern w:val="0"/>
+          <w:sz w:val="22"/>
+        </w:rPr>
+        <w:t>游戏中用到了</w:t>
+      </w:r>
+      <w:r>
+        <w:rPr>
+          <w:rFonts w:ascii="Tahoma" w:eastAsia="微软雅黑" w:hAnsi="Tahoma" w:hint="eastAsia"/>
+          <w:kern w:val="0"/>
+          <w:sz w:val="22"/>
+        </w:rPr>
+        <w:t xml:space="preserve"> </w:t>
+      </w:r>
+      <w:r>
+        <w:rPr>
+          <w:rFonts w:ascii="Tahoma" w:eastAsia="微软雅黑" w:hAnsi="Tahoma" w:hint="eastAsia"/>
+          <w:kern w:val="0"/>
+          <w:sz w:val="22"/>
+        </w:rPr>
+        <w:t>开关</w:t>
+      </w:r>
+      <w:r>
+        <w:rPr>
+          <w:rFonts w:ascii="Tahoma" w:eastAsia="微软雅黑" w:hAnsi="Tahoma" w:hint="eastAsia"/>
+          <w:kern w:val="0"/>
+          <w:sz w:val="22"/>
+        </w:rPr>
+        <w:t>21</w:t>
+      </w:r>
+      <w:r>
+        <w:rPr>
+          <w:rFonts w:ascii="Tahoma" w:eastAsia="微软雅黑" w:hAnsi="Tahoma" w:hint="eastAsia"/>
+          <w:kern w:val="0"/>
+          <w:sz w:val="22"/>
+        </w:rPr>
+        <w:t>，如下图。</w:t>
       </w:r>
     </w:p>
     <w:p>
@@ -1832,42 +2098,101 @@
         <w:snapToGrid w:val="0"/>
         <w:jc w:val="left"/>
         <w:rPr>
-          <w:rFonts w:ascii="Tahoma" w:eastAsia="微软雅黑" w:hAnsi="Tahoma"/>
-          <w:kern w:val="0"/>
-          <w:sz w:val="22"/>
-        </w:rPr>
-      </w:pPr>
-      <w:r>
-        <w:rPr>
-          <w:rFonts w:ascii="Tahoma" w:eastAsia="微软雅黑" w:hAnsi="Tahoma" w:hint="eastAsia"/>
-          <w:kern w:val="0"/>
-          <w:sz w:val="22"/>
-        </w:rPr>
-        <w:t>纯</w:t>
-      </w:r>
-      <w:r>
-        <w:rPr>
-          <w:rFonts w:ascii="Tahoma" w:eastAsia="微软雅黑" w:hAnsi="Tahoma" w:hint="eastAsia"/>
-          <w:kern w:val="0"/>
-          <w:sz w:val="22"/>
-        </w:rPr>
-        <w:t>鼠标控制的游戏，鼠标左键</w:t>
-      </w:r>
-      <w:r>
-        <w:rPr>
-          <w:rFonts w:ascii="Tahoma" w:eastAsia="微软雅黑" w:hAnsi="Tahoma" w:hint="eastAsia"/>
-          <w:kern w:val="0"/>
-          <w:sz w:val="22"/>
-        </w:rPr>
-        <w:t>点击切换答案板上的内容</w:t>
-      </w:r>
-      <w:r>
-        <w:rPr>
-          <w:rFonts w:ascii="Tahoma" w:eastAsia="微软雅黑" w:hAnsi="Tahoma" w:hint="eastAsia"/>
-          <w:kern w:val="0"/>
-          <w:sz w:val="22"/>
-        </w:rPr>
-        <w:t>。</w:t>
+          <w:rFonts w:ascii="Tahoma" w:eastAsia="微软雅黑" w:hAnsi="Tahoma" w:hint="eastAsia"/>
+          <w:kern w:val="0"/>
+          <w:sz w:val="22"/>
+        </w:rPr>
+      </w:pPr>
+      <w:r>
+        <w:rPr>
+          <w:rFonts w:ascii="Tahoma" w:eastAsia="微软雅黑" w:hAnsi="Tahoma" w:hint="eastAsia"/>
+          <w:kern w:val="0"/>
+          <w:sz w:val="22"/>
+        </w:rPr>
+        <w:t>（最好与示例保持一致，开关</w:t>
+      </w:r>
+      <w:r>
+        <w:rPr>
+          <w:rFonts w:ascii="Tahoma" w:eastAsia="微软雅黑" w:hAnsi="Tahoma" w:hint="eastAsia"/>
+          <w:kern w:val="0"/>
+          <w:sz w:val="22"/>
+        </w:rPr>
+        <w:t>21,22,23,24</w:t>
+      </w:r>
+      <w:r>
+        <w:rPr>
+          <w:rFonts w:ascii="Tahoma" w:eastAsia="微软雅黑" w:hAnsi="Tahoma" w:hint="eastAsia"/>
+          <w:kern w:val="0"/>
+          <w:sz w:val="22"/>
+        </w:rPr>
+        <w:t>只作为临时的，一次性使用的开关）</w:t>
+      </w:r>
+    </w:p>
+    <w:p>
+      <w:pPr>
+        <w:widowControl/>
+        <w:adjustRightInd w:val="0"/>
+        <w:snapToGrid w:val="0"/>
+        <w:jc w:val="center"/>
+        <w:rPr>
+          <w:rFonts w:ascii="Tahoma" w:eastAsia="微软雅黑" w:hAnsi="Tahoma" w:hint="eastAsia"/>
+          <w:kern w:val="0"/>
+          <w:sz w:val="22"/>
+        </w:rPr>
+      </w:pPr>
+      <w:r>
+        <w:rPr>
+          <w:rFonts w:hint="eastAsia"/>
+          <w:noProof/>
+        </w:rPr>
+        <w:drawing>
+          <wp:inline distT="0" distB="0" distL="0" distR="0" wp14:anchorId="07397E97" wp14:editId="28D61483">
+            <wp:extent cx="2514600" cy="3239100"/>
+            <wp:effectExtent l="0" t="0" r="0" b="0"/>
+            <wp:docPr id="871769666" name="图片 7"/>
+            <wp:cNvGraphicFramePr>
+              <a:graphicFrameLocks xmlns:a="http://schemas.openxmlformats.org/drawingml/2006/main" noChangeAspect="1"/>
+            </wp:cNvGraphicFramePr>
+            <a:graphic xmlns:a="http://schemas.openxmlformats.org/drawingml/2006/main">
+              <a:graphicData uri="http://schemas.openxmlformats.org/drawingml/2006/picture">
+                <pic:pic xmlns:pic="http://schemas.openxmlformats.org/drawingml/2006/picture">
+                  <pic:nvPicPr>
+                    <pic:cNvPr id="0" name="Picture 16"/>
+                    <pic:cNvPicPr>
+                      <a:picLocks noChangeAspect="1" noChangeArrowheads="1"/>
+                    </pic:cNvPicPr>
+                  </pic:nvPicPr>
+                  <pic:blipFill>
+                    <a:blip r:embed="rId14">
+                      <a:extLst>
+                        <a:ext uri="{28A0092B-C50C-407E-A947-70E740481C1C}">
+                          <a14:useLocalDpi xmlns:a14="http://schemas.microsoft.com/office/drawing/2010/main" val="0"/>
+                        </a:ext>
+                      </a:extLst>
+                    </a:blip>
+                    <a:srcRect/>
+                    <a:stretch>
+                      <a:fillRect/>
+                    </a:stretch>
+                  </pic:blipFill>
+                  <pic:spPr bwMode="auto">
+                    <a:xfrm>
+                      <a:off x="0" y="0"/>
+                      <a:ext cx="2525291" cy="3252872"/>
+                    </a:xfrm>
+                    <a:prstGeom prst="rect">
+                      <a:avLst/>
+                    </a:prstGeom>
+                    <a:noFill/>
+                    <a:ln>
+                      <a:noFill/>
+                    </a:ln>
+                  </pic:spPr>
+                </pic:pic>
+              </a:graphicData>
+            </a:graphic>
+          </wp:inline>
+        </w:drawing>
       </w:r>
     </w:p>
     <w:p>
@@ -1877,34 +2202,100 @@
         <w:snapToGrid w:val="0"/>
         <w:jc w:val="left"/>
         <w:rPr>
-          <w:rFonts w:ascii="Tahoma" w:eastAsia="微软雅黑" w:hAnsi="Tahoma"/>
-          <w:kern w:val="0"/>
-          <w:sz w:val="22"/>
-        </w:rPr>
-      </w:pPr>
-      <w:r>
-        <w:rPr>
-          <w:rFonts w:ascii="Tahoma" w:eastAsia="微软雅黑" w:hAnsi="Tahoma" w:hint="eastAsia"/>
-          <w:kern w:val="0"/>
-          <w:sz w:val="22"/>
-        </w:rPr>
-        <w:t>需要</w:t>
-      </w:r>
-      <w:r>
-        <w:rPr>
-          <w:rFonts w:ascii="Tahoma" w:eastAsia="微软雅黑" w:hAnsi="Tahoma" w:hint="eastAsia"/>
-          <w:kern w:val="0"/>
-          <w:sz w:val="22"/>
-        </w:rPr>
-        <w:t>了解上下文中的图形</w:t>
-      </w:r>
-      <w:r>
-        <w:rPr>
-          <w:rFonts w:ascii="Tahoma" w:eastAsia="微软雅黑" w:hAnsi="Tahoma" w:hint="eastAsia"/>
-          <w:kern w:val="0"/>
-          <w:sz w:val="22"/>
-        </w:rPr>
-        <w:t>，找到一个规律。</w:t>
+          <w:rFonts w:ascii="Tahoma" w:eastAsia="微软雅黑" w:hAnsi="Tahoma" w:hint="eastAsia"/>
+          <w:kern w:val="0"/>
+          <w:sz w:val="22"/>
+        </w:rPr>
+      </w:pPr>
+    </w:p>
+    <w:p>
+      <w:pPr>
+        <w:widowControl/>
+        <w:jc w:val="left"/>
+        <w:rPr>
+          <w:rFonts w:ascii="Tahoma" w:eastAsia="微软雅黑" w:hAnsi="Tahoma"/>
+          <w:b/>
+          <w:bCs/>
+          <w:kern w:val="0"/>
+          <w:sz w:val="22"/>
+        </w:rPr>
+      </w:pPr>
+      <w:r>
+        <w:rPr>
+          <w:rFonts w:ascii="Tahoma" w:eastAsia="微软雅黑" w:hAnsi="Tahoma"/>
+          <w:b/>
+          <w:bCs/>
+          <w:kern w:val="0"/>
+          <w:sz w:val="22"/>
+        </w:rPr>
+        <w:br w:type="page"/>
+      </w:r>
+    </w:p>
+    <w:p>
+      <w:pPr>
+        <w:pStyle w:val="2"/>
+        <w:rPr>
+          <w:rFonts w:hint="eastAsia"/>
+        </w:rPr>
+      </w:pPr>
+      <w:r>
+        <w:rPr>
+          <w:rFonts w:hint="eastAsia"/>
+        </w:rPr>
+        <w:lastRenderedPageBreak/>
+        <w:t>逻辑图形</w:t>
+      </w:r>
+      <w:r>
+        <w:rPr>
+          <w:rFonts w:hint="eastAsia"/>
+        </w:rPr>
+        <w:t>-谜题</w:t>
+      </w:r>
+      <w:r>
+        <w:rPr>
+          <w:rFonts w:hint="eastAsia"/>
+        </w:rPr>
+        <w:t>设计</w:t>
+      </w:r>
+    </w:p>
+    <w:p>
+      <w:pPr>
+        <w:pStyle w:val="3"/>
+        <w:rPr>
+          <w:rFonts w:hint="eastAsia"/>
+        </w:rPr>
+      </w:pPr>
+      <w:r>
+        <w:rPr>
+          <w:rFonts w:hint="eastAsia"/>
+        </w:rPr>
+        <w:t>设计</w:t>
+      </w:r>
+      <w:r>
+        <w:rPr>
+          <w:rFonts w:hint="eastAsia"/>
+        </w:rPr>
+        <w:t>简介</w:t>
+      </w:r>
+    </w:p>
+    <w:p>
+      <w:pPr>
+        <w:pStyle w:val="4"/>
+        <w:rPr>
+          <w:rFonts w:hint="eastAsia"/>
+        </w:rPr>
+      </w:pPr>
+      <w:r>
+        <w:rPr>
+          <w:rFonts w:hint="eastAsia"/>
+        </w:rPr>
+        <w:t>1）</w:t>
+      </w:r>
+      <w:r>
+        <w:rPr>
+          <w:rFonts w:hint="eastAsia"/>
+        </w:rPr>
+        <w:t>游戏规则</w:t>
       </w:r>
     </w:p>
     <w:p>
@@ -1925,7 +2316,31 @@
           <w:kern w:val="0"/>
           <w:sz w:val="22"/>
         </w:rPr>
-        <w:t>根据规律，填完白色部分的内容。</w:t>
+        <w:t>纯</w:t>
+      </w:r>
+      <w:r>
+        <w:rPr>
+          <w:rFonts w:ascii="Tahoma" w:eastAsia="微软雅黑" w:hAnsi="Tahoma" w:hint="eastAsia"/>
+          <w:kern w:val="0"/>
+          <w:sz w:val="22"/>
+        </w:rPr>
+        <w:t>鼠标控制的游戏，鼠标左键</w:t>
+      </w:r>
+      <w:r>
+        <w:rPr>
+          <w:rFonts w:ascii="Tahoma" w:eastAsia="微软雅黑" w:hAnsi="Tahoma" w:hint="eastAsia"/>
+          <w:kern w:val="0"/>
+          <w:sz w:val="22"/>
+        </w:rPr>
+        <w:t>点击切换答案板上的内容</w:t>
+      </w:r>
+      <w:r>
+        <w:rPr>
+          <w:rFonts w:ascii="Tahoma" w:eastAsia="微软雅黑" w:hAnsi="Tahoma" w:hint="eastAsia"/>
+          <w:kern w:val="0"/>
+          <w:sz w:val="22"/>
+        </w:rPr>
+        <w:t>。</w:t>
       </w:r>
     </w:p>
     <w:p>
@@ -1946,7 +2361,23 @@
           <w:kern w:val="0"/>
           <w:sz w:val="22"/>
         </w:rPr>
-        <w:t>若填入的结果正确，则关卡通过。</w:t>
+        <w:t>需要</w:t>
+      </w:r>
+      <w:r>
+        <w:rPr>
+          <w:rFonts w:ascii="Tahoma" w:eastAsia="微软雅黑" w:hAnsi="Tahoma" w:hint="eastAsia"/>
+          <w:kern w:val="0"/>
+          <w:sz w:val="22"/>
+        </w:rPr>
+        <w:t>了解上下文中的图形</w:t>
+      </w:r>
+      <w:r>
+        <w:rPr>
+          <w:rFonts w:ascii="Tahoma" w:eastAsia="微软雅黑" w:hAnsi="Tahoma" w:hint="eastAsia"/>
+          <w:kern w:val="0"/>
+          <w:sz w:val="22"/>
+        </w:rPr>
+        <w:t>，找到一个规律。</w:t>
       </w:r>
     </w:p>
     <w:p>
@@ -1967,79 +2398,7 @@
           <w:kern w:val="0"/>
           <w:sz w:val="22"/>
         </w:rPr>
-        <w:t>逻辑图形的有以下类型</w:t>
-      </w:r>
-      <w:r>
-        <w:rPr>
-          <w:rFonts w:ascii="Tahoma" w:eastAsia="微软雅黑" w:hAnsi="Tahoma" w:hint="eastAsia"/>
-          <w:kern w:val="0"/>
-          <w:sz w:val="22"/>
-        </w:rPr>
-        <w:t>规律</w:t>
-      </w:r>
-      <w:r>
-        <w:rPr>
-          <w:rFonts w:ascii="Tahoma" w:eastAsia="微软雅黑" w:hAnsi="Tahoma" w:hint="eastAsia"/>
-          <w:kern w:val="0"/>
-          <w:sz w:val="22"/>
-        </w:rPr>
-        <w:t>：</w:t>
-      </w:r>
-      <w:r>
-        <w:rPr>
-          <w:rFonts w:ascii="Tahoma" w:eastAsia="微软雅黑" w:hAnsi="Tahoma" w:hint="eastAsia"/>
-          <w:kern w:val="0"/>
-          <w:sz w:val="22"/>
-        </w:rPr>
-        <w:t xml:space="preserve"> </w:t>
-      </w:r>
-      <w:r>
-        <w:rPr>
-          <w:rFonts w:ascii="Tahoma" w:eastAsia="微软雅黑" w:hAnsi="Tahoma" w:hint="eastAsia"/>
-          <w:kern w:val="0"/>
-          <w:sz w:val="22"/>
-        </w:rPr>
-        <w:t>平移、旋转、对称、循环、缩放、并集、交集、差集、等式推理</w:t>
-      </w:r>
-      <w:r>
-        <w:rPr>
-          <w:rFonts w:ascii="Tahoma" w:eastAsia="微软雅黑" w:hAnsi="Tahoma" w:hint="eastAsia"/>
-          <w:kern w:val="0"/>
-          <w:sz w:val="22"/>
-        </w:rPr>
-        <w:t>（</w:t>
-      </w:r>
-      <w:r>
-        <w:rPr>
-          <w:rFonts w:ascii="Tahoma" w:eastAsia="微软雅黑" w:hAnsi="Tahoma" w:hint="eastAsia"/>
-          <w:kern w:val="0"/>
-          <w:sz w:val="22"/>
-        </w:rPr>
-        <w:t>A+B=C</w:t>
-      </w:r>
-      <w:r>
-        <w:rPr>
-          <w:rFonts w:ascii="Tahoma" w:eastAsia="微软雅黑" w:hAnsi="Tahoma" w:hint="eastAsia"/>
-          <w:kern w:val="0"/>
-          <w:sz w:val="22"/>
-        </w:rPr>
-        <w:t>）</w:t>
-      </w:r>
-      <w:r>
-        <w:rPr>
-          <w:rFonts w:ascii="Tahoma" w:eastAsia="微软雅黑" w:hAnsi="Tahoma" w:hint="eastAsia"/>
-          <w:kern w:val="0"/>
-          <w:sz w:val="22"/>
-        </w:rPr>
-        <w:t>、形状表示某数字</w:t>
-      </w:r>
-      <w:r>
-        <w:rPr>
-          <w:rFonts w:ascii="Tahoma" w:eastAsia="微软雅黑" w:hAnsi="Tahoma" w:hint="eastAsia"/>
-          <w:kern w:val="0"/>
-          <w:sz w:val="22"/>
-        </w:rPr>
-        <w:t>。</w:t>
+        <w:t>根据规律，填完白色部分的内容。</w:t>
       </w:r>
     </w:p>
     <w:p>
@@ -2057,29 +2416,10 @@
       <w:r>
         <w:rPr>
           <w:rFonts w:ascii="Tahoma" w:eastAsia="微软雅黑" w:hAnsi="Tahoma" w:hint="eastAsia"/>
-          <w:color w:val="0070C0"/>
-          <w:kern w:val="0"/>
-          <w:sz w:val="22"/>
-        </w:rPr>
-        <w:t>玩家在游戏中</w:t>
-      </w:r>
-      <w:r>
-        <w:rPr>
-          <w:rFonts w:ascii="Tahoma" w:eastAsia="微软雅黑" w:hAnsi="Tahoma" w:hint="eastAsia"/>
-          <w:color w:val="0070C0"/>
-          <w:kern w:val="0"/>
-          <w:sz w:val="22"/>
-        </w:rPr>
-        <w:t>难以理解其中的游戏规则，你必须给予足够的提示和说明</w:t>
-      </w:r>
-      <w:r>
-        <w:rPr>
-          <w:rFonts w:ascii="Tahoma" w:eastAsia="微软雅黑" w:hAnsi="Tahoma" w:hint="eastAsia"/>
-          <w:color w:val="0070C0"/>
-          <w:kern w:val="0"/>
-          <w:sz w:val="22"/>
-        </w:rPr>
-        <w:t>。</w:t>
+          <w:kern w:val="0"/>
+          <w:sz w:val="22"/>
+        </w:rPr>
+        <w:t>若填入的结果正确，则关卡通过。</w:t>
       </w:r>
     </w:p>
     <w:p>
@@ -2094,22 +2434,85 @@
           <w:sz w:val="22"/>
         </w:rPr>
       </w:pPr>
-    </w:p>
-    <w:p>
-      <w:pPr>
-        <w:pStyle w:val="4"/>
-        <w:rPr>
-          <w:rFonts w:hint="eastAsia"/>
-        </w:rPr>
-      </w:pPr>
-      <w:r>
-        <w:t>2</w:t>
-      </w:r>
-      <w:r>
-        <w:rPr>
-          <w:rFonts w:hint="eastAsia"/>
-        </w:rPr>
-        <w:t>）难度分配</w:t>
+      <w:r>
+        <w:rPr>
+          <w:rFonts w:ascii="Tahoma" w:eastAsia="微软雅黑" w:hAnsi="Tahoma" w:hint="eastAsia"/>
+          <w:kern w:val="0"/>
+          <w:sz w:val="22"/>
+        </w:rPr>
+        <w:t>逻辑图形的有以下类型</w:t>
+      </w:r>
+      <w:r>
+        <w:rPr>
+          <w:rFonts w:ascii="Tahoma" w:eastAsia="微软雅黑" w:hAnsi="Tahoma" w:hint="eastAsia"/>
+          <w:kern w:val="0"/>
+          <w:sz w:val="22"/>
+        </w:rPr>
+        <w:t>规律</w:t>
+      </w:r>
+      <w:r>
+        <w:rPr>
+          <w:rFonts w:ascii="Tahoma" w:eastAsia="微软雅黑" w:hAnsi="Tahoma" w:hint="eastAsia"/>
+          <w:kern w:val="0"/>
+          <w:sz w:val="22"/>
+        </w:rPr>
+        <w:t>：</w:t>
+      </w:r>
+      <w:r>
+        <w:rPr>
+          <w:rFonts w:ascii="Tahoma" w:eastAsia="微软雅黑" w:hAnsi="Tahoma" w:hint="eastAsia"/>
+          <w:kern w:val="0"/>
+          <w:sz w:val="22"/>
+        </w:rPr>
+        <w:t xml:space="preserve"> </w:t>
+      </w:r>
+      <w:r>
+        <w:rPr>
+          <w:rFonts w:ascii="Tahoma" w:eastAsia="微软雅黑" w:hAnsi="Tahoma" w:hint="eastAsia"/>
+          <w:kern w:val="0"/>
+          <w:sz w:val="22"/>
+        </w:rPr>
+        <w:t>平移、旋转、对称、循环、缩放、并集、交集、差集、等式推理</w:t>
+      </w:r>
+      <w:r>
+        <w:rPr>
+          <w:rFonts w:ascii="Tahoma" w:eastAsia="微软雅黑" w:hAnsi="Tahoma" w:hint="eastAsia"/>
+          <w:kern w:val="0"/>
+          <w:sz w:val="22"/>
+        </w:rPr>
+        <w:t>（</w:t>
+      </w:r>
+      <w:r>
+        <w:rPr>
+          <w:rFonts w:ascii="Tahoma" w:eastAsia="微软雅黑" w:hAnsi="Tahoma" w:hint="eastAsia"/>
+          <w:kern w:val="0"/>
+          <w:sz w:val="22"/>
+        </w:rPr>
+        <w:t>A+B=C</w:t>
+      </w:r>
+      <w:r>
+        <w:rPr>
+          <w:rFonts w:ascii="Tahoma" w:eastAsia="微软雅黑" w:hAnsi="Tahoma" w:hint="eastAsia"/>
+          <w:kern w:val="0"/>
+          <w:sz w:val="22"/>
+        </w:rPr>
+        <w:t>）</w:t>
+      </w:r>
+      <w:r>
+        <w:rPr>
+          <w:rFonts w:ascii="Tahoma" w:eastAsia="微软雅黑" w:hAnsi="Tahoma" w:hint="eastAsia"/>
+          <w:kern w:val="0"/>
+          <w:sz w:val="22"/>
+        </w:rPr>
+        <w:t>、形状表示某数字</w:t>
+      </w:r>
+      <w:r>
+        <w:rPr>
+          <w:rFonts w:ascii="Tahoma" w:eastAsia="微软雅黑" w:hAnsi="Tahoma" w:hint="eastAsia"/>
+          <w:kern w:val="0"/>
+          <w:sz w:val="22"/>
+        </w:rPr>
+        <w:t>。</w:t>
       </w:r>
     </w:p>
     <w:p>
@@ -2127,14 +2530,25 @@
       <w:r>
         <w:rPr>
           <w:rFonts w:ascii="Tahoma" w:eastAsia="微软雅黑" w:hAnsi="Tahoma" w:hint="eastAsia"/>
-          <w:kern w:val="0"/>
-          <w:sz w:val="22"/>
-        </w:rPr>
-        <w:t>玩家不能通过一个个试来完成关卡，这就使得难度陡增</w:t>
-      </w:r>
-      <w:r>
-        <w:rPr>
-          <w:rFonts w:ascii="Tahoma" w:eastAsia="微软雅黑" w:hAnsi="Tahoma" w:hint="eastAsia"/>
+          <w:color w:val="0070C0"/>
+          <w:kern w:val="0"/>
+          <w:sz w:val="22"/>
+        </w:rPr>
+        <w:t>玩家在游戏中</w:t>
+      </w:r>
+      <w:r>
+        <w:rPr>
+          <w:rFonts w:ascii="Tahoma" w:eastAsia="微软雅黑" w:hAnsi="Tahoma" w:hint="eastAsia"/>
+          <w:color w:val="0070C0"/>
+          <w:kern w:val="0"/>
+          <w:sz w:val="22"/>
+        </w:rPr>
+        <w:t>难以理解其中的游戏规则，你必须给予足够的提示和说明</w:t>
+      </w:r>
+      <w:r>
+        <w:rPr>
+          <w:rFonts w:ascii="Tahoma" w:eastAsia="微软雅黑" w:hAnsi="Tahoma" w:hint="eastAsia"/>
+          <w:color w:val="0070C0"/>
           <w:kern w:val="0"/>
           <w:sz w:val="22"/>
         </w:rPr>
@@ -2153,45 +2567,22 @@
           <w:sz w:val="22"/>
         </w:rPr>
       </w:pPr>
-      <w:r>
-        <w:rPr>
-          <w:rFonts w:ascii="Tahoma" w:eastAsia="微软雅黑" w:hAnsi="Tahoma" w:hint="eastAsia"/>
-          <w:kern w:val="0"/>
-          <w:sz w:val="22"/>
-        </w:rPr>
-        <w:t>玩家找不到规律，</w:t>
-      </w:r>
-      <w:r>
-        <w:rPr>
-          <w:rFonts w:ascii="Tahoma" w:eastAsia="微软雅黑" w:hAnsi="Tahoma" w:hint="eastAsia"/>
-          <w:kern w:val="0"/>
-          <w:sz w:val="22"/>
-        </w:rPr>
-        <w:t>则会</w:t>
-      </w:r>
-      <w:r>
-        <w:rPr>
-          <w:rFonts w:ascii="Tahoma" w:eastAsia="微软雅黑" w:hAnsi="Tahoma" w:hint="eastAsia"/>
-          <w:kern w:val="0"/>
-          <w:sz w:val="22"/>
-        </w:rPr>
-        <w:t>按</w:t>
-      </w:r>
-      <w:r>
-        <w:rPr>
-          <w:rFonts w:ascii="Tahoma" w:eastAsia="微软雅黑" w:hAnsi="Tahoma" w:hint="eastAsia"/>
-          <w:kern w:val="0"/>
-          <w:sz w:val="22"/>
-        </w:rPr>
-        <w:t>自我的</w:t>
-      </w:r>
-      <w:r>
-        <w:rPr>
-          <w:rFonts w:ascii="Tahoma" w:eastAsia="微软雅黑" w:hAnsi="Tahoma" w:hint="eastAsia"/>
-          <w:kern w:val="0"/>
-          <w:sz w:val="22"/>
-        </w:rPr>
-        <w:t>想法来填，这使得难度进一步陡增。</w:t>
+    </w:p>
+    <w:p>
+      <w:pPr>
+        <w:pStyle w:val="4"/>
+        <w:rPr>
+          <w:rFonts w:hint="eastAsia"/>
+        </w:rPr>
+      </w:pPr>
+      <w:r>
+        <w:t>2</w:t>
+      </w:r>
+      <w:r>
+        <w:rPr>
+          <w:rFonts w:hint="eastAsia"/>
+        </w:rPr>
+        <w:t>）难度分配</w:t>
       </w:r>
     </w:p>
     <w:p>
@@ -2212,25 +2603,15 @@
           <w:kern w:val="0"/>
           <w:sz w:val="22"/>
         </w:rPr>
-        <w:t>只有不断提示，</w:t>
-      </w:r>
-      <w:proofErr w:type="gramStart"/>
-      <w:r>
-        <w:rPr>
-          <w:rFonts w:ascii="Tahoma" w:eastAsia="微软雅黑" w:hAnsi="Tahoma" w:hint="eastAsia"/>
-          <w:kern w:val="0"/>
-          <w:sz w:val="22"/>
-        </w:rPr>
-        <w:t>把谜题本</w:t>
-      </w:r>
-      <w:proofErr w:type="gramEnd"/>
-      <w:r>
-        <w:rPr>
-          <w:rFonts w:ascii="Tahoma" w:eastAsia="微软雅黑" w:hAnsi="Tahoma" w:hint="eastAsia"/>
-          <w:kern w:val="0"/>
-          <w:sz w:val="22"/>
-        </w:rPr>
-        <w:t>身简单化，才能降低难度。</w:t>
+        <w:t>玩家不能通过一个个试来完成关卡，这就使得难度陡增</w:t>
+      </w:r>
+      <w:r>
+        <w:rPr>
+          <w:rFonts w:ascii="Tahoma" w:eastAsia="微软雅黑" w:hAnsi="Tahoma" w:hint="eastAsia"/>
+          <w:kern w:val="0"/>
+          <w:sz w:val="22"/>
+        </w:rPr>
+        <w:t>。</w:t>
       </w:r>
     </w:p>
     <w:p>
@@ -2245,26 +2626,47 @@
           <w:sz w:val="22"/>
         </w:rPr>
       </w:pPr>
-    </w:p>
-    <w:p>
-      <w:pPr>
-        <w:pStyle w:val="4"/>
-        <w:rPr>
-          <w:rFonts w:hint="eastAsia"/>
-        </w:rPr>
-      </w:pPr>
-      <w:bookmarkStart w:id="0" w:name="_Hlk74556982"/>
-      <w:r>
-        <w:t>3</w:t>
-      </w:r>
-      <w:r>
-        <w:rPr>
-          <w:rFonts w:hint="eastAsia"/>
-        </w:rPr>
-        <w:t>）禁用能力</w:t>
-      </w:r>
-    </w:p>
-    <w:bookmarkEnd w:id="0"/>
+      <w:r>
+        <w:rPr>
+          <w:rFonts w:ascii="Tahoma" w:eastAsia="微软雅黑" w:hAnsi="Tahoma" w:hint="eastAsia"/>
+          <w:kern w:val="0"/>
+          <w:sz w:val="22"/>
+        </w:rPr>
+        <w:t>玩家找不到规律，</w:t>
+      </w:r>
+      <w:r>
+        <w:rPr>
+          <w:rFonts w:ascii="Tahoma" w:eastAsia="微软雅黑" w:hAnsi="Tahoma" w:hint="eastAsia"/>
+          <w:kern w:val="0"/>
+          <w:sz w:val="22"/>
+        </w:rPr>
+        <w:t>则会</w:t>
+      </w:r>
+      <w:r>
+        <w:rPr>
+          <w:rFonts w:ascii="Tahoma" w:eastAsia="微软雅黑" w:hAnsi="Tahoma" w:hint="eastAsia"/>
+          <w:kern w:val="0"/>
+          <w:sz w:val="22"/>
+        </w:rPr>
+        <w:t>按</w:t>
+      </w:r>
+      <w:r>
+        <w:rPr>
+          <w:rFonts w:ascii="Tahoma" w:eastAsia="微软雅黑" w:hAnsi="Tahoma" w:hint="eastAsia"/>
+          <w:kern w:val="0"/>
+          <w:sz w:val="22"/>
+        </w:rPr>
+        <w:t>自我的</w:t>
+      </w:r>
+      <w:r>
+        <w:rPr>
+          <w:rFonts w:ascii="Tahoma" w:eastAsia="微软雅黑" w:hAnsi="Tahoma" w:hint="eastAsia"/>
+          <w:kern w:val="0"/>
+          <w:sz w:val="22"/>
+        </w:rPr>
+        <w:t>想法来填，这使得难度进一步陡增。</w:t>
+      </w:r>
+    </w:p>
     <w:p>
       <w:pPr>
         <w:widowControl/>
@@ -2272,7 +2674,78 @@
         <w:snapToGrid w:val="0"/>
         <w:jc w:val="left"/>
         <w:rPr>
-          <w:rFonts w:ascii="Tahoma" w:eastAsia="微软雅黑" w:hAnsi="Tahoma" w:hint="eastAsia"/>
+          <w:rFonts w:ascii="Tahoma" w:eastAsia="微软雅黑" w:hAnsi="Tahoma"/>
+          <w:kern w:val="0"/>
+          <w:sz w:val="22"/>
+        </w:rPr>
+      </w:pPr>
+      <w:r>
+        <w:rPr>
+          <w:rFonts w:ascii="Tahoma" w:eastAsia="微软雅黑" w:hAnsi="Tahoma" w:hint="eastAsia"/>
+          <w:kern w:val="0"/>
+          <w:sz w:val="22"/>
+        </w:rPr>
+        <w:t>只有不断提示，</w:t>
+      </w:r>
+      <w:proofErr w:type="gramStart"/>
+      <w:r>
+        <w:rPr>
+          <w:rFonts w:ascii="Tahoma" w:eastAsia="微软雅黑" w:hAnsi="Tahoma" w:hint="eastAsia"/>
+          <w:kern w:val="0"/>
+          <w:sz w:val="22"/>
+        </w:rPr>
+        <w:t>把谜题本</w:t>
+      </w:r>
+      <w:proofErr w:type="gramEnd"/>
+      <w:r>
+        <w:rPr>
+          <w:rFonts w:ascii="Tahoma" w:eastAsia="微软雅黑" w:hAnsi="Tahoma" w:hint="eastAsia"/>
+          <w:kern w:val="0"/>
+          <w:sz w:val="22"/>
+        </w:rPr>
+        <w:t>身简单化，才能降低难度。</w:t>
+      </w:r>
+    </w:p>
+    <w:p>
+      <w:pPr>
+        <w:widowControl/>
+        <w:adjustRightInd w:val="0"/>
+        <w:snapToGrid w:val="0"/>
+        <w:jc w:val="left"/>
+        <w:rPr>
+          <w:rFonts w:ascii="Tahoma" w:eastAsia="微软雅黑" w:hAnsi="Tahoma"/>
+          <w:kern w:val="0"/>
+          <w:sz w:val="22"/>
+        </w:rPr>
+      </w:pPr>
+    </w:p>
+    <w:p>
+      <w:pPr>
+        <w:pStyle w:val="4"/>
+        <w:rPr>
+          <w:rFonts w:hint="eastAsia"/>
+        </w:rPr>
+      </w:pPr>
+      <w:bookmarkStart w:id="0" w:name="_Hlk74556982"/>
+      <w:r>
+        <w:t>3</w:t>
+      </w:r>
+      <w:r>
+        <w:rPr>
+          <w:rFonts w:hint="eastAsia"/>
+        </w:rPr>
+        <w:t>）禁用能力</w:t>
+      </w:r>
+    </w:p>
+    <w:bookmarkEnd w:id="0"/>
+    <w:p>
+      <w:pPr>
+        <w:widowControl/>
+        <w:adjustRightInd w:val="0"/>
+        <w:snapToGrid w:val="0"/>
+        <w:jc w:val="left"/>
+        <w:rPr>
+          <w:rFonts w:ascii="Tahoma" w:eastAsia="微软雅黑" w:hAnsi="Tahoma"/>
           <w:kern w:val="0"/>
           <w:sz w:val="22"/>
         </w:rPr>
@@ -3116,7 +3589,7 @@
                     </pic:cNvPicPr>
                   </pic:nvPicPr>
                   <pic:blipFill>
-                    <a:blip r:embed="rId13">
+                    <a:blip r:embed="rId15">
                       <a:extLst>
                         <a:ext uri="{28A0092B-C50C-407E-A947-70E740481C1C}">
                           <a14:useLocalDpi xmlns:a14="http://schemas.microsoft.com/office/drawing/2010/main" val="0"/>
@@ -3386,7 +3859,7 @@
                     </pic:cNvPicPr>
                   </pic:nvPicPr>
                   <pic:blipFill>
-                    <a:blip r:embed="rId13">
+                    <a:blip r:embed="rId15">
                       <a:extLst>
                         <a:ext uri="{28A0092B-C50C-407E-A947-70E740481C1C}">
                           <a14:useLocalDpi xmlns:a14="http://schemas.microsoft.com/office/drawing/2010/main" val="0"/>
@@ -3457,7 +3930,7 @@
                     </pic:cNvPicPr>
                   </pic:nvPicPr>
                   <pic:blipFill>
-                    <a:blip r:embed="rId14">
+                    <a:blip r:embed="rId16">
                       <a:extLst>
                         <a:ext uri="{28A0092B-C50C-407E-A947-70E740481C1C}">
                           <a14:useLocalDpi xmlns:a14="http://schemas.microsoft.com/office/drawing/2010/main" val="0"/>
@@ -3528,7 +4001,7 @@
                     </pic:cNvPicPr>
                   </pic:nvPicPr>
                   <pic:blipFill>
-                    <a:blip r:embed="rId15">
+                    <a:blip r:embed="rId17">
                       <a:extLst>
                         <a:ext uri="{28A0092B-C50C-407E-A947-70E740481C1C}">
                           <a14:useLocalDpi xmlns:a14="http://schemas.microsoft.com/office/drawing/2010/main" val="0"/>
@@ -3916,7 +4389,7 @@
                     </pic:cNvPicPr>
                   </pic:nvPicPr>
                   <pic:blipFill>
-                    <a:blip r:embed="rId13">
+                    <a:blip r:embed="rId15">
                       <a:extLst>
                         <a:ext uri="{28A0092B-C50C-407E-A947-70E740481C1C}">
                           <a14:useLocalDpi xmlns:a14="http://schemas.microsoft.com/office/drawing/2010/main" val="0"/>
@@ -4684,7 +5157,7 @@
                     </pic:cNvPicPr>
                   </pic:nvPicPr>
                   <pic:blipFill>
-                    <a:blip r:embed="rId16" cstate="print">
+                    <a:blip r:embed="rId18" cstate="print">
                       <a:extLst>
                         <a:ext uri="{28A0092B-C50C-407E-A947-70E740481C1C}">
                           <a14:useLocalDpi xmlns:a14="http://schemas.microsoft.com/office/drawing/2010/main" val="0"/>
@@ -4935,7 +5408,7 @@
                     </pic:cNvPicPr>
                   </pic:nvPicPr>
                   <pic:blipFill>
-                    <a:blip r:embed="rId17">
+                    <a:blip r:embed="rId19">
                       <a:extLst>
                         <a:ext uri="{28A0092B-C50C-407E-A947-70E740481C1C}">
                           <a14:useLocalDpi xmlns:a14="http://schemas.microsoft.com/office/drawing/2010/main" val="0"/>
@@ -5188,7 +5661,7 @@
                     </pic:cNvPicPr>
                   </pic:nvPicPr>
                   <pic:blipFill>
-                    <a:blip r:embed="rId18">
+                    <a:blip r:embed="rId20">
                       <a:extLst>
                         <a:ext uri="{28A0092B-C50C-407E-A947-70E740481C1C}">
                           <a14:useLocalDpi xmlns:a14="http://schemas.microsoft.com/office/drawing/2010/main" val="0"/>
@@ -5312,7 +5785,7 @@
                     </pic:cNvPicPr>
                   </pic:nvPicPr>
                   <pic:blipFill>
-                    <a:blip r:embed="rId19">
+                    <a:blip r:embed="rId21">
                       <a:extLst>
                         <a:ext uri="{28A0092B-C50C-407E-A947-70E740481C1C}">
                           <a14:useLocalDpi xmlns:a14="http://schemas.microsoft.com/office/drawing/2010/main" val="0"/>
@@ -5456,7 +5929,7 @@
                     </pic:cNvPicPr>
                   </pic:nvPicPr>
                   <pic:blipFill>
-                    <a:blip r:embed="rId20">
+                    <a:blip r:embed="rId22">
                       <a:extLst>
                         <a:ext uri="{28A0092B-C50C-407E-A947-70E740481C1C}">
                           <a14:useLocalDpi xmlns:a14="http://schemas.microsoft.com/office/drawing/2010/main" val="0"/>
@@ -5680,7 +6153,7 @@
                     </pic:cNvPicPr>
                   </pic:nvPicPr>
                   <pic:blipFill>
-                    <a:blip r:embed="rId21">
+                    <a:blip r:embed="rId23">
                       <a:extLst>
                         <a:ext uri="{28A0092B-C50C-407E-A947-70E740481C1C}">
                           <a14:useLocalDpi xmlns:a14="http://schemas.microsoft.com/office/drawing/2010/main" val="0"/>
@@ -5828,7 +6301,7 @@
                     </pic:cNvPicPr>
                   </pic:nvPicPr>
                   <pic:blipFill>
-                    <a:blip r:embed="rId22">
+                    <a:blip r:embed="rId24">
                       <a:extLst>
                         <a:ext uri="{28A0092B-C50C-407E-A947-70E740481C1C}">
                           <a14:useLocalDpi xmlns:a14="http://schemas.microsoft.com/office/drawing/2010/main" val="0"/>
@@ -5943,7 +6416,7 @@
                     </pic:cNvPicPr>
                   </pic:nvPicPr>
                   <pic:blipFill>
-                    <a:blip r:embed="rId23">
+                    <a:blip r:embed="rId25">
                       <a:extLst>
                         <a:ext uri="{28A0092B-C50C-407E-A947-70E740481C1C}">
                           <a14:useLocalDpi xmlns:a14="http://schemas.microsoft.com/office/drawing/2010/main" val="0"/>
@@ -6034,7 +6507,7 @@
                     </pic:cNvPicPr>
                   </pic:nvPicPr>
                   <pic:blipFill>
-                    <a:blip r:embed="rId24">
+                    <a:blip r:embed="rId26">
                       <a:extLst>
                         <a:ext uri="{28A0092B-C50C-407E-A947-70E740481C1C}">
                           <a14:useLocalDpi xmlns:a14="http://schemas.microsoft.com/office/drawing/2010/main" val="0"/>
@@ -6342,7 +6815,7 @@
                     </pic:cNvPicPr>
                   </pic:nvPicPr>
                   <pic:blipFill>
-                    <a:blip r:embed="rId25">
+                    <a:blip r:embed="rId27">
                       <a:extLst>
                         <a:ext uri="{28A0092B-C50C-407E-A947-70E740481C1C}">
                           <a14:useLocalDpi xmlns:a14="http://schemas.microsoft.com/office/drawing/2010/main" val="0"/>
@@ -6544,7 +7017,7 @@
                 <w:sz w:val="22"/>
               </w:rPr>
             </w:pPr>
-            <w:hyperlink r:id="rId26" w:history="1">
+            <w:hyperlink r:id="rId28" w:history="1">
               <w:r>
                 <w:rPr>
                   <w:rStyle w:val="a4"/>
@@ -6650,7 +7123,7 @@
                 <w:sz w:val="22"/>
               </w:rPr>
             </w:pPr>
-            <w:hyperlink r:id="rId27" w:history="1">
+            <w:hyperlink r:id="rId29" w:history="1">
               <w:r>
                 <w:rPr>
                   <w:rStyle w:val="a4"/>
@@ -6684,15 +7157,2995 @@
     </w:p>
     <w:p>
       <w:pPr>
-        <w:rPr>
-          <w:rFonts w:ascii="Tahoma" w:eastAsia="微软雅黑" w:hAnsi="Tahoma"/>
+        <w:widowControl/>
+        <w:jc w:val="left"/>
+        <w:rPr>
+          <w:rFonts w:ascii="Tahoma" w:eastAsia="微软雅黑" w:hAnsi="Tahoma"/>
+          <w:kern w:val="0"/>
+          <w:sz w:val="22"/>
+        </w:rPr>
+      </w:pPr>
+      <w:r>
+        <w:rPr>
+          <w:rFonts w:ascii="Tahoma" w:eastAsia="微软雅黑" w:hAnsi="Tahoma"/>
+          <w:kern w:val="0"/>
+          <w:sz w:val="22"/>
+        </w:rPr>
+        <w:br w:type="page"/>
+      </w:r>
+    </w:p>
+    <w:p>
+      <w:pPr>
+        <w:pStyle w:val="2"/>
+        <w:rPr>
+          <w:rFonts w:hint="eastAsia"/>
+        </w:rPr>
+      </w:pPr>
+      <w:r>
+        <w:rPr>
+          <w:rFonts w:hint="eastAsia"/>
+        </w:rPr>
+        <w:lastRenderedPageBreak/>
+        <w:t>常见问题（FAQ）</w:t>
+      </w:r>
+    </w:p>
+    <w:p>
+      <w:pPr>
+        <w:pStyle w:val="3"/>
+        <w:rPr>
+          <w:rFonts w:hint="eastAsia"/>
+        </w:rPr>
+      </w:pPr>
+      <w:r>
+        <w:rPr>
+          <w:rFonts w:hint="eastAsia"/>
+        </w:rPr>
+        <w:t>复制了示例的事件后，</w:t>
+      </w:r>
+      <w:proofErr w:type="gramStart"/>
+      <w:r>
+        <w:rPr>
+          <w:rFonts w:hint="eastAsia"/>
+        </w:rPr>
+        <w:t>灯不能</w:t>
+      </w:r>
+      <w:proofErr w:type="gramEnd"/>
+      <w:r>
+        <w:rPr>
+          <w:rFonts w:hint="eastAsia"/>
+        </w:rPr>
+        <w:t>被点亮</w:t>
+      </w:r>
+    </w:p>
+    <w:tbl>
+      <w:tblPr>
+        <w:tblStyle w:val="af"/>
+        <w:tblW w:w="8789" w:type="dxa"/>
+        <w:tblInd w:w="-176" w:type="dxa"/>
+        <w:tblBorders>
+          <w:top w:val="single" w:sz="4" w:space="0" w:color="D9D9D9" w:themeColor="background1" w:themeShade="D9"/>
+          <w:left w:val="none" w:sz="0" w:space="0" w:color="auto"/>
+          <w:bottom w:val="single" w:sz="4" w:space="0" w:color="D9D9D9" w:themeColor="background1" w:themeShade="D9"/>
+          <w:right w:val="none" w:sz="0" w:space="0" w:color="auto"/>
+          <w:insideH w:val="single" w:sz="4" w:space="0" w:color="D9D9D9" w:themeColor="background1" w:themeShade="D9"/>
+          <w:insideV w:val="none" w:sz="0" w:space="0" w:color="auto"/>
+        </w:tblBorders>
+        <w:tblLook w:val="04A0" w:firstRow="1" w:lastRow="0" w:firstColumn="1" w:lastColumn="0" w:noHBand="0" w:noVBand="1"/>
+      </w:tblPr>
+      <w:tblGrid>
+        <w:gridCol w:w="1418"/>
+        <w:gridCol w:w="7371"/>
+      </w:tblGrid>
+      <w:tr>
+        <w:tc>
+          <w:tcPr>
+            <w:tcW w:w="1418" w:type="dxa"/>
+          </w:tcPr>
+          <w:p>
+            <w:pPr>
+              <w:widowControl/>
+              <w:adjustRightInd w:val="0"/>
+              <w:snapToGrid w:val="0"/>
+              <w:spacing w:line="276" w:lineRule="auto"/>
+              <w:jc w:val="left"/>
+              <w:rPr>
+                <w:rFonts w:ascii="Tahoma" w:eastAsia="微软雅黑" w:hAnsi="Tahoma"/>
+                <w:kern w:val="0"/>
+                <w:sz w:val="22"/>
+              </w:rPr>
+            </w:pPr>
+            <w:r>
+              <w:rPr>
+                <w:rFonts w:ascii="Tahoma" w:eastAsia="微软雅黑" w:hAnsi="Tahoma" w:hint="eastAsia"/>
+                <w:b/>
+                <w:bCs/>
+                <w:kern w:val="0"/>
+                <w:sz w:val="22"/>
+              </w:rPr>
+              <w:t>问题名称</w:t>
+            </w:r>
+          </w:p>
+        </w:tc>
+        <w:tc>
+          <w:tcPr>
+            <w:tcW w:w="7371" w:type="dxa"/>
+          </w:tcPr>
+          <w:p>
+            <w:pPr>
+              <w:widowControl/>
+              <w:adjustRightInd w:val="0"/>
+              <w:snapToGrid w:val="0"/>
+              <w:spacing w:line="276" w:lineRule="auto"/>
+              <w:jc w:val="left"/>
+              <w:rPr>
+                <w:rFonts w:ascii="Tahoma" w:eastAsia="微软雅黑" w:hAnsi="Tahoma"/>
+                <w:kern w:val="0"/>
+                <w:sz w:val="22"/>
+              </w:rPr>
+            </w:pPr>
+            <w:r>
+              <w:rPr>
+                <w:rFonts w:ascii="Tahoma" w:eastAsia="微软雅黑" w:hAnsi="Tahoma" w:hint="eastAsia"/>
+                <w:kern w:val="0"/>
+                <w:sz w:val="22"/>
+              </w:rPr>
+              <w:t>复制了示例的事件后，</w:t>
+            </w:r>
+            <w:proofErr w:type="gramStart"/>
+            <w:r>
+              <w:rPr>
+                <w:rFonts w:ascii="Tahoma" w:eastAsia="微软雅黑" w:hAnsi="Tahoma" w:hint="eastAsia"/>
+                <w:kern w:val="0"/>
+                <w:sz w:val="22"/>
+              </w:rPr>
+              <w:t>灯</w:t>
+            </w:r>
+            <w:r>
+              <w:rPr>
+                <w:rFonts w:ascii="Tahoma" w:eastAsia="微软雅黑" w:hAnsi="Tahoma" w:hint="eastAsia"/>
+                <w:kern w:val="0"/>
+                <w:sz w:val="22"/>
+              </w:rPr>
+              <w:t>不能</w:t>
+            </w:r>
+            <w:proofErr w:type="gramEnd"/>
+            <w:r>
+              <w:rPr>
+                <w:rFonts w:ascii="Tahoma" w:eastAsia="微软雅黑" w:hAnsi="Tahoma" w:hint="eastAsia"/>
+                <w:kern w:val="0"/>
+                <w:sz w:val="22"/>
+              </w:rPr>
+              <w:t>被点亮</w:t>
+            </w:r>
+          </w:p>
+        </w:tc>
+      </w:tr>
+      <w:tr>
+        <w:tc>
+          <w:tcPr>
+            <w:tcW w:w="1418" w:type="dxa"/>
+          </w:tcPr>
+          <w:p>
+            <w:pPr>
+              <w:widowControl/>
+              <w:adjustRightInd w:val="0"/>
+              <w:snapToGrid w:val="0"/>
+              <w:spacing w:line="276" w:lineRule="auto"/>
+              <w:jc w:val="left"/>
+              <w:rPr>
+                <w:rFonts w:ascii="Tahoma" w:eastAsia="微软雅黑" w:hAnsi="Tahoma"/>
+                <w:b/>
+                <w:bCs/>
+                <w:kern w:val="0"/>
+                <w:sz w:val="22"/>
+              </w:rPr>
+            </w:pPr>
+            <w:r>
+              <w:rPr>
+                <w:rFonts w:ascii="Tahoma" w:eastAsia="微软雅黑" w:hAnsi="Tahoma" w:hint="eastAsia"/>
+                <w:b/>
+                <w:bCs/>
+                <w:kern w:val="0"/>
+                <w:sz w:val="22"/>
+              </w:rPr>
+              <w:t>问题图示</w:t>
+            </w:r>
+          </w:p>
+        </w:tc>
+        <w:tc>
+          <w:tcPr>
+            <w:tcW w:w="7371" w:type="dxa"/>
+          </w:tcPr>
+          <w:p>
+            <w:pPr>
+              <w:widowControl/>
+              <w:jc w:val="left"/>
+              <w:rPr>
+                <w:rFonts w:ascii="宋体" w:hAnsi="宋体" w:cs="宋体" w:hint="eastAsia"/>
+                <w:kern w:val="0"/>
+                <w:szCs w:val="24"/>
+              </w:rPr>
+            </w:pPr>
+            <w:r>
+              <w:rPr>
+                <w:rFonts w:hint="eastAsia"/>
+                <w:noProof/>
+              </w:rPr>
+              <w:drawing>
+                <wp:inline distT="0" distB="0" distL="0" distR="0" wp14:anchorId="561B74E5" wp14:editId="026F8947">
+                  <wp:extent cx="1236345" cy="1058545"/>
+                  <wp:effectExtent l="0" t="0" r="1905" b="8255"/>
+                  <wp:docPr id="1479717926" name="图片 10"/>
+                  <wp:cNvGraphicFramePr>
+                    <a:graphicFrameLocks xmlns:a="http://schemas.openxmlformats.org/drawingml/2006/main" noChangeAspect="1"/>
+                  </wp:cNvGraphicFramePr>
+                  <a:graphic xmlns:a="http://schemas.openxmlformats.org/drawingml/2006/main">
+                    <a:graphicData uri="http://schemas.openxmlformats.org/drawingml/2006/picture">
+                      <pic:pic xmlns:pic="http://schemas.openxmlformats.org/drawingml/2006/picture">
+                        <pic:nvPicPr>
+                          <pic:cNvPr id="0" name="Picture 22"/>
+                          <pic:cNvPicPr>
+                            <a:picLocks noChangeAspect="1" noChangeArrowheads="1"/>
+                          </pic:cNvPicPr>
+                        </pic:nvPicPr>
+                        <pic:blipFill>
+                          <a:blip r:embed="rId30">
+                            <a:extLst>
+                              <a:ext uri="{28A0092B-C50C-407E-A947-70E740481C1C}">
+                                <a14:useLocalDpi xmlns:a14="http://schemas.microsoft.com/office/drawing/2010/main" val="0"/>
+                              </a:ext>
+                            </a:extLst>
+                          </a:blip>
+                          <a:srcRect/>
+                          <a:stretch>
+                            <a:fillRect/>
+                          </a:stretch>
+                        </pic:blipFill>
+                        <pic:spPr bwMode="auto">
+                          <a:xfrm>
+                            <a:off x="0" y="0"/>
+                            <a:ext cx="1236345" cy="1058545"/>
+                          </a:xfrm>
+                          <a:prstGeom prst="rect">
+                            <a:avLst/>
+                          </a:prstGeom>
+                          <a:noFill/>
+                          <a:ln>
+                            <a:noFill/>
+                          </a:ln>
+                        </pic:spPr>
+                      </pic:pic>
+                    </a:graphicData>
+                  </a:graphic>
+                </wp:inline>
+              </w:drawing>
+            </w:r>
+          </w:p>
+        </w:tc>
+      </w:tr>
+      <w:tr>
+        <w:tc>
+          <w:tcPr>
+            <w:tcW w:w="1418" w:type="dxa"/>
+          </w:tcPr>
+          <w:p>
+            <w:pPr>
+              <w:widowControl/>
+              <w:adjustRightInd w:val="0"/>
+              <w:snapToGrid w:val="0"/>
+              <w:spacing w:line="276" w:lineRule="auto"/>
+              <w:jc w:val="left"/>
+              <w:rPr>
+                <w:rFonts w:ascii="Tahoma" w:eastAsia="微软雅黑" w:hAnsi="Tahoma"/>
+                <w:b/>
+                <w:bCs/>
+                <w:kern w:val="0"/>
+                <w:sz w:val="22"/>
+              </w:rPr>
+            </w:pPr>
+            <w:r>
+              <w:rPr>
+                <w:rFonts w:ascii="Tahoma" w:eastAsia="微软雅黑" w:hAnsi="Tahoma" w:hint="eastAsia"/>
+                <w:b/>
+                <w:bCs/>
+                <w:kern w:val="0"/>
+                <w:sz w:val="22"/>
+              </w:rPr>
+              <w:t>问题描述</w:t>
+            </w:r>
+          </w:p>
+        </w:tc>
+        <w:tc>
+          <w:tcPr>
+            <w:tcW w:w="7371" w:type="dxa"/>
+          </w:tcPr>
+          <w:p>
+            <w:pPr>
+              <w:widowControl/>
+              <w:adjustRightInd w:val="0"/>
+              <w:snapToGrid w:val="0"/>
+              <w:spacing w:line="276" w:lineRule="auto"/>
+              <w:jc w:val="left"/>
+              <w:rPr>
+                <w:rFonts w:ascii="Tahoma" w:eastAsia="微软雅黑" w:hAnsi="Tahoma"/>
+                <w:kern w:val="0"/>
+                <w:sz w:val="22"/>
+              </w:rPr>
+            </w:pPr>
+            <w:r>
+              <w:rPr>
+                <w:rFonts w:ascii="Tahoma" w:eastAsia="微软雅黑" w:hAnsi="Tahoma" w:hint="eastAsia"/>
+                <w:kern w:val="0"/>
+                <w:sz w:val="22"/>
+              </w:rPr>
+              <w:t>复制了示例中的事件后，按照指定</w:t>
+            </w:r>
+            <w:proofErr w:type="gramStart"/>
+            <w:r>
+              <w:rPr>
+                <w:rFonts w:ascii="Tahoma" w:eastAsia="微软雅黑" w:hAnsi="Tahoma" w:hint="eastAsia"/>
+                <w:kern w:val="0"/>
+                <w:sz w:val="22"/>
+              </w:rPr>
+              <w:t>规则画</w:t>
+            </w:r>
+            <w:proofErr w:type="gramEnd"/>
+            <w:r>
+              <w:rPr>
+                <w:rFonts w:ascii="Tahoma" w:eastAsia="微软雅黑" w:hAnsi="Tahoma" w:hint="eastAsia"/>
+                <w:kern w:val="0"/>
+                <w:sz w:val="22"/>
+              </w:rPr>
+              <w:t>的图形，</w:t>
+            </w:r>
+            <w:proofErr w:type="gramStart"/>
+            <w:r>
+              <w:rPr>
+                <w:rFonts w:ascii="Tahoma" w:eastAsia="微软雅黑" w:hAnsi="Tahoma" w:hint="eastAsia"/>
+                <w:kern w:val="0"/>
+                <w:sz w:val="22"/>
+              </w:rPr>
+              <w:t>灯不能</w:t>
+            </w:r>
+            <w:proofErr w:type="gramEnd"/>
+            <w:r>
+              <w:rPr>
+                <w:rFonts w:ascii="Tahoma" w:eastAsia="微软雅黑" w:hAnsi="Tahoma" w:hint="eastAsia"/>
+                <w:kern w:val="0"/>
+                <w:sz w:val="22"/>
+              </w:rPr>
+              <w:t>被点亮。</w:t>
+            </w:r>
+          </w:p>
+        </w:tc>
+      </w:tr>
+      <w:tr>
+        <w:tc>
+          <w:tcPr>
+            <w:tcW w:w="1418" w:type="dxa"/>
+          </w:tcPr>
+          <w:p>
+            <w:pPr>
+              <w:widowControl/>
+              <w:adjustRightInd w:val="0"/>
+              <w:snapToGrid w:val="0"/>
+              <w:spacing w:line="276" w:lineRule="auto"/>
+              <w:jc w:val="left"/>
+              <w:rPr>
+                <w:rFonts w:ascii="Tahoma" w:eastAsia="微软雅黑" w:hAnsi="Tahoma"/>
+                <w:b/>
+                <w:bCs/>
+                <w:kern w:val="0"/>
+                <w:sz w:val="22"/>
+              </w:rPr>
+            </w:pPr>
+            <w:r>
+              <w:rPr>
+                <w:rFonts w:ascii="Tahoma" w:eastAsia="微软雅黑" w:hAnsi="Tahoma" w:hint="eastAsia"/>
+                <w:b/>
+                <w:bCs/>
+                <w:kern w:val="0"/>
+                <w:sz w:val="22"/>
+              </w:rPr>
+              <w:t>出现时机</w:t>
+            </w:r>
+          </w:p>
+        </w:tc>
+        <w:tc>
+          <w:tcPr>
+            <w:tcW w:w="7371" w:type="dxa"/>
+          </w:tcPr>
+          <w:p>
+            <w:pPr>
+              <w:widowControl/>
+              <w:adjustRightInd w:val="0"/>
+              <w:snapToGrid w:val="0"/>
+              <w:spacing w:line="276" w:lineRule="auto"/>
+              <w:jc w:val="left"/>
+              <w:rPr>
+                <w:rFonts w:ascii="Tahoma" w:eastAsia="微软雅黑" w:hAnsi="Tahoma"/>
+                <w:kern w:val="0"/>
+                <w:sz w:val="22"/>
+              </w:rPr>
+            </w:pPr>
+            <w:r>
+              <w:rPr>
+                <w:rFonts w:ascii="Tahoma" w:eastAsia="微软雅黑" w:hAnsi="Tahoma" w:hint="eastAsia"/>
+                <w:kern w:val="0"/>
+                <w:sz w:val="22"/>
+              </w:rPr>
+              <w:t>经常遇到。</w:t>
+            </w:r>
+            <w:r>
+              <w:rPr>
+                <w:rFonts w:ascii="Tahoma" w:eastAsia="微软雅黑" w:hAnsi="Tahoma" w:hint="eastAsia"/>
+                <w:kern w:val="0"/>
+                <w:sz w:val="22"/>
+              </w:rPr>
+              <w:t>复制事件后，</w:t>
+            </w:r>
+            <w:r>
+              <w:rPr>
+                <w:rFonts w:ascii="Tahoma" w:eastAsia="微软雅黑" w:hAnsi="Tahoma" w:hint="eastAsia"/>
+                <w:kern w:val="0"/>
+                <w:sz w:val="22"/>
+              </w:rPr>
+              <w:t>经常遇到开关不生效的情况</w:t>
+            </w:r>
+            <w:r>
+              <w:rPr>
+                <w:rFonts w:ascii="Tahoma" w:eastAsia="微软雅黑" w:hAnsi="Tahoma" w:hint="eastAsia"/>
+                <w:kern w:val="0"/>
+                <w:sz w:val="22"/>
+              </w:rPr>
+              <w:t>。</w:t>
+            </w:r>
+          </w:p>
+        </w:tc>
+      </w:tr>
+      <w:tr>
+        <w:tc>
+          <w:tcPr>
+            <w:tcW w:w="1418" w:type="dxa"/>
+          </w:tcPr>
+          <w:p>
+            <w:pPr>
+              <w:widowControl/>
+              <w:adjustRightInd w:val="0"/>
+              <w:snapToGrid w:val="0"/>
+              <w:spacing w:line="276" w:lineRule="auto"/>
+              <w:jc w:val="left"/>
+              <w:rPr>
+                <w:rFonts w:ascii="Tahoma" w:eastAsia="微软雅黑" w:hAnsi="Tahoma"/>
+                <w:kern w:val="0"/>
+                <w:sz w:val="22"/>
+              </w:rPr>
+            </w:pPr>
+            <w:r>
+              <w:rPr>
+                <w:rFonts w:ascii="Tahoma" w:eastAsia="微软雅黑" w:hAnsi="Tahoma" w:hint="eastAsia"/>
+                <w:b/>
+                <w:bCs/>
+                <w:kern w:val="0"/>
+                <w:sz w:val="22"/>
+              </w:rPr>
+              <w:t>原理解析</w:t>
+            </w:r>
+          </w:p>
+        </w:tc>
+        <w:tc>
+          <w:tcPr>
+            <w:tcW w:w="7371" w:type="dxa"/>
+          </w:tcPr>
+          <w:p>
+            <w:pPr>
+              <w:widowControl/>
+              <w:adjustRightInd w:val="0"/>
+              <w:snapToGrid w:val="0"/>
+              <w:rPr>
+                <w:rFonts w:ascii="Tahoma" w:eastAsia="微软雅黑" w:hAnsi="Tahoma"/>
+                <w:kern w:val="0"/>
+                <w:sz w:val="22"/>
+              </w:rPr>
+            </w:pPr>
+            <w:r>
+              <w:rPr>
+                <w:rFonts w:ascii="Tahoma" w:eastAsia="微软雅黑" w:hAnsi="Tahoma" w:hint="eastAsia"/>
+                <w:kern w:val="0"/>
+                <w:sz w:val="22"/>
+              </w:rPr>
+              <w:t>这是因为</w:t>
+            </w:r>
+            <w:r>
+              <w:rPr>
+                <w:rFonts w:ascii="Tahoma" w:eastAsia="微软雅黑" w:hAnsi="Tahoma" w:hint="eastAsia"/>
+                <w:kern w:val="0"/>
+                <w:sz w:val="22"/>
+              </w:rPr>
+              <w:t>复制事件后，</w:t>
+            </w:r>
+            <w:proofErr w:type="gramStart"/>
+            <w:r>
+              <w:rPr>
+                <w:rFonts w:ascii="Tahoma" w:eastAsia="微软雅黑" w:hAnsi="Tahoma" w:hint="eastAsia"/>
+                <w:kern w:val="0"/>
+                <w:sz w:val="22"/>
+              </w:rPr>
+              <w:t>新事件</w:t>
+            </w:r>
+            <w:proofErr w:type="gramEnd"/>
+            <w:r>
+              <w:rPr>
+                <w:rFonts w:ascii="Tahoma" w:eastAsia="微软雅黑" w:hAnsi="Tahoma" w:hint="eastAsia"/>
+                <w:kern w:val="0"/>
+                <w:sz w:val="22"/>
+              </w:rPr>
+              <w:t>的</w:t>
+            </w:r>
+            <w:r>
+              <w:rPr>
+                <w:rFonts w:ascii="Tahoma" w:eastAsia="微软雅黑" w:hAnsi="Tahoma" w:hint="eastAsia"/>
+                <w:kern w:val="0"/>
+                <w:sz w:val="22"/>
+              </w:rPr>
+              <w:t>id</w:t>
+            </w:r>
+            <w:r>
+              <w:rPr>
+                <w:rFonts w:ascii="Tahoma" w:eastAsia="微软雅黑" w:hAnsi="Tahoma" w:hint="eastAsia"/>
+                <w:kern w:val="0"/>
+                <w:sz w:val="22"/>
+              </w:rPr>
+              <w:t>会变化。</w:t>
+            </w:r>
+          </w:p>
+          <w:p>
+            <w:pPr>
+              <w:widowControl/>
+              <w:adjustRightInd w:val="0"/>
+              <w:snapToGrid w:val="0"/>
+              <w:rPr>
+                <w:rFonts w:ascii="Tahoma" w:eastAsia="微软雅黑" w:hAnsi="Tahoma"/>
+                <w:kern w:val="0"/>
+                <w:sz w:val="22"/>
+              </w:rPr>
+            </w:pPr>
+            <w:r>
+              <w:rPr>
+                <w:rFonts w:hint="eastAsia"/>
+                <w:noProof/>
+              </w:rPr>
+              <w:drawing>
+                <wp:inline distT="0" distB="0" distL="0" distR="0" wp14:anchorId="769E1034" wp14:editId="28E09C5E">
+                  <wp:extent cx="2260600" cy="931545"/>
+                  <wp:effectExtent l="0" t="0" r="6350" b="1905"/>
+                  <wp:docPr id="216250412" name="图片 8"/>
+                  <wp:cNvGraphicFramePr>
+                    <a:graphicFrameLocks xmlns:a="http://schemas.openxmlformats.org/drawingml/2006/main" noChangeAspect="1"/>
+                  </wp:cNvGraphicFramePr>
+                  <a:graphic xmlns:a="http://schemas.openxmlformats.org/drawingml/2006/main">
+                    <a:graphicData uri="http://schemas.openxmlformats.org/drawingml/2006/picture">
+                      <pic:pic xmlns:pic="http://schemas.openxmlformats.org/drawingml/2006/picture">
+                        <pic:nvPicPr>
+                          <pic:cNvPr id="0" name="Picture 18"/>
+                          <pic:cNvPicPr>
+                            <a:picLocks noChangeAspect="1" noChangeArrowheads="1"/>
+                          </pic:cNvPicPr>
+                        </pic:nvPicPr>
+                        <pic:blipFill>
+                          <a:blip r:embed="rId31">
+                            <a:extLst>
+                              <a:ext uri="{28A0092B-C50C-407E-A947-70E740481C1C}">
+                                <a14:useLocalDpi xmlns:a14="http://schemas.microsoft.com/office/drawing/2010/main" val="0"/>
+                              </a:ext>
+                            </a:extLst>
+                          </a:blip>
+                          <a:srcRect/>
+                          <a:stretch>
+                            <a:fillRect/>
+                          </a:stretch>
+                        </pic:blipFill>
+                        <pic:spPr bwMode="auto">
+                          <a:xfrm>
+                            <a:off x="0" y="0"/>
+                            <a:ext cx="2260600" cy="931545"/>
+                          </a:xfrm>
+                          <a:prstGeom prst="rect">
+                            <a:avLst/>
+                          </a:prstGeom>
+                          <a:noFill/>
+                          <a:ln>
+                            <a:noFill/>
+                          </a:ln>
+                        </pic:spPr>
+                      </pic:pic>
+                    </a:graphicData>
+                  </a:graphic>
+                </wp:inline>
+              </w:drawing>
+            </w:r>
+          </w:p>
+        </w:tc>
+      </w:tr>
+      <w:tr>
+        <w:tc>
+          <w:tcPr>
+            <w:tcW w:w="1418" w:type="dxa"/>
+          </w:tcPr>
+          <w:p>
+            <w:pPr>
+              <w:widowControl/>
+              <w:adjustRightInd w:val="0"/>
+              <w:snapToGrid w:val="0"/>
+              <w:spacing w:line="276" w:lineRule="auto"/>
+              <w:jc w:val="left"/>
+              <w:rPr>
+                <w:rFonts w:ascii="Tahoma" w:eastAsia="微软雅黑" w:hAnsi="Tahoma"/>
+                <w:b/>
+                <w:bCs/>
+                <w:kern w:val="0"/>
+                <w:sz w:val="22"/>
+              </w:rPr>
+            </w:pPr>
+            <w:r>
+              <w:rPr>
+                <w:rFonts w:ascii="Tahoma" w:eastAsia="微软雅黑" w:hAnsi="Tahoma" w:hint="eastAsia"/>
+                <w:b/>
+                <w:bCs/>
+                <w:kern w:val="0"/>
+                <w:sz w:val="22"/>
+              </w:rPr>
+              <w:t>解决方案</w:t>
+            </w:r>
+          </w:p>
+        </w:tc>
+        <w:tc>
+          <w:tcPr>
+            <w:tcW w:w="7371" w:type="dxa"/>
+          </w:tcPr>
+          <w:p>
+            <w:pPr>
+              <w:widowControl/>
+              <w:adjustRightInd w:val="0"/>
+              <w:snapToGrid w:val="0"/>
+              <w:rPr>
+                <w:rFonts w:ascii="Tahoma" w:eastAsia="微软雅黑" w:hAnsi="Tahoma"/>
+                <w:kern w:val="0"/>
+                <w:sz w:val="22"/>
+              </w:rPr>
+            </w:pPr>
+            <w:r>
+              <w:rPr>
+                <w:rFonts w:ascii="Tahoma" w:eastAsia="微软雅黑" w:hAnsi="Tahoma" w:hint="eastAsia"/>
+                <w:kern w:val="0"/>
+                <w:sz w:val="22"/>
+              </w:rPr>
+              <w:t>比较一下</w:t>
+            </w:r>
+            <w:proofErr w:type="gramStart"/>
+            <w:r>
+              <w:rPr>
+                <w:rFonts w:ascii="Tahoma" w:eastAsia="微软雅黑" w:hAnsi="Tahoma" w:hint="eastAsia"/>
+                <w:kern w:val="0"/>
+                <w:sz w:val="22"/>
+              </w:rPr>
+              <w:t>新事件</w:t>
+            </w:r>
+            <w:proofErr w:type="gramEnd"/>
+            <w:r>
+              <w:rPr>
+                <w:rFonts w:ascii="Tahoma" w:eastAsia="微软雅黑" w:hAnsi="Tahoma" w:hint="eastAsia"/>
+                <w:kern w:val="0"/>
+                <w:sz w:val="22"/>
+              </w:rPr>
+              <w:t>的</w:t>
+            </w:r>
+            <w:r>
+              <w:rPr>
+                <w:rFonts w:ascii="Tahoma" w:eastAsia="微软雅黑" w:hAnsi="Tahoma" w:hint="eastAsia"/>
+                <w:kern w:val="0"/>
+                <w:sz w:val="22"/>
+              </w:rPr>
+              <w:t>id</w:t>
+            </w:r>
+            <w:r>
+              <w:rPr>
+                <w:rFonts w:ascii="Tahoma" w:eastAsia="微软雅黑" w:hAnsi="Tahoma" w:hint="eastAsia"/>
+                <w:kern w:val="0"/>
+                <w:sz w:val="22"/>
+              </w:rPr>
+              <w:t>和序列开关中关联的事件</w:t>
+            </w:r>
+            <w:r>
+              <w:rPr>
+                <w:rFonts w:ascii="Tahoma" w:eastAsia="微软雅黑" w:hAnsi="Tahoma" w:hint="eastAsia"/>
+                <w:kern w:val="0"/>
+                <w:sz w:val="22"/>
+              </w:rPr>
+              <w:t>id</w:t>
+            </w:r>
+            <w:r>
+              <w:rPr>
+                <w:rFonts w:ascii="Tahoma" w:eastAsia="微软雅黑" w:hAnsi="Tahoma" w:hint="eastAsia"/>
+                <w:kern w:val="0"/>
+                <w:sz w:val="22"/>
+              </w:rPr>
+              <w:t>是否一致。</w:t>
+            </w:r>
+          </w:p>
+          <w:p>
+            <w:pPr>
+              <w:widowControl/>
+              <w:adjustRightInd w:val="0"/>
+              <w:snapToGrid w:val="0"/>
+              <w:rPr>
+                <w:rFonts w:ascii="Tahoma" w:eastAsia="微软雅黑" w:hAnsi="Tahoma" w:hint="eastAsia"/>
+                <w:kern w:val="0"/>
+                <w:sz w:val="22"/>
+              </w:rPr>
+            </w:pPr>
+            <w:r>
+              <w:rPr>
+                <w:rFonts w:ascii="Tahoma" w:eastAsia="微软雅黑" w:hAnsi="Tahoma" w:hint="eastAsia"/>
+                <w:kern w:val="0"/>
+                <w:sz w:val="22"/>
+              </w:rPr>
+              <w:t>再看看其它相关插件指令的</w:t>
+            </w:r>
+            <w:r>
+              <w:rPr>
+                <w:rFonts w:ascii="Tahoma" w:eastAsia="微软雅黑" w:hAnsi="Tahoma" w:hint="eastAsia"/>
+                <w:kern w:val="0"/>
+                <w:sz w:val="22"/>
+              </w:rPr>
+              <w:t xml:space="preserve"> </w:t>
+            </w:r>
+            <w:proofErr w:type="gramStart"/>
+            <w:r>
+              <w:rPr>
+                <w:rFonts w:ascii="Tahoma" w:eastAsia="微软雅黑" w:hAnsi="Tahoma"/>
+                <w:kern w:val="0"/>
+                <w:sz w:val="22"/>
+              </w:rPr>
+              <w:t>”</w:t>
+            </w:r>
+            <w:proofErr w:type="gramEnd"/>
+            <w:r>
+              <w:rPr>
+                <w:rFonts w:ascii="Tahoma" w:eastAsia="微软雅黑" w:hAnsi="Tahoma" w:hint="eastAsia"/>
+                <w:kern w:val="0"/>
+                <w:sz w:val="22"/>
+              </w:rPr>
+              <w:t>事件</w:t>
+            </w:r>
+            <w:r>
+              <w:rPr>
+                <w:rFonts w:ascii="Tahoma" w:eastAsia="微软雅黑" w:hAnsi="Tahoma" w:hint="eastAsia"/>
+                <w:kern w:val="0"/>
+                <w:sz w:val="22"/>
+              </w:rPr>
+              <w:t>[]</w:t>
+            </w:r>
+            <w:proofErr w:type="gramStart"/>
+            <w:r>
+              <w:rPr>
+                <w:rFonts w:ascii="Tahoma" w:eastAsia="微软雅黑" w:hAnsi="Tahoma"/>
+                <w:kern w:val="0"/>
+                <w:sz w:val="22"/>
+              </w:rPr>
+              <w:t>”</w:t>
+            </w:r>
+            <w:proofErr w:type="gramEnd"/>
+            <w:r>
+              <w:rPr>
+                <w:rFonts w:ascii="Tahoma" w:eastAsia="微软雅黑" w:hAnsi="Tahoma" w:hint="eastAsia"/>
+                <w:kern w:val="0"/>
+                <w:sz w:val="22"/>
+              </w:rPr>
+              <w:t xml:space="preserve"> </w:t>
+            </w:r>
+            <w:r>
+              <w:rPr>
+                <w:rFonts w:ascii="Tahoma" w:eastAsia="微软雅黑" w:hAnsi="Tahoma" w:hint="eastAsia"/>
+                <w:kern w:val="0"/>
+                <w:sz w:val="22"/>
+              </w:rPr>
+              <w:t>中是否</w:t>
+            </w:r>
+            <w:r>
+              <w:rPr>
+                <w:rFonts w:ascii="Tahoma" w:eastAsia="微软雅黑" w:hAnsi="Tahoma" w:hint="eastAsia"/>
+                <w:kern w:val="0"/>
+                <w:sz w:val="22"/>
+              </w:rPr>
+              <w:t xml:space="preserve"> </w:t>
+            </w:r>
+            <w:r>
+              <w:rPr>
+                <w:rFonts w:ascii="Tahoma" w:eastAsia="微软雅黑" w:hAnsi="Tahoma" w:hint="eastAsia"/>
+                <w:kern w:val="0"/>
+                <w:sz w:val="22"/>
+              </w:rPr>
+              <w:t>有遗漏</w:t>
+            </w:r>
+            <w:r>
+              <w:rPr>
+                <w:rFonts w:ascii="Tahoma" w:eastAsia="微软雅黑" w:hAnsi="Tahoma" w:hint="eastAsia"/>
+                <w:kern w:val="0"/>
+                <w:sz w:val="22"/>
+              </w:rPr>
+              <w:t xml:space="preserve"> </w:t>
+            </w:r>
+            <w:r>
+              <w:rPr>
+                <w:rFonts w:ascii="Tahoma" w:eastAsia="微软雅黑" w:hAnsi="Tahoma" w:hint="eastAsia"/>
+                <w:kern w:val="0"/>
+                <w:sz w:val="22"/>
+              </w:rPr>
+              <w:t>或</w:t>
+            </w:r>
+            <w:r>
+              <w:rPr>
+                <w:rFonts w:ascii="Tahoma" w:eastAsia="微软雅黑" w:hAnsi="Tahoma" w:hint="eastAsia"/>
+                <w:kern w:val="0"/>
+                <w:sz w:val="22"/>
+              </w:rPr>
+              <w:t xml:space="preserve"> </w:t>
+            </w:r>
+            <w:r>
+              <w:rPr>
+                <w:rFonts w:ascii="Tahoma" w:eastAsia="微软雅黑" w:hAnsi="Tahoma" w:hint="eastAsia"/>
+                <w:kern w:val="0"/>
+                <w:sz w:val="22"/>
+              </w:rPr>
+              <w:t>有错位</w:t>
+            </w:r>
+            <w:r>
+              <w:rPr>
+                <w:rFonts w:ascii="Tahoma" w:eastAsia="微软雅黑" w:hAnsi="Tahoma" w:hint="eastAsia"/>
+                <w:kern w:val="0"/>
+                <w:sz w:val="22"/>
+              </w:rPr>
+              <w:t>id</w:t>
+            </w:r>
+            <w:r>
+              <w:rPr>
+                <w:rFonts w:ascii="Tahoma" w:eastAsia="微软雅黑" w:hAnsi="Tahoma" w:hint="eastAsia"/>
+                <w:kern w:val="0"/>
+                <w:sz w:val="22"/>
+              </w:rPr>
+              <w:t>。</w:t>
+            </w:r>
+          </w:p>
+          <w:p>
+            <w:pPr>
+              <w:widowControl/>
+              <w:adjustRightInd w:val="0"/>
+              <w:snapToGrid w:val="0"/>
+              <w:rPr>
+                <w:rFonts w:ascii="Tahoma" w:eastAsia="微软雅黑" w:hAnsi="Tahoma" w:hint="eastAsia"/>
+                <w:kern w:val="0"/>
+                <w:sz w:val="22"/>
+              </w:rPr>
+            </w:pPr>
+            <w:r>
+              <w:rPr>
+                <w:rFonts w:hint="eastAsia"/>
+                <w:noProof/>
+              </w:rPr>
+              <w:drawing>
+                <wp:inline distT="0" distB="0" distL="0" distR="0" wp14:anchorId="3812DB53" wp14:editId="758D502A">
+                  <wp:extent cx="4250267" cy="2187563"/>
+                  <wp:effectExtent l="0" t="0" r="0" b="3810"/>
+                  <wp:docPr id="651727915" name="图片 9"/>
+                  <wp:cNvGraphicFramePr>
+                    <a:graphicFrameLocks xmlns:a="http://schemas.openxmlformats.org/drawingml/2006/main" noChangeAspect="1"/>
+                  </wp:cNvGraphicFramePr>
+                  <a:graphic xmlns:a="http://schemas.openxmlformats.org/drawingml/2006/main">
+                    <a:graphicData uri="http://schemas.openxmlformats.org/drawingml/2006/picture">
+                      <pic:pic xmlns:pic="http://schemas.openxmlformats.org/drawingml/2006/picture">
+                        <pic:nvPicPr>
+                          <pic:cNvPr id="0" name="Picture 20"/>
+                          <pic:cNvPicPr>
+                            <a:picLocks noChangeAspect="1" noChangeArrowheads="1"/>
+                          </pic:cNvPicPr>
+                        </pic:nvPicPr>
+                        <pic:blipFill>
+                          <a:blip r:embed="rId32" cstate="print">
+                            <a:extLst>
+                              <a:ext uri="{28A0092B-C50C-407E-A947-70E740481C1C}">
+                                <a14:useLocalDpi xmlns:a14="http://schemas.microsoft.com/office/drawing/2010/main" val="0"/>
+                              </a:ext>
+                            </a:extLst>
+                          </a:blip>
+                          <a:srcRect/>
+                          <a:stretch>
+                            <a:fillRect/>
+                          </a:stretch>
+                        </pic:blipFill>
+                        <pic:spPr bwMode="auto">
+                          <a:xfrm>
+                            <a:off x="0" y="0"/>
+                            <a:ext cx="4274422" cy="2199996"/>
+                          </a:xfrm>
+                          <a:prstGeom prst="rect">
+                            <a:avLst/>
+                          </a:prstGeom>
+                          <a:noFill/>
+                          <a:ln>
+                            <a:noFill/>
+                          </a:ln>
+                        </pic:spPr>
+                      </pic:pic>
+                    </a:graphicData>
+                  </a:graphic>
+                </wp:inline>
+              </w:drawing>
+            </w:r>
+          </w:p>
+        </w:tc>
+      </w:tr>
+    </w:tbl>
+    <w:p>
+      <w:pPr>
+        <w:rPr>
+          <w:rFonts w:ascii="Tahoma" w:eastAsia="微软雅黑" w:hAnsi="Tahoma"/>
+          <w:kern w:val="0"/>
+          <w:sz w:val="22"/>
+        </w:rPr>
+      </w:pPr>
+    </w:p>
+    <w:p>
+      <w:pPr>
+        <w:widowControl/>
+        <w:jc w:val="left"/>
+        <w:rPr>
+          <w:rFonts w:ascii="Tahoma" w:eastAsia="微软雅黑" w:hAnsi="Tahoma"/>
+          <w:kern w:val="0"/>
+          <w:sz w:val="22"/>
+        </w:rPr>
+      </w:pPr>
+      <w:r>
+        <w:rPr>
+          <w:rFonts w:ascii="Tahoma" w:eastAsia="微软雅黑" w:hAnsi="Tahoma"/>
+          <w:kern w:val="0"/>
+          <w:sz w:val="22"/>
+        </w:rPr>
+        <w:br w:type="page"/>
+      </w:r>
+    </w:p>
+    <w:p>
+      <w:pPr>
+        <w:pStyle w:val="3"/>
+        <w:rPr>
+          <w:rFonts w:hint="eastAsia"/>
+        </w:rPr>
+      </w:pPr>
+      <w:r>
+        <w:rPr>
+          <w:rFonts w:hint="eastAsia"/>
+        </w:rPr>
+        <w:lastRenderedPageBreak/>
+        <w:t>进入游戏事件的文本出现了</w:t>
+      </w:r>
+      <w:proofErr w:type="gramStart"/>
+      <w:r>
+        <w:t>”</w:t>
+      </w:r>
+      <w:proofErr w:type="gramEnd"/>
+      <w:r>
+        <w:rPr>
+          <w:rFonts w:hint="eastAsia"/>
+        </w:rPr>
+        <w:t>\{</w:t>
+      </w:r>
+      <w:proofErr w:type="gramStart"/>
+      <w:r>
+        <w:t>”</w:t>
+      </w:r>
+      <w:proofErr w:type="gramEnd"/>
+      <w:r>
+        <w:rPr>
+          <w:rFonts w:hint="eastAsia"/>
+        </w:rPr>
+        <w:t>字符</w:t>
+      </w:r>
+    </w:p>
+    <w:tbl>
+      <w:tblPr>
+        <w:tblStyle w:val="af"/>
+        <w:tblW w:w="8789" w:type="dxa"/>
+        <w:tblInd w:w="-176" w:type="dxa"/>
+        <w:tblBorders>
+          <w:top w:val="single" w:sz="4" w:space="0" w:color="D9D9D9" w:themeColor="background1" w:themeShade="D9"/>
+          <w:left w:val="none" w:sz="0" w:space="0" w:color="auto"/>
+          <w:bottom w:val="single" w:sz="4" w:space="0" w:color="D9D9D9" w:themeColor="background1" w:themeShade="D9"/>
+          <w:right w:val="none" w:sz="0" w:space="0" w:color="auto"/>
+          <w:insideH w:val="single" w:sz="4" w:space="0" w:color="D9D9D9" w:themeColor="background1" w:themeShade="D9"/>
+          <w:insideV w:val="none" w:sz="0" w:space="0" w:color="auto"/>
+        </w:tblBorders>
+        <w:tblLook w:val="04A0" w:firstRow="1" w:lastRow="0" w:firstColumn="1" w:lastColumn="0" w:noHBand="0" w:noVBand="1"/>
+      </w:tblPr>
+      <w:tblGrid>
+        <w:gridCol w:w="1418"/>
+        <w:gridCol w:w="7371"/>
+      </w:tblGrid>
+      <w:tr>
+        <w:tc>
+          <w:tcPr>
+            <w:tcW w:w="1418" w:type="dxa"/>
+          </w:tcPr>
+          <w:p>
+            <w:pPr>
+              <w:widowControl/>
+              <w:adjustRightInd w:val="0"/>
+              <w:snapToGrid w:val="0"/>
+              <w:spacing w:line="276" w:lineRule="auto"/>
+              <w:jc w:val="left"/>
+              <w:rPr>
+                <w:rFonts w:ascii="Tahoma" w:eastAsia="微软雅黑" w:hAnsi="Tahoma"/>
+                <w:kern w:val="0"/>
+                <w:sz w:val="22"/>
+              </w:rPr>
+            </w:pPr>
+            <w:r>
+              <w:rPr>
+                <w:rFonts w:ascii="Tahoma" w:eastAsia="微软雅黑" w:hAnsi="Tahoma" w:hint="eastAsia"/>
+                <w:b/>
+                <w:bCs/>
+                <w:kern w:val="0"/>
+                <w:sz w:val="22"/>
+              </w:rPr>
+              <w:t>问题名称</w:t>
+            </w:r>
+          </w:p>
+        </w:tc>
+        <w:tc>
+          <w:tcPr>
+            <w:tcW w:w="7371" w:type="dxa"/>
+          </w:tcPr>
+          <w:p>
+            <w:pPr>
+              <w:widowControl/>
+              <w:adjustRightInd w:val="0"/>
+              <w:snapToGrid w:val="0"/>
+              <w:spacing w:line="276" w:lineRule="auto"/>
+              <w:jc w:val="left"/>
+              <w:rPr>
+                <w:rFonts w:ascii="Tahoma" w:eastAsia="微软雅黑" w:hAnsi="Tahoma"/>
+                <w:kern w:val="0"/>
+                <w:sz w:val="22"/>
+              </w:rPr>
+            </w:pPr>
+            <w:r>
+              <w:rPr>
+                <w:rFonts w:ascii="Tahoma" w:eastAsia="微软雅黑" w:hAnsi="Tahoma" w:hint="eastAsia"/>
+                <w:kern w:val="0"/>
+                <w:sz w:val="22"/>
+              </w:rPr>
+              <w:t>进入游戏</w:t>
+            </w:r>
+            <w:r>
+              <w:rPr>
+                <w:rFonts w:ascii="Tahoma" w:eastAsia="微软雅黑" w:hAnsi="Tahoma" w:hint="eastAsia"/>
+                <w:kern w:val="0"/>
+                <w:sz w:val="22"/>
+              </w:rPr>
+              <w:t>事件</w:t>
+            </w:r>
+            <w:r>
+              <w:rPr>
+                <w:rFonts w:ascii="Tahoma" w:eastAsia="微软雅黑" w:hAnsi="Tahoma" w:hint="eastAsia"/>
+                <w:kern w:val="0"/>
+                <w:sz w:val="22"/>
+              </w:rPr>
+              <w:t>的文本出现了</w:t>
+            </w:r>
+            <w:proofErr w:type="gramStart"/>
+            <w:r>
+              <w:rPr>
+                <w:rFonts w:ascii="Tahoma" w:eastAsia="微软雅黑" w:hAnsi="Tahoma"/>
+                <w:kern w:val="0"/>
+                <w:sz w:val="22"/>
+              </w:rPr>
+              <w:t>”</w:t>
+            </w:r>
+            <w:proofErr w:type="gramEnd"/>
+            <w:r>
+              <w:rPr>
+                <w:rFonts w:ascii="Tahoma" w:eastAsia="微软雅黑" w:hAnsi="Tahoma" w:hint="eastAsia"/>
+                <w:kern w:val="0"/>
+                <w:sz w:val="22"/>
+              </w:rPr>
+              <w:t>\{</w:t>
+            </w:r>
+            <w:proofErr w:type="gramStart"/>
+            <w:r>
+              <w:rPr>
+                <w:rFonts w:ascii="Tahoma" w:eastAsia="微软雅黑" w:hAnsi="Tahoma"/>
+                <w:kern w:val="0"/>
+                <w:sz w:val="22"/>
+              </w:rPr>
+              <w:t>”</w:t>
+            </w:r>
+            <w:proofErr w:type="gramEnd"/>
+            <w:r>
+              <w:rPr>
+                <w:rFonts w:ascii="Tahoma" w:eastAsia="微软雅黑" w:hAnsi="Tahoma" w:hint="eastAsia"/>
+                <w:kern w:val="0"/>
+                <w:sz w:val="22"/>
+              </w:rPr>
+              <w:t>字符</w:t>
+            </w:r>
+          </w:p>
+        </w:tc>
+      </w:tr>
+      <w:tr>
+        <w:tc>
+          <w:tcPr>
+            <w:tcW w:w="1418" w:type="dxa"/>
+          </w:tcPr>
+          <w:p>
+            <w:pPr>
+              <w:widowControl/>
+              <w:adjustRightInd w:val="0"/>
+              <w:snapToGrid w:val="0"/>
+              <w:spacing w:line="276" w:lineRule="auto"/>
+              <w:jc w:val="left"/>
+              <w:rPr>
+                <w:rFonts w:ascii="Tahoma" w:eastAsia="微软雅黑" w:hAnsi="Tahoma"/>
+                <w:b/>
+                <w:bCs/>
+                <w:kern w:val="0"/>
+                <w:sz w:val="22"/>
+              </w:rPr>
+            </w:pPr>
+            <w:r>
+              <w:rPr>
+                <w:rFonts w:ascii="Tahoma" w:eastAsia="微软雅黑" w:hAnsi="Tahoma" w:hint="eastAsia"/>
+                <w:b/>
+                <w:bCs/>
+                <w:kern w:val="0"/>
+                <w:sz w:val="22"/>
+              </w:rPr>
+              <w:t>问题图示</w:t>
+            </w:r>
+          </w:p>
+        </w:tc>
+        <w:tc>
+          <w:tcPr>
+            <w:tcW w:w="7371" w:type="dxa"/>
+          </w:tcPr>
+          <w:p>
+            <w:pPr>
+              <w:widowControl/>
+              <w:jc w:val="left"/>
+              <w:rPr>
+                <w:rFonts w:ascii="宋体" w:hAnsi="宋体" w:cs="宋体" w:hint="eastAsia"/>
+                <w:kern w:val="0"/>
+                <w:szCs w:val="24"/>
+              </w:rPr>
+            </w:pPr>
+            <w:r>
+              <w:rPr>
+                <w:rFonts w:hint="eastAsia"/>
+                <w:noProof/>
+              </w:rPr>
+              <w:drawing>
+                <wp:inline distT="0" distB="0" distL="0" distR="0" wp14:anchorId="5A3B3B3B" wp14:editId="71BDD652">
+                  <wp:extent cx="1885121" cy="883285"/>
+                  <wp:effectExtent l="0" t="0" r="1270" b="0"/>
+                  <wp:docPr id="1851103250" name="图片 2"/>
+                  <wp:cNvGraphicFramePr>
+                    <a:graphicFrameLocks xmlns:a="http://schemas.openxmlformats.org/drawingml/2006/main" noChangeAspect="1"/>
+                  </wp:cNvGraphicFramePr>
+                  <a:graphic xmlns:a="http://schemas.openxmlformats.org/drawingml/2006/main">
+                    <a:graphicData uri="http://schemas.openxmlformats.org/drawingml/2006/picture">
+                      <pic:pic xmlns:pic="http://schemas.openxmlformats.org/drawingml/2006/picture">
+                        <pic:nvPicPr>
+                          <pic:cNvPr id="0" name="Picture 3"/>
+                          <pic:cNvPicPr>
+                            <a:picLocks noChangeAspect="1" noChangeArrowheads="1"/>
+                          </pic:cNvPicPr>
+                        </pic:nvPicPr>
+                        <pic:blipFill>
+                          <a:blip r:embed="rId33">
+                            <a:extLst>
+                              <a:ext uri="{28A0092B-C50C-407E-A947-70E740481C1C}">
+                                <a14:useLocalDpi xmlns:a14="http://schemas.microsoft.com/office/drawing/2010/main" val="0"/>
+                              </a:ext>
+                            </a:extLst>
+                          </a:blip>
+                          <a:srcRect/>
+                          <a:stretch>
+                            <a:fillRect/>
+                          </a:stretch>
+                        </pic:blipFill>
+                        <pic:spPr bwMode="auto">
+                          <a:xfrm>
+                            <a:off x="0" y="0"/>
+                            <a:ext cx="1908878" cy="894416"/>
+                          </a:xfrm>
+                          <a:prstGeom prst="rect">
+                            <a:avLst/>
+                          </a:prstGeom>
+                          <a:noFill/>
+                          <a:ln>
+                            <a:noFill/>
+                          </a:ln>
+                        </pic:spPr>
+                      </pic:pic>
+                    </a:graphicData>
+                  </a:graphic>
+                </wp:inline>
+              </w:drawing>
+            </w:r>
+            <w:r>
+              <w:rPr>
+                <w:rFonts w:ascii="宋体" w:hAnsi="宋体" w:cs="宋体" w:hint="eastAsia"/>
+                <w:kern w:val="0"/>
+                <w:szCs w:val="24"/>
+              </w:rPr>
+              <w:t xml:space="preserve"> </w:t>
+            </w:r>
+            <w:r>
+              <w:rPr>
+                <w:rFonts w:hint="eastAsia"/>
+                <w:noProof/>
+              </w:rPr>
+              <w:drawing>
+                <wp:inline distT="0" distB="0" distL="0" distR="0" wp14:anchorId="1D8C3151" wp14:editId="15D3E5F7">
+                  <wp:extent cx="2446867" cy="882469"/>
+                  <wp:effectExtent l="0" t="0" r="0" b="0"/>
+                  <wp:docPr id="1068966750" name="图片 4"/>
+                  <wp:cNvGraphicFramePr>
+                    <a:graphicFrameLocks xmlns:a="http://schemas.openxmlformats.org/drawingml/2006/main" noChangeAspect="1"/>
+                  </wp:cNvGraphicFramePr>
+                  <a:graphic xmlns:a="http://schemas.openxmlformats.org/drawingml/2006/main">
+                    <a:graphicData uri="http://schemas.openxmlformats.org/drawingml/2006/picture">
+                      <pic:pic xmlns:pic="http://schemas.openxmlformats.org/drawingml/2006/picture">
+                        <pic:nvPicPr>
+                          <pic:cNvPr id="0" name="Picture 7"/>
+                          <pic:cNvPicPr>
+                            <a:picLocks noChangeAspect="1" noChangeArrowheads="1"/>
+                          </pic:cNvPicPr>
+                        </pic:nvPicPr>
+                        <pic:blipFill>
+                          <a:blip r:embed="rId34">
+                            <a:extLst>
+                              <a:ext uri="{28A0092B-C50C-407E-A947-70E740481C1C}">
+                                <a14:useLocalDpi xmlns:a14="http://schemas.microsoft.com/office/drawing/2010/main" val="0"/>
+                              </a:ext>
+                            </a:extLst>
+                          </a:blip>
+                          <a:srcRect/>
+                          <a:stretch>
+                            <a:fillRect/>
+                          </a:stretch>
+                        </pic:blipFill>
+                        <pic:spPr bwMode="auto">
+                          <a:xfrm>
+                            <a:off x="0" y="0"/>
+                            <a:ext cx="2464613" cy="888869"/>
+                          </a:xfrm>
+                          <a:prstGeom prst="rect">
+                            <a:avLst/>
+                          </a:prstGeom>
+                          <a:noFill/>
+                          <a:ln>
+                            <a:noFill/>
+                          </a:ln>
+                        </pic:spPr>
+                      </pic:pic>
+                    </a:graphicData>
+                  </a:graphic>
+                </wp:inline>
+              </w:drawing>
+            </w:r>
+          </w:p>
+        </w:tc>
+      </w:tr>
+      <w:tr>
+        <w:tc>
+          <w:tcPr>
+            <w:tcW w:w="1418" w:type="dxa"/>
+          </w:tcPr>
+          <w:p>
+            <w:pPr>
+              <w:widowControl/>
+              <w:adjustRightInd w:val="0"/>
+              <w:snapToGrid w:val="0"/>
+              <w:spacing w:line="276" w:lineRule="auto"/>
+              <w:jc w:val="left"/>
+              <w:rPr>
+                <w:rFonts w:ascii="Tahoma" w:eastAsia="微软雅黑" w:hAnsi="Tahoma"/>
+                <w:b/>
+                <w:bCs/>
+                <w:kern w:val="0"/>
+                <w:sz w:val="22"/>
+              </w:rPr>
+            </w:pPr>
+            <w:r>
+              <w:rPr>
+                <w:rFonts w:ascii="Tahoma" w:eastAsia="微软雅黑" w:hAnsi="Tahoma" w:hint="eastAsia"/>
+                <w:b/>
+                <w:bCs/>
+                <w:kern w:val="0"/>
+                <w:sz w:val="22"/>
+              </w:rPr>
+              <w:t>问题描述</w:t>
+            </w:r>
+          </w:p>
+        </w:tc>
+        <w:tc>
+          <w:tcPr>
+            <w:tcW w:w="7371" w:type="dxa"/>
+          </w:tcPr>
+          <w:p>
+            <w:pPr>
+              <w:widowControl/>
+              <w:adjustRightInd w:val="0"/>
+              <w:snapToGrid w:val="0"/>
+              <w:spacing w:line="276" w:lineRule="auto"/>
+              <w:jc w:val="left"/>
+              <w:rPr>
+                <w:rFonts w:ascii="Tahoma" w:eastAsia="微软雅黑" w:hAnsi="Tahoma" w:hint="eastAsia"/>
+                <w:kern w:val="0"/>
+                <w:sz w:val="22"/>
+              </w:rPr>
+            </w:pPr>
+            <w:r>
+              <w:rPr>
+                <w:rFonts w:ascii="Tahoma" w:eastAsia="微软雅黑" w:hAnsi="Tahoma" w:hint="eastAsia"/>
+                <w:kern w:val="0"/>
+                <w:sz w:val="22"/>
+              </w:rPr>
+              <w:t>新工程中，发现从逻辑图形中复制的事件，多了“</w:t>
+            </w:r>
+            <w:r>
+              <w:rPr>
+                <w:rFonts w:ascii="Tahoma" w:eastAsia="微软雅黑" w:hAnsi="Tahoma" w:hint="eastAsia"/>
+                <w:kern w:val="0"/>
+                <w:sz w:val="22"/>
+              </w:rPr>
+              <w:t>\{</w:t>
+            </w:r>
+            <w:r>
+              <w:rPr>
+                <w:rFonts w:ascii="Tahoma" w:eastAsia="微软雅黑" w:hAnsi="Tahoma" w:hint="eastAsia"/>
+                <w:kern w:val="0"/>
+                <w:sz w:val="22"/>
+              </w:rPr>
+              <w:t>”字符。</w:t>
+            </w:r>
+          </w:p>
+        </w:tc>
+      </w:tr>
+      <w:tr>
+        <w:tc>
+          <w:tcPr>
+            <w:tcW w:w="1418" w:type="dxa"/>
+          </w:tcPr>
+          <w:p>
+            <w:pPr>
+              <w:widowControl/>
+              <w:adjustRightInd w:val="0"/>
+              <w:snapToGrid w:val="0"/>
+              <w:spacing w:line="276" w:lineRule="auto"/>
+              <w:jc w:val="left"/>
+              <w:rPr>
+                <w:rFonts w:ascii="Tahoma" w:eastAsia="微软雅黑" w:hAnsi="Tahoma"/>
+                <w:b/>
+                <w:bCs/>
+                <w:kern w:val="0"/>
+                <w:sz w:val="22"/>
+              </w:rPr>
+            </w:pPr>
+            <w:r>
+              <w:rPr>
+                <w:rFonts w:ascii="Tahoma" w:eastAsia="微软雅黑" w:hAnsi="Tahoma" w:hint="eastAsia"/>
+                <w:b/>
+                <w:bCs/>
+                <w:kern w:val="0"/>
+                <w:sz w:val="22"/>
+              </w:rPr>
+              <w:t>出现时机</w:t>
+            </w:r>
+          </w:p>
+        </w:tc>
+        <w:tc>
+          <w:tcPr>
+            <w:tcW w:w="7371" w:type="dxa"/>
+          </w:tcPr>
+          <w:p>
+            <w:pPr>
+              <w:widowControl/>
+              <w:adjustRightInd w:val="0"/>
+              <w:snapToGrid w:val="0"/>
+              <w:spacing w:line="276" w:lineRule="auto"/>
+              <w:jc w:val="left"/>
+              <w:rPr>
+                <w:rFonts w:ascii="Tahoma" w:eastAsia="微软雅黑" w:hAnsi="Tahoma"/>
+                <w:kern w:val="0"/>
+                <w:sz w:val="22"/>
+              </w:rPr>
+            </w:pPr>
+            <w:r>
+              <w:rPr>
+                <w:rFonts w:ascii="Tahoma" w:eastAsia="微软雅黑" w:hAnsi="Tahoma"/>
+                <w:kern w:val="0"/>
+                <w:sz w:val="22"/>
+              </w:rPr>
+              <w:t xml:space="preserve">&gt; </w:t>
+            </w:r>
+            <w:r>
+              <w:rPr>
+                <w:rFonts w:ascii="Tahoma" w:eastAsia="微软雅黑" w:hAnsi="Tahoma" w:hint="eastAsia"/>
+                <w:kern w:val="0"/>
+                <w:sz w:val="22"/>
+              </w:rPr>
+              <w:t>新工程的事件就出问题。</w:t>
+            </w:r>
+          </w:p>
+          <w:p>
+            <w:pPr>
+              <w:widowControl/>
+              <w:adjustRightInd w:val="0"/>
+              <w:snapToGrid w:val="0"/>
+              <w:spacing w:line="276" w:lineRule="auto"/>
+              <w:jc w:val="left"/>
+              <w:rPr>
+                <w:rFonts w:ascii="Tahoma" w:eastAsia="微软雅黑" w:hAnsi="Tahoma"/>
+                <w:kern w:val="0"/>
+                <w:sz w:val="22"/>
+              </w:rPr>
+            </w:pPr>
+            <w:r>
+              <w:rPr>
+                <w:rFonts w:ascii="Tahoma" w:eastAsia="微软雅黑" w:hAnsi="Tahoma"/>
+                <w:kern w:val="0"/>
+                <w:sz w:val="22"/>
+              </w:rPr>
+              <w:t>&gt;</w:t>
+            </w:r>
+            <w:r>
+              <w:rPr>
+                <w:rFonts w:ascii="Tahoma" w:eastAsia="微软雅黑" w:hAnsi="Tahoma" w:hint="eastAsia"/>
+                <w:kern w:val="0"/>
+                <w:sz w:val="22"/>
+              </w:rPr>
+              <w:t xml:space="preserve"> </w:t>
+            </w:r>
+            <w:r>
+              <w:rPr>
+                <w:rFonts w:ascii="Tahoma" w:eastAsia="微软雅黑" w:hAnsi="Tahoma" w:hint="eastAsia"/>
+                <w:kern w:val="0"/>
+                <w:sz w:val="22"/>
+              </w:rPr>
+              <w:t>示例中的事件就没问题。</w:t>
+            </w:r>
+          </w:p>
+        </w:tc>
+      </w:tr>
+      <w:tr>
+        <w:tc>
+          <w:tcPr>
+            <w:tcW w:w="1418" w:type="dxa"/>
+          </w:tcPr>
+          <w:p>
+            <w:pPr>
+              <w:widowControl/>
+              <w:adjustRightInd w:val="0"/>
+              <w:snapToGrid w:val="0"/>
+              <w:spacing w:line="276" w:lineRule="auto"/>
+              <w:jc w:val="left"/>
+              <w:rPr>
+                <w:rFonts w:ascii="Tahoma" w:eastAsia="微软雅黑" w:hAnsi="Tahoma"/>
+                <w:kern w:val="0"/>
+                <w:sz w:val="22"/>
+              </w:rPr>
+            </w:pPr>
+            <w:r>
+              <w:rPr>
+                <w:rFonts w:ascii="Tahoma" w:eastAsia="微软雅黑" w:hAnsi="Tahoma" w:hint="eastAsia"/>
+                <w:b/>
+                <w:bCs/>
+                <w:kern w:val="0"/>
+                <w:sz w:val="22"/>
+              </w:rPr>
+              <w:t>原理解析</w:t>
+            </w:r>
+          </w:p>
+        </w:tc>
+        <w:tc>
+          <w:tcPr>
+            <w:tcW w:w="7371" w:type="dxa"/>
+          </w:tcPr>
+          <w:p>
+            <w:pPr>
+              <w:widowControl/>
+              <w:adjustRightInd w:val="0"/>
+              <w:snapToGrid w:val="0"/>
+              <w:rPr>
+                <w:rFonts w:ascii="Tahoma" w:eastAsia="微软雅黑" w:hAnsi="Tahoma"/>
+                <w:kern w:val="0"/>
+                <w:sz w:val="22"/>
+              </w:rPr>
+            </w:pPr>
+            <w:r>
+              <w:rPr>
+                <w:rFonts w:ascii="Tahoma" w:eastAsia="微软雅黑" w:hAnsi="Tahoma" w:hint="eastAsia"/>
+                <w:kern w:val="0"/>
+                <w:sz w:val="22"/>
+              </w:rPr>
+              <w:t>“</w:t>
+            </w:r>
+            <w:r>
+              <w:rPr>
+                <w:rFonts w:ascii="Tahoma" w:eastAsia="微软雅黑" w:hAnsi="Tahoma" w:hint="eastAsia"/>
+                <w:kern w:val="0"/>
+                <w:sz w:val="22"/>
+              </w:rPr>
+              <w:t>\{</w:t>
+            </w:r>
+            <w:r>
+              <w:rPr>
+                <w:rFonts w:ascii="Tahoma" w:eastAsia="微软雅黑" w:hAnsi="Tahoma" w:hint="eastAsia"/>
+                <w:kern w:val="0"/>
+                <w:sz w:val="22"/>
+              </w:rPr>
+              <w:t>”是窗口字符，效果是放大字体。</w:t>
+            </w:r>
+          </w:p>
+          <w:p>
+            <w:pPr>
+              <w:widowControl/>
+              <w:adjustRightInd w:val="0"/>
+              <w:snapToGrid w:val="0"/>
+              <w:rPr>
+                <w:rFonts w:ascii="Tahoma" w:eastAsia="微软雅黑" w:hAnsi="Tahoma"/>
+                <w:kern w:val="0"/>
+                <w:sz w:val="22"/>
+              </w:rPr>
+            </w:pPr>
+            <w:r>
+              <w:rPr>
+                <w:rFonts w:ascii="Tahoma" w:eastAsia="微软雅黑" w:hAnsi="Tahoma" w:hint="eastAsia"/>
+                <w:kern w:val="0"/>
+                <w:sz w:val="22"/>
+              </w:rPr>
+              <w:t>因为</w:t>
+            </w:r>
+            <w:r>
+              <w:rPr>
+                <w:rFonts w:ascii="Tahoma" w:eastAsia="微软雅黑" w:hAnsi="Tahoma" w:hint="eastAsia"/>
+                <w:kern w:val="0"/>
+                <w:sz w:val="22"/>
+              </w:rPr>
+              <w:t xml:space="preserve"> </w:t>
+            </w:r>
+            <w:r>
+              <w:rPr>
+                <w:rFonts w:ascii="Tahoma" w:eastAsia="微软雅黑" w:hAnsi="Tahoma" w:hint="eastAsia"/>
+                <w:kern w:val="0"/>
+                <w:sz w:val="22"/>
+              </w:rPr>
+              <w:t>没</w:t>
+            </w:r>
+            <w:r>
+              <w:rPr>
+                <w:rFonts w:ascii="Tahoma" w:eastAsia="微软雅黑" w:hAnsi="Tahoma" w:hint="eastAsia"/>
+                <w:kern w:val="0"/>
+                <w:sz w:val="22"/>
+              </w:rPr>
+              <w:t>有</w:t>
+            </w:r>
+            <w:r>
+              <w:rPr>
+                <w:rFonts w:ascii="Tahoma" w:eastAsia="微软雅黑" w:hAnsi="Tahoma" w:hint="eastAsia"/>
+                <w:kern w:val="0"/>
+                <w:sz w:val="22"/>
+              </w:rPr>
+              <w:t xml:space="preserve"> </w:t>
+            </w:r>
+            <w:r>
+              <w:rPr>
+                <w:rFonts w:ascii="Tahoma" w:eastAsia="微软雅黑" w:hAnsi="Tahoma" w:hint="eastAsia"/>
+                <w:kern w:val="0"/>
+                <w:sz w:val="22"/>
+              </w:rPr>
+              <w:t>加插件</w:t>
+            </w:r>
+            <w:r>
+              <w:rPr>
+                <w:rFonts w:ascii="Tahoma" w:eastAsia="微软雅黑" w:hAnsi="Tahoma" w:hint="eastAsia"/>
+                <w:kern w:val="0"/>
+                <w:sz w:val="22"/>
+              </w:rPr>
+              <w:t xml:space="preserve"> </w:t>
+            </w:r>
+            <w:r>
+              <w:rPr>
+                <w:rFonts w:ascii="Tahoma" w:eastAsia="微软雅黑" w:hAnsi="Tahoma" w:hint="eastAsia"/>
+                <w:kern w:val="0"/>
+                <w:sz w:val="22"/>
+              </w:rPr>
+              <w:t>窗口字符核心，</w:t>
+            </w:r>
+          </w:p>
+          <w:p>
+            <w:pPr>
+              <w:widowControl/>
+              <w:adjustRightInd w:val="0"/>
+              <w:snapToGrid w:val="0"/>
+              <w:rPr>
+                <w:rFonts w:ascii="Tahoma" w:eastAsia="微软雅黑" w:hAnsi="Tahoma"/>
+                <w:kern w:val="0"/>
+                <w:sz w:val="22"/>
+              </w:rPr>
+            </w:pPr>
+            <w:r>
+              <w:rPr>
+                <w:rFonts w:ascii="Tahoma" w:eastAsia="微软雅黑" w:hAnsi="Tahoma" w:hint="eastAsia"/>
+                <w:kern w:val="0"/>
+                <w:sz w:val="22"/>
+              </w:rPr>
+              <w:t>所以大部分地方设置</w:t>
+            </w:r>
+            <w:r>
+              <w:rPr>
+                <w:rFonts w:ascii="Tahoma" w:eastAsia="微软雅黑" w:hAnsi="Tahoma" w:hint="eastAsia"/>
+                <w:kern w:val="0"/>
+                <w:sz w:val="22"/>
+              </w:rPr>
+              <w:t>的</w:t>
+            </w:r>
+            <w:r>
+              <w:rPr>
+                <w:rFonts w:ascii="Tahoma" w:eastAsia="微软雅黑" w:hAnsi="Tahoma" w:hint="eastAsia"/>
+                <w:kern w:val="0"/>
+                <w:sz w:val="22"/>
+              </w:rPr>
+              <w:t>窗口字符，都</w:t>
+            </w:r>
+            <w:r>
+              <w:rPr>
+                <w:rFonts w:ascii="Tahoma" w:eastAsia="微软雅黑" w:hAnsi="Tahoma" w:hint="eastAsia"/>
+                <w:kern w:val="0"/>
+                <w:sz w:val="22"/>
+              </w:rPr>
+              <w:t>只能</w:t>
+            </w:r>
+            <w:r>
+              <w:rPr>
+                <w:rFonts w:ascii="Tahoma" w:eastAsia="微软雅黑" w:hAnsi="Tahoma" w:hint="eastAsia"/>
+                <w:kern w:val="0"/>
+                <w:sz w:val="22"/>
+              </w:rPr>
+              <w:t>显示原始文本。</w:t>
+            </w:r>
+          </w:p>
+          <w:p>
+            <w:pPr>
+              <w:widowControl/>
+              <w:adjustRightInd w:val="0"/>
+              <w:snapToGrid w:val="0"/>
+              <w:rPr>
+                <w:rFonts w:ascii="Tahoma" w:eastAsia="微软雅黑" w:hAnsi="Tahoma" w:hint="eastAsia"/>
+                <w:kern w:val="0"/>
+                <w:sz w:val="22"/>
+              </w:rPr>
+            </w:pPr>
+            <w:r>
+              <w:rPr>
+                <w:rFonts w:hint="eastAsia"/>
+                <w:noProof/>
+              </w:rPr>
+              <w:drawing>
+                <wp:inline distT="0" distB="0" distL="0" distR="0" wp14:anchorId="6E788F61" wp14:editId="03954A9F">
+                  <wp:extent cx="4064000" cy="563733"/>
+                  <wp:effectExtent l="0" t="0" r="0" b="8255"/>
+                  <wp:docPr id="1813351215" name="图片 11"/>
+                  <wp:cNvGraphicFramePr>
+                    <a:graphicFrameLocks xmlns:a="http://schemas.openxmlformats.org/drawingml/2006/main" noChangeAspect="1"/>
+                  </wp:cNvGraphicFramePr>
+                  <a:graphic xmlns:a="http://schemas.openxmlformats.org/drawingml/2006/main">
+                    <a:graphicData uri="http://schemas.openxmlformats.org/drawingml/2006/picture">
+                      <pic:pic xmlns:pic="http://schemas.openxmlformats.org/drawingml/2006/picture">
+                        <pic:nvPicPr>
+                          <pic:cNvPr id="0" name="Picture 24"/>
+                          <pic:cNvPicPr>
+                            <a:picLocks noChangeAspect="1" noChangeArrowheads="1"/>
+                          </pic:cNvPicPr>
+                        </pic:nvPicPr>
+                        <pic:blipFill>
+                          <a:blip r:embed="rId35">
+                            <a:extLst>
+                              <a:ext uri="{28A0092B-C50C-407E-A947-70E740481C1C}">
+                                <a14:useLocalDpi xmlns:a14="http://schemas.microsoft.com/office/drawing/2010/main" val="0"/>
+                              </a:ext>
+                            </a:extLst>
+                          </a:blip>
+                          <a:srcRect/>
+                          <a:stretch>
+                            <a:fillRect/>
+                          </a:stretch>
+                        </pic:blipFill>
+                        <pic:spPr bwMode="auto">
+                          <a:xfrm>
+                            <a:off x="0" y="0"/>
+                            <a:ext cx="4077875" cy="565658"/>
+                          </a:xfrm>
+                          <a:prstGeom prst="rect">
+                            <a:avLst/>
+                          </a:prstGeom>
+                          <a:noFill/>
+                          <a:ln>
+                            <a:noFill/>
+                          </a:ln>
+                        </pic:spPr>
+                      </pic:pic>
+                    </a:graphicData>
+                  </a:graphic>
+                </wp:inline>
+              </w:drawing>
+            </w:r>
+          </w:p>
+        </w:tc>
+      </w:tr>
+      <w:tr>
+        <w:tc>
+          <w:tcPr>
+            <w:tcW w:w="1418" w:type="dxa"/>
+          </w:tcPr>
+          <w:p>
+            <w:pPr>
+              <w:widowControl/>
+              <w:adjustRightInd w:val="0"/>
+              <w:snapToGrid w:val="0"/>
+              <w:spacing w:line="276" w:lineRule="auto"/>
+              <w:jc w:val="left"/>
+              <w:rPr>
+                <w:rFonts w:ascii="Tahoma" w:eastAsia="微软雅黑" w:hAnsi="Tahoma"/>
+                <w:b/>
+                <w:bCs/>
+                <w:kern w:val="0"/>
+                <w:sz w:val="22"/>
+              </w:rPr>
+            </w:pPr>
+            <w:r>
+              <w:rPr>
+                <w:rFonts w:ascii="Tahoma" w:eastAsia="微软雅黑" w:hAnsi="Tahoma" w:hint="eastAsia"/>
+                <w:b/>
+                <w:bCs/>
+                <w:kern w:val="0"/>
+                <w:sz w:val="22"/>
+              </w:rPr>
+              <w:t>解决方案</w:t>
+            </w:r>
+          </w:p>
+        </w:tc>
+        <w:tc>
+          <w:tcPr>
+            <w:tcW w:w="7371" w:type="dxa"/>
+          </w:tcPr>
+          <w:p>
+            <w:pPr>
+              <w:widowControl/>
+              <w:adjustRightInd w:val="0"/>
+              <w:snapToGrid w:val="0"/>
+              <w:rPr>
+                <w:rFonts w:ascii="Tahoma" w:eastAsia="微软雅黑" w:hAnsi="Tahoma" w:hint="eastAsia"/>
+                <w:kern w:val="0"/>
+                <w:sz w:val="22"/>
+              </w:rPr>
+            </w:pPr>
+            <w:r>
+              <w:rPr>
+                <w:rFonts w:ascii="Tahoma" w:eastAsia="微软雅黑" w:hAnsi="Tahoma" w:hint="eastAsia"/>
+                <w:kern w:val="0"/>
+                <w:sz w:val="22"/>
+              </w:rPr>
+              <w:t>添加</w:t>
+            </w:r>
+            <w:r>
+              <w:rPr>
+                <w:rFonts w:ascii="Tahoma" w:eastAsia="微软雅黑" w:hAnsi="Tahoma" w:hint="eastAsia"/>
+                <w:kern w:val="0"/>
+                <w:sz w:val="22"/>
+              </w:rPr>
+              <w:t>插件</w:t>
+            </w:r>
+            <w:r>
+              <w:rPr>
+                <w:rFonts w:ascii="Tahoma" w:eastAsia="微软雅黑" w:hAnsi="Tahoma" w:hint="eastAsia"/>
+                <w:kern w:val="0"/>
+                <w:sz w:val="22"/>
+              </w:rPr>
+              <w:t xml:space="preserve"> </w:t>
+            </w:r>
+            <w:r>
+              <w:rPr>
+                <w:rFonts w:ascii="Tahoma" w:eastAsia="微软雅黑" w:hAnsi="Tahoma" w:hint="eastAsia"/>
+                <w:kern w:val="0"/>
+                <w:sz w:val="22"/>
+              </w:rPr>
+              <w:t>窗口字符核心</w:t>
+            </w:r>
+            <w:r>
+              <w:rPr>
+                <w:rFonts w:ascii="Tahoma" w:eastAsia="微软雅黑" w:hAnsi="Tahoma" w:hint="eastAsia"/>
+                <w:kern w:val="0"/>
+                <w:sz w:val="22"/>
+              </w:rPr>
+              <w:t xml:space="preserve"> </w:t>
+            </w:r>
+            <w:r>
+              <w:rPr>
+                <w:rFonts w:ascii="Tahoma" w:eastAsia="微软雅黑" w:hAnsi="Tahoma" w:hint="eastAsia"/>
+                <w:kern w:val="0"/>
+                <w:sz w:val="22"/>
+              </w:rPr>
+              <w:t>即可。</w:t>
+            </w:r>
+          </w:p>
+          <w:p>
+            <w:pPr>
+              <w:widowControl/>
+              <w:adjustRightInd w:val="0"/>
+              <w:snapToGrid w:val="0"/>
+              <w:spacing w:line="276" w:lineRule="auto"/>
+              <w:jc w:val="left"/>
+              <w:rPr>
+                <w:rFonts w:ascii="Tahoma" w:eastAsia="微软雅黑" w:hAnsi="Tahoma" w:hint="eastAsia"/>
+                <w:kern w:val="0"/>
+                <w:sz w:val="22"/>
+              </w:rPr>
+            </w:pPr>
+            <w:r>
+              <w:rPr>
+                <w:rFonts w:hint="eastAsia"/>
+                <w:noProof/>
+              </w:rPr>
+              <w:drawing>
+                <wp:inline distT="0" distB="0" distL="0" distR="0" wp14:anchorId="213EE2AC" wp14:editId="125E07EB">
+                  <wp:extent cx="4224443" cy="283291"/>
+                  <wp:effectExtent l="0" t="0" r="635" b="0"/>
+                  <wp:docPr id="1693947674" name="图片 12"/>
+                  <wp:cNvGraphicFramePr>
+                    <a:graphicFrameLocks xmlns:a="http://schemas.openxmlformats.org/drawingml/2006/main" noChangeAspect="1"/>
+                  </wp:cNvGraphicFramePr>
+                  <a:graphic xmlns:a="http://schemas.openxmlformats.org/drawingml/2006/main">
+                    <a:graphicData uri="http://schemas.openxmlformats.org/drawingml/2006/picture">
+                      <pic:pic xmlns:pic="http://schemas.openxmlformats.org/drawingml/2006/picture">
+                        <pic:nvPicPr>
+                          <pic:cNvPr id="0" name="Picture 26"/>
+                          <pic:cNvPicPr>
+                            <a:picLocks noChangeAspect="1" noChangeArrowheads="1"/>
+                          </pic:cNvPicPr>
+                        </pic:nvPicPr>
+                        <pic:blipFill>
+                          <a:blip r:embed="rId36">
+                            <a:extLst>
+                              <a:ext uri="{28A0092B-C50C-407E-A947-70E740481C1C}">
+                                <a14:useLocalDpi xmlns:a14="http://schemas.microsoft.com/office/drawing/2010/main" val="0"/>
+                              </a:ext>
+                            </a:extLst>
+                          </a:blip>
+                          <a:srcRect/>
+                          <a:stretch>
+                            <a:fillRect/>
+                          </a:stretch>
+                        </pic:blipFill>
+                        <pic:spPr bwMode="auto">
+                          <a:xfrm>
+                            <a:off x="0" y="0"/>
+                            <a:ext cx="4224443" cy="283291"/>
+                          </a:xfrm>
+                          <a:prstGeom prst="rect">
+                            <a:avLst/>
+                          </a:prstGeom>
+                          <a:noFill/>
+                          <a:ln>
+                            <a:noFill/>
+                          </a:ln>
+                        </pic:spPr>
+                      </pic:pic>
+                    </a:graphicData>
+                  </a:graphic>
+                </wp:inline>
+              </w:drawing>
+            </w:r>
+          </w:p>
+        </w:tc>
+      </w:tr>
+    </w:tbl>
+    <w:p>
+      <w:pPr>
+        <w:rPr>
+          <w:rFonts w:ascii="Tahoma" w:eastAsia="微软雅黑" w:hAnsi="Tahoma"/>
+          <w:kern w:val="0"/>
+          <w:sz w:val="22"/>
+        </w:rPr>
+      </w:pPr>
+    </w:p>
+    <w:p>
+      <w:pPr>
+        <w:widowControl/>
+        <w:jc w:val="left"/>
+        <w:rPr>
+          <w:rFonts w:ascii="Tahoma" w:eastAsia="微软雅黑" w:hAnsi="Tahoma" w:hint="eastAsia"/>
+          <w:kern w:val="0"/>
+          <w:sz w:val="22"/>
+        </w:rPr>
+      </w:pPr>
+    </w:p>
+    <w:p>
+      <w:pPr>
+        <w:pStyle w:val="3"/>
+        <w:rPr>
+          <w:rFonts w:hint="eastAsia"/>
+        </w:rPr>
+      </w:pPr>
+      <w:r>
+        <w:rPr>
+          <w:rFonts w:hint="eastAsia"/>
+        </w:rPr>
+        <w:t>逻辑图形第四</w:t>
+      </w:r>
+      <w:proofErr w:type="gramStart"/>
+      <w:r>
+        <w:rPr>
+          <w:rFonts w:hint="eastAsia"/>
+        </w:rPr>
+        <w:t>关切换</w:t>
+      </w:r>
+      <w:proofErr w:type="gramEnd"/>
+      <w:r>
+        <w:rPr>
+          <w:rFonts w:hint="eastAsia"/>
+        </w:rPr>
+        <w:t>不了</w:t>
+      </w:r>
+      <w:r>
+        <w:rPr>
+          <w:rFonts w:hint="eastAsia"/>
+        </w:rPr>
+        <w:t>下半圆</w:t>
+      </w:r>
+    </w:p>
+    <w:tbl>
+      <w:tblPr>
+        <w:tblStyle w:val="af"/>
+        <w:tblW w:w="8789" w:type="dxa"/>
+        <w:tblInd w:w="-176" w:type="dxa"/>
+        <w:tblBorders>
+          <w:top w:val="single" w:sz="4" w:space="0" w:color="D9D9D9" w:themeColor="background1" w:themeShade="D9"/>
+          <w:left w:val="none" w:sz="0" w:space="0" w:color="auto"/>
+          <w:bottom w:val="single" w:sz="4" w:space="0" w:color="D9D9D9" w:themeColor="background1" w:themeShade="D9"/>
+          <w:right w:val="none" w:sz="0" w:space="0" w:color="auto"/>
+          <w:insideH w:val="single" w:sz="4" w:space="0" w:color="D9D9D9" w:themeColor="background1" w:themeShade="D9"/>
+          <w:insideV w:val="none" w:sz="0" w:space="0" w:color="auto"/>
+        </w:tblBorders>
+        <w:tblLook w:val="04A0" w:firstRow="1" w:lastRow="0" w:firstColumn="1" w:lastColumn="0" w:noHBand="0" w:noVBand="1"/>
+      </w:tblPr>
+      <w:tblGrid>
+        <w:gridCol w:w="1418"/>
+        <w:gridCol w:w="7371"/>
+      </w:tblGrid>
+      <w:tr>
+        <w:tc>
+          <w:tcPr>
+            <w:tcW w:w="1418" w:type="dxa"/>
+          </w:tcPr>
+          <w:p>
+            <w:pPr>
+              <w:widowControl/>
+              <w:adjustRightInd w:val="0"/>
+              <w:snapToGrid w:val="0"/>
+              <w:spacing w:line="276" w:lineRule="auto"/>
+              <w:jc w:val="left"/>
+              <w:rPr>
+                <w:rFonts w:ascii="Tahoma" w:eastAsia="微软雅黑" w:hAnsi="Tahoma"/>
+                <w:kern w:val="0"/>
+                <w:sz w:val="22"/>
+              </w:rPr>
+            </w:pPr>
+            <w:r>
+              <w:rPr>
+                <w:rFonts w:ascii="Tahoma" w:eastAsia="微软雅黑" w:hAnsi="Tahoma" w:hint="eastAsia"/>
+                <w:b/>
+                <w:bCs/>
+                <w:kern w:val="0"/>
+                <w:sz w:val="22"/>
+              </w:rPr>
+              <w:t>问题名称</w:t>
+            </w:r>
+          </w:p>
+        </w:tc>
+        <w:tc>
+          <w:tcPr>
+            <w:tcW w:w="7371" w:type="dxa"/>
+          </w:tcPr>
+          <w:p>
+            <w:pPr>
+              <w:widowControl/>
+              <w:adjustRightInd w:val="0"/>
+              <w:snapToGrid w:val="0"/>
+              <w:spacing w:line="276" w:lineRule="auto"/>
+              <w:jc w:val="left"/>
+              <w:rPr>
+                <w:rFonts w:ascii="Tahoma" w:eastAsia="微软雅黑" w:hAnsi="Tahoma" w:hint="eastAsia"/>
+                <w:kern w:val="0"/>
+                <w:sz w:val="22"/>
+              </w:rPr>
+            </w:pPr>
+            <w:r>
+              <w:rPr>
+                <w:rFonts w:ascii="Tahoma" w:eastAsia="微软雅黑" w:hAnsi="Tahoma" w:hint="eastAsia"/>
+                <w:kern w:val="0"/>
+                <w:sz w:val="22"/>
+              </w:rPr>
+              <w:t>逻辑图形第四</w:t>
+            </w:r>
+            <w:proofErr w:type="gramStart"/>
+            <w:r>
+              <w:rPr>
+                <w:rFonts w:ascii="Tahoma" w:eastAsia="微软雅黑" w:hAnsi="Tahoma" w:hint="eastAsia"/>
+                <w:kern w:val="0"/>
+                <w:sz w:val="22"/>
+              </w:rPr>
+              <w:t>关切换</w:t>
+            </w:r>
+            <w:proofErr w:type="gramEnd"/>
+            <w:r>
+              <w:rPr>
+                <w:rFonts w:ascii="Tahoma" w:eastAsia="微软雅黑" w:hAnsi="Tahoma" w:hint="eastAsia"/>
+                <w:kern w:val="0"/>
+                <w:sz w:val="22"/>
+              </w:rPr>
+              <w:t>不了下半圆</w:t>
+            </w:r>
+          </w:p>
+        </w:tc>
+      </w:tr>
+      <w:tr>
+        <w:tc>
+          <w:tcPr>
+            <w:tcW w:w="1418" w:type="dxa"/>
+          </w:tcPr>
+          <w:p>
+            <w:pPr>
+              <w:widowControl/>
+              <w:adjustRightInd w:val="0"/>
+              <w:snapToGrid w:val="0"/>
+              <w:spacing w:line="276" w:lineRule="auto"/>
+              <w:jc w:val="left"/>
+              <w:rPr>
+                <w:rFonts w:ascii="Tahoma" w:eastAsia="微软雅黑" w:hAnsi="Tahoma"/>
+                <w:b/>
+                <w:bCs/>
+                <w:kern w:val="0"/>
+                <w:sz w:val="22"/>
+              </w:rPr>
+            </w:pPr>
+            <w:r>
+              <w:rPr>
+                <w:rFonts w:ascii="Tahoma" w:eastAsia="微软雅黑" w:hAnsi="Tahoma" w:hint="eastAsia"/>
+                <w:b/>
+                <w:bCs/>
+                <w:kern w:val="0"/>
+                <w:sz w:val="22"/>
+              </w:rPr>
+              <w:t>问题图示</w:t>
+            </w:r>
+          </w:p>
+        </w:tc>
+        <w:tc>
+          <w:tcPr>
+            <w:tcW w:w="7371" w:type="dxa"/>
+          </w:tcPr>
+          <w:p>
+            <w:pPr>
+              <w:widowControl/>
+              <w:jc w:val="left"/>
+              <w:rPr>
+                <w:rFonts w:ascii="宋体" w:hAnsi="宋体" w:cs="宋体" w:hint="eastAsia"/>
+                <w:kern w:val="0"/>
+                <w:szCs w:val="24"/>
+              </w:rPr>
+            </w:pPr>
+            <w:r>
+              <w:rPr>
+                <w:rFonts w:hint="eastAsia"/>
+                <w:noProof/>
+              </w:rPr>
+              <w:drawing>
+                <wp:inline distT="0" distB="0" distL="0" distR="0" wp14:anchorId="75B21316" wp14:editId="6BB6739A">
+                  <wp:extent cx="4224020" cy="1615665"/>
+                  <wp:effectExtent l="0" t="0" r="5080" b="3810"/>
+                  <wp:docPr id="677929788" name="图片 13"/>
+                  <wp:cNvGraphicFramePr>
+                    <a:graphicFrameLocks xmlns:a="http://schemas.openxmlformats.org/drawingml/2006/main" noChangeAspect="1"/>
+                  </wp:cNvGraphicFramePr>
+                  <a:graphic xmlns:a="http://schemas.openxmlformats.org/drawingml/2006/main">
+                    <a:graphicData uri="http://schemas.openxmlformats.org/drawingml/2006/picture">
+                      <pic:pic xmlns:pic="http://schemas.openxmlformats.org/drawingml/2006/picture">
+                        <pic:nvPicPr>
+                          <pic:cNvPr id="0" name="Picture 28"/>
+                          <pic:cNvPicPr>
+                            <a:picLocks noChangeAspect="1" noChangeArrowheads="1"/>
+                          </pic:cNvPicPr>
+                        </pic:nvPicPr>
+                        <pic:blipFill>
+                          <a:blip r:embed="rId37">
+                            <a:extLst>
+                              <a:ext uri="{28A0092B-C50C-407E-A947-70E740481C1C}">
+                                <a14:useLocalDpi xmlns:a14="http://schemas.microsoft.com/office/drawing/2010/main" val="0"/>
+                              </a:ext>
+                            </a:extLst>
+                          </a:blip>
+                          <a:srcRect/>
+                          <a:stretch>
+                            <a:fillRect/>
+                          </a:stretch>
+                        </pic:blipFill>
+                        <pic:spPr bwMode="auto">
+                          <a:xfrm>
+                            <a:off x="0" y="0"/>
+                            <a:ext cx="4239212" cy="1621476"/>
+                          </a:xfrm>
+                          <a:prstGeom prst="rect">
+                            <a:avLst/>
+                          </a:prstGeom>
+                          <a:noFill/>
+                          <a:ln>
+                            <a:noFill/>
+                          </a:ln>
+                        </pic:spPr>
+                      </pic:pic>
+                    </a:graphicData>
+                  </a:graphic>
+                </wp:inline>
+              </w:drawing>
+            </w:r>
+          </w:p>
+        </w:tc>
+      </w:tr>
+      <w:tr>
+        <w:tc>
+          <w:tcPr>
+            <w:tcW w:w="1418" w:type="dxa"/>
+          </w:tcPr>
+          <w:p>
+            <w:pPr>
+              <w:widowControl/>
+              <w:adjustRightInd w:val="0"/>
+              <w:snapToGrid w:val="0"/>
+              <w:spacing w:line="276" w:lineRule="auto"/>
+              <w:jc w:val="left"/>
+              <w:rPr>
+                <w:rFonts w:ascii="Tahoma" w:eastAsia="微软雅黑" w:hAnsi="Tahoma"/>
+                <w:b/>
+                <w:bCs/>
+                <w:kern w:val="0"/>
+                <w:sz w:val="22"/>
+              </w:rPr>
+            </w:pPr>
+            <w:r>
+              <w:rPr>
+                <w:rFonts w:ascii="Tahoma" w:eastAsia="微软雅黑" w:hAnsi="Tahoma" w:hint="eastAsia"/>
+                <w:b/>
+                <w:bCs/>
+                <w:kern w:val="0"/>
+                <w:sz w:val="22"/>
+              </w:rPr>
+              <w:t>问题描述</w:t>
+            </w:r>
+          </w:p>
+        </w:tc>
+        <w:tc>
+          <w:tcPr>
+            <w:tcW w:w="7371" w:type="dxa"/>
+          </w:tcPr>
+          <w:p>
+            <w:pPr>
+              <w:widowControl/>
+              <w:adjustRightInd w:val="0"/>
+              <w:snapToGrid w:val="0"/>
+              <w:spacing w:line="276" w:lineRule="auto"/>
+              <w:jc w:val="left"/>
+              <w:rPr>
+                <w:rFonts w:ascii="Tahoma" w:eastAsia="微软雅黑" w:hAnsi="Tahoma"/>
+                <w:kern w:val="0"/>
+                <w:sz w:val="22"/>
+              </w:rPr>
+            </w:pPr>
+            <w:r>
+              <w:rPr>
+                <w:rFonts w:ascii="Tahoma" w:eastAsia="微软雅黑" w:hAnsi="Tahoma" w:hint="eastAsia"/>
+                <w:kern w:val="0"/>
+                <w:sz w:val="22"/>
+              </w:rPr>
+              <w:t>新工程中，</w:t>
+            </w:r>
+            <w:r>
+              <w:rPr>
+                <w:rFonts w:ascii="Tahoma" w:eastAsia="微软雅黑" w:hAnsi="Tahoma" w:hint="eastAsia"/>
+                <w:kern w:val="0"/>
+                <w:sz w:val="22"/>
+              </w:rPr>
+              <w:t>逻辑图形第四</w:t>
+            </w:r>
+            <w:proofErr w:type="gramStart"/>
+            <w:r>
+              <w:rPr>
+                <w:rFonts w:ascii="Tahoma" w:eastAsia="微软雅黑" w:hAnsi="Tahoma" w:hint="eastAsia"/>
+                <w:kern w:val="0"/>
+                <w:sz w:val="22"/>
+              </w:rPr>
+              <w:t>关无法</w:t>
+            </w:r>
+            <w:proofErr w:type="gramEnd"/>
+            <w:r>
+              <w:rPr>
+                <w:rFonts w:ascii="Tahoma" w:eastAsia="微软雅黑" w:hAnsi="Tahoma" w:hint="eastAsia"/>
+                <w:kern w:val="0"/>
+                <w:sz w:val="22"/>
+              </w:rPr>
+              <w:t>切换下半圆</w:t>
+            </w:r>
+            <w:r>
+              <w:rPr>
+                <w:rFonts w:ascii="Tahoma" w:eastAsia="微软雅黑" w:hAnsi="Tahoma" w:hint="eastAsia"/>
+                <w:kern w:val="0"/>
+                <w:sz w:val="22"/>
+              </w:rPr>
+              <w:t>。</w:t>
+            </w:r>
+          </w:p>
+          <w:p>
+            <w:pPr>
+              <w:widowControl/>
+              <w:adjustRightInd w:val="0"/>
+              <w:snapToGrid w:val="0"/>
+              <w:spacing w:line="276" w:lineRule="auto"/>
+              <w:jc w:val="left"/>
+              <w:rPr>
+                <w:rFonts w:ascii="Tahoma" w:eastAsia="微软雅黑" w:hAnsi="Tahoma" w:hint="eastAsia"/>
+                <w:kern w:val="0"/>
+                <w:sz w:val="22"/>
+              </w:rPr>
+            </w:pPr>
+            <w:r>
+              <w:rPr>
+                <w:rFonts w:ascii="Tahoma" w:eastAsia="微软雅黑" w:hAnsi="Tahoma" w:hint="eastAsia"/>
+                <w:kern w:val="0"/>
+                <w:sz w:val="22"/>
+              </w:rPr>
+              <w:t>但是右半圆可以切换。</w:t>
+            </w:r>
+          </w:p>
+        </w:tc>
+      </w:tr>
+      <w:tr>
+        <w:tc>
+          <w:tcPr>
+            <w:tcW w:w="1418" w:type="dxa"/>
+          </w:tcPr>
+          <w:p>
+            <w:pPr>
+              <w:widowControl/>
+              <w:adjustRightInd w:val="0"/>
+              <w:snapToGrid w:val="0"/>
+              <w:spacing w:line="276" w:lineRule="auto"/>
+              <w:jc w:val="left"/>
+              <w:rPr>
+                <w:rFonts w:ascii="Tahoma" w:eastAsia="微软雅黑" w:hAnsi="Tahoma"/>
+                <w:b/>
+                <w:bCs/>
+                <w:kern w:val="0"/>
+                <w:sz w:val="22"/>
+              </w:rPr>
+            </w:pPr>
+            <w:r>
+              <w:rPr>
+                <w:rFonts w:ascii="Tahoma" w:eastAsia="微软雅黑" w:hAnsi="Tahoma" w:hint="eastAsia"/>
+                <w:b/>
+                <w:bCs/>
+                <w:kern w:val="0"/>
+                <w:sz w:val="22"/>
+              </w:rPr>
+              <w:t>出现时机</w:t>
+            </w:r>
+          </w:p>
+        </w:tc>
+        <w:tc>
+          <w:tcPr>
+            <w:tcW w:w="7371" w:type="dxa"/>
+          </w:tcPr>
+          <w:p>
+            <w:pPr>
+              <w:widowControl/>
+              <w:adjustRightInd w:val="0"/>
+              <w:snapToGrid w:val="0"/>
+              <w:spacing w:line="276" w:lineRule="auto"/>
+              <w:jc w:val="left"/>
+              <w:rPr>
+                <w:rFonts w:ascii="Tahoma" w:eastAsia="微软雅黑" w:hAnsi="Tahoma"/>
+                <w:kern w:val="0"/>
+                <w:sz w:val="22"/>
+              </w:rPr>
+            </w:pPr>
+            <w:r>
+              <w:rPr>
+                <w:rFonts w:ascii="Tahoma" w:eastAsia="微软雅黑" w:hAnsi="Tahoma"/>
+                <w:kern w:val="0"/>
+                <w:sz w:val="22"/>
+              </w:rPr>
+              <w:t xml:space="preserve">&gt; </w:t>
+            </w:r>
+            <w:r>
+              <w:rPr>
+                <w:rFonts w:ascii="Tahoma" w:eastAsia="微软雅黑" w:hAnsi="Tahoma" w:hint="eastAsia"/>
+                <w:kern w:val="0"/>
+                <w:sz w:val="22"/>
+              </w:rPr>
+              <w:t>新工程的事件就出问题。</w:t>
+            </w:r>
+          </w:p>
+          <w:p>
+            <w:pPr>
+              <w:widowControl/>
+              <w:adjustRightInd w:val="0"/>
+              <w:snapToGrid w:val="0"/>
+              <w:spacing w:line="276" w:lineRule="auto"/>
+              <w:jc w:val="left"/>
+              <w:rPr>
+                <w:rFonts w:ascii="Tahoma" w:eastAsia="微软雅黑" w:hAnsi="Tahoma"/>
+                <w:kern w:val="0"/>
+                <w:sz w:val="22"/>
+              </w:rPr>
+            </w:pPr>
+            <w:r>
+              <w:rPr>
+                <w:rFonts w:ascii="Tahoma" w:eastAsia="微软雅黑" w:hAnsi="Tahoma"/>
+                <w:kern w:val="0"/>
+                <w:sz w:val="22"/>
+              </w:rPr>
+              <w:t>&gt;</w:t>
+            </w:r>
+            <w:r>
+              <w:rPr>
+                <w:rFonts w:ascii="Tahoma" w:eastAsia="微软雅黑" w:hAnsi="Tahoma" w:hint="eastAsia"/>
+                <w:kern w:val="0"/>
+                <w:sz w:val="22"/>
+              </w:rPr>
+              <w:t xml:space="preserve"> </w:t>
+            </w:r>
+            <w:r>
+              <w:rPr>
+                <w:rFonts w:ascii="Tahoma" w:eastAsia="微软雅黑" w:hAnsi="Tahoma" w:hint="eastAsia"/>
+                <w:kern w:val="0"/>
+                <w:sz w:val="22"/>
+              </w:rPr>
+              <w:t>示例中的事件就没问题。</w:t>
+            </w:r>
+          </w:p>
+        </w:tc>
+      </w:tr>
+      <w:tr>
+        <w:tc>
+          <w:tcPr>
+            <w:tcW w:w="1418" w:type="dxa"/>
+          </w:tcPr>
+          <w:p>
+            <w:pPr>
+              <w:widowControl/>
+              <w:adjustRightInd w:val="0"/>
+              <w:snapToGrid w:val="0"/>
+              <w:spacing w:line="276" w:lineRule="auto"/>
+              <w:jc w:val="left"/>
+              <w:rPr>
+                <w:rFonts w:ascii="Tahoma" w:eastAsia="微软雅黑" w:hAnsi="Tahoma"/>
+                <w:kern w:val="0"/>
+                <w:sz w:val="22"/>
+              </w:rPr>
+            </w:pPr>
+            <w:r>
+              <w:rPr>
+                <w:rFonts w:ascii="Tahoma" w:eastAsia="微软雅黑" w:hAnsi="Tahoma" w:hint="eastAsia"/>
+                <w:b/>
+                <w:bCs/>
+                <w:kern w:val="0"/>
+                <w:sz w:val="22"/>
+              </w:rPr>
+              <w:lastRenderedPageBreak/>
+              <w:t>原理解析</w:t>
+            </w:r>
+          </w:p>
+        </w:tc>
+        <w:tc>
+          <w:tcPr>
+            <w:tcW w:w="7371" w:type="dxa"/>
+          </w:tcPr>
+          <w:p>
+            <w:pPr>
+              <w:widowControl/>
+              <w:adjustRightInd w:val="0"/>
+              <w:snapToGrid w:val="0"/>
+              <w:rPr>
+                <w:rFonts w:ascii="Tahoma" w:eastAsia="微软雅黑" w:hAnsi="Tahoma"/>
+                <w:kern w:val="0"/>
+                <w:sz w:val="22"/>
+              </w:rPr>
+            </w:pPr>
+            <w:r>
+              <w:rPr>
+                <w:rFonts w:ascii="Tahoma" w:eastAsia="微软雅黑" w:hAnsi="Tahoma" w:hint="eastAsia"/>
+                <w:kern w:val="0"/>
+                <w:sz w:val="22"/>
+              </w:rPr>
+              <w:t>作者我的问题，因为以前写的插件指令中，用到了开关</w:t>
+            </w:r>
+            <w:r>
+              <w:rPr>
+                <w:rFonts w:ascii="Tahoma" w:eastAsia="微软雅黑" w:hAnsi="Tahoma" w:hint="eastAsia"/>
+                <w:kern w:val="0"/>
+                <w:sz w:val="22"/>
+              </w:rPr>
+              <w:t>[73]</w:t>
+            </w:r>
+            <w:r>
+              <w:rPr>
+                <w:rFonts w:ascii="Tahoma" w:eastAsia="微软雅黑" w:hAnsi="Tahoma" w:hint="eastAsia"/>
+                <w:kern w:val="0"/>
+                <w:sz w:val="22"/>
+              </w:rPr>
+              <w:t>，</w:t>
+            </w:r>
+          </w:p>
+          <w:p>
+            <w:pPr>
+              <w:widowControl/>
+              <w:adjustRightInd w:val="0"/>
+              <w:snapToGrid w:val="0"/>
+              <w:rPr>
+                <w:rFonts w:ascii="Tahoma" w:eastAsia="微软雅黑" w:hAnsi="Tahoma"/>
+                <w:kern w:val="0"/>
+                <w:sz w:val="22"/>
+              </w:rPr>
+            </w:pPr>
+            <w:r>
+              <w:rPr>
+                <w:rFonts w:ascii="Tahoma" w:eastAsia="微软雅黑" w:hAnsi="Tahoma" w:hint="eastAsia"/>
+                <w:kern w:val="0"/>
+                <w:sz w:val="22"/>
+              </w:rPr>
+              <w:t>当时</w:t>
+            </w:r>
+            <w:r>
+              <w:rPr>
+                <w:rFonts w:ascii="Tahoma" w:eastAsia="微软雅黑" w:hAnsi="Tahoma" w:hint="eastAsia"/>
+                <w:kern w:val="0"/>
+                <w:sz w:val="22"/>
+              </w:rPr>
+              <w:t>我弄了很多</w:t>
+            </w:r>
+            <w:r>
+              <w:rPr>
+                <w:rFonts w:ascii="Tahoma" w:eastAsia="微软雅黑" w:hAnsi="Tahoma" w:hint="eastAsia"/>
+                <w:kern w:val="0"/>
+                <w:sz w:val="22"/>
+              </w:rPr>
+              <w:t xml:space="preserve"> </w:t>
+            </w:r>
+            <w:r>
+              <w:rPr>
+                <w:rFonts w:ascii="Tahoma" w:eastAsia="微软雅黑" w:hAnsi="Tahoma" w:hint="eastAsia"/>
+                <w:kern w:val="0"/>
+                <w:sz w:val="22"/>
+              </w:rPr>
+              <w:t>缓冲布尔，</w:t>
+            </w:r>
+            <w:r>
+              <w:rPr>
+                <w:rFonts w:ascii="Tahoma" w:eastAsia="微软雅黑" w:hAnsi="Tahoma" w:hint="eastAsia"/>
+                <w:kern w:val="0"/>
+                <w:sz w:val="22"/>
+              </w:rPr>
+              <w:t>除了</w:t>
+            </w:r>
+            <w:r>
+              <w:rPr>
+                <w:rFonts w:ascii="Tahoma" w:eastAsia="微软雅黑" w:hAnsi="Tahoma" w:hint="eastAsia"/>
+                <w:kern w:val="0"/>
+                <w:sz w:val="22"/>
+              </w:rPr>
+              <w:t>ABCD</w:t>
+            </w:r>
+            <w:r>
+              <w:rPr>
+                <w:rFonts w:ascii="Tahoma" w:eastAsia="微软雅黑" w:hAnsi="Tahoma" w:hint="eastAsia"/>
+                <w:kern w:val="0"/>
+                <w:sz w:val="22"/>
+              </w:rPr>
+              <w:t>，还弄了</w:t>
+            </w:r>
+            <w:r>
+              <w:rPr>
+                <w:rFonts w:ascii="Tahoma" w:eastAsia="微软雅黑" w:hAnsi="Tahoma" w:hint="eastAsia"/>
+                <w:kern w:val="0"/>
+                <w:sz w:val="22"/>
+              </w:rPr>
+              <w:t>EFGH</w:t>
+            </w:r>
+            <w:r>
+              <w:rPr>
+                <w:rFonts w:ascii="Tahoma" w:eastAsia="微软雅黑" w:hAnsi="Tahoma" w:hint="eastAsia"/>
+                <w:kern w:val="0"/>
+                <w:sz w:val="22"/>
+              </w:rPr>
+              <w:t>，</w:t>
+            </w:r>
+          </w:p>
+          <w:p>
+            <w:pPr>
+              <w:widowControl/>
+              <w:adjustRightInd w:val="0"/>
+              <w:snapToGrid w:val="0"/>
+              <w:rPr>
+                <w:rFonts w:ascii="Tahoma" w:eastAsia="微软雅黑" w:hAnsi="Tahoma"/>
+                <w:kern w:val="0"/>
+                <w:sz w:val="22"/>
+              </w:rPr>
+            </w:pPr>
+            <w:r>
+              <w:rPr>
+                <w:rFonts w:ascii="Tahoma" w:eastAsia="微软雅黑" w:hAnsi="Tahoma" w:hint="eastAsia"/>
+                <w:kern w:val="0"/>
+                <w:sz w:val="22"/>
+              </w:rPr>
+              <w:t>但这些布尔的意义都只是</w:t>
+            </w:r>
+            <w:r>
+              <w:rPr>
+                <w:rFonts w:ascii="Tahoma" w:eastAsia="微软雅黑" w:hAnsi="Tahoma" w:hint="eastAsia"/>
+                <w:kern w:val="0"/>
+                <w:sz w:val="22"/>
+              </w:rPr>
+              <w:t>一次性使用的</w:t>
+            </w:r>
+            <w:r>
+              <w:rPr>
+                <w:rFonts w:ascii="Tahoma" w:eastAsia="微软雅黑" w:hAnsi="Tahoma" w:hint="eastAsia"/>
+                <w:kern w:val="0"/>
+                <w:sz w:val="22"/>
+              </w:rPr>
+              <w:t>临时参数，很浪费</w:t>
+            </w:r>
+            <w:r>
+              <w:rPr>
+                <w:rFonts w:ascii="Tahoma" w:eastAsia="微软雅黑" w:hAnsi="Tahoma" w:hint="eastAsia"/>
+                <w:kern w:val="0"/>
+                <w:sz w:val="22"/>
+              </w:rPr>
+              <w:t>。</w:t>
+            </w:r>
+          </w:p>
+          <w:p>
+            <w:pPr>
+              <w:widowControl/>
+              <w:adjustRightInd w:val="0"/>
+              <w:snapToGrid w:val="0"/>
+              <w:rPr>
+                <w:rFonts w:ascii="Tahoma" w:eastAsia="微软雅黑" w:hAnsi="Tahoma" w:hint="eastAsia"/>
+                <w:kern w:val="0"/>
+                <w:sz w:val="22"/>
+              </w:rPr>
+            </w:pPr>
+            <w:r>
+              <w:rPr>
+                <w:rFonts w:ascii="Tahoma" w:eastAsia="微软雅黑" w:hAnsi="Tahoma" w:hint="eastAsia"/>
+                <w:kern w:val="0"/>
+                <w:sz w:val="22"/>
+              </w:rPr>
+              <w:t>后来</w:t>
+            </w:r>
+            <w:r>
+              <w:rPr>
+                <w:rFonts w:ascii="Tahoma" w:eastAsia="微软雅黑" w:hAnsi="Tahoma" w:hint="eastAsia"/>
+                <w:kern w:val="0"/>
+                <w:sz w:val="22"/>
+              </w:rPr>
+              <w:t>都</w:t>
+            </w:r>
+            <w:r>
+              <w:rPr>
+                <w:rFonts w:ascii="Tahoma" w:eastAsia="微软雅黑" w:hAnsi="Tahoma" w:hint="eastAsia"/>
+                <w:kern w:val="0"/>
+                <w:sz w:val="22"/>
+              </w:rPr>
+              <w:t>去掉了</w:t>
+            </w:r>
+            <w:r>
+              <w:rPr>
+                <w:rFonts w:ascii="Tahoma" w:eastAsia="微软雅黑" w:hAnsi="Tahoma" w:hint="eastAsia"/>
+                <w:kern w:val="0"/>
+                <w:sz w:val="22"/>
+              </w:rPr>
+              <w:t>，统一用</w:t>
+            </w:r>
+            <w:r>
+              <w:rPr>
+                <w:rFonts w:ascii="Tahoma" w:eastAsia="微软雅黑" w:hAnsi="Tahoma" w:hint="eastAsia"/>
+                <w:kern w:val="0"/>
+                <w:sz w:val="22"/>
+              </w:rPr>
+              <w:t>ABCD</w:t>
+            </w:r>
+            <w:r>
+              <w:rPr>
+                <w:rFonts w:ascii="Tahoma" w:eastAsia="微软雅黑" w:hAnsi="Tahoma" w:hint="eastAsia"/>
+                <w:kern w:val="0"/>
+                <w:sz w:val="22"/>
+              </w:rPr>
+              <w:t>，开关</w:t>
+            </w:r>
+            <w:r>
+              <w:rPr>
+                <w:rFonts w:ascii="Tahoma" w:eastAsia="微软雅黑" w:hAnsi="Tahoma" w:hint="eastAsia"/>
+                <w:kern w:val="0"/>
+                <w:sz w:val="22"/>
+              </w:rPr>
+              <w:t xml:space="preserve">[21,22,23,24] </w:t>
+            </w:r>
+            <w:r>
+              <w:rPr>
+                <w:rFonts w:ascii="Tahoma" w:eastAsia="微软雅黑" w:hAnsi="Tahoma" w:hint="eastAsia"/>
+                <w:kern w:val="0"/>
+                <w:sz w:val="22"/>
+              </w:rPr>
+              <w:t>为准</w:t>
+            </w:r>
+            <w:r>
+              <w:rPr>
+                <w:rFonts w:ascii="Tahoma" w:eastAsia="微软雅黑" w:hAnsi="Tahoma" w:hint="eastAsia"/>
+                <w:kern w:val="0"/>
+                <w:sz w:val="22"/>
+              </w:rPr>
+              <w:t>。</w:t>
+            </w:r>
+          </w:p>
+          <w:p>
+            <w:pPr>
+              <w:widowControl/>
+              <w:adjustRightInd w:val="0"/>
+              <w:snapToGrid w:val="0"/>
+              <w:rPr>
+                <w:rFonts w:ascii="Tahoma" w:eastAsia="微软雅黑" w:hAnsi="Tahoma"/>
+                <w:kern w:val="0"/>
+                <w:sz w:val="22"/>
+              </w:rPr>
+            </w:pPr>
+            <w:r>
+              <w:rPr>
+                <w:rFonts w:hint="eastAsia"/>
+                <w:noProof/>
+              </w:rPr>
+              <w:drawing>
+                <wp:inline distT="0" distB="0" distL="0" distR="0" wp14:anchorId="3CB4F54F" wp14:editId="7D384C50">
+                  <wp:extent cx="3126768" cy="2370667"/>
+                  <wp:effectExtent l="0" t="0" r="0" b="0"/>
+                  <wp:docPr id="670236767" name="图片 3"/>
+                  <wp:cNvGraphicFramePr>
+                    <a:graphicFrameLocks xmlns:a="http://schemas.openxmlformats.org/drawingml/2006/main" noChangeAspect="1"/>
+                  </wp:cNvGraphicFramePr>
+                  <a:graphic xmlns:a="http://schemas.openxmlformats.org/drawingml/2006/main">
+                    <a:graphicData uri="http://schemas.openxmlformats.org/drawingml/2006/picture">
+                      <pic:pic xmlns:pic="http://schemas.openxmlformats.org/drawingml/2006/picture">
+                        <pic:nvPicPr>
+                          <pic:cNvPr id="0" name="Picture 5"/>
+                          <pic:cNvPicPr>
+                            <a:picLocks noChangeAspect="1" noChangeArrowheads="1"/>
+                          </pic:cNvPicPr>
+                        </pic:nvPicPr>
+                        <pic:blipFill>
+                          <a:blip r:embed="rId38">
+                            <a:extLst>
+                              <a:ext uri="{28A0092B-C50C-407E-A947-70E740481C1C}">
+                                <a14:useLocalDpi xmlns:a14="http://schemas.microsoft.com/office/drawing/2010/main" val="0"/>
+                              </a:ext>
+                            </a:extLst>
+                          </a:blip>
+                          <a:srcRect/>
+                          <a:stretch>
+                            <a:fillRect/>
+                          </a:stretch>
+                        </pic:blipFill>
+                        <pic:spPr bwMode="auto">
+                          <a:xfrm>
+                            <a:off x="0" y="0"/>
+                            <a:ext cx="3136314" cy="2377905"/>
+                          </a:xfrm>
+                          <a:prstGeom prst="rect">
+                            <a:avLst/>
+                          </a:prstGeom>
+                          <a:noFill/>
+                          <a:ln>
+                            <a:noFill/>
+                          </a:ln>
+                        </pic:spPr>
+                      </pic:pic>
+                    </a:graphicData>
+                  </a:graphic>
+                </wp:inline>
+              </w:drawing>
+            </w:r>
+          </w:p>
+          <w:p>
+            <w:pPr>
+              <w:widowControl/>
+              <w:adjustRightInd w:val="0"/>
+              <w:snapToGrid w:val="0"/>
+              <w:rPr>
+                <w:rFonts w:ascii="Tahoma" w:eastAsia="微软雅黑" w:hAnsi="Tahoma" w:hint="eastAsia"/>
+                <w:kern w:val="0"/>
+                <w:sz w:val="22"/>
+              </w:rPr>
+            </w:pPr>
+            <w:r>
+              <w:rPr>
+                <w:rFonts w:hint="eastAsia"/>
+                <w:noProof/>
+              </w:rPr>
+              <w:drawing>
+                <wp:inline distT="0" distB="0" distL="0" distR="0" wp14:anchorId="2DAE19C2" wp14:editId="0B2009B2">
+                  <wp:extent cx="4172585" cy="2193797"/>
+                  <wp:effectExtent l="0" t="0" r="0" b="0"/>
+                  <wp:docPr id="552598283" name="图片 6"/>
+                  <wp:cNvGraphicFramePr>
+                    <a:graphicFrameLocks xmlns:a="http://schemas.openxmlformats.org/drawingml/2006/main" noChangeAspect="1"/>
+                  </wp:cNvGraphicFramePr>
+                  <a:graphic xmlns:a="http://schemas.openxmlformats.org/drawingml/2006/main">
+                    <a:graphicData uri="http://schemas.openxmlformats.org/drawingml/2006/picture">
+                      <pic:pic xmlns:pic="http://schemas.openxmlformats.org/drawingml/2006/picture">
+                        <pic:nvPicPr>
+                          <pic:cNvPr id="0" name="Picture 14"/>
+                          <pic:cNvPicPr>
+                            <a:picLocks noChangeAspect="1" noChangeArrowheads="1"/>
+                          </pic:cNvPicPr>
+                        </pic:nvPicPr>
+                        <pic:blipFill>
+                          <a:blip r:embed="rId39" cstate="print">
+                            <a:extLst>
+                              <a:ext uri="{28A0092B-C50C-407E-A947-70E740481C1C}">
+                                <a14:useLocalDpi xmlns:a14="http://schemas.microsoft.com/office/drawing/2010/main" val="0"/>
+                              </a:ext>
+                            </a:extLst>
+                          </a:blip>
+                          <a:srcRect/>
+                          <a:stretch>
+                            <a:fillRect/>
+                          </a:stretch>
+                        </pic:blipFill>
+                        <pic:spPr bwMode="auto">
+                          <a:xfrm>
+                            <a:off x="0" y="0"/>
+                            <a:ext cx="4204831" cy="2210751"/>
+                          </a:xfrm>
+                          <a:prstGeom prst="rect">
+                            <a:avLst/>
+                          </a:prstGeom>
+                          <a:noFill/>
+                          <a:ln>
+                            <a:noFill/>
+                          </a:ln>
+                        </pic:spPr>
+                      </pic:pic>
+                    </a:graphicData>
+                  </a:graphic>
+                </wp:inline>
+              </w:drawing>
+            </w:r>
+          </w:p>
+        </w:tc>
+      </w:tr>
+      <w:tr>
+        <w:tc>
+          <w:tcPr>
+            <w:tcW w:w="1418" w:type="dxa"/>
+          </w:tcPr>
+          <w:p>
+            <w:pPr>
+              <w:widowControl/>
+              <w:adjustRightInd w:val="0"/>
+              <w:snapToGrid w:val="0"/>
+              <w:spacing w:line="276" w:lineRule="auto"/>
+              <w:jc w:val="left"/>
+              <w:rPr>
+                <w:rFonts w:ascii="Tahoma" w:eastAsia="微软雅黑" w:hAnsi="Tahoma"/>
+                <w:b/>
+                <w:bCs/>
+                <w:kern w:val="0"/>
+                <w:sz w:val="22"/>
+              </w:rPr>
+            </w:pPr>
+            <w:r>
+              <w:rPr>
+                <w:rFonts w:ascii="Tahoma" w:eastAsia="微软雅黑" w:hAnsi="Tahoma" w:hint="eastAsia"/>
+                <w:b/>
+                <w:bCs/>
+                <w:kern w:val="0"/>
+                <w:sz w:val="22"/>
+              </w:rPr>
+              <w:t>解决方案</w:t>
+            </w:r>
+          </w:p>
+        </w:tc>
+        <w:tc>
+          <w:tcPr>
+            <w:tcW w:w="7371" w:type="dxa"/>
+          </w:tcPr>
+          <w:p>
+            <w:pPr>
+              <w:widowControl/>
+              <w:adjustRightInd w:val="0"/>
+              <w:snapToGrid w:val="0"/>
+              <w:rPr>
+                <w:rFonts w:ascii="Tahoma" w:eastAsia="微软雅黑" w:hAnsi="Tahoma"/>
+                <w:kern w:val="0"/>
+                <w:sz w:val="22"/>
+              </w:rPr>
+            </w:pPr>
+            <w:r>
+              <w:rPr>
+                <w:rFonts w:ascii="Tahoma" w:eastAsia="微软雅黑" w:hAnsi="Tahoma" w:hint="eastAsia"/>
+                <w:kern w:val="0"/>
+                <w:sz w:val="22"/>
+              </w:rPr>
+              <w:t>复制最新工程中的事件就可以了。</w:t>
+            </w:r>
+          </w:p>
+          <w:p>
+            <w:pPr>
+              <w:widowControl/>
+              <w:adjustRightInd w:val="0"/>
+              <w:snapToGrid w:val="0"/>
+              <w:rPr>
+                <w:rFonts w:ascii="Tahoma" w:eastAsia="微软雅黑" w:hAnsi="Tahoma" w:hint="eastAsia"/>
+                <w:kern w:val="0"/>
+                <w:sz w:val="22"/>
+              </w:rPr>
+            </w:pPr>
+            <w:r>
+              <w:rPr>
+                <w:rFonts w:ascii="Tahoma" w:eastAsia="微软雅黑" w:hAnsi="Tahoma" w:hint="eastAsia"/>
+                <w:kern w:val="0"/>
+                <w:sz w:val="22"/>
+              </w:rPr>
+              <w:t>作者我</w:t>
+            </w:r>
+            <w:r>
+              <w:rPr>
+                <w:rFonts w:ascii="Tahoma" w:eastAsia="微软雅黑" w:hAnsi="Tahoma" w:hint="eastAsia"/>
+                <w:kern w:val="0"/>
+                <w:sz w:val="22"/>
+              </w:rPr>
+              <w:t>已经</w:t>
+            </w:r>
+            <w:r>
+              <w:rPr>
+                <w:rFonts w:ascii="Tahoma" w:eastAsia="微软雅黑" w:hAnsi="Tahoma" w:hint="eastAsia"/>
+                <w:kern w:val="0"/>
+                <w:sz w:val="22"/>
+              </w:rPr>
+              <w:t>把所有</w:t>
+            </w:r>
+            <w:r>
+              <w:rPr>
+                <w:rFonts w:ascii="Tahoma" w:eastAsia="微软雅黑" w:hAnsi="Tahoma" w:hint="eastAsia"/>
+                <w:kern w:val="0"/>
+                <w:sz w:val="22"/>
+              </w:rPr>
+              <w:t xml:space="preserve"> </w:t>
+            </w:r>
+            <w:r>
+              <w:rPr>
+                <w:rFonts w:ascii="Tahoma" w:eastAsia="微软雅黑" w:hAnsi="Tahoma" w:hint="eastAsia"/>
+                <w:kern w:val="0"/>
+                <w:sz w:val="22"/>
+              </w:rPr>
+              <w:t>开关</w:t>
+            </w:r>
+            <w:r>
+              <w:rPr>
+                <w:rFonts w:ascii="Tahoma" w:eastAsia="微软雅黑" w:hAnsi="Tahoma" w:hint="eastAsia"/>
+                <w:kern w:val="0"/>
+                <w:sz w:val="22"/>
+              </w:rPr>
+              <w:t xml:space="preserve">[73] </w:t>
+            </w:r>
+            <w:r>
+              <w:rPr>
+                <w:rFonts w:ascii="Tahoma" w:eastAsia="微软雅黑" w:hAnsi="Tahoma" w:hint="eastAsia"/>
+                <w:kern w:val="0"/>
+                <w:sz w:val="22"/>
+              </w:rPr>
+              <w:t>都换成了</w:t>
+            </w:r>
+            <w:r>
+              <w:rPr>
+                <w:rFonts w:ascii="Tahoma" w:eastAsia="微软雅黑" w:hAnsi="Tahoma" w:hint="eastAsia"/>
+                <w:kern w:val="0"/>
+                <w:sz w:val="22"/>
+              </w:rPr>
+              <w:t xml:space="preserve"> </w:t>
+            </w:r>
+            <w:r>
+              <w:rPr>
+                <w:rFonts w:ascii="Tahoma" w:eastAsia="微软雅黑" w:hAnsi="Tahoma" w:hint="eastAsia"/>
+                <w:kern w:val="0"/>
+                <w:sz w:val="22"/>
+              </w:rPr>
+              <w:t>开关</w:t>
+            </w:r>
+            <w:r>
+              <w:rPr>
+                <w:rFonts w:ascii="Tahoma" w:eastAsia="微软雅黑" w:hAnsi="Tahoma" w:hint="eastAsia"/>
+                <w:kern w:val="0"/>
+                <w:sz w:val="22"/>
+              </w:rPr>
+              <w:t>[21]</w:t>
+            </w:r>
+            <w:r>
+              <w:rPr>
+                <w:rFonts w:ascii="Tahoma" w:eastAsia="微软雅黑" w:hAnsi="Tahoma" w:hint="eastAsia"/>
+                <w:kern w:val="0"/>
+                <w:sz w:val="22"/>
+              </w:rPr>
+              <w:t>（缓冲布尔</w:t>
+            </w:r>
+            <w:r>
+              <w:rPr>
+                <w:rFonts w:ascii="Tahoma" w:eastAsia="微软雅黑" w:hAnsi="Tahoma" w:hint="eastAsia"/>
+                <w:kern w:val="0"/>
+                <w:sz w:val="22"/>
+              </w:rPr>
+              <w:t>A</w:t>
+            </w:r>
+            <w:r>
+              <w:rPr>
+                <w:rFonts w:ascii="Tahoma" w:eastAsia="微软雅黑" w:hAnsi="Tahoma" w:hint="eastAsia"/>
+                <w:kern w:val="0"/>
+                <w:sz w:val="22"/>
+              </w:rPr>
+              <w:t>）了。</w:t>
+            </w:r>
+          </w:p>
+        </w:tc>
+      </w:tr>
+    </w:tbl>
+    <w:p>
+      <w:pPr>
+        <w:rPr>
+          <w:rFonts w:ascii="Tahoma" w:eastAsia="微软雅黑" w:hAnsi="Tahoma"/>
+          <w:kern w:val="0"/>
+          <w:sz w:val="22"/>
+        </w:rPr>
+      </w:pPr>
+    </w:p>
+    <w:p>
+      <w:pPr>
+        <w:rPr>
+          <w:rFonts w:ascii="Tahoma" w:eastAsia="微软雅黑" w:hAnsi="Tahoma" w:hint="eastAsia"/>
           <w:kern w:val="0"/>
           <w:sz w:val="22"/>
         </w:rPr>
       </w:pPr>
     </w:p>
     <w:sectPr>
-      <w:headerReference w:type="default" r:id="rId28"/>
+      <w:headerReference w:type="default" r:id="rId40"/>
       <w:pgSz w:w="11906" w:h="16838"/>
       <w:pgMar w:top="1440" w:right="1800" w:bottom="1440" w:left="1800" w:header="851" w:footer="992" w:gutter="0"/>
       <w:cols w:space="425"/>
@@ -6703,7 +10156,7 @@
 </file>
 
 <file path=word/endnotes.xml><?xml version="1.0" encoding="utf-8"?>
-<w:endnotes xmlns:wpc="http://schemas.microsoft.com/office/word/2010/wordprocessingCanvas" xmlns:cx="http://schemas.microsoft.com/office/drawing/2014/chartex" xmlns:cx1="http://schemas.microsoft.com/office/drawing/2015/9/8/chartex" xmlns:cx2="http://schemas.microsoft.com/office/drawing/2015/10/21/chartex" xmlns:cx3="http://schemas.microsoft.com/office/drawing/2016/5/9/chartex" xmlns:cx4="http://schemas.microsoft.com/office/drawing/2016/5/10/chartex" xmlns:cx5="http://schemas.microsoft.com/office/drawing/2016/5/11/chartex" xmlns:cx6="http://schemas.microsoft.com/office/drawing/2016/5/12/chartex" xmlns:cx7="http://schemas.microsoft.com/office/drawing/2016/5/13/chartex" xmlns:cx8="http://schemas.microsoft.com/office/drawing/2016/5/14/chartex" xmlns:mc="http://schemas.openxmlformats.org/markup-compatibility/2006" xmlns:aink="http://schemas.microsoft.com/office/drawing/2016/ink" xmlns:am3d="http://schemas.microsoft.com/office/drawing/2017/model3d" xmlns:o="urn:schemas-microsoft-com:office:office" xmlns:oel="http://schemas.microsoft.com/office/2019/extlst" xmlns:r="http://schemas.openxmlformats.org/officeDocument/2006/relationships" xmlns:m="http://schemas.openxmlformats.org/officeDocument/2006/math" xmlns:v="urn:schemas-microsoft-com:vml" xmlns:wp14="http://schemas.microsoft.com/office/word/2010/wordprocessingDrawing" xmlns:wp="http://schemas.openxmlformats.org/drawingml/2006/wordprocessingDrawing" xmlns:w10="urn:schemas-microsoft-com:office:word" xmlns:w="http://schemas.openxmlformats.org/wordprocessingml/2006/main" xmlns:w14="http://schemas.microsoft.com/office/word/2010/wordml" xmlns:w15="http://schemas.microsoft.com/office/word/2012/wordml" xmlns:w16cex="http://schemas.microsoft.com/office/word/2018/wordml/cex" xmlns:w16cid="http://schemas.microsoft.com/office/word/2016/wordml/cid" xmlns:w16="http://schemas.microsoft.com/office/word/2018/wordml" xmlns:w16du="http://schemas.microsoft.com/office/word/2023/wordml/word16du" xmlns:w16sdtdh="http://schemas.microsoft.com/office/word/2020/wordml/sdtdatahash" xmlns:w16se="http://schemas.microsoft.com/office/word/2015/wordml/symex" xmlns:wpg="http://schemas.microsoft.com/office/word/2010/wordprocessingGroup" xmlns:wpi="http://schemas.microsoft.com/office/word/2010/wordprocessingInk" xmlns:wne="http://schemas.microsoft.com/office/word/2006/wordml" xmlns:wps="http://schemas.microsoft.com/office/word/2010/wordprocessingShape" mc:Ignorable="w14 w15 w16se w16cid w16 w16cex w16sdtdh w16du wp14">
+<w:endnotes xmlns:wpc="http://schemas.microsoft.com/office/word/2010/wordprocessingCanvas" xmlns:cx="http://schemas.microsoft.com/office/drawing/2014/chartex" xmlns:cx1="http://schemas.microsoft.com/office/drawing/2015/9/8/chartex" xmlns:cx2="http://schemas.microsoft.com/office/drawing/2015/10/21/chartex" xmlns:cx3="http://schemas.microsoft.com/office/drawing/2016/5/9/chartex" xmlns:cx4="http://schemas.microsoft.com/office/drawing/2016/5/10/chartex" xmlns:cx5="http://schemas.microsoft.com/office/drawing/2016/5/11/chartex" xmlns:cx6="http://schemas.microsoft.com/office/drawing/2016/5/12/chartex" xmlns:cx7="http://schemas.microsoft.com/office/drawing/2016/5/13/chartex" xmlns:cx8="http://schemas.microsoft.com/office/drawing/2016/5/14/chartex" xmlns:mc="http://schemas.openxmlformats.org/markup-compatibility/2006" xmlns:aink="http://schemas.microsoft.com/office/drawing/2016/ink" xmlns:am3d="http://schemas.microsoft.com/office/drawing/2017/model3d" xmlns:o="urn:schemas-microsoft-com:office:office" xmlns:oel="http://schemas.microsoft.com/office/2019/extlst" xmlns:r="http://schemas.openxmlformats.org/officeDocument/2006/relationships" xmlns:m="http://schemas.openxmlformats.org/officeDocument/2006/math" xmlns:v="urn:schemas-microsoft-com:vml" xmlns:wp14="http://schemas.microsoft.com/office/word/2010/wordprocessingDrawing" xmlns:wp="http://schemas.openxmlformats.org/drawingml/2006/wordprocessingDrawing" xmlns:w10="urn:schemas-microsoft-com:office:word" xmlns:w="http://schemas.openxmlformats.org/wordprocessingml/2006/main" xmlns:w14="http://schemas.microsoft.com/office/word/2010/wordml" xmlns:w15="http://schemas.microsoft.com/office/word/2012/wordml" xmlns:w16cex="http://schemas.microsoft.com/office/word/2018/wordml/cex" xmlns:w16cid="http://schemas.microsoft.com/office/word/2016/wordml/cid" xmlns:w16="http://schemas.microsoft.com/office/word/2018/wordml" xmlns:w16du="http://schemas.microsoft.com/office/word/2023/wordml/word16du" xmlns:w16sdtdh="http://schemas.microsoft.com/office/word/2020/wordml/sdtdatahash" xmlns:w16sdtfl="http://schemas.microsoft.com/office/word/2024/wordml/sdtformatlock" xmlns:w16se="http://schemas.microsoft.com/office/word/2015/wordml/symex" xmlns:wpg="http://schemas.microsoft.com/office/word/2010/wordprocessingGroup" xmlns:wpi="http://schemas.microsoft.com/office/word/2010/wordprocessingInk" xmlns:wne="http://schemas.microsoft.com/office/word/2006/wordml" xmlns:wps="http://schemas.microsoft.com/office/word/2010/wordprocessingShape" mc:Ignorable="w14 w15 w16se w16cid w16 w16cex w16sdtdh w16sdtfl w16du wp14">
   <w:endnote w:type="separator" w:id="-1">
     <w:p>
       <w:pPr>
@@ -6732,7 +10185,7 @@
 </file>
 
 <file path=word/footnotes.xml><?xml version="1.0" encoding="utf-8"?>
-<w:footnotes xmlns:wpc="http://schemas.microsoft.com/office/word/2010/wordprocessingCanvas" xmlns:cx="http://schemas.microsoft.com/office/drawing/2014/chartex" xmlns:cx1="http://schemas.microsoft.com/office/drawing/2015/9/8/chartex" xmlns:cx2="http://schemas.microsoft.com/office/drawing/2015/10/21/chartex" xmlns:cx3="http://schemas.microsoft.com/office/drawing/2016/5/9/chartex" xmlns:cx4="http://schemas.microsoft.com/office/drawing/2016/5/10/chartex" xmlns:cx5="http://schemas.microsoft.com/office/drawing/2016/5/11/chartex" xmlns:cx6="http://schemas.microsoft.com/office/drawing/2016/5/12/chartex" xmlns:cx7="http://schemas.microsoft.com/office/drawing/2016/5/13/chartex" xmlns:cx8="http://schemas.microsoft.com/office/drawing/2016/5/14/chartex" xmlns:mc="http://schemas.openxmlformats.org/markup-compatibility/2006" xmlns:aink="http://schemas.microsoft.com/office/drawing/2016/ink" xmlns:am3d="http://schemas.microsoft.com/office/drawing/2017/model3d" xmlns:o="urn:schemas-microsoft-com:office:office" xmlns:oel="http://schemas.microsoft.com/office/2019/extlst" xmlns:r="http://schemas.openxmlformats.org/officeDocument/2006/relationships" xmlns:m="http://schemas.openxmlformats.org/officeDocument/2006/math" xmlns:v="urn:schemas-microsoft-com:vml" xmlns:wp14="http://schemas.microsoft.com/office/word/2010/wordprocessingDrawing" xmlns:wp="http://schemas.openxmlformats.org/drawingml/2006/wordprocessingDrawing" xmlns:w10="urn:schemas-microsoft-com:office:word" xmlns:w="http://schemas.openxmlformats.org/wordprocessingml/2006/main" xmlns:w14="http://schemas.microsoft.com/office/word/2010/wordml" xmlns:w15="http://schemas.microsoft.com/office/word/2012/wordml" xmlns:w16cex="http://schemas.microsoft.com/office/word/2018/wordml/cex" xmlns:w16cid="http://schemas.microsoft.com/office/word/2016/wordml/cid" xmlns:w16="http://schemas.microsoft.com/office/word/2018/wordml" xmlns:w16du="http://schemas.microsoft.com/office/word/2023/wordml/word16du" xmlns:w16sdtdh="http://schemas.microsoft.com/office/word/2020/wordml/sdtdatahash" xmlns:w16se="http://schemas.microsoft.com/office/word/2015/wordml/symex" xmlns:wpg="http://schemas.microsoft.com/office/word/2010/wordprocessingGroup" xmlns:wpi="http://schemas.microsoft.com/office/word/2010/wordprocessingInk" xmlns:wne="http://schemas.microsoft.com/office/word/2006/wordml" xmlns:wps="http://schemas.microsoft.com/office/word/2010/wordprocessingShape" mc:Ignorable="w14 w15 w16se w16cid w16 w16cex w16sdtdh w16du wp14">
+<w:footnotes xmlns:wpc="http://schemas.microsoft.com/office/word/2010/wordprocessingCanvas" xmlns:cx="http://schemas.microsoft.com/office/drawing/2014/chartex" xmlns:cx1="http://schemas.microsoft.com/office/drawing/2015/9/8/chartex" xmlns:cx2="http://schemas.microsoft.com/office/drawing/2015/10/21/chartex" xmlns:cx3="http://schemas.microsoft.com/office/drawing/2016/5/9/chartex" xmlns:cx4="http://schemas.microsoft.com/office/drawing/2016/5/10/chartex" xmlns:cx5="http://schemas.microsoft.com/office/drawing/2016/5/11/chartex" xmlns:cx6="http://schemas.microsoft.com/office/drawing/2016/5/12/chartex" xmlns:cx7="http://schemas.microsoft.com/office/drawing/2016/5/13/chartex" xmlns:cx8="http://schemas.microsoft.com/office/drawing/2016/5/14/chartex" xmlns:mc="http://schemas.openxmlformats.org/markup-compatibility/2006" xmlns:aink="http://schemas.microsoft.com/office/drawing/2016/ink" xmlns:am3d="http://schemas.microsoft.com/office/drawing/2017/model3d" xmlns:o="urn:schemas-microsoft-com:office:office" xmlns:oel="http://schemas.microsoft.com/office/2019/extlst" xmlns:r="http://schemas.openxmlformats.org/officeDocument/2006/relationships" xmlns:m="http://schemas.openxmlformats.org/officeDocument/2006/math" xmlns:v="urn:schemas-microsoft-com:vml" xmlns:wp14="http://schemas.microsoft.com/office/word/2010/wordprocessingDrawing" xmlns:wp="http://schemas.openxmlformats.org/drawingml/2006/wordprocessingDrawing" xmlns:w10="urn:schemas-microsoft-com:office:word" xmlns:w="http://schemas.openxmlformats.org/wordprocessingml/2006/main" xmlns:w14="http://schemas.microsoft.com/office/word/2010/wordml" xmlns:w15="http://schemas.microsoft.com/office/word/2012/wordml" xmlns:w16cex="http://schemas.microsoft.com/office/word/2018/wordml/cex" xmlns:w16cid="http://schemas.microsoft.com/office/word/2016/wordml/cid" xmlns:w16="http://schemas.microsoft.com/office/word/2018/wordml" xmlns:w16du="http://schemas.microsoft.com/office/word/2023/wordml/word16du" xmlns:w16sdtdh="http://schemas.microsoft.com/office/word/2020/wordml/sdtdatahash" xmlns:w16sdtfl="http://schemas.microsoft.com/office/word/2024/wordml/sdtformatlock" xmlns:w16se="http://schemas.microsoft.com/office/word/2015/wordml/symex" xmlns:wpg="http://schemas.microsoft.com/office/word/2010/wordprocessingGroup" xmlns:wpi="http://schemas.microsoft.com/office/word/2010/wordprocessingInk" xmlns:wne="http://schemas.microsoft.com/office/word/2006/wordml" xmlns:wps="http://schemas.microsoft.com/office/word/2010/wordprocessingShape" mc:Ignorable="w14 w15 w16se w16cid w16 w16cex w16sdtdh w16sdtfl w16du wp14">
   <w:footnote w:type="separator" w:id="-1">
     <w:p>
       <w:pPr>
@@ -6761,7 +10214,7 @@
 </file>
 
 <file path=word/header1.xml><?xml version="1.0" encoding="utf-8"?>
-<w:hdr xmlns:wpc="http://schemas.microsoft.com/office/word/2010/wordprocessingCanvas" xmlns:cx="http://schemas.microsoft.com/office/drawing/2014/chartex" xmlns:cx1="http://schemas.microsoft.com/office/drawing/2015/9/8/chartex" xmlns:cx2="http://schemas.microsoft.com/office/drawing/2015/10/21/chartex" xmlns:cx3="http://schemas.microsoft.com/office/drawing/2016/5/9/chartex" xmlns:cx4="http://schemas.microsoft.com/office/drawing/2016/5/10/chartex" xmlns:cx5="http://schemas.microsoft.com/office/drawing/2016/5/11/chartex" xmlns:cx6="http://schemas.microsoft.com/office/drawing/2016/5/12/chartex" xmlns:cx7="http://schemas.microsoft.com/office/drawing/2016/5/13/chartex" xmlns:cx8="http://schemas.microsoft.com/office/drawing/2016/5/14/chartex" xmlns:mc="http://schemas.openxmlformats.org/markup-compatibility/2006" xmlns:aink="http://schemas.microsoft.com/office/drawing/2016/ink" xmlns:am3d="http://schemas.microsoft.com/office/drawing/2017/model3d" xmlns:o="urn:schemas-microsoft-com:office:office" xmlns:oel="http://schemas.microsoft.com/office/2019/extlst" xmlns:r="http://schemas.openxmlformats.org/officeDocument/2006/relationships" xmlns:m="http://schemas.openxmlformats.org/officeDocument/2006/math" xmlns:v="urn:schemas-microsoft-com:vml" xmlns:wp14="http://schemas.microsoft.com/office/word/2010/wordprocessingDrawing" xmlns:wp="http://schemas.openxmlformats.org/drawingml/2006/wordprocessingDrawing" xmlns:w10="urn:schemas-microsoft-com:office:word" xmlns:w="http://schemas.openxmlformats.org/wordprocessingml/2006/main" xmlns:w14="http://schemas.microsoft.com/office/word/2010/wordml" xmlns:w15="http://schemas.microsoft.com/office/word/2012/wordml" xmlns:w16cex="http://schemas.microsoft.com/office/word/2018/wordml/cex" xmlns:w16cid="http://schemas.microsoft.com/office/word/2016/wordml/cid" xmlns:w16="http://schemas.microsoft.com/office/word/2018/wordml" xmlns:w16du="http://schemas.microsoft.com/office/word/2023/wordml/word16du" xmlns:w16sdtdh="http://schemas.microsoft.com/office/word/2020/wordml/sdtdatahash" xmlns:w16se="http://schemas.microsoft.com/office/word/2015/wordml/symex" xmlns:wpg="http://schemas.microsoft.com/office/word/2010/wordprocessingGroup" xmlns:wpi="http://schemas.microsoft.com/office/word/2010/wordprocessingInk" xmlns:wne="http://schemas.microsoft.com/office/word/2006/wordml" xmlns:wps="http://schemas.microsoft.com/office/word/2010/wordprocessingShape" mc:Ignorable="w14 w15 w16se w16cid w16 w16cex w16sdtdh w16du wp14">
+<w:hdr xmlns:wpc="http://schemas.microsoft.com/office/word/2010/wordprocessingCanvas" xmlns:cx="http://schemas.microsoft.com/office/drawing/2014/chartex" xmlns:cx1="http://schemas.microsoft.com/office/drawing/2015/9/8/chartex" xmlns:cx2="http://schemas.microsoft.com/office/drawing/2015/10/21/chartex" xmlns:cx3="http://schemas.microsoft.com/office/drawing/2016/5/9/chartex" xmlns:cx4="http://schemas.microsoft.com/office/drawing/2016/5/10/chartex" xmlns:cx5="http://schemas.microsoft.com/office/drawing/2016/5/11/chartex" xmlns:cx6="http://schemas.microsoft.com/office/drawing/2016/5/12/chartex" xmlns:cx7="http://schemas.microsoft.com/office/drawing/2016/5/13/chartex" xmlns:cx8="http://schemas.microsoft.com/office/drawing/2016/5/14/chartex" xmlns:mc="http://schemas.openxmlformats.org/markup-compatibility/2006" xmlns:aink="http://schemas.microsoft.com/office/drawing/2016/ink" xmlns:am3d="http://schemas.microsoft.com/office/drawing/2017/model3d" xmlns:o="urn:schemas-microsoft-com:office:office" xmlns:oel="http://schemas.microsoft.com/office/2019/extlst" xmlns:r="http://schemas.openxmlformats.org/officeDocument/2006/relationships" xmlns:m="http://schemas.openxmlformats.org/officeDocument/2006/math" xmlns:v="urn:schemas-microsoft-com:vml" xmlns:wp14="http://schemas.microsoft.com/office/word/2010/wordprocessingDrawing" xmlns:wp="http://schemas.openxmlformats.org/drawingml/2006/wordprocessingDrawing" xmlns:w10="urn:schemas-microsoft-com:office:word" xmlns:w="http://schemas.openxmlformats.org/wordprocessingml/2006/main" xmlns:w14="http://schemas.microsoft.com/office/word/2010/wordml" xmlns:w15="http://schemas.microsoft.com/office/word/2012/wordml" xmlns:w16cex="http://schemas.microsoft.com/office/word/2018/wordml/cex" xmlns:w16cid="http://schemas.microsoft.com/office/word/2016/wordml/cid" xmlns:w16="http://schemas.microsoft.com/office/word/2018/wordml" xmlns:w16du="http://schemas.microsoft.com/office/word/2023/wordml/word16du" xmlns:w16sdtdh="http://schemas.microsoft.com/office/word/2020/wordml/sdtdatahash" xmlns:w16sdtfl="http://schemas.microsoft.com/office/word/2024/wordml/sdtformatlock" xmlns:w16se="http://schemas.microsoft.com/office/word/2015/wordml/symex" xmlns:wpg="http://schemas.microsoft.com/office/word/2010/wordprocessingGroup" xmlns:wpi="http://schemas.microsoft.com/office/word/2010/wordprocessingInk" xmlns:wne="http://schemas.microsoft.com/office/word/2006/wordml" xmlns:wps="http://schemas.microsoft.com/office/word/2010/wordprocessingShape" mc:Ignorable="w14 w15 w16se w16cid w16 w16cex w16sdtdh w16sdtfl w16du wp14">
   <w:p>
     <w:pPr>
       <w:jc w:val="center"/>
@@ -6859,7 +10312,6 @@
       </w:rPr>
       <w:t xml:space="preserve">   </w:t>
     </w:r>
-    <w:proofErr w:type="spellStart"/>
     <w:r>
       <w:rPr>
         <w:rFonts w:ascii="微软雅黑" w:eastAsia="微软雅黑" w:hAnsi="微软雅黑"/>
@@ -6867,13 +10319,12 @@
       </w:rPr>
       <w:t>drill_up</w:t>
     </w:r>
-    <w:proofErr w:type="spellEnd"/>
   </w:p>
 </w:hdr>
 </file>
 
 <file path=word/numbering.xml><?xml version="1.0" encoding="utf-8"?>
-<w:numbering xmlns:wpc="http://schemas.microsoft.com/office/word/2010/wordprocessingCanvas" xmlns:cx="http://schemas.microsoft.com/office/drawing/2014/chartex" xmlns:cx1="http://schemas.microsoft.com/office/drawing/2015/9/8/chartex" xmlns:cx2="http://schemas.microsoft.com/office/drawing/2015/10/21/chartex" xmlns:cx3="http://schemas.microsoft.com/office/drawing/2016/5/9/chartex" xmlns:cx4="http://schemas.microsoft.com/office/drawing/2016/5/10/chartex" xmlns:cx5="http://schemas.microsoft.com/office/drawing/2016/5/11/chartex" xmlns:cx6="http://schemas.microsoft.com/office/drawing/2016/5/12/chartex" xmlns:cx7="http://schemas.microsoft.com/office/drawing/2016/5/13/chartex" xmlns:cx8="http://schemas.microsoft.com/office/drawing/2016/5/14/chartex" xmlns:mc="http://schemas.openxmlformats.org/markup-compatibility/2006" xmlns:aink="http://schemas.microsoft.com/office/drawing/2016/ink" xmlns:am3d="http://schemas.microsoft.com/office/drawing/2017/model3d" xmlns:o="urn:schemas-microsoft-com:office:office" xmlns:oel="http://schemas.microsoft.com/office/2019/extlst" xmlns:r="http://schemas.openxmlformats.org/officeDocument/2006/relationships" xmlns:m="http://schemas.openxmlformats.org/officeDocument/2006/math" xmlns:v="urn:schemas-microsoft-com:vml" xmlns:wp14="http://schemas.microsoft.com/office/word/2010/wordprocessingDrawing" xmlns:wp="http://schemas.openxmlformats.org/drawingml/2006/wordprocessingDrawing" xmlns:w10="urn:schemas-microsoft-com:office:word" xmlns:w="http://schemas.openxmlformats.org/wordprocessingml/2006/main" xmlns:w14="http://schemas.microsoft.com/office/word/2010/wordml" xmlns:w15="http://schemas.microsoft.com/office/word/2012/wordml" xmlns:w16cex="http://schemas.microsoft.com/office/word/2018/wordml/cex" xmlns:w16cid="http://schemas.microsoft.com/office/word/2016/wordml/cid" xmlns:w16="http://schemas.microsoft.com/office/word/2018/wordml" xmlns:w16du="http://schemas.microsoft.com/office/word/2023/wordml/word16du" xmlns:w16sdtdh="http://schemas.microsoft.com/office/word/2020/wordml/sdtdatahash" xmlns:w16se="http://schemas.microsoft.com/office/word/2015/wordml/symex" xmlns:wpg="http://schemas.microsoft.com/office/word/2010/wordprocessingGroup" xmlns:wpi="http://schemas.microsoft.com/office/word/2010/wordprocessingInk" xmlns:wne="http://schemas.microsoft.com/office/word/2006/wordml" xmlns:wps="http://schemas.microsoft.com/office/word/2010/wordprocessingShape" mc:Ignorable="w14 w15 w16se w16cid w16 w16cex w16sdtdh w16du wp14">
+<w:numbering xmlns:wpc="http://schemas.microsoft.com/office/word/2010/wordprocessingCanvas" xmlns:cx="http://schemas.microsoft.com/office/drawing/2014/chartex" xmlns:cx1="http://schemas.microsoft.com/office/drawing/2015/9/8/chartex" xmlns:cx2="http://schemas.microsoft.com/office/drawing/2015/10/21/chartex" xmlns:cx3="http://schemas.microsoft.com/office/drawing/2016/5/9/chartex" xmlns:cx4="http://schemas.microsoft.com/office/drawing/2016/5/10/chartex" xmlns:cx5="http://schemas.microsoft.com/office/drawing/2016/5/11/chartex" xmlns:cx6="http://schemas.microsoft.com/office/drawing/2016/5/12/chartex" xmlns:cx7="http://schemas.microsoft.com/office/drawing/2016/5/13/chartex" xmlns:cx8="http://schemas.microsoft.com/office/drawing/2016/5/14/chartex" xmlns:mc="http://schemas.openxmlformats.org/markup-compatibility/2006" xmlns:aink="http://schemas.microsoft.com/office/drawing/2016/ink" xmlns:am3d="http://schemas.microsoft.com/office/drawing/2017/model3d" xmlns:o="urn:schemas-microsoft-com:office:office" xmlns:oel="http://schemas.microsoft.com/office/2019/extlst" xmlns:r="http://schemas.openxmlformats.org/officeDocument/2006/relationships" xmlns:m="http://schemas.openxmlformats.org/officeDocument/2006/math" xmlns:v="urn:schemas-microsoft-com:vml" xmlns:wp14="http://schemas.microsoft.com/office/word/2010/wordprocessingDrawing" xmlns:wp="http://schemas.openxmlformats.org/drawingml/2006/wordprocessingDrawing" xmlns:w10="urn:schemas-microsoft-com:office:word" xmlns:w="http://schemas.openxmlformats.org/wordprocessingml/2006/main" xmlns:w14="http://schemas.microsoft.com/office/word/2010/wordml" xmlns:w15="http://schemas.microsoft.com/office/word/2012/wordml" xmlns:w16cex="http://schemas.microsoft.com/office/word/2018/wordml/cex" xmlns:w16cid="http://schemas.microsoft.com/office/word/2016/wordml/cid" xmlns:w16="http://schemas.microsoft.com/office/word/2018/wordml" xmlns:w16du="http://schemas.microsoft.com/office/word/2023/wordml/word16du" xmlns:w16sdtdh="http://schemas.microsoft.com/office/word/2020/wordml/sdtdatahash" xmlns:w16sdtfl="http://schemas.microsoft.com/office/word/2024/wordml/sdtformatlock" xmlns:w16se="http://schemas.microsoft.com/office/word/2015/wordml/symex" xmlns:wpg="http://schemas.microsoft.com/office/word/2010/wordprocessingGroup" xmlns:wpi="http://schemas.microsoft.com/office/word/2010/wordprocessingInk" xmlns:wne="http://schemas.microsoft.com/office/word/2006/wordml" xmlns:wps="http://schemas.microsoft.com/office/word/2010/wordprocessingShape" mc:Ignorable="w14 w15 w16se w16cid w16 w16cex w16sdtdh w16sdtfl w16du wp14">
   <w:abstractNum w:abstractNumId="0" w15:restartNumberingAfterBreak="0">
     <w:nsid w:val="21F60AA7"/>
     <w:multiLevelType w:val="hybridMultilevel"/>
@@ -6970,7 +10421,7 @@
 </file>
 
 <file path=word/styles.xml><?xml version="1.0" encoding="utf-8"?>
-<w:styles xmlns:mc="http://schemas.openxmlformats.org/markup-compatibility/2006" xmlns:r="http://schemas.openxmlformats.org/officeDocument/2006/relationships" xmlns:w="http://schemas.openxmlformats.org/wordprocessingml/2006/main" xmlns:w14="http://schemas.microsoft.com/office/word/2010/wordml" xmlns:w15="http://schemas.microsoft.com/office/word/2012/wordml" xmlns:w16cex="http://schemas.microsoft.com/office/word/2018/wordml/cex" xmlns:w16cid="http://schemas.microsoft.com/office/word/2016/wordml/cid" xmlns:w16="http://schemas.microsoft.com/office/word/2018/wordml" xmlns:w16du="http://schemas.microsoft.com/office/word/2023/wordml/word16du" xmlns:w16sdtdh="http://schemas.microsoft.com/office/word/2020/wordml/sdtdatahash" xmlns:w16se="http://schemas.microsoft.com/office/word/2015/wordml/symex" mc:Ignorable="w14 w15 w16se w16cid w16 w16cex w16sdtdh w16du">
+<w:styles xmlns:mc="http://schemas.openxmlformats.org/markup-compatibility/2006" xmlns:r="http://schemas.openxmlformats.org/officeDocument/2006/relationships" xmlns:w="http://schemas.openxmlformats.org/wordprocessingml/2006/main" xmlns:w14="http://schemas.microsoft.com/office/word/2010/wordml" xmlns:w15="http://schemas.microsoft.com/office/word/2012/wordml" xmlns:w16cex="http://schemas.microsoft.com/office/word/2018/wordml/cex" xmlns:w16cid="http://schemas.microsoft.com/office/word/2016/wordml/cid" xmlns:w16="http://schemas.microsoft.com/office/word/2018/wordml" xmlns:w16du="http://schemas.microsoft.com/office/word/2023/wordml/word16du" xmlns:w16sdtdh="http://schemas.microsoft.com/office/word/2020/wordml/sdtdatahash" xmlns:w16sdtfl="http://schemas.microsoft.com/office/word/2024/wordml/sdtformatlock" xmlns:w16se="http://schemas.microsoft.com/office/word/2015/wordml/symex" mc:Ignorable="w14 w15 w16se w16cid w16 w16cex w16sdtdh w16sdtfl w16du">
   <w:docDefaults>
     <w:rPrDefault>
       <w:rPr>

--- a/插件详细手册/14.鼠标/解谜设计-逻辑图形.docx
+++ b/插件详细手册/14.鼠标/解谜设计-逻辑图形.docx
@@ -13,8 +13,20 @@
         <w:rPr>
           <w:rFonts w:hint="eastAsia"/>
         </w:rPr>
+        <w:t>===</w:t>
+      </w:r>
+      <w:r>
+        <w:rPr>
+          <w:rFonts w:hint="eastAsia"/>
+        </w:rPr>
         <w:t>概述</w:t>
       </w:r>
+      <w:r>
+        <w:rPr>
+          <w:rFonts w:hint="eastAsia"/>
+        </w:rPr>
+        <w:t>===</w:t>
+      </w:r>
     </w:p>
     <w:p>
       <w:pPr>
@@ -27,13 +39,7 @@
         <w:rPr>
           <w:rFonts w:hint="eastAsia"/>
         </w:rPr>
-        <w:t>基础</w:t>
-      </w:r>
-      <w:r>
-        <w:rPr>
-          <w:rFonts w:hint="eastAsia"/>
-        </w:rPr>
-        <w:t>插件</w:t>
+        <w:t>示例图</w:t>
       </w:r>
     </w:p>
     <w:p>
@@ -101,9 +107,9 @@
           <w:szCs w:val="24"/>
         </w:rPr>
         <w:drawing>
-          <wp:inline distT="0" distB="0" distL="0" distR="0" wp14:anchorId="5DF758C6" wp14:editId="46DCFA92">
-            <wp:extent cx="2093432" cy="2026920"/>
-            <wp:effectExtent l="0" t="0" r="2540" b="0"/>
+          <wp:inline distT="0" distB="0" distL="0" distR="0" wp14:anchorId="5DF758C6" wp14:editId="6272E91F">
+            <wp:extent cx="2819400" cy="2729823"/>
+            <wp:effectExtent l="0" t="0" r="0" b="0"/>
             <wp:docPr id="1060297463" name="图片 1060297463"/>
             <wp:cNvGraphicFramePr>
               <a:graphicFrameLocks xmlns:a="http://schemas.openxmlformats.org/drawingml/2006/main" noChangeAspect="1"/>
@@ -133,7 +139,7 @@
                   <pic:spPr bwMode="auto">
                     <a:xfrm>
                       <a:off x="0" y="0"/>
-                      <a:ext cx="2105598" cy="2038699"/>
+                      <a:ext cx="2843200" cy="2752867"/>
                     </a:xfrm>
                     <a:prstGeom prst="rect">
                       <a:avLst/>
@@ -154,6 +160,48 @@
       <w:pPr>
         <w:widowControl/>
         <w:adjustRightInd w:val="0"/>
+        <w:rPr>
+          <w:rFonts w:ascii="Tahoma" w:eastAsia="微软雅黑" w:hAnsi="Tahoma"/>
+          <w:kern w:val="0"/>
+          <w:sz w:val="22"/>
+        </w:rPr>
+      </w:pPr>
+    </w:p>
+    <w:p>
+      <w:pPr>
+        <w:widowControl/>
+        <w:adjustRightInd w:val="0"/>
+        <w:rPr>
+          <w:rFonts w:ascii="Tahoma" w:eastAsia="微软雅黑" w:hAnsi="Tahoma" w:hint="eastAsia"/>
+          <w:kern w:val="0"/>
+          <w:sz w:val="22"/>
+        </w:rPr>
+      </w:pPr>
+    </w:p>
+    <w:p>
+      <w:pPr>
+        <w:pStyle w:val="3"/>
+        <w:rPr>
+          <w:rFonts w:hint="eastAsia"/>
+        </w:rPr>
+      </w:pPr>
+      <w:r>
+        <w:rPr>
+          <w:rFonts w:hint="eastAsia"/>
+        </w:rPr>
+        <w:t>示例</w:t>
+      </w:r>
+      <w:r>
+        <w:rPr>
+          <w:rFonts w:hint="eastAsia"/>
+        </w:rPr>
+        <w:t>工程</w:t>
+      </w:r>
+    </w:p>
+    <w:p>
+      <w:pPr>
+        <w:widowControl/>
+        <w:adjustRightInd w:val="0"/>
         <w:snapToGrid w:val="0"/>
         <w:jc w:val="left"/>
         <w:rPr>
@@ -168,15 +216,1992 @@
           <w:kern w:val="0"/>
           <w:sz w:val="22"/>
         </w:rPr>
-        <w:t>如果要从零开始设计，</w:t>
-      </w:r>
-      <w:r>
-        <w:rPr>
-          <w:rFonts w:ascii="Tahoma" w:eastAsia="微软雅黑" w:hAnsi="Tahoma" w:hint="eastAsia"/>
-          <w:kern w:val="0"/>
-          <w:sz w:val="22"/>
-        </w:rPr>
-        <w:t>需要下图的插件：</w:t>
+        <w:t>考虑到示例工程中的插件太多了，群友单独拿出来会遇到各种问题。</w:t>
+      </w:r>
+    </w:p>
+    <w:p>
+      <w:pPr>
+        <w:widowControl/>
+        <w:adjustRightInd w:val="0"/>
+        <w:snapToGrid w:val="0"/>
+        <w:spacing w:after="200"/>
+        <w:jc w:val="left"/>
+        <w:rPr>
+          <w:rFonts w:ascii="Tahoma" w:eastAsia="微软雅黑" w:hAnsi="Tahoma"/>
+          <w:kern w:val="0"/>
+          <w:sz w:val="22"/>
+        </w:rPr>
+      </w:pPr>
+      <w:r>
+        <w:rPr>
+          <w:rFonts w:ascii="Tahoma" w:eastAsia="微软雅黑" w:hAnsi="Tahoma" w:hint="eastAsia"/>
+          <w:kern w:val="0"/>
+          <w:sz w:val="22"/>
+        </w:rPr>
+        <w:t>这里我建立了单独的解谜设计工程，并放入了集合中，方便熟悉用法。</w:t>
+      </w:r>
+    </w:p>
+    <w:tbl>
+      <w:tblPr>
+        <w:tblStyle w:val="af"/>
+        <w:tblW w:w="0" w:type="auto"/>
+        <w:shd w:val="clear" w:color="auto" w:fill="DEEAF6" w:themeFill="accent1" w:themeFillTint="33"/>
+        <w:tblLook w:val="04A0" w:firstRow="1" w:lastRow="0" w:firstColumn="1" w:lastColumn="0" w:noHBand="0" w:noVBand="1"/>
+      </w:tblPr>
+      <w:tblGrid>
+        <w:gridCol w:w="8522"/>
+      </w:tblGrid>
+      <w:tr>
+        <w:tc>
+          <w:tcPr>
+            <w:tcW w:w="8522" w:type="dxa"/>
+            <w:shd w:val="clear" w:color="auto" w:fill="DEEAF6" w:themeFill="accent1" w:themeFillTint="33"/>
+          </w:tcPr>
+          <w:p>
+            <w:pPr>
+              <w:widowControl/>
+              <w:adjustRightInd w:val="0"/>
+              <w:snapToGrid w:val="0"/>
+              <w:jc w:val="left"/>
+              <w:rPr>
+                <w:rFonts w:ascii="Tahoma" w:eastAsia="微软雅黑" w:hAnsi="Tahoma"/>
+                <w:kern w:val="0"/>
+                <w:sz w:val="22"/>
+              </w:rPr>
+            </w:pPr>
+            <w:r>
+              <w:rPr>
+                <w:rFonts w:ascii="Tahoma" w:eastAsia="微软雅黑" w:hAnsi="Tahoma" w:hint="eastAsia"/>
+                <w:kern w:val="0"/>
+                <w:sz w:val="22"/>
+              </w:rPr>
+              <w:t>小型示例工程集合</w:t>
+            </w:r>
+          </w:p>
+          <w:p>
+            <w:pPr>
+              <w:widowControl/>
+              <w:adjustRightInd w:val="0"/>
+              <w:snapToGrid w:val="0"/>
+              <w:jc w:val="left"/>
+              <w:rPr>
+                <w:rFonts w:ascii="Tahoma" w:eastAsia="微软雅黑" w:hAnsi="Tahoma"/>
+                <w:kern w:val="0"/>
+                <w:sz w:val="22"/>
+              </w:rPr>
+            </w:pPr>
+            <w:r>
+              <w:rPr>
+                <w:rFonts w:ascii="Tahoma" w:eastAsia="微软雅黑" w:hAnsi="Tahoma" w:hint="eastAsia"/>
+                <w:kern w:val="0"/>
+                <w:sz w:val="22"/>
+              </w:rPr>
+              <w:t>链接</w:t>
+            </w:r>
+            <w:r>
+              <w:rPr>
+                <w:rFonts w:ascii="Tahoma" w:eastAsia="微软雅黑" w:hAnsi="Tahoma" w:hint="eastAsia"/>
+                <w:kern w:val="0"/>
+                <w:sz w:val="22"/>
+              </w:rPr>
+              <w:t xml:space="preserve">: </w:t>
+            </w:r>
+            <w:hyperlink r:id="rId9" w:history="1">
+              <w:r>
+                <w:rPr>
+                  <w:rStyle w:val="a4"/>
+                  <w:rFonts w:ascii="Tahoma" w:eastAsia="微软雅黑" w:hAnsi="Tahoma" w:hint="eastAsia"/>
+                  <w:kern w:val="0"/>
+                  <w:sz w:val="22"/>
+                </w:rPr>
+                <w:t>https://pan.baidu.com/s/1Z60Fht7alAGZymWOle68PQ</w:t>
+              </w:r>
+            </w:hyperlink>
+            <w:r>
+              <w:rPr>
+                <w:rFonts w:ascii="Tahoma" w:eastAsia="微软雅黑" w:hAnsi="Tahoma" w:hint="eastAsia"/>
+                <w:kern w:val="0"/>
+                <w:sz w:val="22"/>
+              </w:rPr>
+              <w:t xml:space="preserve"> </w:t>
+            </w:r>
+          </w:p>
+          <w:p>
+            <w:pPr>
+              <w:widowControl/>
+              <w:adjustRightInd w:val="0"/>
+              <w:snapToGrid w:val="0"/>
+              <w:jc w:val="left"/>
+              <w:rPr>
+                <w:rFonts w:ascii="Tahoma" w:eastAsia="微软雅黑" w:hAnsi="Tahoma"/>
+                <w:kern w:val="0"/>
+                <w:sz w:val="22"/>
+              </w:rPr>
+            </w:pPr>
+            <w:r>
+              <w:rPr>
+                <w:rFonts w:ascii="Tahoma" w:eastAsia="微软雅黑" w:hAnsi="Tahoma" w:hint="eastAsia"/>
+                <w:kern w:val="0"/>
+                <w:sz w:val="22"/>
+              </w:rPr>
+              <w:t>提取码</w:t>
+            </w:r>
+            <w:r>
+              <w:rPr>
+                <w:rFonts w:ascii="Tahoma" w:eastAsia="微软雅黑" w:hAnsi="Tahoma" w:hint="eastAsia"/>
+                <w:kern w:val="0"/>
+                <w:sz w:val="22"/>
+              </w:rPr>
+              <w:t xml:space="preserve">: 3r5e </w:t>
+            </w:r>
+          </w:p>
+        </w:tc>
+      </w:tr>
+    </w:tbl>
+    <w:p>
+      <w:pPr>
+        <w:widowControl/>
+        <w:adjustRightInd w:val="0"/>
+        <w:jc w:val="left"/>
+        <w:rPr>
+          <w:rFonts w:ascii="Tahoma" w:eastAsia="微软雅黑" w:hAnsi="Tahoma"/>
+          <w:kern w:val="0"/>
+          <w:sz w:val="22"/>
+        </w:rPr>
+      </w:pPr>
+      <w:r>
+        <w:rPr>
+          <w:rFonts w:ascii="Tahoma" w:eastAsia="微软雅黑" w:hAnsi="Tahoma" w:hint="eastAsia"/>
+          <w:kern w:val="0"/>
+          <w:sz w:val="22"/>
+        </w:rPr>
+        <w:t>另外，示例中的插件一直在更新，而打包工程中的插件不一定会同步更新哦。</w:t>
+      </w:r>
+    </w:p>
+    <w:p>
+      <w:pPr>
+        <w:widowControl/>
+        <w:adjustRightInd w:val="0"/>
+        <w:snapToGrid w:val="0"/>
+        <w:jc w:val="left"/>
+        <w:rPr>
+          <w:rFonts w:ascii="Tahoma" w:eastAsia="微软雅黑" w:hAnsi="Tahoma"/>
+          <w:kern w:val="0"/>
+          <w:sz w:val="22"/>
+        </w:rPr>
+      </w:pPr>
+    </w:p>
+    <w:p>
+      <w:pPr>
+        <w:widowControl/>
+        <w:adjustRightInd w:val="0"/>
+        <w:snapToGrid w:val="0"/>
+        <w:jc w:val="left"/>
+        <w:rPr>
+          <w:rFonts w:ascii="Tahoma" w:eastAsia="微软雅黑" w:hAnsi="Tahoma"/>
+          <w:kern w:val="0"/>
+          <w:sz w:val="22"/>
+        </w:rPr>
+      </w:pPr>
+      <w:r>
+        <w:rPr>
+          <w:rFonts w:ascii="Tahoma" w:eastAsia="微软雅黑" w:hAnsi="Tahoma" w:hint="eastAsia"/>
+          <w:kern w:val="0"/>
+          <w:sz w:val="22"/>
+        </w:rPr>
+        <w:br w:type="page"/>
+      </w:r>
+    </w:p>
+    <w:p>
+      <w:pPr>
+        <w:pStyle w:val="3"/>
+        <w:rPr>
+          <w:rFonts w:hint="eastAsia"/>
+        </w:rPr>
+      </w:pPr>
+      <w:r>
+        <w:rPr>
+          <w:rFonts w:hint="eastAsia"/>
+        </w:rPr>
+        <w:lastRenderedPageBreak/>
+        <w:t>灵感来源</w:t>
+      </w:r>
+    </w:p>
+    <w:p>
+      <w:pPr>
+        <w:snapToGrid w:val="0"/>
+        <w:rPr>
+          <w:rFonts w:ascii="Tahoma" w:eastAsia="微软雅黑" w:hAnsi="Tahoma"/>
+          <w:kern w:val="0"/>
+          <w:sz w:val="22"/>
+        </w:rPr>
+      </w:pPr>
+      <w:r>
+        <w:rPr>
+          <w:rFonts w:ascii="Tahoma" w:eastAsia="微软雅黑" w:hAnsi="Tahoma" w:hint="eastAsia"/>
+          <w:kern w:val="0"/>
+          <w:sz w:val="22"/>
+        </w:rPr>
+        <w:t>2020</w:t>
+      </w:r>
+      <w:r>
+        <w:rPr>
+          <w:rFonts w:ascii="Tahoma" w:eastAsia="微软雅黑" w:hAnsi="Tahoma" w:hint="eastAsia"/>
+          <w:kern w:val="0"/>
+          <w:sz w:val="22"/>
+        </w:rPr>
+        <w:t>年</w:t>
+      </w:r>
+      <w:r>
+        <w:rPr>
+          <w:rFonts w:ascii="Tahoma" w:eastAsia="微软雅黑" w:hAnsi="Tahoma" w:hint="eastAsia"/>
+          <w:kern w:val="0"/>
+          <w:sz w:val="22"/>
+        </w:rPr>
+        <w:t>1</w:t>
+      </w:r>
+      <w:r>
+        <w:rPr>
+          <w:rFonts w:ascii="Tahoma" w:eastAsia="微软雅黑" w:hAnsi="Tahoma" w:hint="eastAsia"/>
+          <w:kern w:val="0"/>
+          <w:sz w:val="22"/>
+        </w:rPr>
+        <w:t>月</w:t>
+      </w:r>
+      <w:r>
+        <w:rPr>
+          <w:rFonts w:ascii="Tahoma" w:eastAsia="微软雅黑" w:hAnsi="Tahoma" w:hint="eastAsia"/>
+          <w:kern w:val="0"/>
+          <w:sz w:val="22"/>
+        </w:rPr>
+        <w:t>24</w:t>
+      </w:r>
+      <w:r>
+        <w:rPr>
+          <w:rFonts w:ascii="Tahoma" w:eastAsia="微软雅黑" w:hAnsi="Tahoma" w:hint="eastAsia"/>
+          <w:kern w:val="0"/>
+          <w:sz w:val="22"/>
+        </w:rPr>
+        <w:t>日，作者我刷知乎，然后被一个公务员题目吸引了。</w:t>
+      </w:r>
+    </w:p>
+    <w:p>
+      <w:pPr>
+        <w:snapToGrid w:val="0"/>
+        <w:rPr>
+          <w:rFonts w:ascii="Tahoma" w:eastAsia="微软雅黑" w:hAnsi="Tahoma"/>
+          <w:kern w:val="0"/>
+          <w:sz w:val="22"/>
+        </w:rPr>
+      </w:pPr>
+      <w:r>
+        <w:rPr>
+          <w:rFonts w:ascii="Tahoma" w:eastAsia="微软雅黑" w:hAnsi="Tahoma" w:hint="eastAsia"/>
+          <w:kern w:val="0"/>
+          <w:sz w:val="22"/>
+        </w:rPr>
+        <w:t>最近写了</w:t>
+      </w:r>
+      <w:r>
+        <w:rPr>
+          <w:rFonts w:ascii="Tahoma" w:eastAsia="微软雅黑" w:hAnsi="Tahoma" w:hint="eastAsia"/>
+          <w:kern w:val="0"/>
+          <w:sz w:val="22"/>
+        </w:rPr>
+        <w:t xml:space="preserve"> </w:t>
+      </w:r>
+      <w:r>
+        <w:rPr>
+          <w:rFonts w:ascii="Tahoma" w:eastAsia="微软雅黑" w:hAnsi="Tahoma" w:hint="eastAsia"/>
+          <w:kern w:val="0"/>
+          <w:sz w:val="22"/>
+        </w:rPr>
+        <w:t>物体触发</w:t>
+      </w:r>
+      <w:r>
+        <w:rPr>
+          <w:rFonts w:ascii="Tahoma" w:eastAsia="微软雅黑" w:hAnsi="Tahoma" w:hint="eastAsia"/>
+          <w:kern w:val="0"/>
+          <w:sz w:val="22"/>
+        </w:rPr>
+        <w:t xml:space="preserve"> </w:t>
+      </w:r>
+      <w:r>
+        <w:rPr>
+          <w:rFonts w:ascii="Tahoma" w:eastAsia="微软雅黑" w:hAnsi="Tahoma" w:hint="eastAsia"/>
+          <w:kern w:val="0"/>
+          <w:sz w:val="22"/>
+        </w:rPr>
+        <w:t>插件，多摆几个事件，可以组成一个特定图形。</w:t>
+      </w:r>
+    </w:p>
+    <w:p>
+      <w:pPr>
+        <w:snapToGrid w:val="0"/>
+        <w:rPr>
+          <w:rFonts w:ascii="Tahoma" w:eastAsia="微软雅黑" w:hAnsi="Tahoma"/>
+          <w:kern w:val="0"/>
+          <w:sz w:val="22"/>
+        </w:rPr>
+      </w:pPr>
+      <w:r>
+        <w:rPr>
+          <w:rFonts w:ascii="Tahoma" w:eastAsia="微软雅黑" w:hAnsi="Tahoma" w:hint="eastAsia"/>
+          <w:kern w:val="0"/>
+          <w:sz w:val="22"/>
+        </w:rPr>
+        <w:t>结合这个题目，应该可以在游戏里面设计一个关于公务员题目的解谜。</w:t>
+      </w:r>
+    </w:p>
+    <w:p>
+      <w:pPr>
+        <w:snapToGrid w:val="0"/>
+        <w:jc w:val="center"/>
+        <w:rPr>
+          <w:rFonts w:ascii="Tahoma" w:eastAsia="微软雅黑" w:hAnsi="Tahoma"/>
+          <w:kern w:val="0"/>
+          <w:sz w:val="22"/>
+        </w:rPr>
+      </w:pPr>
+      <w:r>
+        <w:rPr>
+          <w:rFonts w:ascii="宋体" w:eastAsia="宋体" w:hAnsi="宋体" w:cs="宋体"/>
+          <w:noProof/>
+          <w:kern w:val="0"/>
+          <w:sz w:val="24"/>
+          <w:szCs w:val="24"/>
+        </w:rPr>
+        <w:drawing>
+          <wp:inline distT="0" distB="0" distL="0" distR="0" wp14:anchorId="216CF3D1" wp14:editId="6BD26952">
+            <wp:extent cx="3864829" cy="1802130"/>
+            <wp:effectExtent l="19050" t="19050" r="21590" b="26670"/>
+            <wp:docPr id="111062600" name="图片 111062600"/>
+            <wp:cNvGraphicFramePr>
+              <a:graphicFrameLocks xmlns:a="http://schemas.openxmlformats.org/drawingml/2006/main" noChangeAspect="1"/>
+            </wp:cNvGraphicFramePr>
+            <a:graphic xmlns:a="http://schemas.openxmlformats.org/drawingml/2006/main">
+              <a:graphicData uri="http://schemas.openxmlformats.org/drawingml/2006/picture">
+                <pic:pic xmlns:pic="http://schemas.openxmlformats.org/drawingml/2006/picture">
+                  <pic:nvPicPr>
+                    <pic:cNvPr id="0" name="Picture 1"/>
+                    <pic:cNvPicPr>
+                      <a:picLocks noChangeAspect="1" noChangeArrowheads="1"/>
+                    </pic:cNvPicPr>
+                  </pic:nvPicPr>
+                  <pic:blipFill>
+                    <a:blip r:embed="rId10">
+                      <a:extLst>
+                        <a:ext uri="{28A0092B-C50C-407E-A947-70E740481C1C}">
+                          <a14:useLocalDpi xmlns:a14="http://schemas.microsoft.com/office/drawing/2010/main" val="0"/>
+                        </a:ext>
+                      </a:extLst>
+                    </a:blip>
+                    <a:srcRect/>
+                    <a:stretch>
+                      <a:fillRect/>
+                    </a:stretch>
+                  </pic:blipFill>
+                  <pic:spPr bwMode="auto">
+                    <a:xfrm>
+                      <a:off x="0" y="0"/>
+                      <a:ext cx="3896201" cy="1816758"/>
+                    </a:xfrm>
+                    <a:prstGeom prst="rect">
+                      <a:avLst/>
+                    </a:prstGeom>
+                    <a:noFill/>
+                    <a:ln>
+                      <a:solidFill>
+                        <a:schemeClr val="accent1"/>
+                      </a:solidFill>
+                    </a:ln>
+                  </pic:spPr>
+                </pic:pic>
+              </a:graphicData>
+            </a:graphic>
+          </wp:inline>
+        </w:drawing>
+      </w:r>
+    </w:p>
+    <w:p>
+      <w:pPr>
+        <w:snapToGrid w:val="0"/>
+        <w:rPr>
+          <w:rFonts w:ascii="Tahoma" w:eastAsia="微软雅黑" w:hAnsi="Tahoma"/>
+          <w:kern w:val="0"/>
+          <w:sz w:val="22"/>
+        </w:rPr>
+      </w:pPr>
+      <w:r>
+        <w:rPr>
+          <w:rFonts w:ascii="Tahoma" w:eastAsia="微软雅黑" w:hAnsi="Tahoma" w:hint="eastAsia"/>
+          <w:kern w:val="0"/>
+          <w:sz w:val="22"/>
+        </w:rPr>
+        <w:t>这时鼠标管理层只有华容道一个解谜小游戏，</w:t>
+      </w:r>
+    </w:p>
+    <w:p>
+      <w:pPr>
+        <w:snapToGrid w:val="0"/>
+        <w:rPr>
+          <w:rFonts w:ascii="Tahoma" w:eastAsia="微软雅黑" w:hAnsi="Tahoma"/>
+          <w:kern w:val="0"/>
+          <w:sz w:val="22"/>
+        </w:rPr>
+      </w:pPr>
+      <w:r>
+        <w:rPr>
+          <w:rFonts w:ascii="Tahoma" w:eastAsia="微软雅黑" w:hAnsi="Tahoma" w:hint="eastAsia"/>
+          <w:kern w:val="0"/>
+          <w:sz w:val="22"/>
+        </w:rPr>
+        <w:t>作者我想扩充更多关于鼠标相关的小游戏，于是就开坑了。</w:t>
+      </w:r>
+    </w:p>
+    <w:p>
+      <w:pPr>
+        <w:snapToGrid w:val="0"/>
+        <w:rPr>
+          <w:rFonts w:ascii="Tahoma" w:eastAsia="微软雅黑" w:hAnsi="Tahoma"/>
+          <w:color w:val="A6A6A6" w:themeColor="background1" w:themeShade="A6"/>
+          <w:kern w:val="0"/>
+          <w:sz w:val="22"/>
+        </w:rPr>
+      </w:pPr>
+      <w:r>
+        <w:rPr>
+          <w:rFonts w:ascii="Tahoma" w:eastAsia="微软雅黑" w:hAnsi="Tahoma" w:hint="eastAsia"/>
+          <w:color w:val="A6A6A6" w:themeColor="background1" w:themeShade="A6"/>
+          <w:kern w:val="0"/>
+          <w:sz w:val="22"/>
+        </w:rPr>
+        <w:t>（后来我发现，这类解谜，对于玩家的难度太大了）</w:t>
+      </w:r>
+    </w:p>
+    <w:p>
+      <w:pPr>
+        <w:snapToGrid w:val="0"/>
+        <w:rPr>
+          <w:rFonts w:ascii="Tahoma" w:eastAsia="微软雅黑" w:hAnsi="Tahoma"/>
+          <w:kern w:val="0"/>
+          <w:sz w:val="22"/>
+        </w:rPr>
+      </w:pPr>
+    </w:p>
+    <w:p>
+      <w:pPr>
+        <w:snapToGrid w:val="0"/>
+        <w:rPr>
+          <w:rFonts w:ascii="Tahoma" w:eastAsia="微软雅黑" w:hAnsi="Tahoma"/>
+          <w:kern w:val="0"/>
+          <w:sz w:val="22"/>
+        </w:rPr>
+      </w:pPr>
+      <w:r>
+        <w:rPr>
+          <w:rFonts w:ascii="Tahoma" w:eastAsia="微软雅黑" w:hAnsi="Tahoma"/>
+          <w:kern w:val="0"/>
+          <w:sz w:val="22"/>
+        </w:rPr>
+        <w:br w:type="page"/>
+      </w:r>
+    </w:p>
+    <w:p>
+      <w:pPr>
+        <w:pStyle w:val="2"/>
+        <w:rPr>
+          <w:rFonts w:hint="eastAsia"/>
+        </w:rPr>
+      </w:pPr>
+      <w:r>
+        <w:rPr>
+          <w:rFonts w:hint="eastAsia"/>
+        </w:rPr>
+        <w:lastRenderedPageBreak/>
+        <w:t>===</w:t>
+      </w:r>
+      <w:r>
+        <w:rPr>
+          <w:rFonts w:hint="eastAsia"/>
+        </w:rPr>
+        <w:t>逻辑图形</w:t>
+      </w:r>
+      <w:r>
+        <w:rPr>
+          <w:rFonts w:hint="eastAsia"/>
+        </w:rPr>
+        <w:t xml:space="preserve"> - 游戏===</w:t>
+      </w:r>
+    </w:p>
+    <w:p>
+      <w:pPr>
+        <w:pStyle w:val="3"/>
+        <w:rPr>
+          <w:rFonts w:hint="eastAsia"/>
+        </w:rPr>
+      </w:pPr>
+      <w:r>
+        <w:rPr>
+          <w:rFonts w:hint="eastAsia"/>
+        </w:rPr>
+        <w:t>游戏</w:t>
+      </w:r>
+      <w:r>
+        <w:rPr>
+          <w:rFonts w:hint="eastAsia"/>
+        </w:rPr>
+        <w:t>简介</w:t>
+      </w:r>
+    </w:p>
+    <w:p>
+      <w:pPr>
+        <w:pStyle w:val="4"/>
+        <w:rPr>
+          <w:rFonts w:hint="eastAsia"/>
+        </w:rPr>
+      </w:pPr>
+      <w:r>
+        <w:rPr>
+          <w:rFonts w:hint="eastAsia"/>
+        </w:rPr>
+        <w:t>1）</w:t>
+      </w:r>
+      <w:r>
+        <w:rPr>
+          <w:rFonts w:hint="eastAsia"/>
+        </w:rPr>
+        <w:t>游戏规则</w:t>
+      </w:r>
+    </w:p>
+    <w:p>
+      <w:pPr>
+        <w:widowControl/>
+        <w:adjustRightInd w:val="0"/>
+        <w:snapToGrid w:val="0"/>
+        <w:jc w:val="left"/>
+        <w:rPr>
+          <w:rFonts w:ascii="Tahoma" w:eastAsia="微软雅黑" w:hAnsi="Tahoma"/>
+          <w:kern w:val="0"/>
+          <w:sz w:val="22"/>
+        </w:rPr>
+      </w:pPr>
+      <w:r>
+        <w:rPr>
+          <w:rFonts w:ascii="Tahoma" w:eastAsia="微软雅黑" w:hAnsi="Tahoma" w:hint="eastAsia"/>
+          <w:kern w:val="0"/>
+          <w:sz w:val="22"/>
+        </w:rPr>
+        <w:t>纯</w:t>
+      </w:r>
+      <w:r>
+        <w:rPr>
+          <w:rFonts w:ascii="Tahoma" w:eastAsia="微软雅黑" w:hAnsi="Tahoma" w:hint="eastAsia"/>
+          <w:kern w:val="0"/>
+          <w:sz w:val="22"/>
+        </w:rPr>
+        <w:t>鼠标控制的游戏，鼠标左键</w:t>
+      </w:r>
+      <w:r>
+        <w:rPr>
+          <w:rFonts w:ascii="Tahoma" w:eastAsia="微软雅黑" w:hAnsi="Tahoma" w:hint="eastAsia"/>
+          <w:kern w:val="0"/>
+          <w:sz w:val="22"/>
+        </w:rPr>
+        <w:t>点击切换答案板上的内容</w:t>
+      </w:r>
+      <w:r>
+        <w:rPr>
+          <w:rFonts w:ascii="Tahoma" w:eastAsia="微软雅黑" w:hAnsi="Tahoma" w:hint="eastAsia"/>
+          <w:kern w:val="0"/>
+          <w:sz w:val="22"/>
+        </w:rPr>
+        <w:t>。</w:t>
+      </w:r>
+    </w:p>
+    <w:p>
+      <w:pPr>
+        <w:widowControl/>
+        <w:adjustRightInd w:val="0"/>
+        <w:snapToGrid w:val="0"/>
+        <w:jc w:val="left"/>
+        <w:rPr>
+          <w:rFonts w:ascii="Tahoma" w:eastAsia="微软雅黑" w:hAnsi="Tahoma"/>
+          <w:kern w:val="0"/>
+          <w:sz w:val="22"/>
+        </w:rPr>
+      </w:pPr>
+      <w:r>
+        <w:rPr>
+          <w:rFonts w:ascii="Tahoma" w:eastAsia="微软雅黑" w:hAnsi="Tahoma" w:hint="eastAsia"/>
+          <w:kern w:val="0"/>
+          <w:sz w:val="22"/>
+        </w:rPr>
+        <w:t>需要</w:t>
+      </w:r>
+      <w:r>
+        <w:rPr>
+          <w:rFonts w:ascii="Tahoma" w:eastAsia="微软雅黑" w:hAnsi="Tahoma" w:hint="eastAsia"/>
+          <w:kern w:val="0"/>
+          <w:sz w:val="22"/>
+        </w:rPr>
+        <w:t>了解上下文中的图形</w:t>
+      </w:r>
+      <w:r>
+        <w:rPr>
+          <w:rFonts w:ascii="Tahoma" w:eastAsia="微软雅黑" w:hAnsi="Tahoma" w:hint="eastAsia"/>
+          <w:kern w:val="0"/>
+          <w:sz w:val="22"/>
+        </w:rPr>
+        <w:t>，找到一个规律。</w:t>
+      </w:r>
+    </w:p>
+    <w:p>
+      <w:pPr>
+        <w:widowControl/>
+        <w:adjustRightInd w:val="0"/>
+        <w:snapToGrid w:val="0"/>
+        <w:jc w:val="left"/>
+        <w:rPr>
+          <w:rFonts w:ascii="Tahoma" w:eastAsia="微软雅黑" w:hAnsi="Tahoma"/>
+          <w:kern w:val="0"/>
+          <w:sz w:val="22"/>
+        </w:rPr>
+      </w:pPr>
+      <w:r>
+        <w:rPr>
+          <w:rFonts w:ascii="Tahoma" w:eastAsia="微软雅黑" w:hAnsi="Tahoma" w:hint="eastAsia"/>
+          <w:kern w:val="0"/>
+          <w:sz w:val="22"/>
+        </w:rPr>
+        <w:t>根据规律，填完白色部分的内容。</w:t>
+      </w:r>
+    </w:p>
+    <w:p>
+      <w:pPr>
+        <w:widowControl/>
+        <w:adjustRightInd w:val="0"/>
+        <w:snapToGrid w:val="0"/>
+        <w:jc w:val="left"/>
+        <w:rPr>
+          <w:rFonts w:ascii="Tahoma" w:eastAsia="微软雅黑" w:hAnsi="Tahoma"/>
+          <w:kern w:val="0"/>
+          <w:sz w:val="22"/>
+        </w:rPr>
+      </w:pPr>
+      <w:r>
+        <w:rPr>
+          <w:rFonts w:ascii="Tahoma" w:eastAsia="微软雅黑" w:hAnsi="Tahoma" w:hint="eastAsia"/>
+          <w:kern w:val="0"/>
+          <w:sz w:val="22"/>
+        </w:rPr>
+        <w:t>若填入的结果正确，则关卡通过。</w:t>
+      </w:r>
+    </w:p>
+    <w:p>
+      <w:pPr>
+        <w:widowControl/>
+        <w:adjustRightInd w:val="0"/>
+        <w:snapToGrid w:val="0"/>
+        <w:jc w:val="left"/>
+        <w:rPr>
+          <w:rFonts w:ascii="Tahoma" w:eastAsia="微软雅黑" w:hAnsi="Tahoma"/>
+          <w:kern w:val="0"/>
+          <w:sz w:val="22"/>
+        </w:rPr>
+      </w:pPr>
+      <w:r>
+        <w:rPr>
+          <w:rFonts w:ascii="Tahoma" w:eastAsia="微软雅黑" w:hAnsi="Tahoma" w:hint="eastAsia"/>
+          <w:kern w:val="0"/>
+          <w:sz w:val="22"/>
+        </w:rPr>
+        <w:t>逻辑图形的有以下类型</w:t>
+      </w:r>
+      <w:r>
+        <w:rPr>
+          <w:rFonts w:ascii="Tahoma" w:eastAsia="微软雅黑" w:hAnsi="Tahoma" w:hint="eastAsia"/>
+          <w:kern w:val="0"/>
+          <w:sz w:val="22"/>
+        </w:rPr>
+        <w:t>规律</w:t>
+      </w:r>
+      <w:r>
+        <w:rPr>
+          <w:rFonts w:ascii="Tahoma" w:eastAsia="微软雅黑" w:hAnsi="Tahoma" w:hint="eastAsia"/>
+          <w:kern w:val="0"/>
+          <w:sz w:val="22"/>
+        </w:rPr>
+        <w:t>：</w:t>
+      </w:r>
+      <w:r>
+        <w:rPr>
+          <w:rFonts w:ascii="Tahoma" w:eastAsia="微软雅黑" w:hAnsi="Tahoma" w:hint="eastAsia"/>
+          <w:kern w:val="0"/>
+          <w:sz w:val="22"/>
+        </w:rPr>
+        <w:t xml:space="preserve"> </w:t>
+      </w:r>
+      <w:r>
+        <w:rPr>
+          <w:rFonts w:ascii="Tahoma" w:eastAsia="微软雅黑" w:hAnsi="Tahoma" w:hint="eastAsia"/>
+          <w:kern w:val="0"/>
+          <w:sz w:val="22"/>
+        </w:rPr>
+        <w:t>平移、旋转、对称、循环、缩放、并集、交集、差集、等式推理</w:t>
+      </w:r>
+      <w:r>
+        <w:rPr>
+          <w:rFonts w:ascii="Tahoma" w:eastAsia="微软雅黑" w:hAnsi="Tahoma" w:hint="eastAsia"/>
+          <w:kern w:val="0"/>
+          <w:sz w:val="22"/>
+        </w:rPr>
+        <w:t>（</w:t>
+      </w:r>
+      <w:r>
+        <w:rPr>
+          <w:rFonts w:ascii="Tahoma" w:eastAsia="微软雅黑" w:hAnsi="Tahoma" w:hint="eastAsia"/>
+          <w:kern w:val="0"/>
+          <w:sz w:val="22"/>
+        </w:rPr>
+        <w:t>A+B=C</w:t>
+      </w:r>
+      <w:r>
+        <w:rPr>
+          <w:rFonts w:ascii="Tahoma" w:eastAsia="微软雅黑" w:hAnsi="Tahoma" w:hint="eastAsia"/>
+          <w:kern w:val="0"/>
+          <w:sz w:val="22"/>
+        </w:rPr>
+        <w:t>）</w:t>
+      </w:r>
+      <w:r>
+        <w:rPr>
+          <w:rFonts w:ascii="Tahoma" w:eastAsia="微软雅黑" w:hAnsi="Tahoma" w:hint="eastAsia"/>
+          <w:kern w:val="0"/>
+          <w:sz w:val="22"/>
+        </w:rPr>
+        <w:t>、形状表示某数字</w:t>
+      </w:r>
+      <w:r>
+        <w:rPr>
+          <w:rFonts w:ascii="Tahoma" w:eastAsia="微软雅黑" w:hAnsi="Tahoma" w:hint="eastAsia"/>
+          <w:kern w:val="0"/>
+          <w:sz w:val="22"/>
+        </w:rPr>
+        <w:t>。</w:t>
+      </w:r>
+    </w:p>
+    <w:p>
+      <w:pPr>
+        <w:widowControl/>
+        <w:adjustRightInd w:val="0"/>
+        <w:snapToGrid w:val="0"/>
+        <w:jc w:val="left"/>
+        <w:rPr>
+          <w:rFonts w:ascii="Tahoma" w:eastAsia="微软雅黑" w:hAnsi="Tahoma"/>
+          <w:kern w:val="0"/>
+          <w:sz w:val="22"/>
+        </w:rPr>
+      </w:pPr>
+      <w:r>
+        <w:rPr>
+          <w:rFonts w:ascii="Tahoma" w:eastAsia="微软雅黑" w:hAnsi="Tahoma" w:hint="eastAsia"/>
+          <w:color w:val="0070C0"/>
+          <w:kern w:val="0"/>
+          <w:sz w:val="22"/>
+        </w:rPr>
+        <w:t>玩家在游戏中</w:t>
+      </w:r>
+      <w:r>
+        <w:rPr>
+          <w:rFonts w:ascii="Tahoma" w:eastAsia="微软雅黑" w:hAnsi="Tahoma" w:hint="eastAsia"/>
+          <w:color w:val="0070C0"/>
+          <w:kern w:val="0"/>
+          <w:sz w:val="22"/>
+        </w:rPr>
+        <w:t>难以理解其中的游戏规则，你必须给予足够的提示和说明</w:t>
+      </w:r>
+      <w:r>
+        <w:rPr>
+          <w:rFonts w:ascii="Tahoma" w:eastAsia="微软雅黑" w:hAnsi="Tahoma" w:hint="eastAsia"/>
+          <w:color w:val="0070C0"/>
+          <w:kern w:val="0"/>
+          <w:sz w:val="22"/>
+        </w:rPr>
+        <w:t>。</w:t>
+      </w:r>
+    </w:p>
+    <w:p>
+      <w:pPr>
+        <w:widowControl/>
+        <w:adjustRightInd w:val="0"/>
+        <w:snapToGrid w:val="0"/>
+        <w:jc w:val="left"/>
+        <w:rPr>
+          <w:rFonts w:ascii="Tahoma" w:eastAsia="微软雅黑" w:hAnsi="Tahoma"/>
+          <w:kern w:val="0"/>
+          <w:sz w:val="22"/>
+        </w:rPr>
+      </w:pPr>
+    </w:p>
+    <w:p>
+      <w:pPr>
+        <w:pStyle w:val="4"/>
+        <w:rPr>
+          <w:rFonts w:hint="eastAsia"/>
+        </w:rPr>
+      </w:pPr>
+      <w:r>
+        <w:t>2</w:t>
+      </w:r>
+      <w:r>
+        <w:rPr>
+          <w:rFonts w:hint="eastAsia"/>
+        </w:rPr>
+        <w:t>）难度分配</w:t>
+      </w:r>
+    </w:p>
+    <w:p>
+      <w:pPr>
+        <w:widowControl/>
+        <w:adjustRightInd w:val="0"/>
+        <w:snapToGrid w:val="0"/>
+        <w:jc w:val="left"/>
+        <w:rPr>
+          <w:rFonts w:ascii="Tahoma" w:eastAsia="微软雅黑" w:hAnsi="Tahoma"/>
+          <w:kern w:val="0"/>
+          <w:sz w:val="22"/>
+        </w:rPr>
+      </w:pPr>
+      <w:r>
+        <w:rPr>
+          <w:rFonts w:ascii="Tahoma" w:eastAsia="微软雅黑" w:hAnsi="Tahoma" w:hint="eastAsia"/>
+          <w:kern w:val="0"/>
+          <w:sz w:val="22"/>
+        </w:rPr>
+        <w:t>玩家不能通过一个个试来完成关卡，这就使得难度陡增</w:t>
+      </w:r>
+      <w:r>
+        <w:rPr>
+          <w:rFonts w:ascii="Tahoma" w:eastAsia="微软雅黑" w:hAnsi="Tahoma" w:hint="eastAsia"/>
+          <w:kern w:val="0"/>
+          <w:sz w:val="22"/>
+        </w:rPr>
+        <w:t>。</w:t>
+      </w:r>
+    </w:p>
+    <w:p>
+      <w:pPr>
+        <w:widowControl/>
+        <w:adjustRightInd w:val="0"/>
+        <w:snapToGrid w:val="0"/>
+        <w:jc w:val="left"/>
+        <w:rPr>
+          <w:rFonts w:ascii="Tahoma" w:eastAsia="微软雅黑" w:hAnsi="Tahoma"/>
+          <w:kern w:val="0"/>
+          <w:sz w:val="22"/>
+        </w:rPr>
+      </w:pPr>
+      <w:r>
+        <w:rPr>
+          <w:rFonts w:ascii="Tahoma" w:eastAsia="微软雅黑" w:hAnsi="Tahoma" w:hint="eastAsia"/>
+          <w:kern w:val="0"/>
+          <w:sz w:val="22"/>
+        </w:rPr>
+        <w:t>玩家找不到规律，</w:t>
+      </w:r>
+      <w:r>
+        <w:rPr>
+          <w:rFonts w:ascii="Tahoma" w:eastAsia="微软雅黑" w:hAnsi="Tahoma" w:hint="eastAsia"/>
+          <w:kern w:val="0"/>
+          <w:sz w:val="22"/>
+        </w:rPr>
+        <w:t>则会</w:t>
+      </w:r>
+      <w:r>
+        <w:rPr>
+          <w:rFonts w:ascii="Tahoma" w:eastAsia="微软雅黑" w:hAnsi="Tahoma" w:hint="eastAsia"/>
+          <w:kern w:val="0"/>
+          <w:sz w:val="22"/>
+        </w:rPr>
+        <w:t>按</w:t>
+      </w:r>
+      <w:r>
+        <w:rPr>
+          <w:rFonts w:ascii="Tahoma" w:eastAsia="微软雅黑" w:hAnsi="Tahoma" w:hint="eastAsia"/>
+          <w:kern w:val="0"/>
+          <w:sz w:val="22"/>
+        </w:rPr>
+        <w:t>自我的</w:t>
+      </w:r>
+      <w:r>
+        <w:rPr>
+          <w:rFonts w:ascii="Tahoma" w:eastAsia="微软雅黑" w:hAnsi="Tahoma" w:hint="eastAsia"/>
+          <w:kern w:val="0"/>
+          <w:sz w:val="22"/>
+        </w:rPr>
+        <w:t>想法来填，这使得难度进一步陡增。</w:t>
+      </w:r>
+    </w:p>
+    <w:p>
+      <w:pPr>
+        <w:widowControl/>
+        <w:adjustRightInd w:val="0"/>
+        <w:snapToGrid w:val="0"/>
+        <w:jc w:val="left"/>
+        <w:rPr>
+          <w:rFonts w:ascii="Tahoma" w:eastAsia="微软雅黑" w:hAnsi="Tahoma"/>
+          <w:kern w:val="0"/>
+          <w:sz w:val="22"/>
+        </w:rPr>
+      </w:pPr>
+      <w:r>
+        <w:rPr>
+          <w:rFonts w:ascii="Tahoma" w:eastAsia="微软雅黑" w:hAnsi="Tahoma" w:hint="eastAsia"/>
+          <w:kern w:val="0"/>
+          <w:sz w:val="22"/>
+        </w:rPr>
+        <w:t>只有不断提示，把谜题本身简单化，才能降低难度。</w:t>
+      </w:r>
+    </w:p>
+    <w:p>
+      <w:pPr>
+        <w:widowControl/>
+        <w:adjustRightInd w:val="0"/>
+        <w:snapToGrid w:val="0"/>
+        <w:jc w:val="left"/>
+        <w:rPr>
+          <w:rFonts w:ascii="Tahoma" w:eastAsia="微软雅黑" w:hAnsi="Tahoma"/>
+          <w:kern w:val="0"/>
+          <w:sz w:val="22"/>
+        </w:rPr>
+      </w:pPr>
+    </w:p>
+    <w:p>
+      <w:pPr>
+        <w:pStyle w:val="4"/>
+        <w:rPr>
+          <w:rFonts w:hint="eastAsia"/>
+        </w:rPr>
+      </w:pPr>
+      <w:bookmarkStart w:id="0" w:name="_Hlk74556982"/>
+      <w:r>
+        <w:t>3</w:t>
+      </w:r>
+      <w:r>
+        <w:rPr>
+          <w:rFonts w:hint="eastAsia"/>
+        </w:rPr>
+        <w:t>）禁用能力</w:t>
+      </w:r>
+    </w:p>
+    <w:bookmarkEnd w:id="0"/>
+    <w:p>
+      <w:pPr>
+        <w:widowControl/>
+        <w:adjustRightInd w:val="0"/>
+        <w:snapToGrid w:val="0"/>
+        <w:jc w:val="left"/>
+        <w:rPr>
+          <w:rFonts w:ascii="Tahoma" w:eastAsia="微软雅黑" w:hAnsi="Tahoma"/>
+          <w:kern w:val="0"/>
+          <w:sz w:val="22"/>
+        </w:rPr>
+      </w:pPr>
+      <w:r>
+        <w:rPr>
+          <w:rFonts w:ascii="Tahoma" w:eastAsia="微软雅黑" w:hAnsi="Tahoma" w:hint="eastAsia"/>
+          <w:kern w:val="0"/>
+          <w:sz w:val="22"/>
+        </w:rPr>
+        <w:t>禁跳跃。</w:t>
+      </w:r>
+    </w:p>
+    <w:p>
+      <w:pPr>
+        <w:widowControl/>
+        <w:adjustRightInd w:val="0"/>
+        <w:snapToGrid w:val="0"/>
+        <w:jc w:val="left"/>
+        <w:rPr>
+          <w:rFonts w:ascii="Tahoma" w:eastAsia="微软雅黑" w:hAnsi="Tahoma"/>
+          <w:kern w:val="0"/>
+          <w:sz w:val="22"/>
+        </w:rPr>
+      </w:pPr>
+    </w:p>
+    <w:p>
+      <w:pPr>
+        <w:pStyle w:val="4"/>
+        <w:rPr>
+          <w:rFonts w:hint="eastAsia"/>
+        </w:rPr>
+      </w:pPr>
+      <w:bookmarkStart w:id="1" w:name="_Hlk75009677"/>
+      <w:r>
+        <w:t>4</w:t>
+      </w:r>
+      <w:r>
+        <w:rPr>
+          <w:rFonts w:hint="eastAsia"/>
+        </w:rPr>
+        <w:t>）卡关注意事项</w:t>
+      </w:r>
+    </w:p>
+    <w:p>
+      <w:pPr>
+        <w:widowControl/>
+        <w:adjustRightInd w:val="0"/>
+        <w:snapToGrid w:val="0"/>
+        <w:spacing w:after="200"/>
+        <w:jc w:val="left"/>
+        <w:rPr>
+          <w:rFonts w:ascii="Tahoma" w:eastAsia="微软雅黑" w:hAnsi="Tahoma"/>
+          <w:kern w:val="0"/>
+          <w:sz w:val="22"/>
+        </w:rPr>
+      </w:pPr>
+      <w:r>
+        <w:rPr>
+          <w:rFonts w:ascii="Tahoma" w:eastAsia="微软雅黑" w:hAnsi="Tahoma" w:hint="eastAsia"/>
+          <w:kern w:val="0"/>
+          <w:sz w:val="22"/>
+        </w:rPr>
+        <w:t>该解谜可随时用鼠标重置，不会卡关。</w:t>
+      </w:r>
+      <w:bookmarkEnd w:id="1"/>
+    </w:p>
+    <w:p>
+      <w:pPr>
+        <w:widowControl/>
+        <w:adjustRightInd w:val="0"/>
+        <w:snapToGrid w:val="0"/>
+        <w:jc w:val="left"/>
+        <w:rPr>
+          <w:rFonts w:ascii="Tahoma" w:eastAsia="微软雅黑" w:hAnsi="Tahoma"/>
+          <w:kern w:val="0"/>
+          <w:sz w:val="22"/>
+        </w:rPr>
+      </w:pPr>
+    </w:p>
+    <w:p>
+      <w:pPr>
+        <w:widowControl/>
+        <w:jc w:val="left"/>
+        <w:rPr>
+          <w:rFonts w:ascii="Tahoma" w:eastAsia="微软雅黑" w:hAnsi="Tahoma"/>
+          <w:kern w:val="0"/>
+          <w:sz w:val="22"/>
+        </w:rPr>
+      </w:pPr>
+      <w:r>
+        <w:rPr>
+          <w:rFonts w:ascii="Tahoma" w:eastAsia="微软雅黑" w:hAnsi="Tahoma"/>
+          <w:kern w:val="0"/>
+          <w:sz w:val="22"/>
+        </w:rPr>
+        <w:br w:type="page"/>
+      </w:r>
+    </w:p>
+    <w:p>
+      <w:pPr>
+        <w:pStyle w:val="3"/>
+        <w:rPr>
+          <w:rFonts w:hint="eastAsia"/>
+        </w:rPr>
+      </w:pPr>
+      <w:bookmarkStart w:id="2" w:name="_真题示意"/>
+      <w:bookmarkStart w:id="3" w:name="_Hlk75118781"/>
+      <w:bookmarkEnd w:id="2"/>
+      <w:r>
+        <w:rPr>
+          <w:rFonts w:hint="eastAsia"/>
+        </w:rPr>
+        <w:lastRenderedPageBreak/>
+        <w:t>设计</w:t>
+      </w:r>
+      <w:bookmarkEnd w:id="3"/>
+      <w:r>
+        <w:rPr>
+          <w:rFonts w:hint="eastAsia"/>
+        </w:rPr>
+        <w:t>者视角</w:t>
+      </w:r>
+    </w:p>
+    <w:p>
+      <w:pPr>
+        <w:pStyle w:val="4"/>
+        <w:rPr>
+          <w:rFonts w:hint="eastAsia"/>
+        </w:rPr>
+      </w:pPr>
+      <w:r>
+        <w:t>1</w:t>
+      </w:r>
+      <w:r>
+        <w:rPr>
+          <w:rFonts w:hint="eastAsia"/>
+        </w:rPr>
+        <w:t>）</w:t>
+      </w:r>
+      <w:r>
+        <w:rPr>
+          <w:rFonts w:hint="eastAsia"/>
+        </w:rPr>
+        <w:t>用途</w:t>
+      </w:r>
+    </w:p>
+    <w:p>
+      <w:pPr>
+        <w:widowControl/>
+        <w:adjustRightInd w:val="0"/>
+        <w:snapToGrid w:val="0"/>
+        <w:jc w:val="left"/>
+        <w:rPr>
+          <w:rFonts w:ascii="Tahoma" w:eastAsia="微软雅黑" w:hAnsi="Tahoma"/>
+          <w:kern w:val="0"/>
+          <w:sz w:val="22"/>
+        </w:rPr>
+      </w:pPr>
+      <w:r>
+        <w:rPr>
+          <w:rFonts w:ascii="Tahoma" w:eastAsia="微软雅黑" w:hAnsi="Tahoma" w:hint="eastAsia"/>
+          <w:kern w:val="0"/>
+          <w:sz w:val="22"/>
+        </w:rPr>
+        <w:t>逻辑图形</w:t>
+      </w:r>
+      <w:r>
+        <w:rPr>
+          <w:rFonts w:ascii="Tahoma" w:eastAsia="微软雅黑" w:hAnsi="Tahoma" w:hint="eastAsia"/>
+          <w:kern w:val="0"/>
+          <w:sz w:val="22"/>
+        </w:rPr>
+        <w:t xml:space="preserve"> </w:t>
+      </w:r>
+      <w:r>
+        <w:rPr>
+          <w:rFonts w:ascii="Tahoma" w:eastAsia="微软雅黑" w:hAnsi="Tahoma" w:hint="eastAsia"/>
+          <w:kern w:val="0"/>
+          <w:sz w:val="22"/>
+        </w:rPr>
+        <w:t>是难度最为变态的谜题。</w:t>
+      </w:r>
+    </w:p>
+    <w:p>
+      <w:pPr>
+        <w:widowControl/>
+        <w:adjustRightInd w:val="0"/>
+        <w:snapToGrid w:val="0"/>
+        <w:spacing w:after="200"/>
+        <w:jc w:val="left"/>
+        <w:rPr>
+          <w:rFonts w:ascii="Tahoma" w:eastAsia="微软雅黑" w:hAnsi="Tahoma"/>
+          <w:kern w:val="0"/>
+          <w:sz w:val="22"/>
+        </w:rPr>
+      </w:pPr>
+      <w:r>
+        <w:rPr>
+          <w:rFonts w:ascii="Tahoma" w:eastAsia="微软雅黑" w:hAnsi="Tahoma" w:hint="eastAsia"/>
+          <w:kern w:val="0"/>
+          <w:sz w:val="22"/>
+        </w:rPr>
+        <w:t>这类谜题甚至变态到</w:t>
+      </w:r>
+      <w:r>
+        <w:rPr>
+          <w:rFonts w:ascii="Tahoma" w:eastAsia="微软雅黑" w:hAnsi="Tahoma" w:hint="eastAsia"/>
+          <w:kern w:val="0"/>
+          <w:sz w:val="22"/>
+        </w:rPr>
+        <w:t xml:space="preserve"> </w:t>
+      </w:r>
+      <w:r>
+        <w:rPr>
+          <w:rFonts w:ascii="Tahoma" w:eastAsia="微软雅黑" w:hAnsi="Tahoma" w:hint="eastAsia"/>
+          <w:kern w:val="0"/>
+          <w:sz w:val="22"/>
+        </w:rPr>
+        <w:t>公务员考试</w:t>
+      </w:r>
+      <w:r>
+        <w:rPr>
+          <w:rFonts w:ascii="Tahoma" w:eastAsia="微软雅黑" w:hAnsi="Tahoma" w:hint="eastAsia"/>
+          <w:kern w:val="0"/>
+          <w:sz w:val="22"/>
+        </w:rPr>
+        <w:t xml:space="preserve"> </w:t>
+      </w:r>
+      <w:r>
+        <w:rPr>
+          <w:rFonts w:ascii="Tahoma" w:eastAsia="微软雅黑" w:hAnsi="Tahoma" w:hint="eastAsia"/>
+          <w:kern w:val="0"/>
+          <w:sz w:val="22"/>
+        </w:rPr>
+        <w:t>都有个专门的题型分类：图形推理题。</w:t>
+      </w:r>
+    </w:p>
+    <w:p>
+      <w:pPr>
+        <w:widowControl/>
+        <w:adjustRightInd w:val="0"/>
+        <w:snapToGrid w:val="0"/>
+        <w:jc w:val="left"/>
+        <w:rPr>
+          <w:rFonts w:ascii="Tahoma" w:eastAsia="微软雅黑" w:hAnsi="Tahoma"/>
+          <w:kern w:val="0"/>
+          <w:sz w:val="22"/>
+        </w:rPr>
+      </w:pPr>
+      <w:r>
+        <w:rPr>
+          <w:rFonts w:ascii="Tahoma" w:eastAsia="微软雅黑" w:hAnsi="Tahoma" w:hint="eastAsia"/>
+          <w:kern w:val="0"/>
+          <w:sz w:val="22"/>
+        </w:rPr>
+        <w:t>你可以直接参考</w:t>
+      </w:r>
+      <w:r>
+        <w:rPr>
+          <w:rFonts w:ascii="Tahoma" w:eastAsia="微软雅黑" w:hAnsi="Tahoma" w:hint="eastAsia"/>
+          <w:kern w:val="0"/>
+          <w:sz w:val="22"/>
+        </w:rPr>
+        <w:t xml:space="preserve"> </w:t>
+      </w:r>
+      <w:r>
+        <w:rPr>
+          <w:rFonts w:ascii="Tahoma" w:eastAsia="微软雅黑" w:hAnsi="Tahoma" w:hint="eastAsia"/>
+          <w:kern w:val="0"/>
+          <w:sz w:val="22"/>
+        </w:rPr>
+        <w:t>考试题</w:t>
+      </w:r>
+      <w:r>
+        <w:rPr>
+          <w:rFonts w:ascii="Tahoma" w:eastAsia="微软雅黑" w:hAnsi="Tahoma" w:hint="eastAsia"/>
+          <w:kern w:val="0"/>
+          <w:sz w:val="22"/>
+        </w:rPr>
+        <w:t xml:space="preserve"> </w:t>
+      </w:r>
+      <w:r>
+        <w:rPr>
+          <w:rFonts w:ascii="Tahoma" w:eastAsia="微软雅黑" w:hAnsi="Tahoma" w:hint="eastAsia"/>
+          <w:kern w:val="0"/>
+          <w:sz w:val="22"/>
+        </w:rPr>
+        <w:t>，然后将其转化为开关谜题。</w:t>
+      </w:r>
+    </w:p>
+    <w:p>
+      <w:pPr>
+        <w:widowControl/>
+        <w:adjustRightInd w:val="0"/>
+        <w:snapToGrid w:val="0"/>
+        <w:jc w:val="left"/>
+        <w:rPr>
+          <w:rFonts w:ascii="Tahoma" w:eastAsia="微软雅黑" w:hAnsi="Tahoma"/>
+          <w:kern w:val="0"/>
+          <w:sz w:val="22"/>
+        </w:rPr>
+      </w:pPr>
+      <w:r>
+        <w:rPr>
+          <w:rFonts w:ascii="Tahoma" w:eastAsia="微软雅黑" w:hAnsi="Tahoma" w:hint="eastAsia"/>
+          <w:kern w:val="0"/>
+          <w:sz w:val="22"/>
+        </w:rPr>
+        <w:t>但在此之前，你先去</w:t>
+      </w:r>
+      <w:r>
+        <w:rPr>
+          <w:rFonts w:ascii="Tahoma" w:eastAsia="微软雅黑" w:hAnsi="Tahoma" w:hint="eastAsia"/>
+          <w:kern w:val="0"/>
+          <w:sz w:val="22"/>
+        </w:rPr>
+        <w:t xml:space="preserve"> </w:t>
+      </w:r>
+      <w:hyperlink w:anchor="_真题示意" w:history="1">
+        <w:r>
+          <w:rPr>
+            <w:rStyle w:val="a4"/>
+            <w:rFonts w:ascii="Tahoma" w:eastAsia="微软雅黑" w:hAnsi="Tahoma" w:hint="eastAsia"/>
+            <w:kern w:val="0"/>
+            <w:sz w:val="22"/>
+          </w:rPr>
+          <w:t>真题示意</w:t>
+        </w:r>
+      </w:hyperlink>
+      <w:r>
+        <w:rPr>
+          <w:rFonts w:ascii="Tahoma" w:eastAsia="微软雅黑" w:hAnsi="Tahoma" w:hint="eastAsia"/>
+          <w:kern w:val="0"/>
+          <w:sz w:val="22"/>
+        </w:rPr>
+        <w:t xml:space="preserve"> </w:t>
+      </w:r>
+      <w:r>
+        <w:rPr>
+          <w:rFonts w:ascii="Tahoma" w:eastAsia="微软雅黑" w:hAnsi="Tahoma" w:hint="eastAsia"/>
+          <w:kern w:val="0"/>
+          <w:sz w:val="22"/>
+        </w:rPr>
+        <w:t>中</w:t>
+      </w:r>
+      <w:r>
+        <w:rPr>
+          <w:rFonts w:ascii="Tahoma" w:eastAsia="微软雅黑" w:hAnsi="Tahoma" w:hint="eastAsia"/>
+          <w:kern w:val="0"/>
+          <w:sz w:val="22"/>
+        </w:rPr>
+        <w:t xml:space="preserve"> </w:t>
+      </w:r>
+      <w:r>
+        <w:rPr>
+          <w:rFonts w:ascii="Tahoma" w:eastAsia="微软雅黑" w:hAnsi="Tahoma" w:hint="eastAsia"/>
+          <w:kern w:val="0"/>
+          <w:sz w:val="22"/>
+        </w:rPr>
+        <w:t>了解作为玩家一方</w:t>
+      </w:r>
+      <w:r>
+        <w:rPr>
+          <w:rFonts w:ascii="Tahoma" w:eastAsia="微软雅黑" w:hAnsi="Tahoma" w:hint="eastAsia"/>
+          <w:kern w:val="0"/>
+          <w:sz w:val="22"/>
+        </w:rPr>
+        <w:t xml:space="preserve"> </w:t>
+      </w:r>
+      <w:r>
+        <w:rPr>
+          <w:rFonts w:ascii="Tahoma" w:eastAsia="微软雅黑" w:hAnsi="Tahoma" w:hint="eastAsia"/>
+          <w:kern w:val="0"/>
+          <w:sz w:val="22"/>
+        </w:rPr>
+        <w:t>的行为。</w:t>
+      </w:r>
+    </w:p>
+    <w:p>
+      <w:pPr>
+        <w:widowControl/>
+        <w:jc w:val="left"/>
+        <w:rPr>
+          <w:rFonts w:ascii="Tahoma" w:eastAsia="微软雅黑" w:hAnsi="Tahoma"/>
+          <w:kern w:val="0"/>
+          <w:sz w:val="22"/>
+        </w:rPr>
+      </w:pPr>
+    </w:p>
+    <w:p>
+      <w:pPr>
+        <w:pStyle w:val="4"/>
+        <w:rPr>
+          <w:rFonts w:hint="eastAsia"/>
+        </w:rPr>
+      </w:pPr>
+      <w:r>
+        <w:t>2</w:t>
+      </w:r>
+      <w:r>
+        <w:rPr>
+          <w:rFonts w:hint="eastAsia"/>
+        </w:rPr>
+        <w:t>）</w:t>
+      </w:r>
+      <w:r>
+        <w:rPr>
+          <w:rFonts w:hint="eastAsia"/>
+        </w:rPr>
+        <w:t>难度</w:t>
+      </w:r>
+      <w:r>
+        <w:rPr>
+          <w:rFonts w:hint="eastAsia"/>
+        </w:rPr>
+        <w:t>安排</w:t>
+      </w:r>
+    </w:p>
+    <w:p>
+      <w:pPr>
+        <w:snapToGrid w:val="0"/>
+        <w:rPr>
+          <w:rFonts w:ascii="Tahoma" w:eastAsia="微软雅黑" w:hAnsi="Tahoma"/>
+          <w:kern w:val="0"/>
+          <w:sz w:val="22"/>
+        </w:rPr>
+      </w:pPr>
+      <w:r>
+        <w:rPr>
+          <w:rFonts w:ascii="Tahoma" w:eastAsia="微软雅黑" w:hAnsi="Tahoma" w:hint="eastAsia"/>
+          <w:kern w:val="0"/>
+          <w:sz w:val="22"/>
+        </w:rPr>
+        <w:t>如果你需要在你的游戏中添加该解谜类型，</w:t>
+      </w:r>
+    </w:p>
+    <w:p>
+      <w:pPr>
+        <w:snapToGrid w:val="0"/>
+        <w:rPr>
+          <w:rFonts w:ascii="Tahoma" w:eastAsia="微软雅黑" w:hAnsi="Tahoma"/>
+          <w:kern w:val="0"/>
+          <w:sz w:val="22"/>
+        </w:rPr>
+      </w:pPr>
+      <w:r>
+        <w:rPr>
+          <w:rFonts w:ascii="Tahoma" w:eastAsia="微软雅黑" w:hAnsi="Tahoma" w:hint="eastAsia"/>
+          <w:kern w:val="0"/>
+          <w:sz w:val="22"/>
+        </w:rPr>
+        <w:t>关卡</w:t>
+      </w:r>
+      <w:r>
+        <w:rPr>
+          <w:rFonts w:ascii="Tahoma" w:eastAsia="微软雅黑" w:hAnsi="Tahoma" w:hint="eastAsia"/>
+          <w:kern w:val="0"/>
+          <w:sz w:val="22"/>
+        </w:rPr>
+        <w:t>建议最多</w:t>
+      </w:r>
+      <w:r>
+        <w:rPr>
+          <w:rFonts w:ascii="Tahoma" w:eastAsia="微软雅黑" w:hAnsi="Tahoma" w:hint="eastAsia"/>
+          <w:kern w:val="0"/>
+          <w:sz w:val="22"/>
+        </w:rPr>
+        <w:t>一</w:t>
+      </w:r>
+      <w:r>
+        <w:rPr>
+          <w:rFonts w:ascii="Tahoma" w:eastAsia="微软雅黑" w:hAnsi="Tahoma" w:hint="eastAsia"/>
+          <w:kern w:val="0"/>
+          <w:sz w:val="22"/>
+        </w:rPr>
+        <w:t>关，难度最大</w:t>
+      </w:r>
+      <w:r>
+        <w:rPr>
+          <w:rFonts w:ascii="Tahoma" w:eastAsia="微软雅黑" w:hAnsi="Tahoma" w:hint="eastAsia"/>
+          <w:kern w:val="0"/>
+          <w:sz w:val="22"/>
+        </w:rPr>
+        <w:t>到</w:t>
+      </w:r>
+      <w:r>
+        <w:rPr>
+          <w:rFonts w:ascii="Tahoma" w:eastAsia="微软雅黑" w:hAnsi="Tahoma" w:hint="eastAsia"/>
+          <w:kern w:val="0"/>
+          <w:sz w:val="22"/>
+        </w:rPr>
+        <w:t>第</w:t>
+      </w:r>
+      <w:r>
+        <w:rPr>
+          <w:rFonts w:ascii="Tahoma" w:eastAsia="微软雅黑" w:hAnsi="Tahoma" w:hint="eastAsia"/>
+          <w:kern w:val="0"/>
+          <w:sz w:val="22"/>
+        </w:rPr>
+        <w:t>四</w:t>
+      </w:r>
+      <w:r>
+        <w:rPr>
+          <w:rFonts w:ascii="Tahoma" w:eastAsia="微软雅黑" w:hAnsi="Tahoma" w:hint="eastAsia"/>
+          <w:kern w:val="0"/>
+          <w:sz w:val="22"/>
+        </w:rPr>
+        <w:t>关</w:t>
+      </w:r>
+      <w:r>
+        <w:rPr>
+          <w:rFonts w:ascii="Tahoma" w:eastAsia="微软雅黑" w:hAnsi="Tahoma" w:hint="eastAsia"/>
+          <w:kern w:val="0"/>
+          <w:sz w:val="22"/>
+        </w:rPr>
+        <w:t>，可作为</w:t>
+      </w:r>
+      <w:r>
+        <w:rPr>
+          <w:rFonts w:ascii="Tahoma" w:eastAsia="微软雅黑" w:hAnsi="Tahoma" w:hint="eastAsia"/>
+          <w:kern w:val="0"/>
+          <w:sz w:val="22"/>
+        </w:rPr>
+        <w:t xml:space="preserve"> </w:t>
+      </w:r>
+      <w:r>
+        <w:rPr>
+          <w:rFonts w:ascii="Tahoma" w:eastAsia="微软雅黑" w:hAnsi="Tahoma" w:hint="eastAsia"/>
+          <w:kern w:val="0"/>
+          <w:sz w:val="22"/>
+        </w:rPr>
+        <w:t>支线或主线谜题</w:t>
+      </w:r>
+      <w:r>
+        <w:rPr>
+          <w:rFonts w:ascii="Tahoma" w:eastAsia="微软雅黑" w:hAnsi="Tahoma" w:hint="eastAsia"/>
+          <w:kern w:val="0"/>
+          <w:sz w:val="22"/>
+        </w:rPr>
+        <w:t xml:space="preserve"> </w:t>
+      </w:r>
+      <w:r>
+        <w:rPr>
+          <w:rFonts w:ascii="Tahoma" w:eastAsia="微软雅黑" w:hAnsi="Tahoma" w:hint="eastAsia"/>
+          <w:kern w:val="0"/>
+          <w:sz w:val="22"/>
+        </w:rPr>
+        <w:t>。</w:t>
+      </w:r>
+    </w:p>
+    <w:p>
+      <w:pPr>
+        <w:widowControl/>
+        <w:adjustRightInd w:val="0"/>
+        <w:snapToGrid w:val="0"/>
+        <w:spacing w:after="200"/>
+        <w:jc w:val="left"/>
+        <w:rPr>
+          <w:rFonts w:ascii="Tahoma" w:eastAsia="微软雅黑" w:hAnsi="Tahoma"/>
+          <w:kern w:val="0"/>
+          <w:sz w:val="22"/>
+        </w:rPr>
+      </w:pPr>
+      <w:r>
+        <w:rPr>
+          <w:rFonts w:ascii="Tahoma" w:eastAsia="微软雅黑" w:hAnsi="Tahoma" w:hint="eastAsia"/>
+          <w:kern w:val="0"/>
+          <w:sz w:val="22"/>
+        </w:rPr>
+        <w:t>第五关以后的所有关卡，都建议不加。</w:t>
+      </w:r>
+    </w:p>
+    <w:p>
+      <w:pPr>
+        <w:snapToGrid w:val="0"/>
+        <w:rPr>
+          <w:rFonts w:ascii="Tahoma" w:eastAsia="微软雅黑" w:hAnsi="Tahoma"/>
+          <w:kern w:val="0"/>
+          <w:sz w:val="22"/>
+        </w:rPr>
+      </w:pPr>
+      <w:r>
+        <w:rPr>
+          <w:rFonts w:ascii="Tahoma" w:eastAsia="微软雅黑" w:hAnsi="Tahoma" w:hint="eastAsia"/>
+          <w:kern w:val="0"/>
+          <w:sz w:val="22"/>
+        </w:rPr>
+        <w:t>此类解谜游戏最大的问题，就是难度太高，劝退休闲类玩家。</w:t>
+      </w:r>
+    </w:p>
+    <w:p>
+      <w:pPr>
+        <w:widowControl/>
+        <w:adjustRightInd w:val="0"/>
+        <w:snapToGrid w:val="0"/>
+        <w:spacing w:after="200"/>
+        <w:jc w:val="left"/>
+        <w:rPr>
+          <w:rFonts w:ascii="Tahoma" w:eastAsia="微软雅黑" w:hAnsi="Tahoma"/>
+          <w:kern w:val="0"/>
+          <w:sz w:val="22"/>
+        </w:rPr>
+      </w:pPr>
+      <w:r>
+        <w:rPr>
+          <w:rFonts w:ascii="Tahoma" w:eastAsia="微软雅黑" w:hAnsi="Tahoma" w:hint="eastAsia"/>
+          <w:kern w:val="0"/>
+          <w:sz w:val="22"/>
+        </w:rPr>
+        <w:t>不过，如果作为高难度的解谜游戏，许多解谜爱好者还是会跃跃欲试的。</w:t>
+      </w:r>
+    </w:p>
+    <w:p>
+      <w:pPr>
+        <w:snapToGrid w:val="0"/>
+        <w:rPr>
+          <w:rFonts w:ascii="Tahoma" w:eastAsia="微软雅黑" w:hAnsi="Tahoma"/>
+          <w:kern w:val="0"/>
+          <w:sz w:val="22"/>
+        </w:rPr>
+      </w:pPr>
+    </w:p>
+    <w:p>
+      <w:pPr>
+        <w:snapToGrid w:val="0"/>
+        <w:rPr>
+          <w:rFonts w:ascii="Tahoma" w:eastAsia="微软雅黑" w:hAnsi="Tahoma"/>
+          <w:kern w:val="0"/>
+          <w:sz w:val="22"/>
+        </w:rPr>
+      </w:pPr>
+    </w:p>
+    <w:p>
+      <w:pPr>
+        <w:pStyle w:val="3"/>
+        <w:rPr>
+          <w:rFonts w:hint="eastAsia"/>
+        </w:rPr>
+      </w:pPr>
+      <w:r>
+        <w:rPr>
+          <w:rFonts w:hint="eastAsia"/>
+        </w:rPr>
+        <w:t>谜题解法</w:t>
+      </w:r>
+    </w:p>
+    <w:p>
+      <w:pPr>
+        <w:pStyle w:val="4"/>
+        <w:rPr>
+          <w:rFonts w:hint="eastAsia"/>
+        </w:rPr>
+      </w:pPr>
+      <w:r>
+        <w:rPr>
+          <w:rFonts w:hint="eastAsia"/>
+        </w:rPr>
+        <w:t>1）找真题练习</w:t>
+      </w:r>
+    </w:p>
+    <w:p>
+      <w:pPr>
+        <w:rPr>
+          <w:rFonts w:ascii="Tahoma" w:eastAsia="微软雅黑" w:hAnsi="Tahoma"/>
+          <w:kern w:val="0"/>
+          <w:sz w:val="22"/>
+        </w:rPr>
+      </w:pPr>
+      <w:r>
+        <w:rPr>
+          <w:rFonts w:ascii="Tahoma" w:eastAsia="微软雅黑" w:hAnsi="Tahoma" w:hint="eastAsia"/>
+          <w:kern w:val="0"/>
+          <w:sz w:val="22"/>
+        </w:rPr>
+        <w:t>这种逻辑图形的推理，有一部分是需要当成一项技能去学的。</w:t>
+      </w:r>
+    </w:p>
+    <w:p>
+      <w:pPr>
+        <w:rPr>
+          <w:rFonts w:ascii="Tahoma" w:eastAsia="微软雅黑" w:hAnsi="Tahoma"/>
+          <w:kern w:val="0"/>
+          <w:sz w:val="22"/>
+        </w:rPr>
+      </w:pPr>
+      <w:r>
+        <w:rPr>
+          <w:rFonts w:ascii="Tahoma" w:eastAsia="微软雅黑" w:hAnsi="Tahoma" w:hint="eastAsia"/>
+          <w:kern w:val="0"/>
+          <w:sz w:val="22"/>
+        </w:rPr>
+        <w:t>不妨可以去看看一些干货：</w:t>
+      </w:r>
+    </w:p>
+    <w:tbl>
+      <w:tblPr>
+        <w:tblStyle w:val="af"/>
+        <w:tblW w:w="0" w:type="auto"/>
+        <w:tblLook w:val="04A0" w:firstRow="1" w:lastRow="0" w:firstColumn="1" w:lastColumn="0" w:noHBand="0" w:noVBand="1"/>
+      </w:tblPr>
+      <w:tblGrid>
+        <w:gridCol w:w="8522"/>
+      </w:tblGrid>
+      <w:tr>
+        <w:trPr>
+          <w:trHeight w:val="1143"/>
+        </w:trPr>
+        <w:tc>
+          <w:tcPr>
+            <w:tcW w:w="8522" w:type="dxa"/>
+          </w:tcPr>
+          <w:p>
+            <w:pPr>
+              <w:rPr>
+                <w:rFonts w:ascii="Tahoma" w:eastAsia="微软雅黑" w:hAnsi="Tahoma"/>
+                <w:kern w:val="0"/>
+                <w:sz w:val="22"/>
+              </w:rPr>
+            </w:pPr>
+            <w:r>
+              <w:rPr>
+                <w:rFonts w:ascii="Tahoma" w:eastAsia="微软雅黑" w:hAnsi="Tahoma" w:hint="eastAsia"/>
+                <w:kern w:val="0"/>
+                <w:sz w:val="22"/>
+              </w:rPr>
+              <w:t>公务员考试学透这些技巧图形推理必拿满分</w:t>
+            </w:r>
+            <w:r>
+              <w:rPr>
+                <w:rFonts w:ascii="Tahoma" w:eastAsia="微软雅黑" w:hAnsi="Tahoma"/>
+                <w:kern w:val="0"/>
+                <w:sz w:val="22"/>
+              </w:rPr>
+              <w:t xml:space="preserve"> - </w:t>
+            </w:r>
+            <w:r>
+              <w:rPr>
+                <w:rFonts w:ascii="Tahoma" w:eastAsia="微软雅黑" w:hAnsi="Tahoma"/>
+                <w:kern w:val="0"/>
+                <w:sz w:val="22"/>
+              </w:rPr>
+              <w:t>追梦老师的文章</w:t>
+            </w:r>
+            <w:r>
+              <w:rPr>
+                <w:rFonts w:ascii="Tahoma" w:eastAsia="微软雅黑" w:hAnsi="Tahoma"/>
+                <w:kern w:val="0"/>
+                <w:sz w:val="22"/>
+              </w:rPr>
+              <w:t xml:space="preserve"> - </w:t>
+            </w:r>
+            <w:r>
+              <w:rPr>
+                <w:rFonts w:ascii="Tahoma" w:eastAsia="微软雅黑" w:hAnsi="Tahoma"/>
+                <w:kern w:val="0"/>
+                <w:sz w:val="22"/>
+              </w:rPr>
+              <w:t>知乎</w:t>
+            </w:r>
+          </w:p>
+          <w:p>
+            <w:pPr>
+              <w:rPr>
+                <w:rFonts w:ascii="Tahoma" w:eastAsia="微软雅黑" w:hAnsi="Tahoma"/>
+                <w:kern w:val="0"/>
+                <w:sz w:val="22"/>
+              </w:rPr>
+            </w:pPr>
+            <w:hyperlink r:id="rId11" w:history="1">
+              <w:r>
+                <w:rPr>
+                  <w:rStyle w:val="a4"/>
+                  <w:rFonts w:ascii="Tahoma" w:eastAsia="微软雅黑" w:hAnsi="Tahoma"/>
+                  <w:kern w:val="0"/>
+                  <w:sz w:val="22"/>
+                </w:rPr>
+                <w:t>https://zhuanlan.zhihu.com/p/59582638</w:t>
+              </w:r>
+            </w:hyperlink>
+            <w:r>
+              <w:rPr>
+                <w:rFonts w:ascii="Tahoma" w:eastAsia="微软雅黑" w:hAnsi="Tahoma"/>
+                <w:kern w:val="0"/>
+                <w:sz w:val="22"/>
+              </w:rPr>
+              <w:t xml:space="preserve"> </w:t>
+            </w:r>
+          </w:p>
+        </w:tc>
+      </w:tr>
+    </w:tbl>
+    <w:p>
+      <w:pPr>
+        <w:rPr>
+          <w:rFonts w:ascii="Tahoma" w:eastAsia="微软雅黑" w:hAnsi="Tahoma"/>
+          <w:kern w:val="0"/>
+          <w:sz w:val="22"/>
+        </w:rPr>
+      </w:pPr>
+    </w:p>
+    <w:tbl>
+      <w:tblPr>
+        <w:tblStyle w:val="af"/>
+        <w:tblW w:w="0" w:type="auto"/>
+        <w:tblLook w:val="04A0" w:firstRow="1" w:lastRow="0" w:firstColumn="1" w:lastColumn="0" w:noHBand="0" w:noVBand="1"/>
+      </w:tblPr>
+      <w:tblGrid>
+        <w:gridCol w:w="8522"/>
+      </w:tblGrid>
+      <w:tr>
+        <w:trPr>
+          <w:trHeight w:val="1174"/>
+        </w:trPr>
+        <w:tc>
+          <w:tcPr>
+            <w:tcW w:w="8522" w:type="dxa"/>
+          </w:tcPr>
+          <w:p>
+            <w:pPr>
+              <w:rPr>
+                <w:rFonts w:ascii="Tahoma" w:eastAsia="微软雅黑" w:hAnsi="Tahoma"/>
+                <w:kern w:val="0"/>
+                <w:sz w:val="22"/>
+              </w:rPr>
+            </w:pPr>
+            <w:r>
+              <w:rPr>
+                <w:rFonts w:ascii="Tahoma" w:eastAsia="微软雅黑" w:hAnsi="Tahoma" w:hint="eastAsia"/>
+                <w:kern w:val="0"/>
+                <w:sz w:val="22"/>
+              </w:rPr>
+              <w:t>公务员考试中图形推理类题目，有什么解题的思路与技巧？</w:t>
+            </w:r>
+            <w:r>
+              <w:rPr>
+                <w:rFonts w:ascii="Tahoma" w:eastAsia="微软雅黑" w:hAnsi="Tahoma"/>
+                <w:kern w:val="0"/>
+                <w:sz w:val="22"/>
+              </w:rPr>
+              <w:t xml:space="preserve"> - </w:t>
+            </w:r>
+            <w:r>
+              <w:rPr>
+                <w:rFonts w:ascii="Tahoma" w:eastAsia="微软雅黑" w:hAnsi="Tahoma"/>
+                <w:kern w:val="0"/>
+                <w:sz w:val="22"/>
+              </w:rPr>
+              <w:t>西瓜的回答</w:t>
+            </w:r>
+            <w:r>
+              <w:rPr>
+                <w:rFonts w:ascii="Tahoma" w:eastAsia="微软雅黑" w:hAnsi="Tahoma"/>
+                <w:kern w:val="0"/>
+                <w:sz w:val="22"/>
+              </w:rPr>
+              <w:t xml:space="preserve"> - </w:t>
+            </w:r>
+            <w:r>
+              <w:rPr>
+                <w:rFonts w:ascii="Tahoma" w:eastAsia="微软雅黑" w:hAnsi="Tahoma"/>
+                <w:kern w:val="0"/>
+                <w:sz w:val="22"/>
+              </w:rPr>
+              <w:t>知乎</w:t>
+            </w:r>
+          </w:p>
+          <w:p>
+            <w:pPr>
+              <w:rPr>
+                <w:rFonts w:ascii="Tahoma" w:eastAsia="微软雅黑" w:hAnsi="Tahoma"/>
+                <w:kern w:val="0"/>
+                <w:sz w:val="22"/>
+              </w:rPr>
+            </w:pPr>
+            <w:hyperlink r:id="rId12" w:history="1">
+              <w:r>
+                <w:rPr>
+                  <w:rStyle w:val="a4"/>
+                  <w:rFonts w:ascii="Tahoma" w:eastAsia="微软雅黑" w:hAnsi="Tahoma"/>
+                  <w:kern w:val="0"/>
+                  <w:sz w:val="22"/>
+                </w:rPr>
+                <w:t>https://www.zhihu.com/question/30130622/answer/352663307</w:t>
+              </w:r>
+            </w:hyperlink>
+            <w:r>
+              <w:rPr>
+                <w:rFonts w:ascii="Tahoma" w:eastAsia="微软雅黑" w:hAnsi="Tahoma"/>
+                <w:kern w:val="0"/>
+                <w:sz w:val="22"/>
+              </w:rPr>
+              <w:t xml:space="preserve"> </w:t>
+            </w:r>
+          </w:p>
+        </w:tc>
+      </w:tr>
+    </w:tbl>
+    <w:p>
+      <w:pPr>
+        <w:rPr>
+          <w:rFonts w:ascii="Tahoma" w:eastAsia="微软雅黑" w:hAnsi="Tahoma"/>
+          <w:kern w:val="0"/>
+          <w:sz w:val="22"/>
+        </w:rPr>
+      </w:pPr>
+    </w:p>
+    <w:p>
+      <w:pPr>
+        <w:widowControl/>
+        <w:jc w:val="left"/>
+        <w:rPr>
+          <w:rFonts w:ascii="Tahoma" w:eastAsia="微软雅黑" w:hAnsi="Tahoma"/>
+          <w:kern w:val="0"/>
+          <w:sz w:val="22"/>
+        </w:rPr>
+      </w:pPr>
+      <w:r>
+        <w:rPr>
+          <w:rFonts w:ascii="Tahoma" w:eastAsia="微软雅黑" w:hAnsi="Tahoma"/>
+          <w:kern w:val="0"/>
+          <w:sz w:val="22"/>
+        </w:rPr>
+        <w:br w:type="page"/>
+      </w:r>
+    </w:p>
+    <w:p>
+      <w:pPr>
+        <w:pStyle w:val="2"/>
+        <w:rPr>
+          <w:rFonts w:hint="eastAsia"/>
+        </w:rPr>
+      </w:pPr>
+      <w:r>
+        <w:rPr>
+          <w:rFonts w:hint="eastAsia"/>
+        </w:rPr>
+        <w:lastRenderedPageBreak/>
+        <w:t xml:space="preserve">===逻辑图形 </w:t>
+      </w:r>
+      <w:r>
+        <w:rPr>
+          <w:rFonts w:hint="eastAsia"/>
+        </w:rPr>
+        <w:t>-</w:t>
+      </w:r>
+      <w:r>
+        <w:rPr>
+          <w:rFonts w:hint="eastAsia"/>
+        </w:rPr>
+        <w:t xml:space="preserve"> </w:t>
+      </w:r>
+      <w:r>
+        <w:rPr>
+          <w:rFonts w:hint="eastAsia"/>
+        </w:rPr>
+        <w:t>实现</w:t>
+      </w:r>
+      <w:r>
+        <w:rPr>
+          <w:rFonts w:hint="eastAsia"/>
+        </w:rPr>
+        <w:t>===</w:t>
+      </w:r>
+    </w:p>
+    <w:p>
+      <w:pPr>
+        <w:pStyle w:val="3"/>
+        <w:rPr>
+          <w:rFonts w:hint="eastAsia"/>
+        </w:rPr>
+      </w:pPr>
+      <w:r>
+        <w:rPr>
+          <w:rFonts w:hint="eastAsia"/>
+        </w:rPr>
+        <w:t>基础插件</w:t>
+      </w:r>
+    </w:p>
+    <w:p>
+      <w:pPr>
+        <w:widowControl/>
+        <w:adjustRightInd w:val="0"/>
+        <w:snapToGrid w:val="0"/>
+        <w:jc w:val="left"/>
+        <w:rPr>
+          <w:rFonts w:ascii="Tahoma" w:eastAsia="微软雅黑" w:hAnsi="Tahoma"/>
+          <w:kern w:val="0"/>
+          <w:sz w:val="22"/>
+        </w:rPr>
+      </w:pPr>
+      <w:r>
+        <w:rPr>
+          <w:rFonts w:ascii="Tahoma" w:eastAsia="微软雅黑" w:hAnsi="Tahoma" w:hint="eastAsia"/>
+          <w:kern w:val="0"/>
+          <w:sz w:val="22"/>
+        </w:rPr>
+        <w:t>如果要从零开始设计，需要下图的插件：</w:t>
       </w:r>
     </w:p>
     <w:p>
@@ -196,7 +2221,7 @@
           <w:noProof/>
         </w:rPr>
         <w:drawing>
-          <wp:inline distT="0" distB="0" distL="0" distR="0" wp14:anchorId="32265A84" wp14:editId="6A5817CD">
+          <wp:inline distT="0" distB="0" distL="0" distR="0" wp14:anchorId="3796BCF7" wp14:editId="2CDC1A10">
             <wp:extent cx="5088043" cy="3197638"/>
             <wp:effectExtent l="0" t="0" r="0" b="3175"/>
             <wp:docPr id="1265283642" name="图片 1"/>
@@ -213,7 +2238,7 @@
                     </pic:cNvPicPr>
                   </pic:nvPicPr>
                   <pic:blipFill>
-                    <a:blip r:embed="rId9">
+                    <a:blip r:embed="rId13">
                       <a:extLst>
                         <a:ext uri="{28A0092B-C50C-407E-A947-70E740481C1C}">
                           <a14:useLocalDpi xmlns:a14="http://schemas.microsoft.com/office/drawing/2010/main" val="0"/>
@@ -736,28 +2761,7 @@
           <w:rFonts w:hint="eastAsia"/>
         </w:rPr>
         <w:lastRenderedPageBreak/>
-        <w:t>基础工程示例</w:t>
-      </w:r>
-    </w:p>
-    <w:p>
-      <w:pPr>
-        <w:widowControl/>
-        <w:adjustRightInd w:val="0"/>
-        <w:snapToGrid w:val="0"/>
-        <w:jc w:val="left"/>
-        <w:rPr>
-          <w:rFonts w:ascii="Tahoma" w:eastAsia="微软雅黑" w:hAnsi="Tahoma"/>
-          <w:kern w:val="0"/>
-          <w:sz w:val="22"/>
-        </w:rPr>
-      </w:pPr>
-      <w:r>
-        <w:rPr>
-          <w:rFonts w:ascii="Tahoma" w:eastAsia="微软雅黑" w:hAnsi="Tahoma" w:hint="eastAsia"/>
-          <w:kern w:val="0"/>
-          <w:sz w:val="22"/>
-        </w:rPr>
-        <w:t>考虑到示例工程中的插件太多了，群友单独拿出来会遇到各种问题。</w:t>
+        <w:t>基础配置</w:t>
       </w:r>
     </w:p>
     <w:p>
@@ -779,144 +2783,24 @@
           <w:kern w:val="0"/>
           <w:sz w:val="22"/>
         </w:rPr>
-        <w:t>这里我建立了单独的解谜设计工程，并放入了集合中，方便熟悉用法。</w:t>
-      </w:r>
-    </w:p>
-    <w:tbl>
-      <w:tblPr>
-        <w:tblStyle w:val="af"/>
-        <w:tblW w:w="0" w:type="auto"/>
-        <w:shd w:val="clear" w:color="auto" w:fill="DEEAF6" w:themeFill="accent1" w:themeFillTint="33"/>
-        <w:tblLook w:val="04A0" w:firstRow="1" w:lastRow="0" w:firstColumn="1" w:lastColumn="0" w:noHBand="0" w:noVBand="1"/>
-      </w:tblPr>
-      <w:tblGrid>
-        <w:gridCol w:w="8522"/>
-      </w:tblGrid>
-      <w:tr>
-        <w:tc>
-          <w:tcPr>
-            <w:tcW w:w="8522" w:type="dxa"/>
-            <w:shd w:val="clear" w:color="auto" w:fill="DEEAF6" w:themeFill="accent1" w:themeFillTint="33"/>
-          </w:tcPr>
-          <w:p>
-            <w:pPr>
-              <w:widowControl/>
-              <w:adjustRightInd w:val="0"/>
-              <w:snapToGrid w:val="0"/>
-              <w:jc w:val="left"/>
-              <w:rPr>
-                <w:rFonts w:ascii="Tahoma" w:eastAsia="微软雅黑" w:hAnsi="Tahoma"/>
-                <w:kern w:val="0"/>
-                <w:sz w:val="22"/>
-              </w:rPr>
-            </w:pPr>
-            <w:r>
-              <w:rPr>
-                <w:rFonts w:ascii="Tahoma" w:eastAsia="微软雅黑" w:hAnsi="Tahoma" w:hint="eastAsia"/>
-                <w:kern w:val="0"/>
-                <w:sz w:val="22"/>
-              </w:rPr>
-              <w:t>小型示例工程集合</w:t>
-            </w:r>
-          </w:p>
-          <w:p>
-            <w:pPr>
-              <w:widowControl/>
-              <w:adjustRightInd w:val="0"/>
-              <w:snapToGrid w:val="0"/>
-              <w:jc w:val="left"/>
-              <w:rPr>
-                <w:rFonts w:ascii="Tahoma" w:eastAsia="微软雅黑" w:hAnsi="Tahoma"/>
-                <w:kern w:val="0"/>
-                <w:sz w:val="22"/>
-              </w:rPr>
-            </w:pPr>
-            <w:r>
-              <w:rPr>
-                <w:rFonts w:ascii="Tahoma" w:eastAsia="微软雅黑" w:hAnsi="Tahoma" w:hint="eastAsia"/>
-                <w:kern w:val="0"/>
-                <w:sz w:val="22"/>
-              </w:rPr>
-              <w:t>链接</w:t>
-            </w:r>
-            <w:r>
-              <w:rPr>
-                <w:rFonts w:ascii="Tahoma" w:eastAsia="微软雅黑" w:hAnsi="Tahoma" w:hint="eastAsia"/>
-                <w:kern w:val="0"/>
-                <w:sz w:val="22"/>
-              </w:rPr>
-              <w:t xml:space="preserve">: </w:t>
-            </w:r>
-            <w:hyperlink r:id="rId10" w:history="1">
-              <w:r>
-                <w:rPr>
-                  <w:rStyle w:val="a4"/>
-                  <w:rFonts w:ascii="Tahoma" w:eastAsia="微软雅黑" w:hAnsi="Tahoma" w:hint="eastAsia"/>
-                  <w:kern w:val="0"/>
-                  <w:sz w:val="22"/>
-                </w:rPr>
-                <w:t>https://pan.baidu.com/s/1Z60Fht7alAGZymWOle68PQ</w:t>
-              </w:r>
-            </w:hyperlink>
-            <w:r>
-              <w:rPr>
-                <w:rFonts w:ascii="Tahoma" w:eastAsia="微软雅黑" w:hAnsi="Tahoma" w:hint="eastAsia"/>
-                <w:kern w:val="0"/>
-                <w:sz w:val="22"/>
-              </w:rPr>
-              <w:t xml:space="preserve"> </w:t>
-            </w:r>
-          </w:p>
-          <w:p>
-            <w:pPr>
-              <w:widowControl/>
-              <w:adjustRightInd w:val="0"/>
-              <w:snapToGrid w:val="0"/>
-              <w:jc w:val="left"/>
-              <w:rPr>
-                <w:rFonts w:ascii="Tahoma" w:eastAsia="微软雅黑" w:hAnsi="Tahoma"/>
-                <w:kern w:val="0"/>
-                <w:sz w:val="22"/>
-              </w:rPr>
-            </w:pPr>
-            <w:r>
-              <w:rPr>
-                <w:rFonts w:ascii="Tahoma" w:eastAsia="微软雅黑" w:hAnsi="Tahoma" w:hint="eastAsia"/>
-                <w:kern w:val="0"/>
-                <w:sz w:val="22"/>
-              </w:rPr>
-              <w:t>提取码</w:t>
-            </w:r>
-            <w:r>
-              <w:rPr>
-                <w:rFonts w:ascii="Tahoma" w:eastAsia="微软雅黑" w:hAnsi="Tahoma" w:hint="eastAsia"/>
-                <w:kern w:val="0"/>
-                <w:sz w:val="22"/>
-              </w:rPr>
-              <w:t xml:space="preserve">: 3r5e </w:t>
-            </w:r>
-          </w:p>
-        </w:tc>
-      </w:tr>
-    </w:tbl>
-    <w:p>
-      <w:pPr>
-        <w:widowControl/>
-        <w:adjustRightInd w:val="0"/>
-        <w:jc w:val="left"/>
-        <w:rPr>
-          <w:rFonts w:ascii="Tahoma" w:eastAsia="微软雅黑" w:hAnsi="Tahoma"/>
-          <w:kern w:val="0"/>
-          <w:sz w:val="22"/>
-        </w:rPr>
-      </w:pPr>
-      <w:r>
-        <w:rPr>
-          <w:rFonts w:ascii="Tahoma" w:eastAsia="微软雅黑" w:hAnsi="Tahoma" w:hint="eastAsia"/>
-          <w:kern w:val="0"/>
-          <w:sz w:val="22"/>
-        </w:rPr>
-        <w:t>另外，示例中的插件一直在更新，而打包工程中的插件不一定会同步更新哦。</w:t>
+        <w:t>具体注意示例下面的地方：</w:t>
+      </w:r>
+    </w:p>
+    <w:p>
+      <w:pPr>
+        <w:pStyle w:val="4"/>
+        <w:rPr>
+          <w:rFonts w:hint="eastAsia"/>
+        </w:rPr>
+      </w:pPr>
+      <w:r>
+        <w:t>1</w:t>
+      </w:r>
+      <w:r>
+        <w:rPr>
+          <w:rFonts w:hint="eastAsia"/>
+        </w:rPr>
+        <w:t>）独立开关</w:t>
       </w:r>
     </w:p>
     <w:p>
@@ -931,6 +2815,30 @@
           <w:sz w:val="22"/>
         </w:rPr>
       </w:pPr>
+      <w:r>
+        <w:rPr>
+          <w:rFonts w:ascii="Tahoma" w:eastAsia="微软雅黑" w:hAnsi="Tahoma" w:hint="eastAsia"/>
+          <w:kern w:val="0"/>
+          <w:sz w:val="22"/>
+        </w:rPr>
+        <w:t>游戏流程中，重置关卡</w:t>
+      </w:r>
+      <w:r>
+        <w:rPr>
+          <w:rFonts w:ascii="Tahoma" w:eastAsia="微软雅黑" w:hAnsi="Tahoma" w:hint="eastAsia"/>
+          <w:kern w:val="0"/>
+          <w:sz w:val="22"/>
+        </w:rPr>
+        <w:t xml:space="preserve"> </w:t>
+      </w:r>
+      <w:r>
+        <w:rPr>
+          <w:rFonts w:ascii="Tahoma" w:eastAsia="微软雅黑" w:hAnsi="Tahoma" w:hint="eastAsia"/>
+          <w:kern w:val="0"/>
+          <w:sz w:val="22"/>
+        </w:rPr>
+        <w:t>的事件，会手动批量控制其他事件的独立开关。</w:t>
+      </w:r>
     </w:p>
     <w:p>
       <w:pPr>
@@ -950,124 +2858,6 @@
           <w:kern w:val="0"/>
           <w:sz w:val="22"/>
         </w:rPr>
-        <w:br w:type="page"/>
-      </w:r>
-    </w:p>
-    <w:p>
-      <w:pPr>
-        <w:pStyle w:val="3"/>
-        <w:rPr>
-          <w:rFonts w:hint="eastAsia"/>
-        </w:rPr>
-      </w:pPr>
-      <w:r>
-        <w:rPr>
-          <w:rFonts w:hint="eastAsia"/>
-        </w:rPr>
-        <w:lastRenderedPageBreak/>
-        <w:t>基础</w:t>
-      </w:r>
-      <w:r>
-        <w:rPr>
-          <w:rFonts w:hint="eastAsia"/>
-        </w:rPr>
-        <w:t>配置</w:t>
-      </w:r>
-    </w:p>
-    <w:p>
-      <w:pPr>
-        <w:widowControl/>
-        <w:adjustRightInd w:val="0"/>
-        <w:snapToGrid w:val="0"/>
-        <w:spacing w:after="200"/>
-        <w:jc w:val="left"/>
-        <w:rPr>
-          <w:rFonts w:ascii="Tahoma" w:eastAsia="微软雅黑" w:hAnsi="Tahoma"/>
-          <w:kern w:val="0"/>
-          <w:sz w:val="22"/>
-        </w:rPr>
-      </w:pPr>
-      <w:r>
-        <w:rPr>
-          <w:rFonts w:ascii="Tahoma" w:eastAsia="微软雅黑" w:hAnsi="Tahoma" w:hint="eastAsia"/>
-          <w:kern w:val="0"/>
-          <w:sz w:val="22"/>
-        </w:rPr>
-        <w:t>具体注意示例下面的地方：</w:t>
-      </w:r>
-    </w:p>
-    <w:p>
-      <w:pPr>
-        <w:pStyle w:val="4"/>
-        <w:rPr>
-          <w:rFonts w:hint="eastAsia"/>
-        </w:rPr>
-      </w:pPr>
-      <w:r>
-        <w:t>1</w:t>
-      </w:r>
-      <w:r>
-        <w:rPr>
-          <w:rFonts w:hint="eastAsia"/>
-        </w:rPr>
-        <w:t>）独立开关</w:t>
-      </w:r>
-    </w:p>
-    <w:p>
-      <w:pPr>
-        <w:widowControl/>
-        <w:adjustRightInd w:val="0"/>
-        <w:snapToGrid w:val="0"/>
-        <w:jc w:val="left"/>
-        <w:rPr>
-          <w:rFonts w:ascii="Tahoma" w:eastAsia="微软雅黑" w:hAnsi="Tahoma"/>
-          <w:kern w:val="0"/>
-          <w:sz w:val="22"/>
-        </w:rPr>
-      </w:pPr>
-      <w:r>
-        <w:rPr>
-          <w:rFonts w:ascii="Tahoma" w:eastAsia="微软雅黑" w:hAnsi="Tahoma" w:hint="eastAsia"/>
-          <w:kern w:val="0"/>
-          <w:sz w:val="22"/>
-        </w:rPr>
-        <w:t>游戏流程中，重置关卡</w:t>
-      </w:r>
-      <w:r>
-        <w:rPr>
-          <w:rFonts w:ascii="Tahoma" w:eastAsia="微软雅黑" w:hAnsi="Tahoma" w:hint="eastAsia"/>
-          <w:kern w:val="0"/>
-          <w:sz w:val="22"/>
-        </w:rPr>
-        <w:t xml:space="preserve"> </w:t>
-      </w:r>
-      <w:r>
-        <w:rPr>
-          <w:rFonts w:ascii="Tahoma" w:eastAsia="微软雅黑" w:hAnsi="Tahoma" w:hint="eastAsia"/>
-          <w:kern w:val="0"/>
-          <w:sz w:val="22"/>
-        </w:rPr>
-        <w:t>的事件，会手动批量控制其他事件的独立开关。</w:t>
-      </w:r>
-    </w:p>
-    <w:p>
-      <w:pPr>
-        <w:widowControl/>
-        <w:adjustRightInd w:val="0"/>
-        <w:snapToGrid w:val="0"/>
-        <w:jc w:val="left"/>
-        <w:rPr>
-          <w:rFonts w:ascii="Tahoma" w:eastAsia="微软雅黑" w:hAnsi="Tahoma"/>
-          <w:kern w:val="0"/>
-          <w:sz w:val="22"/>
-        </w:rPr>
-      </w:pPr>
-      <w:r>
-        <w:rPr>
-          <w:rFonts w:ascii="Tahoma" w:eastAsia="微软雅黑" w:hAnsi="Tahoma" w:hint="eastAsia"/>
-          <w:kern w:val="0"/>
-          <w:sz w:val="22"/>
-        </w:rPr>
         <w:t>这种操作是永久有效并且能被保存到存档中的，刷地图不会改变。</w:t>
       </w:r>
     </w:p>
@@ -1091,7 +2881,7 @@
           <w:szCs w:val="24"/>
         </w:rPr>
         <w:drawing>
-          <wp:inline distT="0" distB="0" distL="0" distR="0" wp14:anchorId="34A9129F" wp14:editId="52F6D12A">
+          <wp:inline distT="0" distB="0" distL="0" distR="0" wp14:anchorId="75695BFF" wp14:editId="65FB3535">
             <wp:extent cx="3718560" cy="2038358"/>
             <wp:effectExtent l="0" t="0" r="0" b="0"/>
             <wp:docPr id="5" name="图片 5"/>
@@ -1108,7 +2898,7 @@
                     </pic:cNvPicPr>
                   </pic:nvPicPr>
                   <pic:blipFill>
-                    <a:blip r:embed="rId11">
+                    <a:blip r:embed="rId14">
                       <a:extLst>
                         <a:ext uri="{28A0092B-C50C-407E-A947-70E740481C1C}">
                           <a14:useLocalDpi xmlns:a14="http://schemas.microsoft.com/office/drawing/2010/main" val="0"/>
@@ -1193,7 +2983,6 @@
         </w:rPr>
         <w:t>，都在地图</w:t>
       </w:r>
-      <w:proofErr w:type="gramStart"/>
       <w:r>
         <w:rPr>
           <w:rFonts w:ascii="Tahoma" w:eastAsia="微软雅黑" w:hAnsi="Tahoma"/>
@@ -1202,7 +2991,6 @@
         </w:rPr>
         <w:t>”</w:t>
       </w:r>
-      <w:proofErr w:type="gramEnd"/>
       <w:r>
         <w:rPr>
           <w:rFonts w:ascii="Tahoma" w:eastAsia="微软雅黑" w:hAnsi="Tahoma" w:hint="eastAsia"/>
@@ -1227,7 +3015,6 @@
         </w:rPr>
         <w:t>逻辑图形</w:t>
       </w:r>
-      <w:proofErr w:type="gramStart"/>
       <w:r>
         <w:rPr>
           <w:rFonts w:ascii="Tahoma" w:eastAsia="微软雅黑" w:hAnsi="Tahoma"/>
@@ -1236,7 +3023,6 @@
         </w:rPr>
         <w:t>”</w:t>
       </w:r>
-      <w:proofErr w:type="gramEnd"/>
       <w:r>
         <w:rPr>
           <w:rFonts w:ascii="Tahoma" w:eastAsia="微软雅黑" w:hAnsi="Tahoma" w:hint="eastAsia"/>
@@ -1264,23 +3050,7 @@
           <w:kern w:val="0"/>
           <w:sz w:val="22"/>
         </w:rPr>
-        <w:t>这里主要需留意</w:t>
-      </w:r>
-      <w:r>
-        <w:rPr>
-          <w:rFonts w:ascii="Tahoma" w:eastAsia="微软雅黑" w:hAnsi="Tahoma" w:hint="eastAsia"/>
-          <w:kern w:val="0"/>
-          <w:sz w:val="22"/>
-        </w:rPr>
-        <w:t>五</w:t>
-      </w:r>
-      <w:r>
-        <w:rPr>
-          <w:rFonts w:ascii="Tahoma" w:eastAsia="微软雅黑" w:hAnsi="Tahoma" w:hint="eastAsia"/>
-          <w:kern w:val="0"/>
-          <w:sz w:val="22"/>
-        </w:rPr>
-        <w:t>类事件：</w:t>
+        <w:t>这里主要需留意五类事件：</w:t>
       </w:r>
     </w:p>
     <w:p>
@@ -1354,23 +3124,7 @@
           <w:kern w:val="0"/>
           <w:sz w:val="22"/>
         </w:rPr>
-        <w:t>提示灯（触发器，</w:t>
-      </w:r>
-      <w:r>
-        <w:rPr>
-          <w:rFonts w:ascii="Tahoma" w:eastAsia="微软雅黑" w:hAnsi="Tahoma" w:hint="eastAsia"/>
-          <w:kern w:val="0"/>
-          <w:sz w:val="22"/>
-        </w:rPr>
-        <w:t>序列</w:t>
-      </w:r>
-      <w:r>
-        <w:rPr>
-          <w:rFonts w:ascii="Tahoma" w:eastAsia="微软雅黑" w:hAnsi="Tahoma" w:hint="eastAsia"/>
-          <w:kern w:val="0"/>
-          <w:sz w:val="22"/>
-        </w:rPr>
-        <w:t>开关插件</w:t>
+        <w:t>提示灯（触发器，序列开关插件</w:t>
       </w:r>
       <w:r>
         <w:rPr>
@@ -1386,39 +3140,7 @@
           <w:kern w:val="0"/>
           <w:sz w:val="22"/>
         </w:rPr>
-        <w:t>控制，</w:t>
-      </w:r>
-      <w:r>
-        <w:rPr>
-          <w:rFonts w:ascii="Tahoma" w:eastAsia="微软雅黑" w:hAnsi="Tahoma" w:hint="eastAsia"/>
-          <w:kern w:val="0"/>
-          <w:sz w:val="22"/>
-        </w:rPr>
-        <w:t>符合特定图形</w:t>
-      </w:r>
-      <w:r>
-        <w:rPr>
-          <w:rFonts w:ascii="Tahoma" w:eastAsia="微软雅黑" w:hAnsi="Tahoma" w:hint="eastAsia"/>
-          <w:kern w:val="0"/>
-          <w:sz w:val="22"/>
-        </w:rPr>
-        <w:t>后</w:t>
-      </w:r>
-      <w:r>
-        <w:rPr>
-          <w:rFonts w:ascii="Tahoma" w:eastAsia="微软雅黑" w:hAnsi="Tahoma" w:hint="eastAsia"/>
-          <w:kern w:val="0"/>
-          <w:sz w:val="22"/>
-        </w:rPr>
-        <w:t>才</w:t>
-      </w:r>
-      <w:r>
-        <w:rPr>
-          <w:rFonts w:ascii="Tahoma" w:eastAsia="微软雅黑" w:hAnsi="Tahoma" w:hint="eastAsia"/>
-          <w:kern w:val="0"/>
-          <w:sz w:val="22"/>
-        </w:rPr>
-        <w:t>会有提示音）</w:t>
+        <w:t>控制，符合特定图形后才会有提示音）</w:t>
       </w:r>
     </w:p>
     <w:p>
@@ -1537,23 +3259,7 @@
           <w:kern w:val="0"/>
           <w:sz w:val="22"/>
         </w:rPr>
-        <w:t>所有</w:t>
-      </w:r>
-      <w:r>
-        <w:rPr>
-          <w:rFonts w:ascii="Tahoma" w:eastAsia="微软雅黑" w:hAnsi="Tahoma" w:hint="eastAsia"/>
-          <w:kern w:val="0"/>
-          <w:sz w:val="22"/>
-        </w:rPr>
-        <w:t>点击图形</w:t>
-      </w:r>
-      <w:r>
-        <w:rPr>
-          <w:rFonts w:ascii="Tahoma" w:eastAsia="微软雅黑" w:hAnsi="Tahoma" w:hint="eastAsia"/>
-          <w:kern w:val="0"/>
-          <w:sz w:val="22"/>
-        </w:rPr>
-        <w:t>的</w:t>
+        <w:t>所有点击图形的</w:t>
       </w:r>
       <w:r>
         <w:rPr>
@@ -1616,7 +3322,7 @@
           <w:szCs w:val="24"/>
         </w:rPr>
         <w:drawing>
-          <wp:inline distT="0" distB="0" distL="0" distR="0" wp14:anchorId="03607577" wp14:editId="509609C9">
+          <wp:inline distT="0" distB="0" distL="0" distR="0" wp14:anchorId="71350E7D" wp14:editId="1348D499">
             <wp:extent cx="3848100" cy="2429501"/>
             <wp:effectExtent l="0" t="0" r="0" b="9525"/>
             <wp:docPr id="6" name="图片 6"/>
@@ -1633,7 +3339,7 @@
                     </pic:cNvPicPr>
                   </pic:nvPicPr>
                   <pic:blipFill>
-                    <a:blip r:embed="rId12" cstate="print">
+                    <a:blip r:embed="rId15" cstate="print">
                       <a:extLst>
                         <a:ext uri="{28A0092B-C50C-407E-A947-70E740481C1C}">
                           <a14:useLocalDpi xmlns:a14="http://schemas.microsoft.com/office/drawing/2010/main" val="0"/>
@@ -1691,13 +3397,7 @@
         <w:rPr>
           <w:rFonts w:hint="eastAsia"/>
         </w:rPr>
-        <w:t>）</w:t>
-      </w:r>
-      <w:r>
-        <w:rPr>
-          <w:rFonts w:hint="eastAsia"/>
-        </w:rPr>
-        <w:t>地形设计</w:t>
+        <w:t>）地形设计</w:t>
       </w:r>
     </w:p>
     <w:p>
@@ -1845,23 +3545,7 @@
           <w:kern w:val="0"/>
           <w:sz w:val="22"/>
         </w:rPr>
-        <w:t>而下图的紧贴在一起的地形，表示一个公式，可以横着</w:t>
-      </w:r>
-      <w:r>
-        <w:rPr>
-          <w:rFonts w:ascii="Tahoma" w:eastAsia="微软雅黑" w:hAnsi="Tahoma" w:hint="eastAsia"/>
-          <w:kern w:val="0"/>
-          <w:sz w:val="22"/>
-        </w:rPr>
-        <w:t>也</w:t>
-      </w:r>
-      <w:r>
-        <w:rPr>
-          <w:rFonts w:ascii="Tahoma" w:eastAsia="微软雅黑" w:hAnsi="Tahoma" w:hint="eastAsia"/>
-          <w:kern w:val="0"/>
-          <w:sz w:val="22"/>
-        </w:rPr>
-        <w:t>可以竖着。</w:t>
+        <w:t>而下图的紧贴在一起的地形，表示一个公式，可以横着也可以竖着。</w:t>
       </w:r>
     </w:p>
     <w:p>
@@ -1884,7 +3568,7 @@
           <w:szCs w:val="24"/>
         </w:rPr>
         <w:drawing>
-          <wp:inline distT="0" distB="0" distL="0" distR="0" wp14:anchorId="07168C79" wp14:editId="0F7DB45C">
+          <wp:inline distT="0" distB="0" distL="0" distR="0" wp14:anchorId="291E005F" wp14:editId="7F00FE4C">
             <wp:extent cx="2330450" cy="2256406"/>
             <wp:effectExtent l="0" t="0" r="0" b="0"/>
             <wp:docPr id="3" name="图片 3"/>
@@ -1950,7 +3634,7 @@
           <w:szCs w:val="24"/>
         </w:rPr>
         <w:drawing>
-          <wp:inline distT="0" distB="0" distL="0" distR="0" wp14:anchorId="267B8B72" wp14:editId="5D93FD94">
+          <wp:inline distT="0" distB="0" distL="0" distR="0" wp14:anchorId="642895E1" wp14:editId="040AC4B7">
             <wp:extent cx="2484120" cy="2250423"/>
             <wp:effectExtent l="0" t="0" r="0" b="0"/>
             <wp:docPr id="4" name="图片 4"/>
@@ -1967,7 +3651,7 @@
                     </pic:cNvPicPr>
                   </pic:nvPicPr>
                   <pic:blipFill>
-                    <a:blip r:embed="rId13">
+                    <a:blip r:embed="rId16">
                       <a:extLst>
                         <a:ext uri="{28A0092B-C50C-407E-A947-70E740481C1C}">
                           <a14:useLocalDpi xmlns:a14="http://schemas.microsoft.com/office/drawing/2010/main" val="0"/>
@@ -2098,7 +3782,7 @@
         <w:snapToGrid w:val="0"/>
         <w:jc w:val="left"/>
         <w:rPr>
-          <w:rFonts w:ascii="Tahoma" w:eastAsia="微软雅黑" w:hAnsi="Tahoma" w:hint="eastAsia"/>
+          <w:rFonts w:ascii="Tahoma" w:eastAsia="微软雅黑" w:hAnsi="Tahoma"/>
           <w:kern w:val="0"/>
           <w:sz w:val="22"/>
         </w:rPr>
@@ -2135,7 +3819,7 @@
         <w:snapToGrid w:val="0"/>
         <w:jc w:val="center"/>
         <w:rPr>
-          <w:rFonts w:ascii="Tahoma" w:eastAsia="微软雅黑" w:hAnsi="Tahoma" w:hint="eastAsia"/>
+          <w:rFonts w:ascii="Tahoma" w:eastAsia="微软雅黑" w:hAnsi="Tahoma"/>
           <w:kern w:val="0"/>
           <w:sz w:val="22"/>
         </w:rPr>
@@ -2146,7 +3830,7 @@
           <w:noProof/>
         </w:rPr>
         <w:drawing>
-          <wp:inline distT="0" distB="0" distL="0" distR="0" wp14:anchorId="07397E97" wp14:editId="28D61483">
+          <wp:inline distT="0" distB="0" distL="0" distR="0" wp14:anchorId="2C294A24" wp14:editId="470E209E">
             <wp:extent cx="2514600" cy="3239100"/>
             <wp:effectExtent l="0" t="0" r="0" b="0"/>
             <wp:docPr id="871769666" name="图片 7"/>
@@ -2163,7 +3847,7 @@
                     </pic:cNvPicPr>
                   </pic:nvPicPr>
                   <pic:blipFill>
-                    <a:blip r:embed="rId14">
+                    <a:blip r:embed="rId17">
                       <a:extLst>
                         <a:ext uri="{28A0092B-C50C-407E-A947-70E740481C1C}">
                           <a14:useLocalDpi xmlns:a14="http://schemas.microsoft.com/office/drawing/2010/main" val="0"/>
@@ -2202,7 +3886,7 @@
         <w:snapToGrid w:val="0"/>
         <w:jc w:val="left"/>
         <w:rPr>
-          <w:rFonts w:ascii="Tahoma" w:eastAsia="微软雅黑" w:hAnsi="Tahoma" w:hint="eastAsia"/>
+          <w:rFonts w:ascii="Tahoma" w:eastAsia="微软雅黑" w:hAnsi="Tahoma"/>
           <w:kern w:val="0"/>
           <w:sz w:val="22"/>
         </w:rPr>
@@ -2225,1548 +3909,6 @@
           <w:rFonts w:ascii="Tahoma" w:eastAsia="微软雅黑" w:hAnsi="Tahoma"/>
           <w:b/>
           <w:bCs/>
-          <w:kern w:val="0"/>
-          <w:sz w:val="22"/>
-        </w:rPr>
-        <w:br w:type="page"/>
-      </w:r>
-    </w:p>
-    <w:p>
-      <w:pPr>
-        <w:pStyle w:val="2"/>
-        <w:rPr>
-          <w:rFonts w:hint="eastAsia"/>
-        </w:rPr>
-      </w:pPr>
-      <w:r>
-        <w:rPr>
-          <w:rFonts w:hint="eastAsia"/>
-        </w:rPr>
-        <w:lastRenderedPageBreak/>
-        <w:t>逻辑图形</w:t>
-      </w:r>
-      <w:r>
-        <w:rPr>
-          <w:rFonts w:hint="eastAsia"/>
-        </w:rPr>
-        <w:t>-谜题</w:t>
-      </w:r>
-      <w:r>
-        <w:rPr>
-          <w:rFonts w:hint="eastAsia"/>
-        </w:rPr>
-        <w:t>设计</w:t>
-      </w:r>
-    </w:p>
-    <w:p>
-      <w:pPr>
-        <w:pStyle w:val="3"/>
-        <w:rPr>
-          <w:rFonts w:hint="eastAsia"/>
-        </w:rPr>
-      </w:pPr>
-      <w:r>
-        <w:rPr>
-          <w:rFonts w:hint="eastAsia"/>
-        </w:rPr>
-        <w:t>设计</w:t>
-      </w:r>
-      <w:r>
-        <w:rPr>
-          <w:rFonts w:hint="eastAsia"/>
-        </w:rPr>
-        <w:t>简介</w:t>
-      </w:r>
-    </w:p>
-    <w:p>
-      <w:pPr>
-        <w:pStyle w:val="4"/>
-        <w:rPr>
-          <w:rFonts w:hint="eastAsia"/>
-        </w:rPr>
-      </w:pPr>
-      <w:r>
-        <w:rPr>
-          <w:rFonts w:hint="eastAsia"/>
-        </w:rPr>
-        <w:t>1）</w:t>
-      </w:r>
-      <w:r>
-        <w:rPr>
-          <w:rFonts w:hint="eastAsia"/>
-        </w:rPr>
-        <w:t>游戏规则</w:t>
-      </w:r>
-    </w:p>
-    <w:p>
-      <w:pPr>
-        <w:widowControl/>
-        <w:adjustRightInd w:val="0"/>
-        <w:snapToGrid w:val="0"/>
-        <w:jc w:val="left"/>
-        <w:rPr>
-          <w:rFonts w:ascii="Tahoma" w:eastAsia="微软雅黑" w:hAnsi="Tahoma"/>
-          <w:kern w:val="0"/>
-          <w:sz w:val="22"/>
-        </w:rPr>
-      </w:pPr>
-      <w:r>
-        <w:rPr>
-          <w:rFonts w:ascii="Tahoma" w:eastAsia="微软雅黑" w:hAnsi="Tahoma" w:hint="eastAsia"/>
-          <w:kern w:val="0"/>
-          <w:sz w:val="22"/>
-        </w:rPr>
-        <w:t>纯</w:t>
-      </w:r>
-      <w:r>
-        <w:rPr>
-          <w:rFonts w:ascii="Tahoma" w:eastAsia="微软雅黑" w:hAnsi="Tahoma" w:hint="eastAsia"/>
-          <w:kern w:val="0"/>
-          <w:sz w:val="22"/>
-        </w:rPr>
-        <w:t>鼠标控制的游戏，鼠标左键</w:t>
-      </w:r>
-      <w:r>
-        <w:rPr>
-          <w:rFonts w:ascii="Tahoma" w:eastAsia="微软雅黑" w:hAnsi="Tahoma" w:hint="eastAsia"/>
-          <w:kern w:val="0"/>
-          <w:sz w:val="22"/>
-        </w:rPr>
-        <w:t>点击切换答案板上的内容</w:t>
-      </w:r>
-      <w:r>
-        <w:rPr>
-          <w:rFonts w:ascii="Tahoma" w:eastAsia="微软雅黑" w:hAnsi="Tahoma" w:hint="eastAsia"/>
-          <w:kern w:val="0"/>
-          <w:sz w:val="22"/>
-        </w:rPr>
-        <w:t>。</w:t>
-      </w:r>
-    </w:p>
-    <w:p>
-      <w:pPr>
-        <w:widowControl/>
-        <w:adjustRightInd w:val="0"/>
-        <w:snapToGrid w:val="0"/>
-        <w:jc w:val="left"/>
-        <w:rPr>
-          <w:rFonts w:ascii="Tahoma" w:eastAsia="微软雅黑" w:hAnsi="Tahoma"/>
-          <w:kern w:val="0"/>
-          <w:sz w:val="22"/>
-        </w:rPr>
-      </w:pPr>
-      <w:r>
-        <w:rPr>
-          <w:rFonts w:ascii="Tahoma" w:eastAsia="微软雅黑" w:hAnsi="Tahoma" w:hint="eastAsia"/>
-          <w:kern w:val="0"/>
-          <w:sz w:val="22"/>
-        </w:rPr>
-        <w:t>需要</w:t>
-      </w:r>
-      <w:r>
-        <w:rPr>
-          <w:rFonts w:ascii="Tahoma" w:eastAsia="微软雅黑" w:hAnsi="Tahoma" w:hint="eastAsia"/>
-          <w:kern w:val="0"/>
-          <w:sz w:val="22"/>
-        </w:rPr>
-        <w:t>了解上下文中的图形</w:t>
-      </w:r>
-      <w:r>
-        <w:rPr>
-          <w:rFonts w:ascii="Tahoma" w:eastAsia="微软雅黑" w:hAnsi="Tahoma" w:hint="eastAsia"/>
-          <w:kern w:val="0"/>
-          <w:sz w:val="22"/>
-        </w:rPr>
-        <w:t>，找到一个规律。</w:t>
-      </w:r>
-    </w:p>
-    <w:p>
-      <w:pPr>
-        <w:widowControl/>
-        <w:adjustRightInd w:val="0"/>
-        <w:snapToGrid w:val="0"/>
-        <w:jc w:val="left"/>
-        <w:rPr>
-          <w:rFonts w:ascii="Tahoma" w:eastAsia="微软雅黑" w:hAnsi="Tahoma"/>
-          <w:kern w:val="0"/>
-          <w:sz w:val="22"/>
-        </w:rPr>
-      </w:pPr>
-      <w:r>
-        <w:rPr>
-          <w:rFonts w:ascii="Tahoma" w:eastAsia="微软雅黑" w:hAnsi="Tahoma" w:hint="eastAsia"/>
-          <w:kern w:val="0"/>
-          <w:sz w:val="22"/>
-        </w:rPr>
-        <w:t>根据规律，填完白色部分的内容。</w:t>
-      </w:r>
-    </w:p>
-    <w:p>
-      <w:pPr>
-        <w:widowControl/>
-        <w:adjustRightInd w:val="0"/>
-        <w:snapToGrid w:val="0"/>
-        <w:jc w:val="left"/>
-        <w:rPr>
-          <w:rFonts w:ascii="Tahoma" w:eastAsia="微软雅黑" w:hAnsi="Tahoma"/>
-          <w:kern w:val="0"/>
-          <w:sz w:val="22"/>
-        </w:rPr>
-      </w:pPr>
-      <w:r>
-        <w:rPr>
-          <w:rFonts w:ascii="Tahoma" w:eastAsia="微软雅黑" w:hAnsi="Tahoma" w:hint="eastAsia"/>
-          <w:kern w:val="0"/>
-          <w:sz w:val="22"/>
-        </w:rPr>
-        <w:t>若填入的结果正确，则关卡通过。</w:t>
-      </w:r>
-    </w:p>
-    <w:p>
-      <w:pPr>
-        <w:widowControl/>
-        <w:adjustRightInd w:val="0"/>
-        <w:snapToGrid w:val="0"/>
-        <w:jc w:val="left"/>
-        <w:rPr>
-          <w:rFonts w:ascii="Tahoma" w:eastAsia="微软雅黑" w:hAnsi="Tahoma"/>
-          <w:kern w:val="0"/>
-          <w:sz w:val="22"/>
-        </w:rPr>
-      </w:pPr>
-      <w:r>
-        <w:rPr>
-          <w:rFonts w:ascii="Tahoma" w:eastAsia="微软雅黑" w:hAnsi="Tahoma" w:hint="eastAsia"/>
-          <w:kern w:val="0"/>
-          <w:sz w:val="22"/>
-        </w:rPr>
-        <w:t>逻辑图形的有以下类型</w:t>
-      </w:r>
-      <w:r>
-        <w:rPr>
-          <w:rFonts w:ascii="Tahoma" w:eastAsia="微软雅黑" w:hAnsi="Tahoma" w:hint="eastAsia"/>
-          <w:kern w:val="0"/>
-          <w:sz w:val="22"/>
-        </w:rPr>
-        <w:t>规律</w:t>
-      </w:r>
-      <w:r>
-        <w:rPr>
-          <w:rFonts w:ascii="Tahoma" w:eastAsia="微软雅黑" w:hAnsi="Tahoma" w:hint="eastAsia"/>
-          <w:kern w:val="0"/>
-          <w:sz w:val="22"/>
-        </w:rPr>
-        <w:t>：</w:t>
-      </w:r>
-      <w:r>
-        <w:rPr>
-          <w:rFonts w:ascii="Tahoma" w:eastAsia="微软雅黑" w:hAnsi="Tahoma" w:hint="eastAsia"/>
-          <w:kern w:val="0"/>
-          <w:sz w:val="22"/>
-        </w:rPr>
-        <w:t xml:space="preserve"> </w:t>
-      </w:r>
-      <w:r>
-        <w:rPr>
-          <w:rFonts w:ascii="Tahoma" w:eastAsia="微软雅黑" w:hAnsi="Tahoma" w:hint="eastAsia"/>
-          <w:kern w:val="0"/>
-          <w:sz w:val="22"/>
-        </w:rPr>
-        <w:t>平移、旋转、对称、循环、缩放、并集、交集、差集、等式推理</w:t>
-      </w:r>
-      <w:r>
-        <w:rPr>
-          <w:rFonts w:ascii="Tahoma" w:eastAsia="微软雅黑" w:hAnsi="Tahoma" w:hint="eastAsia"/>
-          <w:kern w:val="0"/>
-          <w:sz w:val="22"/>
-        </w:rPr>
-        <w:t>（</w:t>
-      </w:r>
-      <w:r>
-        <w:rPr>
-          <w:rFonts w:ascii="Tahoma" w:eastAsia="微软雅黑" w:hAnsi="Tahoma" w:hint="eastAsia"/>
-          <w:kern w:val="0"/>
-          <w:sz w:val="22"/>
-        </w:rPr>
-        <w:t>A+B=C</w:t>
-      </w:r>
-      <w:r>
-        <w:rPr>
-          <w:rFonts w:ascii="Tahoma" w:eastAsia="微软雅黑" w:hAnsi="Tahoma" w:hint="eastAsia"/>
-          <w:kern w:val="0"/>
-          <w:sz w:val="22"/>
-        </w:rPr>
-        <w:t>）</w:t>
-      </w:r>
-      <w:r>
-        <w:rPr>
-          <w:rFonts w:ascii="Tahoma" w:eastAsia="微软雅黑" w:hAnsi="Tahoma" w:hint="eastAsia"/>
-          <w:kern w:val="0"/>
-          <w:sz w:val="22"/>
-        </w:rPr>
-        <w:t>、形状表示某数字</w:t>
-      </w:r>
-      <w:r>
-        <w:rPr>
-          <w:rFonts w:ascii="Tahoma" w:eastAsia="微软雅黑" w:hAnsi="Tahoma" w:hint="eastAsia"/>
-          <w:kern w:val="0"/>
-          <w:sz w:val="22"/>
-        </w:rPr>
-        <w:t>。</w:t>
-      </w:r>
-    </w:p>
-    <w:p>
-      <w:pPr>
-        <w:widowControl/>
-        <w:adjustRightInd w:val="0"/>
-        <w:snapToGrid w:val="0"/>
-        <w:jc w:val="left"/>
-        <w:rPr>
-          <w:rFonts w:ascii="Tahoma" w:eastAsia="微软雅黑" w:hAnsi="Tahoma"/>
-          <w:kern w:val="0"/>
-          <w:sz w:val="22"/>
-        </w:rPr>
-      </w:pPr>
-      <w:r>
-        <w:rPr>
-          <w:rFonts w:ascii="Tahoma" w:eastAsia="微软雅黑" w:hAnsi="Tahoma" w:hint="eastAsia"/>
-          <w:color w:val="0070C0"/>
-          <w:kern w:val="0"/>
-          <w:sz w:val="22"/>
-        </w:rPr>
-        <w:t>玩家在游戏中</w:t>
-      </w:r>
-      <w:r>
-        <w:rPr>
-          <w:rFonts w:ascii="Tahoma" w:eastAsia="微软雅黑" w:hAnsi="Tahoma" w:hint="eastAsia"/>
-          <w:color w:val="0070C0"/>
-          <w:kern w:val="0"/>
-          <w:sz w:val="22"/>
-        </w:rPr>
-        <w:t>难以理解其中的游戏规则，你必须给予足够的提示和说明</w:t>
-      </w:r>
-      <w:r>
-        <w:rPr>
-          <w:rFonts w:ascii="Tahoma" w:eastAsia="微软雅黑" w:hAnsi="Tahoma" w:hint="eastAsia"/>
-          <w:color w:val="0070C0"/>
-          <w:kern w:val="0"/>
-          <w:sz w:val="22"/>
-        </w:rPr>
-        <w:t>。</w:t>
-      </w:r>
-    </w:p>
-    <w:p>
-      <w:pPr>
-        <w:widowControl/>
-        <w:adjustRightInd w:val="0"/>
-        <w:snapToGrid w:val="0"/>
-        <w:jc w:val="left"/>
-        <w:rPr>
-          <w:rFonts w:ascii="Tahoma" w:eastAsia="微软雅黑" w:hAnsi="Tahoma"/>
-          <w:kern w:val="0"/>
-          <w:sz w:val="22"/>
-        </w:rPr>
-      </w:pPr>
-    </w:p>
-    <w:p>
-      <w:pPr>
-        <w:pStyle w:val="4"/>
-        <w:rPr>
-          <w:rFonts w:hint="eastAsia"/>
-        </w:rPr>
-      </w:pPr>
-      <w:r>
-        <w:t>2</w:t>
-      </w:r>
-      <w:r>
-        <w:rPr>
-          <w:rFonts w:hint="eastAsia"/>
-        </w:rPr>
-        <w:t>）难度分配</w:t>
-      </w:r>
-    </w:p>
-    <w:p>
-      <w:pPr>
-        <w:widowControl/>
-        <w:adjustRightInd w:val="0"/>
-        <w:snapToGrid w:val="0"/>
-        <w:jc w:val="left"/>
-        <w:rPr>
-          <w:rFonts w:ascii="Tahoma" w:eastAsia="微软雅黑" w:hAnsi="Tahoma"/>
-          <w:kern w:val="0"/>
-          <w:sz w:val="22"/>
-        </w:rPr>
-      </w:pPr>
-      <w:r>
-        <w:rPr>
-          <w:rFonts w:ascii="Tahoma" w:eastAsia="微软雅黑" w:hAnsi="Tahoma" w:hint="eastAsia"/>
-          <w:kern w:val="0"/>
-          <w:sz w:val="22"/>
-        </w:rPr>
-        <w:t>玩家不能通过一个个试来完成关卡，这就使得难度陡增</w:t>
-      </w:r>
-      <w:r>
-        <w:rPr>
-          <w:rFonts w:ascii="Tahoma" w:eastAsia="微软雅黑" w:hAnsi="Tahoma" w:hint="eastAsia"/>
-          <w:kern w:val="0"/>
-          <w:sz w:val="22"/>
-        </w:rPr>
-        <w:t>。</w:t>
-      </w:r>
-    </w:p>
-    <w:p>
-      <w:pPr>
-        <w:widowControl/>
-        <w:adjustRightInd w:val="0"/>
-        <w:snapToGrid w:val="0"/>
-        <w:jc w:val="left"/>
-        <w:rPr>
-          <w:rFonts w:ascii="Tahoma" w:eastAsia="微软雅黑" w:hAnsi="Tahoma"/>
-          <w:kern w:val="0"/>
-          <w:sz w:val="22"/>
-        </w:rPr>
-      </w:pPr>
-      <w:r>
-        <w:rPr>
-          <w:rFonts w:ascii="Tahoma" w:eastAsia="微软雅黑" w:hAnsi="Tahoma" w:hint="eastAsia"/>
-          <w:kern w:val="0"/>
-          <w:sz w:val="22"/>
-        </w:rPr>
-        <w:t>玩家找不到规律，</w:t>
-      </w:r>
-      <w:r>
-        <w:rPr>
-          <w:rFonts w:ascii="Tahoma" w:eastAsia="微软雅黑" w:hAnsi="Tahoma" w:hint="eastAsia"/>
-          <w:kern w:val="0"/>
-          <w:sz w:val="22"/>
-        </w:rPr>
-        <w:t>则会</w:t>
-      </w:r>
-      <w:r>
-        <w:rPr>
-          <w:rFonts w:ascii="Tahoma" w:eastAsia="微软雅黑" w:hAnsi="Tahoma" w:hint="eastAsia"/>
-          <w:kern w:val="0"/>
-          <w:sz w:val="22"/>
-        </w:rPr>
-        <w:t>按</w:t>
-      </w:r>
-      <w:r>
-        <w:rPr>
-          <w:rFonts w:ascii="Tahoma" w:eastAsia="微软雅黑" w:hAnsi="Tahoma" w:hint="eastAsia"/>
-          <w:kern w:val="0"/>
-          <w:sz w:val="22"/>
-        </w:rPr>
-        <w:t>自我的</w:t>
-      </w:r>
-      <w:r>
-        <w:rPr>
-          <w:rFonts w:ascii="Tahoma" w:eastAsia="微软雅黑" w:hAnsi="Tahoma" w:hint="eastAsia"/>
-          <w:kern w:val="0"/>
-          <w:sz w:val="22"/>
-        </w:rPr>
-        <w:t>想法来填，这使得难度进一步陡增。</w:t>
-      </w:r>
-    </w:p>
-    <w:p>
-      <w:pPr>
-        <w:widowControl/>
-        <w:adjustRightInd w:val="0"/>
-        <w:snapToGrid w:val="0"/>
-        <w:jc w:val="left"/>
-        <w:rPr>
-          <w:rFonts w:ascii="Tahoma" w:eastAsia="微软雅黑" w:hAnsi="Tahoma"/>
-          <w:kern w:val="0"/>
-          <w:sz w:val="22"/>
-        </w:rPr>
-      </w:pPr>
-      <w:r>
-        <w:rPr>
-          <w:rFonts w:ascii="Tahoma" w:eastAsia="微软雅黑" w:hAnsi="Tahoma" w:hint="eastAsia"/>
-          <w:kern w:val="0"/>
-          <w:sz w:val="22"/>
-        </w:rPr>
-        <w:t>只有不断提示，</w:t>
-      </w:r>
-      <w:proofErr w:type="gramStart"/>
-      <w:r>
-        <w:rPr>
-          <w:rFonts w:ascii="Tahoma" w:eastAsia="微软雅黑" w:hAnsi="Tahoma" w:hint="eastAsia"/>
-          <w:kern w:val="0"/>
-          <w:sz w:val="22"/>
-        </w:rPr>
-        <w:t>把谜题本</w:t>
-      </w:r>
-      <w:proofErr w:type="gramEnd"/>
-      <w:r>
-        <w:rPr>
-          <w:rFonts w:ascii="Tahoma" w:eastAsia="微软雅黑" w:hAnsi="Tahoma" w:hint="eastAsia"/>
-          <w:kern w:val="0"/>
-          <w:sz w:val="22"/>
-        </w:rPr>
-        <w:t>身简单化，才能降低难度。</w:t>
-      </w:r>
-    </w:p>
-    <w:p>
-      <w:pPr>
-        <w:widowControl/>
-        <w:adjustRightInd w:val="0"/>
-        <w:snapToGrid w:val="0"/>
-        <w:jc w:val="left"/>
-        <w:rPr>
-          <w:rFonts w:ascii="Tahoma" w:eastAsia="微软雅黑" w:hAnsi="Tahoma"/>
-          <w:kern w:val="0"/>
-          <w:sz w:val="22"/>
-        </w:rPr>
-      </w:pPr>
-    </w:p>
-    <w:p>
-      <w:pPr>
-        <w:pStyle w:val="4"/>
-        <w:rPr>
-          <w:rFonts w:hint="eastAsia"/>
-        </w:rPr>
-      </w:pPr>
-      <w:bookmarkStart w:id="0" w:name="_Hlk74556982"/>
-      <w:r>
-        <w:t>3</w:t>
-      </w:r>
-      <w:r>
-        <w:rPr>
-          <w:rFonts w:hint="eastAsia"/>
-        </w:rPr>
-        <w:t>）禁用能力</w:t>
-      </w:r>
-    </w:p>
-    <w:bookmarkEnd w:id="0"/>
-    <w:p>
-      <w:pPr>
-        <w:widowControl/>
-        <w:adjustRightInd w:val="0"/>
-        <w:snapToGrid w:val="0"/>
-        <w:jc w:val="left"/>
-        <w:rPr>
-          <w:rFonts w:ascii="Tahoma" w:eastAsia="微软雅黑" w:hAnsi="Tahoma"/>
-          <w:kern w:val="0"/>
-          <w:sz w:val="22"/>
-        </w:rPr>
-      </w:pPr>
-      <w:r>
-        <w:rPr>
-          <w:rFonts w:ascii="Tahoma" w:eastAsia="微软雅黑" w:hAnsi="Tahoma" w:hint="eastAsia"/>
-          <w:kern w:val="0"/>
-          <w:sz w:val="22"/>
-        </w:rPr>
-        <w:t>禁跳跃。</w:t>
-      </w:r>
-    </w:p>
-    <w:p>
-      <w:pPr>
-        <w:widowControl/>
-        <w:adjustRightInd w:val="0"/>
-        <w:snapToGrid w:val="0"/>
-        <w:jc w:val="left"/>
-        <w:rPr>
-          <w:rFonts w:ascii="Tahoma" w:eastAsia="微软雅黑" w:hAnsi="Tahoma"/>
-          <w:kern w:val="0"/>
-          <w:sz w:val="22"/>
-        </w:rPr>
-      </w:pPr>
-    </w:p>
-    <w:p>
-      <w:pPr>
-        <w:pStyle w:val="4"/>
-        <w:rPr>
-          <w:rFonts w:hint="eastAsia"/>
-        </w:rPr>
-      </w:pPr>
-      <w:bookmarkStart w:id="1" w:name="_Hlk75009677"/>
-      <w:r>
-        <w:t>4</w:t>
-      </w:r>
-      <w:r>
-        <w:rPr>
-          <w:rFonts w:hint="eastAsia"/>
-        </w:rPr>
-        <w:t>）</w:t>
-      </w:r>
-      <w:proofErr w:type="gramStart"/>
-      <w:r>
-        <w:rPr>
-          <w:rFonts w:hint="eastAsia"/>
-        </w:rPr>
-        <w:t>卡关注意</w:t>
-      </w:r>
-      <w:proofErr w:type="gramEnd"/>
-      <w:r>
-        <w:rPr>
-          <w:rFonts w:hint="eastAsia"/>
-        </w:rPr>
-        <w:t>事项</w:t>
-      </w:r>
-    </w:p>
-    <w:p>
-      <w:pPr>
-        <w:widowControl/>
-        <w:adjustRightInd w:val="0"/>
-        <w:snapToGrid w:val="0"/>
-        <w:spacing w:after="200"/>
-        <w:jc w:val="left"/>
-        <w:rPr>
-          <w:rFonts w:ascii="Tahoma" w:eastAsia="微软雅黑" w:hAnsi="Tahoma"/>
-          <w:kern w:val="0"/>
-          <w:sz w:val="22"/>
-        </w:rPr>
-      </w:pPr>
-      <w:r>
-        <w:rPr>
-          <w:rFonts w:ascii="Tahoma" w:eastAsia="微软雅黑" w:hAnsi="Tahoma" w:hint="eastAsia"/>
-          <w:kern w:val="0"/>
-          <w:sz w:val="22"/>
-        </w:rPr>
-        <w:t>该解谜可随时用鼠标重置，</w:t>
-      </w:r>
-      <w:proofErr w:type="gramStart"/>
-      <w:r>
-        <w:rPr>
-          <w:rFonts w:ascii="Tahoma" w:eastAsia="微软雅黑" w:hAnsi="Tahoma" w:hint="eastAsia"/>
-          <w:kern w:val="0"/>
-          <w:sz w:val="22"/>
-        </w:rPr>
-        <w:t>不会卡关</w:t>
-      </w:r>
-      <w:proofErr w:type="gramEnd"/>
-      <w:r>
-        <w:rPr>
-          <w:rFonts w:ascii="Tahoma" w:eastAsia="微软雅黑" w:hAnsi="Tahoma" w:hint="eastAsia"/>
-          <w:kern w:val="0"/>
-          <w:sz w:val="22"/>
-        </w:rPr>
-        <w:t>。</w:t>
-      </w:r>
-      <w:bookmarkEnd w:id="1"/>
-    </w:p>
-    <w:p>
-      <w:pPr>
-        <w:widowControl/>
-        <w:adjustRightInd w:val="0"/>
-        <w:snapToGrid w:val="0"/>
-        <w:jc w:val="left"/>
-        <w:rPr>
-          <w:rFonts w:ascii="Tahoma" w:eastAsia="微软雅黑" w:hAnsi="Tahoma"/>
-          <w:kern w:val="0"/>
-          <w:sz w:val="22"/>
-        </w:rPr>
-      </w:pPr>
-    </w:p>
-    <w:p>
-      <w:pPr>
-        <w:widowControl/>
-        <w:jc w:val="left"/>
-        <w:rPr>
-          <w:rFonts w:ascii="Tahoma" w:eastAsia="微软雅黑" w:hAnsi="Tahoma"/>
-          <w:kern w:val="0"/>
-          <w:sz w:val="22"/>
-        </w:rPr>
-      </w:pPr>
-      <w:r>
-        <w:rPr>
-          <w:rFonts w:ascii="Tahoma" w:eastAsia="微软雅黑" w:hAnsi="Tahoma"/>
-          <w:kern w:val="0"/>
-          <w:sz w:val="22"/>
-        </w:rPr>
-        <w:br w:type="page"/>
-      </w:r>
-    </w:p>
-    <w:p>
-      <w:pPr>
-        <w:pStyle w:val="3"/>
-        <w:rPr>
-          <w:rFonts w:hint="eastAsia"/>
-        </w:rPr>
-      </w:pPr>
-      <w:bookmarkStart w:id="2" w:name="_真题示意"/>
-      <w:bookmarkStart w:id="3" w:name="_Hlk75118781"/>
-      <w:bookmarkEnd w:id="2"/>
-      <w:r>
-        <w:rPr>
-          <w:rFonts w:hint="eastAsia"/>
-        </w:rPr>
-        <w:lastRenderedPageBreak/>
-        <w:t>设计建议</w:t>
-      </w:r>
-      <w:bookmarkEnd w:id="3"/>
-    </w:p>
-    <w:p>
-      <w:pPr>
-        <w:pStyle w:val="4"/>
-        <w:rPr>
-          <w:rFonts w:hint="eastAsia"/>
-        </w:rPr>
-      </w:pPr>
-      <w:r>
-        <w:t>1</w:t>
-      </w:r>
-      <w:r>
-        <w:rPr>
-          <w:rFonts w:hint="eastAsia"/>
-        </w:rPr>
-        <w:t>）</w:t>
-      </w:r>
-      <w:r>
-        <w:rPr>
-          <w:rFonts w:hint="eastAsia"/>
-        </w:rPr>
-        <w:t>设计者视角</w:t>
-      </w:r>
-    </w:p>
-    <w:p>
-      <w:pPr>
-        <w:widowControl/>
-        <w:adjustRightInd w:val="0"/>
-        <w:snapToGrid w:val="0"/>
-        <w:jc w:val="left"/>
-        <w:rPr>
-          <w:rFonts w:ascii="Tahoma" w:eastAsia="微软雅黑" w:hAnsi="Tahoma"/>
-          <w:kern w:val="0"/>
-          <w:sz w:val="22"/>
-        </w:rPr>
-      </w:pPr>
-      <w:r>
-        <w:rPr>
-          <w:rFonts w:ascii="Tahoma" w:eastAsia="微软雅黑" w:hAnsi="Tahoma" w:hint="eastAsia"/>
-          <w:kern w:val="0"/>
-          <w:sz w:val="22"/>
-        </w:rPr>
-        <w:t>逻辑图形</w:t>
-      </w:r>
-      <w:r>
-        <w:rPr>
-          <w:rFonts w:ascii="Tahoma" w:eastAsia="微软雅黑" w:hAnsi="Tahoma" w:hint="eastAsia"/>
-          <w:kern w:val="0"/>
-          <w:sz w:val="22"/>
-        </w:rPr>
-        <w:t xml:space="preserve"> </w:t>
-      </w:r>
-      <w:r>
-        <w:rPr>
-          <w:rFonts w:ascii="Tahoma" w:eastAsia="微软雅黑" w:hAnsi="Tahoma" w:hint="eastAsia"/>
-          <w:kern w:val="0"/>
-          <w:sz w:val="22"/>
-        </w:rPr>
-        <w:t>是难度最为变态的谜题。</w:t>
-      </w:r>
-    </w:p>
-    <w:p>
-      <w:pPr>
-        <w:widowControl/>
-        <w:adjustRightInd w:val="0"/>
-        <w:snapToGrid w:val="0"/>
-        <w:spacing w:after="200"/>
-        <w:jc w:val="left"/>
-        <w:rPr>
-          <w:rFonts w:ascii="Tahoma" w:eastAsia="微软雅黑" w:hAnsi="Tahoma"/>
-          <w:kern w:val="0"/>
-          <w:sz w:val="22"/>
-        </w:rPr>
-      </w:pPr>
-      <w:r>
-        <w:rPr>
-          <w:rFonts w:ascii="Tahoma" w:eastAsia="微软雅黑" w:hAnsi="Tahoma" w:hint="eastAsia"/>
-          <w:kern w:val="0"/>
-          <w:sz w:val="22"/>
-        </w:rPr>
-        <w:t>这类谜题甚至变态到</w:t>
-      </w:r>
-      <w:r>
-        <w:rPr>
-          <w:rFonts w:ascii="Tahoma" w:eastAsia="微软雅黑" w:hAnsi="Tahoma" w:hint="eastAsia"/>
-          <w:kern w:val="0"/>
-          <w:sz w:val="22"/>
-        </w:rPr>
-        <w:t xml:space="preserve"> </w:t>
-      </w:r>
-      <w:r>
-        <w:rPr>
-          <w:rFonts w:ascii="Tahoma" w:eastAsia="微软雅黑" w:hAnsi="Tahoma" w:hint="eastAsia"/>
-          <w:kern w:val="0"/>
-          <w:sz w:val="22"/>
-        </w:rPr>
-        <w:t>公务员考试</w:t>
-      </w:r>
-      <w:r>
-        <w:rPr>
-          <w:rFonts w:ascii="Tahoma" w:eastAsia="微软雅黑" w:hAnsi="Tahoma" w:hint="eastAsia"/>
-          <w:kern w:val="0"/>
-          <w:sz w:val="22"/>
-        </w:rPr>
-        <w:t xml:space="preserve"> </w:t>
-      </w:r>
-      <w:r>
-        <w:rPr>
-          <w:rFonts w:ascii="Tahoma" w:eastAsia="微软雅黑" w:hAnsi="Tahoma" w:hint="eastAsia"/>
-          <w:kern w:val="0"/>
-          <w:sz w:val="22"/>
-        </w:rPr>
-        <w:t>都有个专门的题型分类：图形推理题。</w:t>
-      </w:r>
-    </w:p>
-    <w:p>
-      <w:pPr>
-        <w:widowControl/>
-        <w:adjustRightInd w:val="0"/>
-        <w:snapToGrid w:val="0"/>
-        <w:jc w:val="left"/>
-        <w:rPr>
-          <w:rFonts w:ascii="Tahoma" w:eastAsia="微软雅黑" w:hAnsi="Tahoma"/>
-          <w:kern w:val="0"/>
-          <w:sz w:val="22"/>
-        </w:rPr>
-      </w:pPr>
-      <w:r>
-        <w:rPr>
-          <w:rFonts w:ascii="Tahoma" w:eastAsia="微软雅黑" w:hAnsi="Tahoma" w:hint="eastAsia"/>
-          <w:kern w:val="0"/>
-          <w:sz w:val="22"/>
-        </w:rPr>
-        <w:t>你可以直接参考</w:t>
-      </w:r>
-      <w:r>
-        <w:rPr>
-          <w:rFonts w:ascii="Tahoma" w:eastAsia="微软雅黑" w:hAnsi="Tahoma" w:hint="eastAsia"/>
-          <w:kern w:val="0"/>
-          <w:sz w:val="22"/>
-        </w:rPr>
-        <w:t xml:space="preserve"> </w:t>
-      </w:r>
-      <w:r>
-        <w:rPr>
-          <w:rFonts w:ascii="Tahoma" w:eastAsia="微软雅黑" w:hAnsi="Tahoma" w:hint="eastAsia"/>
-          <w:kern w:val="0"/>
-          <w:sz w:val="22"/>
-        </w:rPr>
-        <w:t>考试题</w:t>
-      </w:r>
-      <w:r>
-        <w:rPr>
-          <w:rFonts w:ascii="Tahoma" w:eastAsia="微软雅黑" w:hAnsi="Tahoma" w:hint="eastAsia"/>
-          <w:kern w:val="0"/>
-          <w:sz w:val="22"/>
-        </w:rPr>
-        <w:t xml:space="preserve"> </w:t>
-      </w:r>
-      <w:r>
-        <w:rPr>
-          <w:rFonts w:ascii="Tahoma" w:eastAsia="微软雅黑" w:hAnsi="Tahoma" w:hint="eastAsia"/>
-          <w:kern w:val="0"/>
-          <w:sz w:val="22"/>
-        </w:rPr>
-        <w:t>，然后将其转化为开关谜题。</w:t>
-      </w:r>
-    </w:p>
-    <w:p>
-      <w:pPr>
-        <w:widowControl/>
-        <w:adjustRightInd w:val="0"/>
-        <w:snapToGrid w:val="0"/>
-        <w:jc w:val="left"/>
-        <w:rPr>
-          <w:rFonts w:ascii="Tahoma" w:eastAsia="微软雅黑" w:hAnsi="Tahoma"/>
-          <w:kern w:val="0"/>
-          <w:sz w:val="22"/>
-        </w:rPr>
-      </w:pPr>
-      <w:r>
-        <w:rPr>
-          <w:rFonts w:ascii="Tahoma" w:eastAsia="微软雅黑" w:hAnsi="Tahoma" w:hint="eastAsia"/>
-          <w:kern w:val="0"/>
-          <w:sz w:val="22"/>
-        </w:rPr>
-        <w:t>但在此之前，你先去</w:t>
-      </w:r>
-      <w:r>
-        <w:rPr>
-          <w:rFonts w:ascii="Tahoma" w:eastAsia="微软雅黑" w:hAnsi="Tahoma" w:hint="eastAsia"/>
-          <w:kern w:val="0"/>
-          <w:sz w:val="22"/>
-        </w:rPr>
-        <w:t xml:space="preserve"> </w:t>
-      </w:r>
-      <w:hyperlink w:anchor="_真题示意" w:history="1">
-        <w:r>
-          <w:rPr>
-            <w:rStyle w:val="a4"/>
-            <w:rFonts w:ascii="Tahoma" w:eastAsia="微软雅黑" w:hAnsi="Tahoma" w:hint="eastAsia"/>
-            <w:kern w:val="0"/>
-            <w:sz w:val="22"/>
-          </w:rPr>
-          <w:t>真题示意</w:t>
-        </w:r>
-      </w:hyperlink>
-      <w:r>
-        <w:rPr>
-          <w:rFonts w:ascii="Tahoma" w:eastAsia="微软雅黑" w:hAnsi="Tahoma" w:hint="eastAsia"/>
-          <w:kern w:val="0"/>
-          <w:sz w:val="22"/>
-        </w:rPr>
-        <w:t xml:space="preserve"> </w:t>
-      </w:r>
-      <w:r>
-        <w:rPr>
-          <w:rFonts w:ascii="Tahoma" w:eastAsia="微软雅黑" w:hAnsi="Tahoma" w:hint="eastAsia"/>
-          <w:kern w:val="0"/>
-          <w:sz w:val="22"/>
-        </w:rPr>
-        <w:t>中</w:t>
-      </w:r>
-      <w:r>
-        <w:rPr>
-          <w:rFonts w:ascii="Tahoma" w:eastAsia="微软雅黑" w:hAnsi="Tahoma" w:hint="eastAsia"/>
-          <w:kern w:val="0"/>
-          <w:sz w:val="22"/>
-        </w:rPr>
-        <w:t xml:space="preserve"> </w:t>
-      </w:r>
-      <w:r>
-        <w:rPr>
-          <w:rFonts w:ascii="Tahoma" w:eastAsia="微软雅黑" w:hAnsi="Tahoma" w:hint="eastAsia"/>
-          <w:kern w:val="0"/>
-          <w:sz w:val="22"/>
-        </w:rPr>
-        <w:t>了解作为玩家一方</w:t>
-      </w:r>
-      <w:r>
-        <w:rPr>
-          <w:rFonts w:ascii="Tahoma" w:eastAsia="微软雅黑" w:hAnsi="Tahoma" w:hint="eastAsia"/>
-          <w:kern w:val="0"/>
-          <w:sz w:val="22"/>
-        </w:rPr>
-        <w:t xml:space="preserve"> </w:t>
-      </w:r>
-      <w:r>
-        <w:rPr>
-          <w:rFonts w:ascii="Tahoma" w:eastAsia="微软雅黑" w:hAnsi="Tahoma" w:hint="eastAsia"/>
-          <w:kern w:val="0"/>
-          <w:sz w:val="22"/>
-        </w:rPr>
-        <w:t>的行为。</w:t>
-      </w:r>
-    </w:p>
-    <w:p>
-      <w:pPr>
-        <w:widowControl/>
-        <w:jc w:val="left"/>
-        <w:rPr>
-          <w:rFonts w:ascii="Tahoma" w:eastAsia="微软雅黑" w:hAnsi="Tahoma"/>
-          <w:kern w:val="0"/>
-          <w:sz w:val="22"/>
-        </w:rPr>
-      </w:pPr>
-    </w:p>
-    <w:p>
-      <w:pPr>
-        <w:pStyle w:val="4"/>
-        <w:rPr>
-          <w:rFonts w:hint="eastAsia"/>
-        </w:rPr>
-      </w:pPr>
-      <w:r>
-        <w:t>2</w:t>
-      </w:r>
-      <w:r>
-        <w:rPr>
-          <w:rFonts w:hint="eastAsia"/>
-        </w:rPr>
-        <w:t>）关卡安排建议</w:t>
-      </w:r>
-    </w:p>
-    <w:p>
-      <w:pPr>
-        <w:snapToGrid w:val="0"/>
-        <w:rPr>
-          <w:rFonts w:ascii="Tahoma" w:eastAsia="微软雅黑" w:hAnsi="Tahoma"/>
-          <w:kern w:val="0"/>
-          <w:sz w:val="22"/>
-        </w:rPr>
-      </w:pPr>
-      <w:r>
-        <w:rPr>
-          <w:rFonts w:ascii="Tahoma" w:eastAsia="微软雅黑" w:hAnsi="Tahoma" w:hint="eastAsia"/>
-          <w:kern w:val="0"/>
-          <w:sz w:val="22"/>
-        </w:rPr>
-        <w:t>如果你需要在你的游戏中添加该解谜类型，</w:t>
-      </w:r>
-    </w:p>
-    <w:p>
-      <w:pPr>
-        <w:snapToGrid w:val="0"/>
-        <w:rPr>
-          <w:rFonts w:ascii="Tahoma" w:eastAsia="微软雅黑" w:hAnsi="Tahoma"/>
-          <w:kern w:val="0"/>
-          <w:sz w:val="22"/>
-        </w:rPr>
-      </w:pPr>
-      <w:r>
-        <w:rPr>
-          <w:rFonts w:ascii="Tahoma" w:eastAsia="微软雅黑" w:hAnsi="Tahoma" w:hint="eastAsia"/>
-          <w:kern w:val="0"/>
-          <w:sz w:val="22"/>
-        </w:rPr>
-        <w:t>关卡</w:t>
-      </w:r>
-      <w:r>
-        <w:rPr>
-          <w:rFonts w:ascii="Tahoma" w:eastAsia="微软雅黑" w:hAnsi="Tahoma" w:hint="eastAsia"/>
-          <w:kern w:val="0"/>
-          <w:sz w:val="22"/>
-        </w:rPr>
-        <w:t>建议最多</w:t>
-      </w:r>
-      <w:r>
-        <w:rPr>
-          <w:rFonts w:ascii="Tahoma" w:eastAsia="微软雅黑" w:hAnsi="Tahoma" w:hint="eastAsia"/>
-          <w:kern w:val="0"/>
-          <w:sz w:val="22"/>
-        </w:rPr>
-        <w:t>一</w:t>
-      </w:r>
-      <w:r>
-        <w:rPr>
-          <w:rFonts w:ascii="Tahoma" w:eastAsia="微软雅黑" w:hAnsi="Tahoma" w:hint="eastAsia"/>
-          <w:kern w:val="0"/>
-          <w:sz w:val="22"/>
-        </w:rPr>
-        <w:t>关，难度最大</w:t>
-      </w:r>
-      <w:r>
-        <w:rPr>
-          <w:rFonts w:ascii="Tahoma" w:eastAsia="微软雅黑" w:hAnsi="Tahoma" w:hint="eastAsia"/>
-          <w:kern w:val="0"/>
-          <w:sz w:val="22"/>
-        </w:rPr>
-        <w:t>到</w:t>
-      </w:r>
-      <w:r>
-        <w:rPr>
-          <w:rFonts w:ascii="Tahoma" w:eastAsia="微软雅黑" w:hAnsi="Tahoma" w:hint="eastAsia"/>
-          <w:kern w:val="0"/>
-          <w:sz w:val="22"/>
-        </w:rPr>
-        <w:t>第</w:t>
-      </w:r>
-      <w:r>
-        <w:rPr>
-          <w:rFonts w:ascii="Tahoma" w:eastAsia="微软雅黑" w:hAnsi="Tahoma" w:hint="eastAsia"/>
-          <w:kern w:val="0"/>
-          <w:sz w:val="22"/>
-        </w:rPr>
-        <w:t>四</w:t>
-      </w:r>
-      <w:r>
-        <w:rPr>
-          <w:rFonts w:ascii="Tahoma" w:eastAsia="微软雅黑" w:hAnsi="Tahoma" w:hint="eastAsia"/>
-          <w:kern w:val="0"/>
-          <w:sz w:val="22"/>
-        </w:rPr>
-        <w:t>关</w:t>
-      </w:r>
-      <w:r>
-        <w:rPr>
-          <w:rFonts w:ascii="Tahoma" w:eastAsia="微软雅黑" w:hAnsi="Tahoma" w:hint="eastAsia"/>
-          <w:kern w:val="0"/>
-          <w:sz w:val="22"/>
-        </w:rPr>
-        <w:t>，可作为</w:t>
-      </w:r>
-      <w:r>
-        <w:rPr>
-          <w:rFonts w:ascii="Tahoma" w:eastAsia="微软雅黑" w:hAnsi="Tahoma" w:hint="eastAsia"/>
-          <w:kern w:val="0"/>
-          <w:sz w:val="22"/>
-        </w:rPr>
-        <w:t xml:space="preserve"> </w:t>
-      </w:r>
-      <w:r>
-        <w:rPr>
-          <w:rFonts w:ascii="Tahoma" w:eastAsia="微软雅黑" w:hAnsi="Tahoma" w:hint="eastAsia"/>
-          <w:kern w:val="0"/>
-          <w:sz w:val="22"/>
-        </w:rPr>
-        <w:t>支线或主线谜题</w:t>
-      </w:r>
-      <w:r>
-        <w:rPr>
-          <w:rFonts w:ascii="Tahoma" w:eastAsia="微软雅黑" w:hAnsi="Tahoma" w:hint="eastAsia"/>
-          <w:kern w:val="0"/>
-          <w:sz w:val="22"/>
-        </w:rPr>
-        <w:t xml:space="preserve"> </w:t>
-      </w:r>
-      <w:r>
-        <w:rPr>
-          <w:rFonts w:ascii="Tahoma" w:eastAsia="微软雅黑" w:hAnsi="Tahoma" w:hint="eastAsia"/>
-          <w:kern w:val="0"/>
-          <w:sz w:val="22"/>
-        </w:rPr>
-        <w:t>。</w:t>
-      </w:r>
-    </w:p>
-    <w:p>
-      <w:pPr>
-        <w:widowControl/>
-        <w:adjustRightInd w:val="0"/>
-        <w:snapToGrid w:val="0"/>
-        <w:spacing w:after="200"/>
-        <w:jc w:val="left"/>
-        <w:rPr>
-          <w:rFonts w:ascii="Tahoma" w:eastAsia="微软雅黑" w:hAnsi="Tahoma"/>
-          <w:kern w:val="0"/>
-          <w:sz w:val="22"/>
-        </w:rPr>
-      </w:pPr>
-      <w:r>
-        <w:rPr>
-          <w:rFonts w:ascii="Tahoma" w:eastAsia="微软雅黑" w:hAnsi="Tahoma" w:hint="eastAsia"/>
-          <w:kern w:val="0"/>
-          <w:sz w:val="22"/>
-        </w:rPr>
-        <w:t>第五关以后的所有关卡，都建议不加。</w:t>
-      </w:r>
-    </w:p>
-    <w:p>
-      <w:pPr>
-        <w:snapToGrid w:val="0"/>
-        <w:rPr>
-          <w:rFonts w:ascii="Tahoma" w:eastAsia="微软雅黑" w:hAnsi="Tahoma"/>
-          <w:kern w:val="0"/>
-          <w:sz w:val="22"/>
-        </w:rPr>
-      </w:pPr>
-      <w:r>
-        <w:rPr>
-          <w:rFonts w:ascii="Tahoma" w:eastAsia="微软雅黑" w:hAnsi="Tahoma" w:hint="eastAsia"/>
-          <w:kern w:val="0"/>
-          <w:sz w:val="22"/>
-        </w:rPr>
-        <w:t>此类解谜游戏最大的问题，就是难度太高，劝退休闲类玩家。</w:t>
-      </w:r>
-    </w:p>
-    <w:p>
-      <w:pPr>
-        <w:widowControl/>
-        <w:adjustRightInd w:val="0"/>
-        <w:snapToGrid w:val="0"/>
-        <w:spacing w:after="200"/>
-        <w:jc w:val="left"/>
-        <w:rPr>
-          <w:rFonts w:ascii="Tahoma" w:eastAsia="微软雅黑" w:hAnsi="Tahoma"/>
-          <w:kern w:val="0"/>
-          <w:sz w:val="22"/>
-        </w:rPr>
-      </w:pPr>
-      <w:r>
-        <w:rPr>
-          <w:rFonts w:ascii="Tahoma" w:eastAsia="微软雅黑" w:hAnsi="Tahoma" w:hint="eastAsia"/>
-          <w:kern w:val="0"/>
-          <w:sz w:val="22"/>
-        </w:rPr>
-        <w:t>不过，如果作为高难度的解谜游戏，许多解谜爱好者还是会跃跃欲试的。</w:t>
-      </w:r>
-    </w:p>
-    <w:p>
-      <w:pPr>
-        <w:snapToGrid w:val="0"/>
-        <w:rPr>
-          <w:rFonts w:ascii="Tahoma" w:eastAsia="微软雅黑" w:hAnsi="Tahoma"/>
-          <w:kern w:val="0"/>
-          <w:sz w:val="22"/>
-        </w:rPr>
-      </w:pPr>
-    </w:p>
-    <w:p>
-      <w:pPr>
-        <w:pStyle w:val="4"/>
-        <w:rPr>
-          <w:rFonts w:hint="eastAsia"/>
-        </w:rPr>
-      </w:pPr>
-      <w:r>
-        <w:rPr>
-          <w:rFonts w:hint="eastAsia"/>
-        </w:rPr>
-        <w:t>3</w:t>
-      </w:r>
-      <w:r>
-        <w:rPr>
-          <w:rFonts w:hint="eastAsia"/>
-        </w:rPr>
-        <w:t>）</w:t>
-      </w:r>
-      <w:r>
-        <w:rPr>
-          <w:rFonts w:hint="eastAsia"/>
-        </w:rPr>
-        <w:t>灵感来源</w:t>
-      </w:r>
-    </w:p>
-    <w:p>
-      <w:pPr>
-        <w:snapToGrid w:val="0"/>
-        <w:rPr>
-          <w:rFonts w:ascii="Tahoma" w:eastAsia="微软雅黑" w:hAnsi="Tahoma"/>
-          <w:kern w:val="0"/>
-          <w:sz w:val="22"/>
-        </w:rPr>
-      </w:pPr>
-      <w:r>
-        <w:rPr>
-          <w:rFonts w:ascii="Tahoma" w:eastAsia="微软雅黑" w:hAnsi="Tahoma" w:hint="eastAsia"/>
-          <w:kern w:val="0"/>
-          <w:sz w:val="22"/>
-        </w:rPr>
-        <w:t>2020</w:t>
-      </w:r>
-      <w:r>
-        <w:rPr>
-          <w:rFonts w:ascii="Tahoma" w:eastAsia="微软雅黑" w:hAnsi="Tahoma" w:hint="eastAsia"/>
-          <w:kern w:val="0"/>
-          <w:sz w:val="22"/>
-        </w:rPr>
-        <w:t>年</w:t>
-      </w:r>
-      <w:r>
-        <w:rPr>
-          <w:rFonts w:ascii="Tahoma" w:eastAsia="微软雅黑" w:hAnsi="Tahoma" w:hint="eastAsia"/>
-          <w:kern w:val="0"/>
-          <w:sz w:val="22"/>
-        </w:rPr>
-        <w:t>1</w:t>
-      </w:r>
-      <w:r>
-        <w:rPr>
-          <w:rFonts w:ascii="Tahoma" w:eastAsia="微软雅黑" w:hAnsi="Tahoma" w:hint="eastAsia"/>
-          <w:kern w:val="0"/>
-          <w:sz w:val="22"/>
-        </w:rPr>
-        <w:t>月</w:t>
-      </w:r>
-      <w:r>
-        <w:rPr>
-          <w:rFonts w:ascii="Tahoma" w:eastAsia="微软雅黑" w:hAnsi="Tahoma" w:hint="eastAsia"/>
-          <w:kern w:val="0"/>
-          <w:sz w:val="22"/>
-        </w:rPr>
-        <w:t>24</w:t>
-      </w:r>
-      <w:r>
-        <w:rPr>
-          <w:rFonts w:ascii="Tahoma" w:eastAsia="微软雅黑" w:hAnsi="Tahoma" w:hint="eastAsia"/>
-          <w:kern w:val="0"/>
-          <w:sz w:val="22"/>
-        </w:rPr>
-        <w:t>日，作者</w:t>
-      </w:r>
-      <w:proofErr w:type="gramStart"/>
-      <w:r>
-        <w:rPr>
-          <w:rFonts w:ascii="Tahoma" w:eastAsia="微软雅黑" w:hAnsi="Tahoma" w:hint="eastAsia"/>
-          <w:kern w:val="0"/>
-          <w:sz w:val="22"/>
-        </w:rPr>
-        <w:t>我刷知乎</w:t>
-      </w:r>
-      <w:proofErr w:type="gramEnd"/>
-      <w:r>
-        <w:rPr>
-          <w:rFonts w:ascii="Tahoma" w:eastAsia="微软雅黑" w:hAnsi="Tahoma" w:hint="eastAsia"/>
-          <w:kern w:val="0"/>
-          <w:sz w:val="22"/>
-        </w:rPr>
-        <w:t>，然后被一个公务员题目吸引了。</w:t>
-      </w:r>
-    </w:p>
-    <w:p>
-      <w:pPr>
-        <w:snapToGrid w:val="0"/>
-        <w:rPr>
-          <w:rFonts w:ascii="Tahoma" w:eastAsia="微软雅黑" w:hAnsi="Tahoma"/>
-          <w:kern w:val="0"/>
-          <w:sz w:val="22"/>
-        </w:rPr>
-      </w:pPr>
-      <w:r>
-        <w:rPr>
-          <w:rFonts w:ascii="Tahoma" w:eastAsia="微软雅黑" w:hAnsi="Tahoma" w:hint="eastAsia"/>
-          <w:kern w:val="0"/>
-          <w:sz w:val="22"/>
-        </w:rPr>
-        <w:t>最近写了</w:t>
-      </w:r>
-      <w:r>
-        <w:rPr>
-          <w:rFonts w:ascii="Tahoma" w:eastAsia="微软雅黑" w:hAnsi="Tahoma" w:hint="eastAsia"/>
-          <w:kern w:val="0"/>
-          <w:sz w:val="22"/>
-        </w:rPr>
-        <w:t xml:space="preserve"> </w:t>
-      </w:r>
-      <w:r>
-        <w:rPr>
-          <w:rFonts w:ascii="Tahoma" w:eastAsia="微软雅黑" w:hAnsi="Tahoma" w:hint="eastAsia"/>
-          <w:kern w:val="0"/>
-          <w:sz w:val="22"/>
-        </w:rPr>
-        <w:t>物体触发</w:t>
-      </w:r>
-      <w:r>
-        <w:rPr>
-          <w:rFonts w:ascii="Tahoma" w:eastAsia="微软雅黑" w:hAnsi="Tahoma" w:hint="eastAsia"/>
-          <w:kern w:val="0"/>
-          <w:sz w:val="22"/>
-        </w:rPr>
-        <w:t xml:space="preserve"> </w:t>
-      </w:r>
-      <w:r>
-        <w:rPr>
-          <w:rFonts w:ascii="Tahoma" w:eastAsia="微软雅黑" w:hAnsi="Tahoma" w:hint="eastAsia"/>
-          <w:kern w:val="0"/>
-          <w:sz w:val="22"/>
-        </w:rPr>
-        <w:t>插件，多摆几个事件，可以组成一个特定图形。</w:t>
-      </w:r>
-    </w:p>
-    <w:p>
-      <w:pPr>
-        <w:snapToGrid w:val="0"/>
-        <w:rPr>
-          <w:rFonts w:ascii="Tahoma" w:eastAsia="微软雅黑" w:hAnsi="Tahoma"/>
-          <w:kern w:val="0"/>
-          <w:sz w:val="22"/>
-        </w:rPr>
-      </w:pPr>
-      <w:r>
-        <w:rPr>
-          <w:rFonts w:ascii="Tahoma" w:eastAsia="微软雅黑" w:hAnsi="Tahoma" w:hint="eastAsia"/>
-          <w:kern w:val="0"/>
-          <w:sz w:val="22"/>
-        </w:rPr>
-        <w:t>结合这个题目，应该可以在游戏里面设计一个关于公务员题目的解谜。</w:t>
-      </w:r>
-    </w:p>
-    <w:p>
-      <w:pPr>
-        <w:snapToGrid w:val="0"/>
-        <w:jc w:val="center"/>
-        <w:rPr>
-          <w:rFonts w:ascii="Tahoma" w:eastAsia="微软雅黑" w:hAnsi="Tahoma"/>
-          <w:kern w:val="0"/>
-          <w:sz w:val="22"/>
-        </w:rPr>
-      </w:pPr>
-      <w:r>
-        <w:rPr>
-          <w:rFonts w:ascii="宋体" w:eastAsia="宋体" w:hAnsi="宋体" w:cs="宋体"/>
-          <w:noProof/>
-          <w:kern w:val="0"/>
-          <w:sz w:val="24"/>
-          <w:szCs w:val="24"/>
-        </w:rPr>
-        <w:drawing>
-          <wp:inline distT="0" distB="0" distL="0" distR="0" wp14:anchorId="32B97C40" wp14:editId="40C01061">
-            <wp:extent cx="3864829" cy="1802130"/>
-            <wp:effectExtent l="19050" t="19050" r="21590" b="26670"/>
-            <wp:docPr id="111062600" name="图片 111062600"/>
-            <wp:cNvGraphicFramePr>
-              <a:graphicFrameLocks xmlns:a="http://schemas.openxmlformats.org/drawingml/2006/main" noChangeAspect="1"/>
-            </wp:cNvGraphicFramePr>
-            <a:graphic xmlns:a="http://schemas.openxmlformats.org/drawingml/2006/main">
-              <a:graphicData uri="http://schemas.openxmlformats.org/drawingml/2006/picture">
-                <pic:pic xmlns:pic="http://schemas.openxmlformats.org/drawingml/2006/picture">
-                  <pic:nvPicPr>
-                    <pic:cNvPr id="0" name="Picture 1"/>
-                    <pic:cNvPicPr>
-                      <a:picLocks noChangeAspect="1" noChangeArrowheads="1"/>
-                    </pic:cNvPicPr>
-                  </pic:nvPicPr>
-                  <pic:blipFill>
-                    <a:blip r:embed="rId15">
-                      <a:extLst>
-                        <a:ext uri="{28A0092B-C50C-407E-A947-70E740481C1C}">
-                          <a14:useLocalDpi xmlns:a14="http://schemas.microsoft.com/office/drawing/2010/main" val="0"/>
-                        </a:ext>
-                      </a:extLst>
-                    </a:blip>
-                    <a:srcRect/>
-                    <a:stretch>
-                      <a:fillRect/>
-                    </a:stretch>
-                  </pic:blipFill>
-                  <pic:spPr bwMode="auto">
-                    <a:xfrm>
-                      <a:off x="0" y="0"/>
-                      <a:ext cx="3896201" cy="1816758"/>
-                    </a:xfrm>
-                    <a:prstGeom prst="rect">
-                      <a:avLst/>
-                    </a:prstGeom>
-                    <a:noFill/>
-                    <a:ln>
-                      <a:solidFill>
-                        <a:schemeClr val="accent1"/>
-                      </a:solidFill>
-                    </a:ln>
-                  </pic:spPr>
-                </pic:pic>
-              </a:graphicData>
-            </a:graphic>
-          </wp:inline>
-        </w:drawing>
-      </w:r>
-    </w:p>
-    <w:p>
-      <w:pPr>
-        <w:snapToGrid w:val="0"/>
-        <w:rPr>
-          <w:rFonts w:ascii="Tahoma" w:eastAsia="微软雅黑" w:hAnsi="Tahoma"/>
-          <w:kern w:val="0"/>
-          <w:sz w:val="22"/>
-        </w:rPr>
-      </w:pPr>
-      <w:r>
-        <w:rPr>
-          <w:rFonts w:ascii="Tahoma" w:eastAsia="微软雅黑" w:hAnsi="Tahoma" w:hint="eastAsia"/>
-          <w:kern w:val="0"/>
-          <w:sz w:val="22"/>
-        </w:rPr>
-        <w:t>这时</w:t>
-      </w:r>
-      <w:r>
-        <w:rPr>
-          <w:rFonts w:ascii="Tahoma" w:eastAsia="微软雅黑" w:hAnsi="Tahoma" w:hint="eastAsia"/>
-          <w:kern w:val="0"/>
-          <w:sz w:val="22"/>
-        </w:rPr>
-        <w:t>鼠标管理层只有华容道一个解谜</w:t>
-      </w:r>
-      <w:r>
-        <w:rPr>
-          <w:rFonts w:ascii="Tahoma" w:eastAsia="微软雅黑" w:hAnsi="Tahoma" w:hint="eastAsia"/>
-          <w:kern w:val="0"/>
-          <w:sz w:val="22"/>
-        </w:rPr>
-        <w:t>小游戏</w:t>
-      </w:r>
-      <w:r>
-        <w:rPr>
-          <w:rFonts w:ascii="Tahoma" w:eastAsia="微软雅黑" w:hAnsi="Tahoma" w:hint="eastAsia"/>
-          <w:kern w:val="0"/>
-          <w:sz w:val="22"/>
-        </w:rPr>
-        <w:t>，</w:t>
-      </w:r>
-    </w:p>
-    <w:p>
-      <w:pPr>
-        <w:snapToGrid w:val="0"/>
-        <w:rPr>
-          <w:rFonts w:ascii="Tahoma" w:eastAsia="微软雅黑" w:hAnsi="Tahoma"/>
-          <w:kern w:val="0"/>
-          <w:sz w:val="22"/>
-        </w:rPr>
-      </w:pPr>
-      <w:r>
-        <w:rPr>
-          <w:rFonts w:ascii="Tahoma" w:eastAsia="微软雅黑" w:hAnsi="Tahoma" w:hint="eastAsia"/>
-          <w:kern w:val="0"/>
-          <w:sz w:val="22"/>
-        </w:rPr>
-        <w:t>作者</w:t>
-      </w:r>
-      <w:r>
-        <w:rPr>
-          <w:rFonts w:ascii="Tahoma" w:eastAsia="微软雅黑" w:hAnsi="Tahoma" w:hint="eastAsia"/>
-          <w:kern w:val="0"/>
-          <w:sz w:val="22"/>
-        </w:rPr>
-        <w:t>我</w:t>
-      </w:r>
-      <w:r>
-        <w:rPr>
-          <w:rFonts w:ascii="Tahoma" w:eastAsia="微软雅黑" w:hAnsi="Tahoma" w:hint="eastAsia"/>
-          <w:kern w:val="0"/>
-          <w:sz w:val="22"/>
-        </w:rPr>
-        <w:t>想</w:t>
-      </w:r>
-      <w:r>
-        <w:rPr>
-          <w:rFonts w:ascii="Tahoma" w:eastAsia="微软雅黑" w:hAnsi="Tahoma" w:hint="eastAsia"/>
-          <w:kern w:val="0"/>
-          <w:sz w:val="22"/>
-        </w:rPr>
-        <w:t>扩充更多关于鼠标相关的小游戏，于是</w:t>
-      </w:r>
-      <w:proofErr w:type="gramStart"/>
-      <w:r>
-        <w:rPr>
-          <w:rFonts w:ascii="Tahoma" w:eastAsia="微软雅黑" w:hAnsi="Tahoma" w:hint="eastAsia"/>
-          <w:kern w:val="0"/>
-          <w:sz w:val="22"/>
-        </w:rPr>
-        <w:t>就开坑了</w:t>
-      </w:r>
-      <w:proofErr w:type="gramEnd"/>
-      <w:r>
-        <w:rPr>
-          <w:rFonts w:ascii="Tahoma" w:eastAsia="微软雅黑" w:hAnsi="Tahoma" w:hint="eastAsia"/>
-          <w:kern w:val="0"/>
-          <w:sz w:val="22"/>
-        </w:rPr>
-        <w:t>。</w:t>
-      </w:r>
-    </w:p>
-    <w:p>
-      <w:pPr>
-        <w:snapToGrid w:val="0"/>
-        <w:rPr>
-          <w:rFonts w:ascii="Tahoma" w:eastAsia="微软雅黑" w:hAnsi="Tahoma"/>
-          <w:color w:val="A6A6A6" w:themeColor="background1" w:themeShade="A6"/>
-          <w:kern w:val="0"/>
-          <w:sz w:val="22"/>
-        </w:rPr>
-      </w:pPr>
-      <w:r>
-        <w:rPr>
-          <w:rFonts w:ascii="Tahoma" w:eastAsia="微软雅黑" w:hAnsi="Tahoma" w:hint="eastAsia"/>
-          <w:color w:val="A6A6A6" w:themeColor="background1" w:themeShade="A6"/>
-          <w:kern w:val="0"/>
-          <w:sz w:val="22"/>
-        </w:rPr>
-        <w:t>（后来我发现，这类解谜，对于玩家的难度太大了）</w:t>
-      </w:r>
-    </w:p>
-    <w:p>
-      <w:pPr>
-        <w:snapToGrid w:val="0"/>
-        <w:rPr>
-          <w:rFonts w:ascii="Tahoma" w:eastAsia="微软雅黑" w:hAnsi="Tahoma"/>
-          <w:kern w:val="0"/>
-          <w:sz w:val="22"/>
-        </w:rPr>
-      </w:pPr>
-    </w:p>
-    <w:p>
-      <w:pPr>
-        <w:snapToGrid w:val="0"/>
-        <w:rPr>
-          <w:rFonts w:ascii="Tahoma" w:eastAsia="微软雅黑" w:hAnsi="Tahoma"/>
-          <w:kern w:val="0"/>
-          <w:sz w:val="22"/>
-        </w:rPr>
-      </w:pPr>
-      <w:r>
-        <w:rPr>
-          <w:rFonts w:ascii="Tahoma" w:eastAsia="微软雅黑" w:hAnsi="Tahoma"/>
           <w:kern w:val="0"/>
           <w:sz w:val="22"/>
         </w:rPr>
@@ -3859,7 +4001,7 @@
                     </pic:cNvPicPr>
                   </pic:nvPicPr>
                   <pic:blipFill>
-                    <a:blip r:embed="rId15">
+                    <a:blip r:embed="rId10">
                       <a:extLst>
                         <a:ext uri="{28A0092B-C50C-407E-A947-70E740481C1C}">
                           <a14:useLocalDpi xmlns:a14="http://schemas.microsoft.com/office/drawing/2010/main" val="0"/>
@@ -3930,7 +4072,7 @@
                     </pic:cNvPicPr>
                   </pic:nvPicPr>
                   <pic:blipFill>
-                    <a:blip r:embed="rId16">
+                    <a:blip r:embed="rId18">
                       <a:extLst>
                         <a:ext uri="{28A0092B-C50C-407E-A947-70E740481C1C}">
                           <a14:useLocalDpi xmlns:a14="http://schemas.microsoft.com/office/drawing/2010/main" val="0"/>
@@ -4001,7 +4143,7 @@
                     </pic:cNvPicPr>
                   </pic:nvPicPr>
                   <pic:blipFill>
-                    <a:blip r:embed="rId17">
+                    <a:blip r:embed="rId19">
                       <a:extLst>
                         <a:ext uri="{28A0092B-C50C-407E-A947-70E740481C1C}">
                           <a14:useLocalDpi xmlns:a14="http://schemas.microsoft.com/office/drawing/2010/main" val="0"/>
@@ -4264,16 +4406,7 @@
           <w:kern w:val="0"/>
           <w:sz w:val="22"/>
         </w:rPr>
-        <w:t>这种逻辑</w:t>
-      </w:r>
-      <w:proofErr w:type="gramStart"/>
-      <w:r>
-        <w:rPr>
-          <w:rFonts w:ascii="Tahoma" w:eastAsia="微软雅黑" w:hAnsi="Tahoma" w:hint="eastAsia"/>
-          <w:kern w:val="0"/>
-          <w:sz w:val="22"/>
-        </w:rPr>
-        <w:t>图形</w:t>
+        <w:t>这种逻辑图形</w:t>
       </w:r>
       <w:r>
         <w:rPr>
@@ -4283,7 +4416,6 @@
         </w:rPr>
         <w:t>太扯了</w:t>
       </w:r>
-      <w:proofErr w:type="gramEnd"/>
       <w:r>
         <w:rPr>
           <w:rFonts w:ascii="Tahoma" w:eastAsia="微软雅黑" w:hAnsi="Tahoma" w:hint="eastAsia"/>
@@ -4389,7 +4521,7 @@
                     </pic:cNvPicPr>
                   </pic:nvPicPr>
                   <pic:blipFill>
-                    <a:blip r:embed="rId15">
+                    <a:blip r:embed="rId10">
                       <a:extLst>
                         <a:ext uri="{28A0092B-C50C-407E-A947-70E740481C1C}">
                           <a14:useLocalDpi xmlns:a14="http://schemas.microsoft.com/office/drawing/2010/main" val="0"/>
@@ -4532,25 +4664,7 @@
           <w:kern w:val="0"/>
           <w:sz w:val="22"/>
         </w:rPr>
-        <w:t>图中是两个不同物体的平移，但由于都是黑影，很容易被</w:t>
-      </w:r>
-      <w:proofErr w:type="gramStart"/>
-      <w:r>
-        <w:rPr>
-          <w:rFonts w:ascii="Tahoma" w:eastAsia="微软雅黑" w:hAnsi="Tahoma" w:hint="eastAsia"/>
-          <w:kern w:val="0"/>
-          <w:sz w:val="22"/>
-        </w:rPr>
-        <w:t>看做</w:t>
-      </w:r>
-      <w:proofErr w:type="gramEnd"/>
-      <w:r>
-        <w:rPr>
-          <w:rFonts w:ascii="Tahoma" w:eastAsia="微软雅黑" w:hAnsi="Tahoma" w:hint="eastAsia"/>
-          <w:kern w:val="0"/>
-          <w:sz w:val="22"/>
-        </w:rPr>
-        <w:t>为一个物体。</w:t>
+        <w:t>图中是两个不同物体的平移，但由于都是黑影，很容易被看做为一个物体。</w:t>
       </w:r>
     </w:p>
     <w:p>
@@ -4584,25 +4698,7 @@
           <w:kern w:val="0"/>
           <w:sz w:val="22"/>
         </w:rPr>
-        <w:t>公式</w:t>
-      </w:r>
-      <w:proofErr w:type="gramStart"/>
-      <w:r>
-        <w:rPr>
-          <w:rFonts w:ascii="Tahoma" w:eastAsia="微软雅黑" w:hAnsi="Tahoma" w:hint="eastAsia"/>
-          <w:kern w:val="0"/>
-          <w:sz w:val="22"/>
-        </w:rPr>
-        <w:t>一</w:t>
-      </w:r>
-      <w:proofErr w:type="gramEnd"/>
-      <w:r>
-        <w:rPr>
-          <w:rFonts w:ascii="Tahoma" w:eastAsia="微软雅黑" w:hAnsi="Tahoma" w:hint="eastAsia"/>
-          <w:kern w:val="0"/>
-          <w:sz w:val="22"/>
-        </w:rPr>
-        <w:t>物体移动的方向</w:t>
+        <w:t>公式一物体移动的方向</w:t>
       </w:r>
       <w:r>
         <w:rPr>
@@ -5157,7 +5253,7 @@
                     </pic:cNvPicPr>
                   </pic:nvPicPr>
                   <pic:blipFill>
-                    <a:blip r:embed="rId18" cstate="print">
+                    <a:blip r:embed="rId20" cstate="print">
                       <a:extLst>
                         <a:ext uri="{28A0092B-C50C-407E-A947-70E740481C1C}">
                           <a14:useLocalDpi xmlns:a14="http://schemas.microsoft.com/office/drawing/2010/main" val="0"/>
@@ -5408,7 +5504,7 @@
                     </pic:cNvPicPr>
                   </pic:nvPicPr>
                   <pic:blipFill>
-                    <a:blip r:embed="rId19">
+                    <a:blip r:embed="rId21">
                       <a:extLst>
                         <a:ext uri="{28A0092B-C50C-407E-A947-70E740481C1C}">
                           <a14:useLocalDpi xmlns:a14="http://schemas.microsoft.com/office/drawing/2010/main" val="0"/>
@@ -5484,7 +5580,13 @@
           <w:rFonts w:hint="eastAsia"/>
         </w:rPr>
         <w:lastRenderedPageBreak/>
-        <w:t>图形绘制细节</w:t>
+        <w:t>图形绘制</w:t>
+      </w:r>
+      <w:r>
+        <w:rPr>
+          <w:rFonts w:hint="eastAsia"/>
+        </w:rPr>
+        <w:t>流程</w:t>
       </w:r>
     </w:p>
     <w:p>
@@ -5661,7 +5763,7 @@
                     </pic:cNvPicPr>
                   </pic:nvPicPr>
                   <pic:blipFill>
-                    <a:blip r:embed="rId20">
+                    <a:blip r:embed="rId22">
                       <a:extLst>
                         <a:ext uri="{28A0092B-C50C-407E-A947-70E740481C1C}">
                           <a14:useLocalDpi xmlns:a14="http://schemas.microsoft.com/office/drawing/2010/main" val="0"/>
@@ -5785,7 +5887,7 @@
                     </pic:cNvPicPr>
                   </pic:nvPicPr>
                   <pic:blipFill>
-                    <a:blip r:embed="rId21">
+                    <a:blip r:embed="rId23">
                       <a:extLst>
                         <a:ext uri="{28A0092B-C50C-407E-A947-70E740481C1C}">
                           <a14:useLocalDpi xmlns:a14="http://schemas.microsoft.com/office/drawing/2010/main" val="0"/>
@@ -5929,7 +6031,7 @@
                     </pic:cNvPicPr>
                   </pic:nvPicPr>
                   <pic:blipFill>
-                    <a:blip r:embed="rId22">
+                    <a:blip r:embed="rId24">
                       <a:extLst>
                         <a:ext uri="{28A0092B-C50C-407E-A947-70E740481C1C}">
                           <a14:useLocalDpi xmlns:a14="http://schemas.microsoft.com/office/drawing/2010/main" val="0"/>
@@ -6153,7 +6255,7 @@
                     </pic:cNvPicPr>
                   </pic:nvPicPr>
                   <pic:blipFill>
-                    <a:blip r:embed="rId23">
+                    <a:blip r:embed="rId25">
                       <a:extLst>
                         <a:ext uri="{28A0092B-C50C-407E-A947-70E740481C1C}">
                           <a14:useLocalDpi xmlns:a14="http://schemas.microsoft.com/office/drawing/2010/main" val="0"/>
@@ -6301,7 +6403,7 @@
                     </pic:cNvPicPr>
                   </pic:nvPicPr>
                   <pic:blipFill>
-                    <a:blip r:embed="rId24">
+                    <a:blip r:embed="rId26">
                       <a:extLst>
                         <a:ext uri="{28A0092B-C50C-407E-A947-70E740481C1C}">
                           <a14:useLocalDpi xmlns:a14="http://schemas.microsoft.com/office/drawing/2010/main" val="0"/>
@@ -6416,7 +6518,7 @@
                     </pic:cNvPicPr>
                   </pic:nvPicPr>
                   <pic:blipFill>
-                    <a:blip r:embed="rId25">
+                    <a:blip r:embed="rId27">
                       <a:extLst>
                         <a:ext uri="{28A0092B-C50C-407E-A947-70E740481C1C}">
                           <a14:useLocalDpi xmlns:a14="http://schemas.microsoft.com/office/drawing/2010/main" val="0"/>
@@ -6507,7 +6609,7 @@
                     </pic:cNvPicPr>
                   </pic:nvPicPr>
                   <pic:blipFill>
-                    <a:blip r:embed="rId26">
+                    <a:blip r:embed="rId28">
                       <a:extLst>
                         <a:ext uri="{28A0092B-C50C-407E-A947-70E740481C1C}">
                           <a14:useLocalDpi xmlns:a14="http://schemas.microsoft.com/office/drawing/2010/main" val="0"/>
@@ -6815,7 +6917,7 @@
                     </pic:cNvPicPr>
                   </pic:nvPicPr>
                   <pic:blipFill>
-                    <a:blip r:embed="rId27">
+                    <a:blip r:embed="rId29">
                       <a:extLst>
                         <a:ext uri="{28A0092B-C50C-407E-A947-70E740481C1C}">
                           <a14:useLocalDpi xmlns:a14="http://schemas.microsoft.com/office/drawing/2010/main" val="0"/>
@@ -6878,13 +6980,31 @@
           <w:rFonts w:hint="eastAsia"/>
         </w:rPr>
         <w:lastRenderedPageBreak/>
-        <w:t>逻辑图形</w:t>
+        <w:t xml:space="preserve">===逻辑图形 </w:t>
       </w:r>
       <w:r>
         <w:rPr>
           <w:rFonts w:hint="eastAsia"/>
         </w:rPr>
-        <w:t>-谜题解法</w:t>
+        <w:t>-</w:t>
+      </w:r>
+      <w:r>
+        <w:rPr>
+          <w:rFonts w:hint="eastAsia"/>
+        </w:rPr>
+        <w:t xml:space="preserve"> </w:t>
+      </w:r>
+      <w:r>
+        <w:rPr>
+          <w:rFonts w:hint="eastAsia"/>
+        </w:rPr>
+        <w:t>注意事项</w:t>
+      </w:r>
+      <w:r>
+        <w:rPr>
+          <w:rFonts w:hint="eastAsia"/>
+        </w:rPr>
+        <w:t>===</w:t>
       </w:r>
     </w:p>
     <w:p>
@@ -6894,300 +7014,192 @@
           <w:rFonts w:hint="eastAsia"/>
         </w:rPr>
       </w:pPr>
-      <w:proofErr w:type="gramStart"/>
       <w:r>
         <w:rPr>
           <w:rFonts w:hint="eastAsia"/>
         </w:rPr>
-        <w:t>找真题</w:t>
-      </w:r>
-      <w:proofErr w:type="gramEnd"/>
-      <w:r>
+        <w:t>对玩家不友好</w:t>
+      </w:r>
+    </w:p>
+    <w:p>
+      <w:pPr>
+        <w:widowControl/>
+        <w:snapToGrid w:val="0"/>
+        <w:jc w:val="left"/>
+        <w:rPr>
+          <w:rFonts w:ascii="Tahoma" w:eastAsia="微软雅黑" w:hAnsi="Tahoma" w:hint="eastAsia"/>
+          <w:kern w:val="0"/>
+          <w:sz w:val="22"/>
+        </w:rPr>
+      </w:pPr>
+      <w:r>
+        <w:rPr>
+          <w:rFonts w:ascii="Tahoma" w:eastAsia="微软雅黑" w:hAnsi="Tahoma" w:hint="eastAsia"/>
+          <w:kern w:val="0"/>
+          <w:sz w:val="22"/>
+        </w:rPr>
+        <w:t>如果解谜复杂度过高（不能一个个穷举试出来），</w:t>
+      </w:r>
+    </w:p>
+    <w:p>
+      <w:pPr>
+        <w:widowControl/>
+        <w:snapToGrid w:val="0"/>
+        <w:spacing w:after="200"/>
+        <w:jc w:val="left"/>
+        <w:rPr>
+          <w:rFonts w:ascii="Tahoma" w:eastAsia="微软雅黑" w:hAnsi="Tahoma"/>
+          <w:kern w:val="0"/>
+          <w:sz w:val="22"/>
+        </w:rPr>
+      </w:pPr>
+      <w:r>
+        <w:rPr>
+          <w:rFonts w:ascii="Tahoma" w:eastAsia="微软雅黑" w:hAnsi="Tahoma" w:hint="eastAsia"/>
+          <w:kern w:val="0"/>
+          <w:sz w:val="22"/>
+        </w:rPr>
+        <w:t>那么该解谜</w:t>
+      </w:r>
+      <w:r>
+        <w:rPr>
+          <w:rFonts w:ascii="Tahoma" w:eastAsia="微软雅黑" w:hAnsi="Tahoma" w:hint="eastAsia"/>
+          <w:kern w:val="0"/>
+          <w:sz w:val="22"/>
+        </w:rPr>
+        <w:t>对玩家</w:t>
+      </w:r>
+      <w:r>
+        <w:rPr>
+          <w:rFonts w:ascii="Tahoma" w:eastAsia="微软雅黑" w:hAnsi="Tahoma" w:hint="eastAsia"/>
+          <w:kern w:val="0"/>
+          <w:sz w:val="22"/>
+        </w:rPr>
+        <w:t>非常</w:t>
+      </w:r>
+      <w:r>
+        <w:rPr>
+          <w:rFonts w:ascii="Tahoma" w:eastAsia="微软雅黑" w:hAnsi="Tahoma" w:hint="eastAsia"/>
+          <w:kern w:val="0"/>
+          <w:sz w:val="22"/>
+        </w:rPr>
+        <w:t>不友好。</w:t>
+      </w:r>
+    </w:p>
+    <w:p>
+      <w:pPr>
+        <w:widowControl/>
+        <w:snapToGrid w:val="0"/>
+        <w:jc w:val="left"/>
+        <w:rPr>
+          <w:rFonts w:ascii="Tahoma" w:eastAsia="微软雅黑" w:hAnsi="Tahoma"/>
+          <w:kern w:val="0"/>
+          <w:sz w:val="22"/>
+        </w:rPr>
+      </w:pPr>
+      <w:r>
+        <w:rPr>
+          <w:rFonts w:ascii="Tahoma" w:eastAsia="微软雅黑" w:hAnsi="Tahoma" w:hint="eastAsia"/>
+          <w:kern w:val="0"/>
+          <w:sz w:val="22"/>
+        </w:rPr>
+        <w:t>不过，难度高，复杂度高，</w:t>
+      </w:r>
+      <w:r>
+        <w:rPr>
+          <w:rFonts w:ascii="Tahoma" w:eastAsia="微软雅黑" w:hAnsi="Tahoma" w:hint="eastAsia"/>
+          <w:kern w:val="0"/>
+          <w:sz w:val="22"/>
+        </w:rPr>
+        <w:t>要加也不是不行</w:t>
+      </w:r>
+      <w:r>
+        <w:rPr>
+          <w:rFonts w:ascii="Tahoma" w:eastAsia="微软雅黑" w:hAnsi="Tahoma" w:hint="eastAsia"/>
+          <w:kern w:val="0"/>
+          <w:sz w:val="22"/>
+        </w:rPr>
+        <w:t>，</w:t>
+      </w:r>
+    </w:p>
+    <w:p>
+      <w:pPr>
+        <w:widowControl/>
+        <w:snapToGrid w:val="0"/>
+        <w:jc w:val="left"/>
+        <w:rPr>
+          <w:rFonts w:ascii="Tahoma" w:eastAsia="微软雅黑" w:hAnsi="Tahoma" w:hint="eastAsia"/>
+          <w:kern w:val="0"/>
+          <w:sz w:val="22"/>
+        </w:rPr>
+      </w:pPr>
+      <w:r>
+        <w:rPr>
+          <w:rFonts w:ascii="Tahoma" w:eastAsia="微软雅黑" w:hAnsi="Tahoma" w:hint="eastAsia"/>
+          <w:kern w:val="0"/>
+          <w:sz w:val="22"/>
+        </w:rPr>
+        <w:t>你如果想做，可以作为某些高难度的解谜支线来用。</w:t>
+      </w:r>
+    </w:p>
+    <w:p>
+      <w:pPr>
+        <w:widowControl/>
+        <w:snapToGrid w:val="0"/>
+        <w:jc w:val="left"/>
+        <w:rPr>
+          <w:rFonts w:ascii="Tahoma" w:eastAsia="微软雅黑" w:hAnsi="Tahoma" w:hint="eastAsia"/>
+          <w:kern w:val="0"/>
+          <w:sz w:val="22"/>
+        </w:rPr>
+      </w:pPr>
+    </w:p>
+    <w:p>
+      <w:pPr>
+        <w:widowControl/>
+        <w:snapToGrid w:val="0"/>
+        <w:jc w:val="left"/>
+        <w:rPr>
+          <w:rFonts w:ascii="Tahoma" w:eastAsia="微软雅黑" w:hAnsi="Tahoma" w:hint="eastAsia"/>
+          <w:kern w:val="0"/>
+          <w:sz w:val="22"/>
+        </w:rPr>
+      </w:pPr>
+      <w:r>
+        <w:rPr>
+          <w:rFonts w:ascii="Tahoma" w:eastAsia="微软雅黑" w:hAnsi="Tahoma"/>
+          <w:kern w:val="0"/>
+          <w:sz w:val="22"/>
+        </w:rPr>
+        <w:br w:type="page"/>
+      </w:r>
+    </w:p>
+    <w:p>
+      <w:pPr>
+        <w:pStyle w:val="2"/>
         <w:rPr>
           <w:rFonts w:hint="eastAsia"/>
         </w:rPr>
-        <w:t>练习</w:t>
-      </w:r>
-    </w:p>
-    <w:p>
-      <w:pPr>
-        <w:rPr>
-          <w:rFonts w:ascii="Tahoma" w:eastAsia="微软雅黑" w:hAnsi="Tahoma"/>
-          <w:kern w:val="0"/>
-          <w:sz w:val="22"/>
-        </w:rPr>
-      </w:pPr>
-      <w:r>
-        <w:rPr>
-          <w:rFonts w:ascii="Tahoma" w:eastAsia="微软雅黑" w:hAnsi="Tahoma" w:hint="eastAsia"/>
-          <w:kern w:val="0"/>
-          <w:sz w:val="22"/>
-        </w:rPr>
-        <w:t>这种逻辑图形的推理，有一部分是需要当成一项技能去学的。</w:t>
-      </w:r>
-    </w:p>
-    <w:p>
-      <w:pPr>
-        <w:rPr>
-          <w:rFonts w:ascii="Tahoma" w:eastAsia="微软雅黑" w:hAnsi="Tahoma"/>
-          <w:kern w:val="0"/>
-          <w:sz w:val="22"/>
-        </w:rPr>
-      </w:pPr>
-      <w:r>
-        <w:rPr>
-          <w:rFonts w:ascii="Tahoma" w:eastAsia="微软雅黑" w:hAnsi="Tahoma" w:hint="eastAsia"/>
-          <w:kern w:val="0"/>
-          <w:sz w:val="22"/>
-        </w:rPr>
-        <w:t>不妨可以去看看一些干货：</w:t>
-      </w:r>
-    </w:p>
-    <w:tbl>
-      <w:tblPr>
-        <w:tblStyle w:val="af"/>
-        <w:tblW w:w="0" w:type="auto"/>
-        <w:tblLook w:val="04A0" w:firstRow="1" w:lastRow="0" w:firstColumn="1" w:lastColumn="0" w:noHBand="0" w:noVBand="1"/>
-      </w:tblPr>
-      <w:tblGrid>
-        <w:gridCol w:w="8522"/>
-      </w:tblGrid>
-      <w:tr>
-        <w:trPr>
-          <w:trHeight w:val="1143"/>
-        </w:trPr>
-        <w:tc>
-          <w:tcPr>
-            <w:tcW w:w="8522" w:type="dxa"/>
-          </w:tcPr>
-          <w:p>
-            <w:pPr>
-              <w:rPr>
-                <w:rFonts w:ascii="Tahoma" w:eastAsia="微软雅黑" w:hAnsi="Tahoma"/>
-                <w:kern w:val="0"/>
-                <w:sz w:val="22"/>
-              </w:rPr>
-            </w:pPr>
-            <w:r>
-              <w:rPr>
-                <w:rFonts w:ascii="Tahoma" w:eastAsia="微软雅黑" w:hAnsi="Tahoma" w:hint="eastAsia"/>
-                <w:kern w:val="0"/>
-                <w:sz w:val="22"/>
-              </w:rPr>
-              <w:t>公务员考试学透这些技巧图形推理必拿满分</w:t>
-            </w:r>
-            <w:r>
-              <w:rPr>
-                <w:rFonts w:ascii="Tahoma" w:eastAsia="微软雅黑" w:hAnsi="Tahoma"/>
-                <w:kern w:val="0"/>
-                <w:sz w:val="22"/>
-              </w:rPr>
-              <w:t xml:space="preserve"> - </w:t>
-            </w:r>
-            <w:r>
-              <w:rPr>
-                <w:rFonts w:ascii="Tahoma" w:eastAsia="微软雅黑" w:hAnsi="Tahoma"/>
-                <w:kern w:val="0"/>
-                <w:sz w:val="22"/>
-              </w:rPr>
-              <w:t>追梦老师的文章</w:t>
-            </w:r>
-            <w:r>
-              <w:rPr>
-                <w:rFonts w:ascii="Tahoma" w:eastAsia="微软雅黑" w:hAnsi="Tahoma"/>
-                <w:kern w:val="0"/>
-                <w:sz w:val="22"/>
-              </w:rPr>
-              <w:t xml:space="preserve"> - </w:t>
-            </w:r>
-            <w:r>
-              <w:rPr>
-                <w:rFonts w:ascii="Tahoma" w:eastAsia="微软雅黑" w:hAnsi="Tahoma"/>
-                <w:kern w:val="0"/>
-                <w:sz w:val="22"/>
-              </w:rPr>
-              <w:t>知乎</w:t>
-            </w:r>
-          </w:p>
-          <w:p>
-            <w:pPr>
-              <w:rPr>
-                <w:rFonts w:ascii="Tahoma" w:eastAsia="微软雅黑" w:hAnsi="Tahoma"/>
-                <w:kern w:val="0"/>
-                <w:sz w:val="22"/>
-              </w:rPr>
-            </w:pPr>
-            <w:hyperlink r:id="rId28" w:history="1">
-              <w:r>
-                <w:rPr>
-                  <w:rStyle w:val="a4"/>
-                  <w:rFonts w:ascii="Tahoma" w:eastAsia="微软雅黑" w:hAnsi="Tahoma"/>
-                  <w:kern w:val="0"/>
-                  <w:sz w:val="22"/>
-                </w:rPr>
-                <w:t>https://zhuanlan.zhihu.com/p/59582638</w:t>
-              </w:r>
-            </w:hyperlink>
-            <w:r>
-              <w:rPr>
-                <w:rFonts w:ascii="Tahoma" w:eastAsia="微软雅黑" w:hAnsi="Tahoma"/>
-                <w:kern w:val="0"/>
-                <w:sz w:val="22"/>
-              </w:rPr>
-              <w:t xml:space="preserve"> </w:t>
-            </w:r>
-          </w:p>
-        </w:tc>
-      </w:tr>
-    </w:tbl>
-    <w:p>
-      <w:pPr>
-        <w:rPr>
-          <w:rFonts w:ascii="Tahoma" w:eastAsia="微软雅黑" w:hAnsi="Tahoma"/>
-          <w:kern w:val="0"/>
-          <w:sz w:val="22"/>
-        </w:rPr>
-      </w:pPr>
-    </w:p>
-    <w:tbl>
-      <w:tblPr>
-        <w:tblStyle w:val="af"/>
-        <w:tblW w:w="0" w:type="auto"/>
-        <w:tblLook w:val="04A0" w:firstRow="1" w:lastRow="0" w:firstColumn="1" w:lastColumn="0" w:noHBand="0" w:noVBand="1"/>
-      </w:tblPr>
-      <w:tblGrid>
-        <w:gridCol w:w="8522"/>
-      </w:tblGrid>
-      <w:tr>
-        <w:trPr>
-          <w:trHeight w:val="1174"/>
-        </w:trPr>
-        <w:tc>
-          <w:tcPr>
-            <w:tcW w:w="8522" w:type="dxa"/>
-          </w:tcPr>
-          <w:p>
-            <w:pPr>
-              <w:rPr>
-                <w:rFonts w:ascii="Tahoma" w:eastAsia="微软雅黑" w:hAnsi="Tahoma"/>
-                <w:kern w:val="0"/>
-                <w:sz w:val="22"/>
-              </w:rPr>
-            </w:pPr>
-            <w:r>
-              <w:rPr>
-                <w:rFonts w:ascii="Tahoma" w:eastAsia="微软雅黑" w:hAnsi="Tahoma" w:hint="eastAsia"/>
-                <w:kern w:val="0"/>
-                <w:sz w:val="22"/>
-              </w:rPr>
-              <w:t>公务员考试中图形推理类题目，有什么解题的思路与技巧？</w:t>
-            </w:r>
-            <w:r>
-              <w:rPr>
-                <w:rFonts w:ascii="Tahoma" w:eastAsia="微软雅黑" w:hAnsi="Tahoma"/>
-                <w:kern w:val="0"/>
-                <w:sz w:val="22"/>
-              </w:rPr>
-              <w:t xml:space="preserve"> - </w:t>
-            </w:r>
-            <w:r>
-              <w:rPr>
-                <w:rFonts w:ascii="Tahoma" w:eastAsia="微软雅黑" w:hAnsi="Tahoma"/>
-                <w:kern w:val="0"/>
-                <w:sz w:val="22"/>
-              </w:rPr>
-              <w:t>西瓜的回答</w:t>
-            </w:r>
-            <w:r>
-              <w:rPr>
-                <w:rFonts w:ascii="Tahoma" w:eastAsia="微软雅黑" w:hAnsi="Tahoma"/>
-                <w:kern w:val="0"/>
-                <w:sz w:val="22"/>
-              </w:rPr>
-              <w:t xml:space="preserve"> - </w:t>
-            </w:r>
-            <w:r>
-              <w:rPr>
-                <w:rFonts w:ascii="Tahoma" w:eastAsia="微软雅黑" w:hAnsi="Tahoma"/>
-                <w:kern w:val="0"/>
-                <w:sz w:val="22"/>
-              </w:rPr>
-              <w:t>知乎</w:t>
-            </w:r>
-          </w:p>
-          <w:p>
-            <w:pPr>
-              <w:rPr>
-                <w:rFonts w:ascii="Tahoma" w:eastAsia="微软雅黑" w:hAnsi="Tahoma"/>
-                <w:kern w:val="0"/>
-                <w:sz w:val="22"/>
-              </w:rPr>
-            </w:pPr>
-            <w:hyperlink r:id="rId29" w:history="1">
-              <w:r>
-                <w:rPr>
-                  <w:rStyle w:val="a4"/>
-                  <w:rFonts w:ascii="Tahoma" w:eastAsia="微软雅黑" w:hAnsi="Tahoma"/>
-                  <w:kern w:val="0"/>
-                  <w:sz w:val="22"/>
-                </w:rPr>
-                <w:t>https://www.zhihu.com/question/30130622/answer/352663307</w:t>
-              </w:r>
-            </w:hyperlink>
-            <w:r>
-              <w:rPr>
-                <w:rFonts w:ascii="Tahoma" w:eastAsia="微软雅黑" w:hAnsi="Tahoma"/>
-                <w:kern w:val="0"/>
-                <w:sz w:val="22"/>
-              </w:rPr>
-              <w:t xml:space="preserve"> </w:t>
-            </w:r>
-          </w:p>
-        </w:tc>
-      </w:tr>
-    </w:tbl>
-    <w:p>
-      <w:pPr>
-        <w:rPr>
-          <w:rFonts w:ascii="Tahoma" w:eastAsia="微软雅黑" w:hAnsi="Tahoma"/>
-          <w:kern w:val="0"/>
-          <w:sz w:val="22"/>
-        </w:rPr>
-      </w:pPr>
-    </w:p>
-    <w:p>
-      <w:pPr>
-        <w:widowControl/>
-        <w:jc w:val="left"/>
-        <w:rPr>
-          <w:rFonts w:ascii="Tahoma" w:eastAsia="微软雅黑" w:hAnsi="Tahoma"/>
-          <w:kern w:val="0"/>
-          <w:sz w:val="22"/>
-        </w:rPr>
-      </w:pPr>
-      <w:r>
-        <w:rPr>
-          <w:rFonts w:ascii="Tahoma" w:eastAsia="微软雅黑" w:hAnsi="Tahoma"/>
-          <w:kern w:val="0"/>
-          <w:sz w:val="22"/>
-        </w:rPr>
-        <w:br w:type="page"/>
-      </w:r>
-    </w:p>
-    <w:p>
-      <w:pPr>
-        <w:pStyle w:val="2"/>
+      </w:pPr>
+      <w:r>
         <w:rPr>
           <w:rFonts w:hint="eastAsia"/>
         </w:rPr>
-      </w:pPr>
+        <w:lastRenderedPageBreak/>
+        <w:t xml:space="preserve">===逻辑图形 - </w:t>
+      </w:r>
       <w:r>
         <w:rPr>
           <w:rFonts w:hint="eastAsia"/>
         </w:rPr>
-        <w:lastRenderedPageBreak/>
         <w:t>常见问题（FAQ）</w:t>
       </w:r>
+      <w:r>
+        <w:rPr>
+          <w:rFonts w:hint="eastAsia"/>
+        </w:rPr>
+        <w:t>===</w:t>
+      </w:r>
     </w:p>
     <w:p>
       <w:pPr>
@@ -7200,21 +7212,7 @@
         <w:rPr>
           <w:rFonts w:hint="eastAsia"/>
         </w:rPr>
-        <w:t>复制了示例的事件后，</w:t>
-      </w:r>
-      <w:proofErr w:type="gramStart"/>
-      <w:r>
-        <w:rPr>
-          <w:rFonts w:hint="eastAsia"/>
-        </w:rPr>
-        <w:t>灯不能</w:t>
-      </w:r>
-      <w:proofErr w:type="gramEnd"/>
-      <w:r>
-        <w:rPr>
-          <w:rFonts w:hint="eastAsia"/>
-        </w:rPr>
-        <w:t>被点亮</w:t>
+        <w:t>复制了示例的事件后，灯不能被点亮</w:t>
       </w:r>
     </w:p>
     <w:tbl>
@@ -7291,7 +7289,6 @@
               </w:rPr>
               <w:t>复制了示例的事件后，</w:t>
             </w:r>
-            <w:proofErr w:type="gramStart"/>
             <w:r>
               <w:rPr>
                 <w:rFonts w:ascii="Tahoma" w:eastAsia="微软雅黑" w:hAnsi="Tahoma" w:hint="eastAsia"/>
@@ -7306,16 +7303,7 @@
                 <w:kern w:val="0"/>
                 <w:sz w:val="22"/>
               </w:rPr>
-              <w:t>不能</w:t>
-            </w:r>
-            <w:proofErr w:type="gramEnd"/>
-            <w:r>
-              <w:rPr>
-                <w:rFonts w:ascii="Tahoma" w:eastAsia="微软雅黑" w:hAnsi="Tahoma" w:hint="eastAsia"/>
-                <w:kern w:val="0"/>
-                <w:sz w:val="22"/>
-              </w:rPr>
-              <w:t>被点亮</w:t>
+              <w:t>不能被点亮</w:t>
             </w:r>
           </w:p>
         </w:tc>
@@ -7478,43 +7466,7 @@
                 <w:kern w:val="0"/>
                 <w:sz w:val="22"/>
               </w:rPr>
-              <w:t>复制了示例中的事件后，按照指定</w:t>
-            </w:r>
-            <w:proofErr w:type="gramStart"/>
-            <w:r>
-              <w:rPr>
-                <w:rFonts w:ascii="Tahoma" w:eastAsia="微软雅黑" w:hAnsi="Tahoma" w:hint="eastAsia"/>
-                <w:kern w:val="0"/>
-                <w:sz w:val="22"/>
-              </w:rPr>
-              <w:t>规则画</w:t>
-            </w:r>
-            <w:proofErr w:type="gramEnd"/>
-            <w:r>
-              <w:rPr>
-                <w:rFonts w:ascii="Tahoma" w:eastAsia="微软雅黑" w:hAnsi="Tahoma" w:hint="eastAsia"/>
-                <w:kern w:val="0"/>
-                <w:sz w:val="22"/>
-              </w:rPr>
-              <w:t>的图形，</w:t>
-            </w:r>
-            <w:proofErr w:type="gramStart"/>
-            <w:r>
-              <w:rPr>
-                <w:rFonts w:ascii="Tahoma" w:eastAsia="微软雅黑" w:hAnsi="Tahoma" w:hint="eastAsia"/>
-                <w:kern w:val="0"/>
-                <w:sz w:val="22"/>
-              </w:rPr>
-              <w:t>灯不能</w:t>
-            </w:r>
-            <w:proofErr w:type="gramEnd"/>
-            <w:r>
-              <w:rPr>
-                <w:rFonts w:ascii="Tahoma" w:eastAsia="微软雅黑" w:hAnsi="Tahoma" w:hint="eastAsia"/>
-                <w:kern w:val="0"/>
-                <w:sz w:val="22"/>
-              </w:rPr>
-              <w:t>被点亮。</w:t>
+              <w:t>复制了示例中的事件后，按照指定规则画的图形，灯不能被点亮。</w:t>
             </w:r>
           </w:p>
         </w:tc>
@@ -7654,33 +7606,7 @@
                 <w:kern w:val="0"/>
                 <w:sz w:val="22"/>
               </w:rPr>
-              <w:t>这是因为</w:t>
-            </w:r>
-            <w:r>
-              <w:rPr>
-                <w:rFonts w:ascii="Tahoma" w:eastAsia="微软雅黑" w:hAnsi="Tahoma" w:hint="eastAsia"/>
-                <w:kern w:val="0"/>
-                <w:sz w:val="22"/>
-              </w:rPr>
-              <w:t>复制事件后，</w:t>
-            </w:r>
-            <w:proofErr w:type="gramStart"/>
-            <w:r>
-              <w:rPr>
-                <w:rFonts w:ascii="Tahoma" w:eastAsia="微软雅黑" w:hAnsi="Tahoma" w:hint="eastAsia"/>
-                <w:kern w:val="0"/>
-                <w:sz w:val="22"/>
-              </w:rPr>
-              <w:t>新事件</w:t>
-            </w:r>
-            <w:proofErr w:type="gramEnd"/>
-            <w:r>
-              <w:rPr>
-                <w:rFonts w:ascii="Tahoma" w:eastAsia="微软雅黑" w:hAnsi="Tahoma" w:hint="eastAsia"/>
-                <w:kern w:val="0"/>
-                <w:sz w:val="22"/>
-              </w:rPr>
-              <w:t>的</w:t>
+              <w:t>这是因为复制事件后，新事件的</w:t>
             </w:r>
             <w:r>
               <w:rPr>
@@ -7820,25 +7746,7 @@
                 <w:kern w:val="0"/>
                 <w:sz w:val="22"/>
               </w:rPr>
-              <w:t>比较一下</w:t>
-            </w:r>
-            <w:proofErr w:type="gramStart"/>
-            <w:r>
-              <w:rPr>
-                <w:rFonts w:ascii="Tahoma" w:eastAsia="微软雅黑" w:hAnsi="Tahoma" w:hint="eastAsia"/>
-                <w:kern w:val="0"/>
-                <w:sz w:val="22"/>
-              </w:rPr>
-              <w:t>新事件</w:t>
-            </w:r>
-            <w:proofErr w:type="gramEnd"/>
-            <w:r>
-              <w:rPr>
-                <w:rFonts w:ascii="Tahoma" w:eastAsia="微软雅黑" w:hAnsi="Tahoma" w:hint="eastAsia"/>
-                <w:kern w:val="0"/>
-                <w:sz w:val="22"/>
-              </w:rPr>
-              <w:t>的</w:t>
+              <w:t>比较一下新事件的</w:t>
             </w:r>
             <w:r>
               <w:rPr>
@@ -7879,7 +7787,7 @@
               <w:adjustRightInd w:val="0"/>
               <w:snapToGrid w:val="0"/>
               <w:rPr>
-                <w:rFonts w:ascii="Tahoma" w:eastAsia="微软雅黑" w:hAnsi="Tahoma" w:hint="eastAsia"/>
+                <w:rFonts w:ascii="Tahoma" w:eastAsia="微软雅黑" w:hAnsi="Tahoma"/>
                 <w:kern w:val="0"/>
                 <w:sz w:val="22"/>
               </w:rPr>
@@ -7900,7 +7808,6 @@
               </w:rPr>
               <w:t xml:space="preserve"> </w:t>
             </w:r>
-            <w:proofErr w:type="gramStart"/>
             <w:r>
               <w:rPr>
                 <w:rFonts w:ascii="Tahoma" w:eastAsia="微软雅黑" w:hAnsi="Tahoma"/>
@@ -7909,7 +7816,6 @@
               </w:rPr>
               <w:t>”</w:t>
             </w:r>
-            <w:proofErr w:type="gramEnd"/>
             <w:r>
               <w:rPr>
                 <w:rFonts w:ascii="Tahoma" w:eastAsia="微软雅黑" w:hAnsi="Tahoma" w:hint="eastAsia"/>
@@ -7926,7 +7832,6 @@
               </w:rPr>
               <w:t>[]</w:t>
             </w:r>
-            <w:proofErr w:type="gramStart"/>
             <w:r>
               <w:rPr>
                 <w:rFonts w:ascii="Tahoma" w:eastAsia="微软雅黑" w:hAnsi="Tahoma"/>
@@ -7935,7 +7840,6 @@
               </w:rPr>
               <w:t>”</w:t>
             </w:r>
-            <w:proofErr w:type="gramEnd"/>
             <w:r>
               <w:rPr>
                 <w:rFonts w:ascii="Tahoma" w:eastAsia="微软雅黑" w:hAnsi="Tahoma" w:hint="eastAsia"/>
@@ -8023,7 +7927,7 @@
               <w:adjustRightInd w:val="0"/>
               <w:snapToGrid w:val="0"/>
               <w:rPr>
-                <w:rFonts w:ascii="Tahoma" w:eastAsia="微软雅黑" w:hAnsi="Tahoma" w:hint="eastAsia"/>
+                <w:rFonts w:ascii="Tahoma" w:eastAsia="微软雅黑" w:hAnsi="Tahoma"/>
                 <w:kern w:val="0"/>
                 <w:sz w:val="22"/>
               </w:rPr>
@@ -8128,22 +8032,18 @@
         <w:lastRenderedPageBreak/>
         <w:t>进入游戏事件的文本出现了</w:t>
       </w:r>
-      <w:proofErr w:type="gramStart"/>
       <w:r>
         <w:t>”</w:t>
       </w:r>
-      <w:proofErr w:type="gramEnd"/>
       <w:r>
         <w:rPr>
           <w:rFonts w:hint="eastAsia"/>
         </w:rPr>
         <w:t>\{</w:t>
       </w:r>
-      <w:proofErr w:type="gramStart"/>
       <w:r>
         <w:t>”</w:t>
       </w:r>
-      <w:proofErr w:type="gramEnd"/>
       <w:r>
         <w:rPr>
           <w:rFonts w:hint="eastAsia"/>
@@ -8241,7 +8141,6 @@
               </w:rPr>
               <w:t>的文本出现了</w:t>
             </w:r>
-            <w:proofErr w:type="gramStart"/>
             <w:r>
               <w:rPr>
                 <w:rFonts w:ascii="Tahoma" w:eastAsia="微软雅黑" w:hAnsi="Tahoma"/>
@@ -8250,7 +8149,6 @@
               </w:rPr>
               <w:t>”</w:t>
             </w:r>
-            <w:proofErr w:type="gramEnd"/>
             <w:r>
               <w:rPr>
                 <w:rFonts w:ascii="Tahoma" w:eastAsia="微软雅黑" w:hAnsi="Tahoma" w:hint="eastAsia"/>
@@ -8259,7 +8157,6 @@
               </w:rPr>
               <w:t>\{</w:t>
             </w:r>
-            <w:proofErr w:type="gramStart"/>
             <w:r>
               <w:rPr>
                 <w:rFonts w:ascii="Tahoma" w:eastAsia="微软雅黑" w:hAnsi="Tahoma"/>
@@ -8268,7 +8165,6 @@
               </w:rPr>
               <w:t>”</w:t>
             </w:r>
-            <w:proofErr w:type="gramEnd"/>
             <w:r>
               <w:rPr>
                 <w:rFonts w:ascii="Tahoma" w:eastAsia="微软雅黑" w:hAnsi="Tahoma" w:hint="eastAsia"/>
@@ -8489,7 +8385,7 @@
               <w:spacing w:line="276" w:lineRule="auto"/>
               <w:jc w:val="left"/>
               <w:rPr>
-                <w:rFonts w:ascii="Tahoma" w:eastAsia="微软雅黑" w:hAnsi="Tahoma" w:hint="eastAsia"/>
+                <w:rFonts w:ascii="Tahoma" w:eastAsia="微软雅黑" w:hAnsi="Tahoma"/>
                 <w:kern w:val="0"/>
                 <w:sz w:val="22"/>
               </w:rPr>
@@ -8831,7 +8727,7 @@
               <w:adjustRightInd w:val="0"/>
               <w:snapToGrid w:val="0"/>
               <w:rPr>
-                <w:rFonts w:ascii="Tahoma" w:eastAsia="微软雅黑" w:hAnsi="Tahoma" w:hint="eastAsia"/>
+                <w:rFonts w:ascii="Tahoma" w:eastAsia="微软雅黑" w:hAnsi="Tahoma"/>
                 <w:kern w:val="0"/>
                 <w:sz w:val="22"/>
               </w:rPr>
@@ -8935,7 +8831,7 @@
               <w:adjustRightInd w:val="0"/>
               <w:snapToGrid w:val="0"/>
               <w:rPr>
-                <w:rFonts w:ascii="Tahoma" w:eastAsia="微软雅黑" w:hAnsi="Tahoma" w:hint="eastAsia"/>
+                <w:rFonts w:ascii="Tahoma" w:eastAsia="微软雅黑" w:hAnsi="Tahoma"/>
                 <w:kern w:val="0"/>
                 <w:sz w:val="22"/>
               </w:rPr>
@@ -8997,7 +8893,7 @@
               <w:spacing w:line="276" w:lineRule="auto"/>
               <w:jc w:val="left"/>
               <w:rPr>
-                <w:rFonts w:ascii="Tahoma" w:eastAsia="微软雅黑" w:hAnsi="Tahoma" w:hint="eastAsia"/>
+                <w:rFonts w:ascii="Tahoma" w:eastAsia="微软雅黑" w:hAnsi="Tahoma"/>
                 <w:kern w:val="0"/>
                 <w:sz w:val="22"/>
               </w:rPr>
@@ -9074,7 +8970,7 @@
         <w:widowControl/>
         <w:jc w:val="left"/>
         <w:rPr>
-          <w:rFonts w:ascii="Tahoma" w:eastAsia="微软雅黑" w:hAnsi="Tahoma" w:hint="eastAsia"/>
+          <w:rFonts w:ascii="Tahoma" w:eastAsia="微软雅黑" w:hAnsi="Tahoma"/>
           <w:kern w:val="0"/>
           <w:sz w:val="22"/>
         </w:rPr>
@@ -9091,21 +8987,7 @@
         <w:rPr>
           <w:rFonts w:hint="eastAsia"/>
         </w:rPr>
-        <w:t>逻辑图形第四</w:t>
-      </w:r>
-      <w:proofErr w:type="gramStart"/>
-      <w:r>
-        <w:rPr>
-          <w:rFonts w:hint="eastAsia"/>
-        </w:rPr>
-        <w:t>关切换</w:t>
-      </w:r>
-      <w:proofErr w:type="gramEnd"/>
-      <w:r>
-        <w:rPr>
-          <w:rFonts w:hint="eastAsia"/>
-        </w:rPr>
-        <w:t>不了</w:t>
+        <w:t>逻辑图形第四关切换不了</w:t>
       </w:r>
       <w:r>
         <w:rPr>
@@ -9175,7 +9057,7 @@
               <w:spacing w:line="276" w:lineRule="auto"/>
               <w:jc w:val="left"/>
               <w:rPr>
-                <w:rFonts w:ascii="Tahoma" w:eastAsia="微软雅黑" w:hAnsi="Tahoma" w:hint="eastAsia"/>
+                <w:rFonts w:ascii="Tahoma" w:eastAsia="微软雅黑" w:hAnsi="Tahoma"/>
                 <w:kern w:val="0"/>
                 <w:sz w:val="22"/>
               </w:rPr>
@@ -9186,25 +9068,7 @@
                 <w:kern w:val="0"/>
                 <w:sz w:val="22"/>
               </w:rPr>
-              <w:t>逻辑图形第四</w:t>
-            </w:r>
-            <w:proofErr w:type="gramStart"/>
-            <w:r>
-              <w:rPr>
-                <w:rFonts w:ascii="Tahoma" w:eastAsia="微软雅黑" w:hAnsi="Tahoma" w:hint="eastAsia"/>
-                <w:kern w:val="0"/>
-                <w:sz w:val="22"/>
-              </w:rPr>
-              <w:t>关切换</w:t>
-            </w:r>
-            <w:proofErr w:type="gramEnd"/>
-            <w:r>
-              <w:rPr>
-                <w:rFonts w:ascii="Tahoma" w:eastAsia="微软雅黑" w:hAnsi="Tahoma" w:hint="eastAsia"/>
-                <w:kern w:val="0"/>
-                <w:sz w:val="22"/>
-              </w:rPr>
-              <w:t>不了下半圆</w:t>
+              <w:t>逻辑图形第四关切换不了下半圆</w:t>
             </w:r>
           </w:p>
         </w:tc>
@@ -9367,41 +9231,7 @@
                 <w:kern w:val="0"/>
                 <w:sz w:val="22"/>
               </w:rPr>
-              <w:t>新工程中，</w:t>
-            </w:r>
-            <w:r>
-              <w:rPr>
-                <w:rFonts w:ascii="Tahoma" w:eastAsia="微软雅黑" w:hAnsi="Tahoma" w:hint="eastAsia"/>
-                <w:kern w:val="0"/>
-                <w:sz w:val="22"/>
-              </w:rPr>
-              <w:t>逻辑图形第四</w:t>
-            </w:r>
-            <w:proofErr w:type="gramStart"/>
-            <w:r>
-              <w:rPr>
-                <w:rFonts w:ascii="Tahoma" w:eastAsia="微软雅黑" w:hAnsi="Tahoma" w:hint="eastAsia"/>
-                <w:kern w:val="0"/>
-                <w:sz w:val="22"/>
-              </w:rPr>
-              <w:t>关无法</w:t>
-            </w:r>
-            <w:proofErr w:type="gramEnd"/>
-            <w:r>
-              <w:rPr>
-                <w:rFonts w:ascii="Tahoma" w:eastAsia="微软雅黑" w:hAnsi="Tahoma" w:hint="eastAsia"/>
-                <w:kern w:val="0"/>
-                <w:sz w:val="22"/>
-              </w:rPr>
-              <w:t>切换下半圆</w:t>
-            </w:r>
-            <w:r>
-              <w:rPr>
-                <w:rFonts w:ascii="Tahoma" w:eastAsia="微软雅黑" w:hAnsi="Tahoma" w:hint="eastAsia"/>
-                <w:kern w:val="0"/>
-                <w:sz w:val="22"/>
-              </w:rPr>
-              <w:t>。</w:t>
+              <w:t>新工程中，逻辑图形第四关无法切换下半圆。</w:t>
             </w:r>
           </w:p>
           <w:p>
@@ -9412,7 +9242,7 @@
               <w:spacing w:line="276" w:lineRule="auto"/>
               <w:jc w:val="left"/>
               <w:rPr>
-                <w:rFonts w:ascii="Tahoma" w:eastAsia="微软雅黑" w:hAnsi="Tahoma" w:hint="eastAsia"/>
+                <w:rFonts w:ascii="Tahoma" w:eastAsia="微软雅黑" w:hAnsi="Tahoma"/>
                 <w:kern w:val="0"/>
                 <w:sz w:val="22"/>
               </w:rPr>
@@ -9622,15 +9452,7 @@
                 <w:kern w:val="0"/>
                 <w:sz w:val="22"/>
               </w:rPr>
-              <w:t>当时</w:t>
-            </w:r>
-            <w:r>
-              <w:rPr>
-                <w:rFonts w:ascii="Tahoma" w:eastAsia="微软雅黑" w:hAnsi="Tahoma" w:hint="eastAsia"/>
-                <w:kern w:val="0"/>
-                <w:sz w:val="22"/>
-              </w:rPr>
-              <w:t>我弄了很多</w:t>
+              <w:t>当时我弄了很多</w:t>
             </w:r>
             <w:r>
               <w:rPr>
@@ -9646,15 +9468,7 @@
                 <w:kern w:val="0"/>
                 <w:sz w:val="22"/>
               </w:rPr>
-              <w:t>缓冲布尔，</w:t>
-            </w:r>
-            <w:r>
-              <w:rPr>
-                <w:rFonts w:ascii="Tahoma" w:eastAsia="微软雅黑" w:hAnsi="Tahoma" w:hint="eastAsia"/>
-                <w:kern w:val="0"/>
-                <w:sz w:val="22"/>
-              </w:rPr>
-              <w:t>除了</w:t>
+              <w:t>缓冲布尔，除了</w:t>
             </w:r>
             <w:r>
               <w:rPr>
@@ -9706,31 +9520,7 @@
                 <w:kern w:val="0"/>
                 <w:sz w:val="22"/>
               </w:rPr>
-              <w:t>但这些布尔的意义都只是</w:t>
-            </w:r>
-            <w:r>
-              <w:rPr>
-                <w:rFonts w:ascii="Tahoma" w:eastAsia="微软雅黑" w:hAnsi="Tahoma" w:hint="eastAsia"/>
-                <w:kern w:val="0"/>
-                <w:sz w:val="22"/>
-              </w:rPr>
-              <w:t>一次性使用的</w:t>
-            </w:r>
-            <w:r>
-              <w:rPr>
-                <w:rFonts w:ascii="Tahoma" w:eastAsia="微软雅黑" w:hAnsi="Tahoma" w:hint="eastAsia"/>
-                <w:kern w:val="0"/>
-                <w:sz w:val="22"/>
-              </w:rPr>
-              <w:t>临时参数，很浪费</w:t>
-            </w:r>
-            <w:r>
-              <w:rPr>
-                <w:rFonts w:ascii="Tahoma" w:eastAsia="微软雅黑" w:hAnsi="Tahoma" w:hint="eastAsia"/>
-                <w:kern w:val="0"/>
-                <w:sz w:val="22"/>
-              </w:rPr>
-              <w:t>。</w:t>
+              <w:t>但这些布尔的意义都只是一次性使用的临时参数，很浪费。</w:t>
             </w:r>
           </w:p>
           <w:p>
@@ -9739,7 +9529,7 @@
               <w:adjustRightInd w:val="0"/>
               <w:snapToGrid w:val="0"/>
               <w:rPr>
-                <w:rFonts w:ascii="Tahoma" w:eastAsia="微软雅黑" w:hAnsi="Tahoma" w:hint="eastAsia"/>
+                <w:rFonts w:ascii="Tahoma" w:eastAsia="微软雅黑" w:hAnsi="Tahoma"/>
                 <w:kern w:val="0"/>
                 <w:sz w:val="22"/>
               </w:rPr>
@@ -9889,7 +9679,7 @@
               <w:adjustRightInd w:val="0"/>
               <w:snapToGrid w:val="0"/>
               <w:rPr>
-                <w:rFonts w:ascii="Tahoma" w:eastAsia="微软雅黑" w:hAnsi="Tahoma" w:hint="eastAsia"/>
+                <w:rFonts w:ascii="Tahoma" w:eastAsia="微软雅黑" w:hAnsi="Tahoma"/>
                 <w:kern w:val="0"/>
                 <w:sz w:val="22"/>
               </w:rPr>
@@ -9900,7 +9690,7 @@
                 <w:noProof/>
               </w:rPr>
               <w:drawing>
-                <wp:inline distT="0" distB="0" distL="0" distR="0" wp14:anchorId="2DAE19C2" wp14:editId="0B2009B2">
+                <wp:inline distT="0" distB="0" distL="0" distR="0" wp14:anchorId="2DAE19C2" wp14:editId="756087DB">
                   <wp:extent cx="4172585" cy="2193797"/>
                   <wp:effectExtent l="0" t="0" r="0" b="0"/>
                   <wp:docPr id="552598283" name="图片 6"/>
@@ -10013,7 +9803,7 @@
               <w:adjustRightInd w:val="0"/>
               <w:snapToGrid w:val="0"/>
               <w:rPr>
-                <w:rFonts w:ascii="Tahoma" w:eastAsia="微软雅黑" w:hAnsi="Tahoma" w:hint="eastAsia"/>
+                <w:rFonts w:ascii="Tahoma" w:eastAsia="微软雅黑" w:hAnsi="Tahoma"/>
                 <w:kern w:val="0"/>
                 <w:sz w:val="22"/>
               </w:rPr>
@@ -10138,7 +9928,7 @@
     <w:p>
       <w:pPr>
         <w:rPr>
-          <w:rFonts w:ascii="Tahoma" w:eastAsia="微软雅黑" w:hAnsi="Tahoma" w:hint="eastAsia"/>
+          <w:rFonts w:ascii="Tahoma" w:eastAsia="微软雅黑" w:hAnsi="Tahoma"/>
           <w:kern w:val="0"/>
           <w:sz w:val="22"/>
         </w:rPr>
